--- a/CertTrackerAPI.docx
+++ b/CertTrackerAPI.docx
@@ -1,6 +1,6 @@
 
 <file path=word/document.xml><?xml version="1.0" encoding="utf-8"?>
-<w:document xmlns:wpc="http://schemas.microsoft.com/office/word/2010/wordprocessingCanvas" xmlns:cx="http://schemas.microsoft.com/office/drawing/2014/chartex" xmlns:cx1="http://schemas.microsoft.com/office/drawing/2015/9/8/chartex" xmlns:cx2="http://schemas.microsoft.com/office/drawing/2015/10/21/chartex" xmlns:cx3="http://schemas.microsoft.com/office/drawing/2016/5/9/chartex" xmlns:cx4="http://schemas.microsoft.com/office/drawing/2016/5/10/chartex" xmlns:cx5="http://schemas.microsoft.com/office/drawing/2016/5/11/chartex" xmlns:cx6="http://schemas.microsoft.com/office/drawing/2016/5/12/chartex" xmlns:cx7="http://schemas.microsoft.com/office/drawing/2016/5/13/chartex" xmlns:cx8="http://schemas.microsoft.com/office/drawing/2016/5/14/chartex" xmlns:mc="http://schemas.openxmlformats.org/markup-compatibility/2006" xmlns:aink="http://schemas.microsoft.com/office/drawing/2016/ink" xmlns:am3d="http://schemas.microsoft.com/office/drawing/2017/model3d" xmlns:o="urn:schemas-microsoft-com:office:office" xmlns:r="http://schemas.openxmlformats.org/officeDocument/2006/relationships" xmlns:m="http://schemas.openxmlformats.org/officeDocument/2006/math" xmlns:v="urn:schemas-microsoft-com:vml" xmlns:wp14="http://schemas.microsoft.com/office/word/2010/wordprocessingDrawing" xmlns:wp="http://schemas.openxmlformats.org/drawingml/2006/wordprocessingDrawing" xmlns:w10="urn:schemas-microsoft-com:office:word" xmlns:w="http://schemas.openxmlformats.org/wordprocessingml/2006/main" xmlns:w14="http://schemas.microsoft.com/office/word/2010/wordml" xmlns:w15="http://schemas.microsoft.com/office/word/2012/wordml" xmlns:w16cex="http://schemas.microsoft.com/office/word/2018/wordml/cex" xmlns:w16cid="http://schemas.microsoft.com/office/word/2016/wordml/cid" xmlns:w16="http://schemas.microsoft.com/office/word/2018/wordml" xmlns:w16sdtdh="http://schemas.microsoft.com/office/word/2020/wordml/sdtdatahash" xmlns:w16se="http://schemas.microsoft.com/office/word/2015/wordml/symex" xmlns:wpg="http://schemas.microsoft.com/office/word/2010/wordprocessingGroup" xmlns:wpi="http://schemas.microsoft.com/office/word/2010/wordprocessingInk" xmlns:wne="http://schemas.microsoft.com/office/word/2006/wordml" xmlns:wps="http://schemas.microsoft.com/office/word/2010/wordprocessingShape" mc:Ignorable="w14 w15 w16se w16cid w16 w16cex w16sdtdh wp14">
+<w:document xmlns:wpc="http://schemas.microsoft.com/office/word/2010/wordprocessingCanvas" xmlns:mc="http://schemas.openxmlformats.org/markup-compatibility/2006" xmlns:o="urn:schemas-microsoft-com:office:office" xmlns:r="http://schemas.openxmlformats.org/officeDocument/2006/relationships" xmlns:m="http://schemas.openxmlformats.org/officeDocument/2006/math" xmlns:v="urn:schemas-microsoft-com:vml" xmlns:wp14="http://schemas.microsoft.com/office/word/2010/wordprocessingDrawing" xmlns:wp="http://schemas.openxmlformats.org/drawingml/2006/wordprocessingDrawing" xmlns:w10="urn:schemas-microsoft-com:office:word" xmlns:w="http://schemas.openxmlformats.org/wordprocessingml/2006/main" xmlns:w14="http://schemas.microsoft.com/office/word/2010/wordml" xmlns:w15="http://schemas.microsoft.com/office/word/2012/wordml" xmlns:wpg="http://schemas.microsoft.com/office/word/2010/wordprocessingGroup" xmlns:wpi="http://schemas.microsoft.com/office/word/2010/wordprocessingInk" xmlns:wne="http://schemas.microsoft.com/office/word/2006/wordml" xmlns:wps="http://schemas.microsoft.com/office/word/2010/wordprocessingShape" mc:Ignorable="w14 w15 wp14">
   <w:body>
     <w:p>
       <w:pPr>
@@ -32,7 +32,7 @@
           <w:kern w:val="0"/>
           <w:sz w:val="26"/>
           <w:szCs w:val="26"/>
-          <w:lang w:val="en-US" w:eastAsia="ru-RU"/>
+          <w:lang w:eastAsia="ru-RU"/>
           <w14:ligatures w14:val="none"/>
         </w:rPr>
         <w:t xml:space="preserve"> </w:t>
@@ -109,6 +109,7 @@
         </w:rPr>
         <w:t>"</w:t>
       </w:r>
+      <w:proofErr w:type="spellStart"/>
       <w:r>
         <w:rPr>
           <w:rFonts w:ascii="Courier New" w:eastAsia="Times New Roman" w:hAnsi="Courier New" w:cs="Courier New"/>
@@ -120,6 +121,7 @@
         </w:rPr>
         <w:t>cmd</w:t>
       </w:r>
+      <w:proofErr w:type="spellEnd"/>
       <w:r>
         <w:rPr>
           <w:rFonts w:ascii="Courier New" w:eastAsia="Times New Roman" w:hAnsi="Courier New" w:cs="Courier New"/>
@@ -153,6 +155,7 @@
         </w:rPr>
         <w:t>"</w:t>
       </w:r>
+      <w:proofErr w:type="spellStart"/>
       <w:r>
         <w:rPr>
           <w:rFonts w:ascii="Courier New" w:eastAsia="Times New Roman" w:hAnsi="Courier New" w:cs="Courier New"/>
@@ -164,6 +167,7 @@
         </w:rPr>
         <w:t>Auth</w:t>
       </w:r>
+      <w:proofErr w:type="spellEnd"/>
       <w:r>
         <w:rPr>
           <w:rFonts w:ascii="Courier New" w:eastAsia="Times New Roman" w:hAnsi="Courier New" w:cs="Courier New"/>
@@ -198,7 +202,33 @@
           <w:lang w:val="en-US" w:eastAsia="ru-RU"/>
           <w14:ligatures w14:val="none"/>
         </w:rPr>
-        <w:t>    "args": {</w:t>
+        <w:t>    "</w:t>
+      </w:r>
+      <w:proofErr w:type="spellStart"/>
+      <w:proofErr w:type="gramStart"/>
+      <w:r>
+        <w:rPr>
+          <w:rFonts w:ascii="Courier New" w:eastAsia="Times New Roman" w:hAnsi="Courier New" w:cs="Courier New"/>
+          <w:kern w:val="0"/>
+          <w:sz w:val="26"/>
+          <w:szCs w:val="26"/>
+          <w:lang w:val="en-US" w:eastAsia="ru-RU"/>
+          <w14:ligatures w14:val="none"/>
+        </w:rPr>
+        <w:t>args</w:t>
+      </w:r>
+      <w:proofErr w:type="spellEnd"/>
+      <w:proofErr w:type="gramEnd"/>
+      <w:r>
+        <w:rPr>
+          <w:rFonts w:ascii="Courier New" w:eastAsia="Times New Roman" w:hAnsi="Courier New" w:cs="Courier New"/>
+          <w:kern w:val="0"/>
+          <w:sz w:val="26"/>
+          <w:szCs w:val="26"/>
+          <w:lang w:val="en-US" w:eastAsia="ru-RU"/>
+          <w14:ligatures w14:val="none"/>
+        </w:rPr>
+        <w:t>": {</w:t>
       </w:r>
     </w:p>
     <w:p>
@@ -224,7 +254,44 @@
           <w:lang w:val="en-US" w:eastAsia="ru-RU"/>
           <w14:ligatures w14:val="none"/>
         </w:rPr>
-        <w:t>"login":"admin", </w:t>
+        <w:t>"</w:t>
+      </w:r>
+      <w:proofErr w:type="spellStart"/>
+      <w:proofErr w:type="gramStart"/>
+      <w:r>
+        <w:rPr>
+          <w:rFonts w:ascii="Courier New" w:eastAsia="Times New Roman" w:hAnsi="Courier New" w:cs="Courier New"/>
+          <w:kern w:val="0"/>
+          <w:sz w:val="26"/>
+          <w:szCs w:val="26"/>
+          <w:lang w:val="en-US" w:eastAsia="ru-RU"/>
+          <w14:ligatures w14:val="none"/>
+        </w:rPr>
+        <w:t>login</w:t>
+      </w:r>
+      <w:proofErr w:type="gramEnd"/>
+      <w:r>
+        <w:rPr>
+          <w:rFonts w:ascii="Courier New" w:eastAsia="Times New Roman" w:hAnsi="Courier New" w:cs="Courier New"/>
+          <w:kern w:val="0"/>
+          <w:sz w:val="26"/>
+          <w:szCs w:val="26"/>
+          <w:lang w:val="en-US" w:eastAsia="ru-RU"/>
+          <w14:ligatures w14:val="none"/>
+        </w:rPr>
+        <w:t>":"admin</w:t>
+      </w:r>
+      <w:proofErr w:type="spellEnd"/>
+      <w:r>
+        <w:rPr>
+          <w:rFonts w:ascii="Courier New" w:eastAsia="Times New Roman" w:hAnsi="Courier New" w:cs="Courier New"/>
+          <w:kern w:val="0"/>
+          <w:sz w:val="26"/>
+          <w:szCs w:val="26"/>
+          <w:lang w:val="en-US" w:eastAsia="ru-RU"/>
+          <w14:ligatures w14:val="none"/>
+        </w:rPr>
+        <w:t>", </w:t>
       </w:r>
     </w:p>
     <w:p>
@@ -250,7 +317,31 @@
           <w:lang w:val="en-US" w:eastAsia="ru-RU"/>
           <w14:ligatures w14:val="none"/>
         </w:rPr>
-        <w:t>"password": "admin"</w:t>
+        <w:t>"</w:t>
+      </w:r>
+      <w:proofErr w:type="gramStart"/>
+      <w:r>
+        <w:rPr>
+          <w:rFonts w:ascii="Courier New" w:eastAsia="Times New Roman" w:hAnsi="Courier New" w:cs="Courier New"/>
+          <w:kern w:val="0"/>
+          <w:sz w:val="26"/>
+          <w:szCs w:val="26"/>
+          <w:lang w:val="en-US" w:eastAsia="ru-RU"/>
+          <w14:ligatures w14:val="none"/>
+        </w:rPr>
+        <w:t>password</w:t>
+      </w:r>
+      <w:proofErr w:type="gramEnd"/>
+      <w:r>
+        <w:rPr>
+          <w:rFonts w:ascii="Courier New" w:eastAsia="Times New Roman" w:hAnsi="Courier New" w:cs="Courier New"/>
+          <w:kern w:val="0"/>
+          <w:sz w:val="26"/>
+          <w:szCs w:val="26"/>
+          <w:lang w:val="en-US" w:eastAsia="ru-RU"/>
+          <w14:ligatures w14:val="none"/>
+        </w:rPr>
+        <w:t>": "admin"</w:t>
       </w:r>
     </w:p>
     <w:p>
@@ -263,17 +354,17 @@
           <w:kern w:val="0"/>
           <w:sz w:val="26"/>
           <w:szCs w:val="26"/>
-          <w:lang w:val="en-US" w:eastAsia="ru-RU"/>
-          <w14:ligatures w14:val="none"/>
-        </w:rPr>
-      </w:pPr>
-      <w:r>
-        <w:rPr>
-          <w:rFonts w:ascii="Courier New" w:eastAsia="Times New Roman" w:hAnsi="Courier New" w:cs="Courier New"/>
-          <w:kern w:val="0"/>
-          <w:sz w:val="26"/>
-          <w:szCs w:val="26"/>
-          <w:lang w:val="en-US" w:eastAsia="ru-RU"/>
+          <w:lang w:eastAsia="ru-RU"/>
+          <w14:ligatures w14:val="none"/>
+        </w:rPr>
+      </w:pPr>
+      <w:r>
+        <w:rPr>
+          <w:rFonts w:ascii="Courier New" w:eastAsia="Times New Roman" w:hAnsi="Courier New" w:cs="Courier New"/>
+          <w:kern w:val="0"/>
+          <w:sz w:val="26"/>
+          <w:szCs w:val="26"/>
+          <w:lang w:eastAsia="ru-RU"/>
           <w14:ligatures w14:val="none"/>
         </w:rPr>
         <w:t>}</w:t>
@@ -288,17 +379,17 @@
           <w:kern w:val="0"/>
           <w:sz w:val="26"/>
           <w:szCs w:val="26"/>
-          <w:lang w:val="en-US" w:eastAsia="ru-RU"/>
-          <w14:ligatures w14:val="none"/>
-        </w:rPr>
-      </w:pPr>
-      <w:r>
-        <w:rPr>
-          <w:rFonts w:ascii="Courier New" w:eastAsia="Times New Roman" w:hAnsi="Courier New" w:cs="Courier New"/>
-          <w:kern w:val="0"/>
-          <w:sz w:val="26"/>
-          <w:szCs w:val="26"/>
-          <w:lang w:val="en-US" w:eastAsia="ru-RU"/>
+          <w:lang w:eastAsia="ru-RU"/>
+          <w14:ligatures w14:val="none"/>
+        </w:rPr>
+      </w:pPr>
+      <w:r>
+        <w:rPr>
+          <w:rFonts w:ascii="Courier New" w:eastAsia="Times New Roman" w:hAnsi="Courier New" w:cs="Courier New"/>
+          <w:kern w:val="0"/>
+          <w:sz w:val="26"/>
+          <w:szCs w:val="26"/>
+          <w:lang w:eastAsia="ru-RU"/>
           <w14:ligatures w14:val="none"/>
         </w:rPr>
         <w:t>}</w:t>
@@ -313,7 +404,7 @@
           <w:kern w:val="0"/>
           <w:sz w:val="26"/>
           <w:szCs w:val="26"/>
-          <w:lang w:val="en-US" w:eastAsia="ru-RU"/>
+          <w:lang w:eastAsia="ru-RU"/>
           <w14:ligatures w14:val="none"/>
         </w:rPr>
       </w:pPr>
@@ -386,6 +477,7 @@
         </w:rPr>
         <w:t> </w:t>
       </w:r>
+      <w:proofErr w:type="spellStart"/>
       <w:r>
         <w:rPr>
           <w:rFonts w:ascii="Courier New" w:eastAsia="Times New Roman" w:hAnsi="Courier New" w:cs="Courier New"/>
@@ -397,6 +489,7 @@
         </w:rPr>
         <w:t>токену</w:t>
       </w:r>
+      <w:proofErr w:type="spellEnd"/>
       <w:r>
         <w:rPr>
           <w:rFonts w:ascii="Courier New" w:eastAsia="Times New Roman" w:hAnsi="Courier New" w:cs="Courier New"/>
@@ -430,6 +523,7 @@
         </w:rPr>
         <w:t> </w:t>
       </w:r>
+      <w:proofErr w:type="spellStart"/>
       <w:r>
         <w:rPr>
           <w:rFonts w:ascii="Courier New" w:eastAsia="Times New Roman" w:hAnsi="Courier New" w:cs="Courier New"/>
@@ -441,6 +535,7 @@
         </w:rPr>
         <w:t>куках</w:t>
       </w:r>
+      <w:proofErr w:type="spellEnd"/>
       <w:r>
         <w:rPr>
           <w:rFonts w:ascii="Courier New" w:eastAsia="Times New Roman" w:hAnsi="Courier New" w:cs="Courier New"/>
@@ -450,8 +545,21 @@
           <w:lang w:val="en-US" w:eastAsia="ru-RU"/>
           <w14:ligatures w14:val="none"/>
         </w:rPr>
-        <w:t> httponly</w:t>
-      </w:r>
+        <w:t> </w:t>
+      </w:r>
+      <w:proofErr w:type="spellStart"/>
+      <w:r>
+        <w:rPr>
+          <w:rFonts w:ascii="Courier New" w:eastAsia="Times New Roman" w:hAnsi="Courier New" w:cs="Courier New"/>
+          <w:kern w:val="0"/>
+          <w:sz w:val="26"/>
+          <w:szCs w:val="26"/>
+          <w:lang w:val="en-US" w:eastAsia="ru-RU"/>
+          <w14:ligatures w14:val="none"/>
+        </w:rPr>
+        <w:t>httponly</w:t>
+      </w:r>
+      <w:proofErr w:type="spellEnd"/>
       <w:r>
         <w:rPr>
           <w:rFonts w:ascii="Courier New" w:eastAsia="Times New Roman" w:hAnsi="Courier New" w:cs="Courier New"/>
@@ -542,17 +650,17 @@
           <w:kern w:val="0"/>
           <w:sz w:val="26"/>
           <w:szCs w:val="26"/>
-          <w:lang w:val="en-US" w:eastAsia="ru-RU"/>
-          <w14:ligatures w14:val="none"/>
-        </w:rPr>
-      </w:pPr>
-      <w:r>
-        <w:rPr>
-          <w:rFonts w:ascii="Courier New" w:eastAsia="Times New Roman" w:hAnsi="Courier New" w:cs="Courier New"/>
-          <w:kern w:val="0"/>
-          <w:sz w:val="26"/>
-          <w:szCs w:val="26"/>
-          <w:lang w:val="en-US" w:eastAsia="ru-RU"/>
+          <w:lang w:eastAsia="ru-RU"/>
+          <w14:ligatures w14:val="none"/>
+        </w:rPr>
+      </w:pPr>
+      <w:r>
+        <w:rPr>
+          <w:rFonts w:ascii="Courier New" w:eastAsia="Times New Roman" w:hAnsi="Courier New" w:cs="Courier New"/>
+          <w:kern w:val="0"/>
+          <w:sz w:val="26"/>
+          <w:szCs w:val="26"/>
+          <w:lang w:eastAsia="ru-RU"/>
           <w14:ligatures w14:val="none"/>
         </w:rPr>
         <w:t>{</w:t>
@@ -567,10 +675,33 @@
           <w:kern w:val="0"/>
           <w:sz w:val="26"/>
           <w:szCs w:val="26"/>
+          <w:lang w:eastAsia="ru-RU"/>
+          <w14:ligatures w14:val="none"/>
+        </w:rPr>
+      </w:pPr>
+      <w:r>
+        <w:rPr>
+          <w:rFonts w:ascii="Courier New" w:eastAsia="Times New Roman" w:hAnsi="Courier New" w:cs="Courier New"/>
+          <w:kern w:val="0"/>
+          <w:sz w:val="26"/>
+          <w:szCs w:val="26"/>
           <w:lang w:val="en-US" w:eastAsia="ru-RU"/>
           <w14:ligatures w14:val="none"/>
         </w:rPr>
-      </w:pPr>
+        <w:t>    </w:t>
+      </w:r>
+      <w:r>
+        <w:rPr>
+          <w:rFonts w:ascii="Courier New" w:eastAsia="Times New Roman" w:hAnsi="Courier New" w:cs="Courier New"/>
+          <w:kern w:val="0"/>
+          <w:sz w:val="26"/>
+          <w:szCs w:val="26"/>
+          <w:lang w:eastAsia="ru-RU"/>
+          <w14:ligatures w14:val="none"/>
+        </w:rPr>
+        <w:t>"</w:t>
+      </w:r>
+      <w:proofErr w:type="spellStart"/>
       <w:r>
         <w:rPr>
           <w:rFonts w:ascii="Courier New" w:eastAsia="Times New Roman" w:hAnsi="Courier New" w:cs="Courier New"/>
@@ -580,7 +711,19 @@
           <w:lang w:val="en-US" w:eastAsia="ru-RU"/>
           <w14:ligatures w14:val="none"/>
         </w:rPr>
-        <w:t>    </w:t>
+        <w:t>cmd</w:t>
+      </w:r>
+      <w:proofErr w:type="spellEnd"/>
+      <w:r>
+        <w:rPr>
+          <w:rFonts w:ascii="Courier New" w:eastAsia="Times New Roman" w:hAnsi="Courier New" w:cs="Courier New"/>
+          <w:kern w:val="0"/>
+          <w:sz w:val="26"/>
+          <w:szCs w:val="26"/>
+          <w:lang w:eastAsia="ru-RU"/>
+          <w14:ligatures w14:val="none"/>
+        </w:rPr>
+        <w:t>":</w:t>
       </w:r>
       <w:r>
         <w:rPr>
@@ -591,8 +734,20 @@
           <w:lang w:val="en-US" w:eastAsia="ru-RU"/>
           <w14:ligatures w14:val="none"/>
         </w:rPr>
+        <w:t> </w:t>
+      </w:r>
+      <w:r>
+        <w:rPr>
+          <w:rFonts w:ascii="Courier New" w:eastAsia="Times New Roman" w:hAnsi="Courier New" w:cs="Courier New"/>
+          <w:kern w:val="0"/>
+          <w:sz w:val="26"/>
+          <w:szCs w:val="26"/>
+          <w:lang w:eastAsia="ru-RU"/>
+          <w14:ligatures w14:val="none"/>
+        </w:rPr>
         <w:t>"</w:t>
       </w:r>
+      <w:proofErr w:type="spellStart"/>
       <w:r>
         <w:rPr>
           <w:rFonts w:ascii="Courier New" w:eastAsia="Times New Roman" w:hAnsi="Courier New" w:cs="Courier New"/>
@@ -602,59 +757,16 @@
           <w:lang w:val="en-US" w:eastAsia="ru-RU"/>
           <w14:ligatures w14:val="none"/>
         </w:rPr>
-        <w:t>cmd</w:t>
-      </w:r>
-      <w:r>
-        <w:rPr>
-          <w:rFonts w:ascii="Courier New" w:eastAsia="Times New Roman" w:hAnsi="Courier New" w:cs="Courier New"/>
-          <w:kern w:val="0"/>
-          <w:sz w:val="26"/>
-          <w:szCs w:val="26"/>
-          <w:lang w:val="en-US" w:eastAsia="ru-RU"/>
-          <w14:ligatures w14:val="none"/>
-        </w:rPr>
-        <w:t>":</w:t>
-      </w:r>
-      <w:r>
-        <w:rPr>
-          <w:rFonts w:ascii="Courier New" w:eastAsia="Times New Roman" w:hAnsi="Courier New" w:cs="Courier New"/>
-          <w:kern w:val="0"/>
-          <w:sz w:val="26"/>
-          <w:szCs w:val="26"/>
-          <w:lang w:val="en-US" w:eastAsia="ru-RU"/>
-          <w14:ligatures w14:val="none"/>
-        </w:rPr>
-        <w:t> </w:t>
-      </w:r>
-      <w:r>
-        <w:rPr>
-          <w:rFonts w:ascii="Courier New" w:eastAsia="Times New Roman" w:hAnsi="Courier New" w:cs="Courier New"/>
-          <w:kern w:val="0"/>
-          <w:sz w:val="26"/>
-          <w:szCs w:val="26"/>
-          <w:lang w:val="en-US" w:eastAsia="ru-RU"/>
-          <w14:ligatures w14:val="none"/>
-        </w:rPr>
-        <w:t>"</w:t>
-      </w:r>
-      <w:r>
-        <w:rPr>
-          <w:rFonts w:ascii="Courier New" w:eastAsia="Times New Roman" w:hAnsi="Courier New" w:cs="Courier New"/>
-          <w:kern w:val="0"/>
-          <w:sz w:val="26"/>
-          <w:szCs w:val="26"/>
-          <w:lang w:val="en-US" w:eastAsia="ru-RU"/>
-          <w14:ligatures w14:val="none"/>
-        </w:rPr>
         <w:t>GetUser</w:t>
       </w:r>
-      <w:r>
-        <w:rPr>
-          <w:rFonts w:ascii="Courier New" w:eastAsia="Times New Roman" w:hAnsi="Courier New" w:cs="Courier New"/>
-          <w:kern w:val="0"/>
-          <w:sz w:val="26"/>
-          <w:szCs w:val="26"/>
-          <w:lang w:val="en-US" w:eastAsia="ru-RU"/>
+      <w:proofErr w:type="spellEnd"/>
+      <w:r>
+        <w:rPr>
+          <w:rFonts w:ascii="Courier New" w:eastAsia="Times New Roman" w:hAnsi="Courier New" w:cs="Courier New"/>
+          <w:kern w:val="0"/>
+          <w:sz w:val="26"/>
+          <w:szCs w:val="26"/>
+          <w:lang w:eastAsia="ru-RU"/>
           <w14:ligatures w14:val="none"/>
         </w:rPr>
         <w:t>",</w:t>
@@ -669,10 +781,33 @@
           <w:kern w:val="0"/>
           <w:sz w:val="26"/>
           <w:szCs w:val="26"/>
+          <w:lang w:eastAsia="ru-RU"/>
+          <w14:ligatures w14:val="none"/>
+        </w:rPr>
+      </w:pPr>
+      <w:r>
+        <w:rPr>
+          <w:rFonts w:ascii="Courier New" w:eastAsia="Times New Roman" w:hAnsi="Courier New" w:cs="Courier New"/>
+          <w:kern w:val="0"/>
+          <w:sz w:val="26"/>
+          <w:szCs w:val="26"/>
           <w:lang w:val="en-US" w:eastAsia="ru-RU"/>
           <w14:ligatures w14:val="none"/>
         </w:rPr>
-      </w:pPr>
+        <w:t>    </w:t>
+      </w:r>
+      <w:r>
+        <w:rPr>
+          <w:rFonts w:ascii="Courier New" w:eastAsia="Times New Roman" w:hAnsi="Courier New" w:cs="Courier New"/>
+          <w:kern w:val="0"/>
+          <w:sz w:val="26"/>
+          <w:szCs w:val="26"/>
+          <w:lang w:eastAsia="ru-RU"/>
+          <w14:ligatures w14:val="none"/>
+        </w:rPr>
+        <w:t>"</w:t>
+      </w:r>
+      <w:proofErr w:type="spellStart"/>
       <w:r>
         <w:rPr>
           <w:rFonts w:ascii="Courier New" w:eastAsia="Times New Roman" w:hAnsi="Courier New" w:cs="Courier New"/>
@@ -682,7 +817,19 @@
           <w:lang w:val="en-US" w:eastAsia="ru-RU"/>
           <w14:ligatures w14:val="none"/>
         </w:rPr>
-        <w:t>    "args": {</w:t>
+        <w:t>args</w:t>
+      </w:r>
+      <w:proofErr w:type="spellEnd"/>
+      <w:r>
+        <w:rPr>
+          <w:rFonts w:ascii="Courier New" w:eastAsia="Times New Roman" w:hAnsi="Courier New" w:cs="Courier New"/>
+          <w:kern w:val="0"/>
+          <w:sz w:val="26"/>
+          <w:szCs w:val="26"/>
+          <w:lang w:eastAsia="ru-RU"/>
+          <w14:ligatures w14:val="none"/>
+        </w:rPr>
+        <w:t>":</w:t>
       </w:r>
       <w:r>
         <w:rPr>
@@ -693,7 +840,18 @@
           <w:lang w:val="en-US" w:eastAsia="ru-RU"/>
           <w14:ligatures w14:val="none"/>
         </w:rPr>
-        <w:t>}</w:t>
+        <w:t> </w:t>
+      </w:r>
+      <w:r>
+        <w:rPr>
+          <w:rFonts w:ascii="Courier New" w:eastAsia="Times New Roman" w:hAnsi="Courier New" w:cs="Courier New"/>
+          <w:kern w:val="0"/>
+          <w:sz w:val="26"/>
+          <w:szCs w:val="26"/>
+          <w:lang w:eastAsia="ru-RU"/>
+          <w14:ligatures w14:val="none"/>
+        </w:rPr>
+        <w:t>{}</w:t>
       </w:r>
     </w:p>
     <w:p>
@@ -705,17 +863,17 @@
           <w:kern w:val="0"/>
           <w:sz w:val="26"/>
           <w:szCs w:val="26"/>
-          <w:lang w:val="en-US" w:eastAsia="ru-RU"/>
-          <w14:ligatures w14:val="none"/>
-        </w:rPr>
-      </w:pPr>
-      <w:r>
-        <w:rPr>
-          <w:rFonts w:ascii="Courier New" w:eastAsia="Times New Roman" w:hAnsi="Courier New" w:cs="Courier New"/>
-          <w:kern w:val="0"/>
-          <w:sz w:val="26"/>
-          <w:szCs w:val="26"/>
-          <w:lang w:val="en-US" w:eastAsia="ru-RU"/>
+          <w:lang w:eastAsia="ru-RU"/>
+          <w14:ligatures w14:val="none"/>
+        </w:rPr>
+      </w:pPr>
+      <w:r>
+        <w:rPr>
+          <w:rFonts w:ascii="Courier New" w:eastAsia="Times New Roman" w:hAnsi="Courier New" w:cs="Courier New"/>
+          <w:kern w:val="0"/>
+          <w:sz w:val="26"/>
+          <w:szCs w:val="26"/>
+          <w:lang w:eastAsia="ru-RU"/>
           <w14:ligatures w14:val="none"/>
         </w:rPr>
         <w:t>}</w:t>
@@ -730,7 +888,7 @@
           <w:kern w:val="0"/>
           <w:sz w:val="26"/>
           <w:szCs w:val="26"/>
-          <w:lang w:val="en-US" w:eastAsia="ru-RU"/>
+          <w:lang w:eastAsia="ru-RU"/>
           <w14:ligatures w14:val="none"/>
         </w:rPr>
       </w:pPr>
@@ -754,7 +912,7 @@
           <w:kern w:val="0"/>
           <w:sz w:val="26"/>
           <w:szCs w:val="26"/>
-          <w:lang w:val="en-US" w:eastAsia="ru-RU"/>
+          <w:lang w:eastAsia="ru-RU"/>
           <w14:ligatures w14:val="none"/>
         </w:rPr>
         <w:t>//</w:t>
@@ -776,7 +934,7 @@
           <w:kern w:val="0"/>
           <w:sz w:val="26"/>
           <w:szCs w:val="26"/>
-          <w:lang w:val="en-US" w:eastAsia="ru-RU"/>
+          <w:lang w:eastAsia="ru-RU"/>
           <w14:ligatures w14:val="none"/>
         </w:rPr>
         <w:t xml:space="preserve"> </w:t>
@@ -802,21 +960,34 @@
           <w:kern w:val="0"/>
           <w:sz w:val="26"/>
           <w:szCs w:val="26"/>
-          <w:lang w:val="en-US" w:eastAsia="ru-RU"/>
-          <w14:ligatures w14:val="none"/>
-        </w:rPr>
-      </w:pPr>
-      <w:r>
-        <w:rPr>
-          <w:rFonts w:ascii="Courier New" w:eastAsia="Times New Roman" w:hAnsi="Courier New" w:cs="Courier New"/>
-          <w:kern w:val="0"/>
-          <w:sz w:val="26"/>
-          <w:szCs w:val="26"/>
           <w:lang w:eastAsia="ru-RU"/>
           <w14:ligatures w14:val="none"/>
         </w:rPr>
-        <w:t>//очистка куков</w:t>
-      </w:r>
+      </w:pPr>
+      <w:r>
+        <w:rPr>
+          <w:rFonts w:ascii="Courier New" w:eastAsia="Times New Roman" w:hAnsi="Courier New" w:cs="Courier New"/>
+          <w:kern w:val="0"/>
+          <w:sz w:val="26"/>
+          <w:szCs w:val="26"/>
+          <w:lang w:eastAsia="ru-RU"/>
+          <w14:ligatures w14:val="none"/>
+        </w:rPr>
+        <w:t xml:space="preserve">//очистка </w:t>
+      </w:r>
+      <w:proofErr w:type="spellStart"/>
+      <w:r>
+        <w:rPr>
+          <w:rFonts w:ascii="Courier New" w:eastAsia="Times New Roman" w:hAnsi="Courier New" w:cs="Courier New"/>
+          <w:kern w:val="0"/>
+          <w:sz w:val="26"/>
+          <w:szCs w:val="26"/>
+          <w:lang w:eastAsia="ru-RU"/>
+          <w14:ligatures w14:val="none"/>
+        </w:rPr>
+        <w:t>куков</w:t>
+      </w:r>
+      <w:proofErr w:type="spellEnd"/>
     </w:p>
     <w:p>
       <w:pPr>
@@ -827,17 +998,17 @@
           <w:kern w:val="0"/>
           <w:sz w:val="26"/>
           <w:szCs w:val="26"/>
-          <w:lang w:val="en-US" w:eastAsia="ru-RU"/>
-          <w14:ligatures w14:val="none"/>
-        </w:rPr>
-      </w:pPr>
-      <w:r>
-        <w:rPr>
-          <w:rFonts w:ascii="Courier New" w:eastAsia="Times New Roman" w:hAnsi="Courier New" w:cs="Courier New"/>
-          <w:kern w:val="0"/>
-          <w:sz w:val="26"/>
-          <w:szCs w:val="26"/>
-          <w:lang w:val="en-US" w:eastAsia="ru-RU"/>
+          <w:lang w:eastAsia="ru-RU"/>
+          <w14:ligatures w14:val="none"/>
+        </w:rPr>
+      </w:pPr>
+      <w:r>
+        <w:rPr>
+          <w:rFonts w:ascii="Courier New" w:eastAsia="Times New Roman" w:hAnsi="Courier New" w:cs="Courier New"/>
+          <w:kern w:val="0"/>
+          <w:sz w:val="26"/>
+          <w:szCs w:val="26"/>
+          <w:lang w:eastAsia="ru-RU"/>
           <w14:ligatures w14:val="none"/>
         </w:rPr>
         <w:t>{</w:t>
@@ -852,10 +1023,45 @@
           <w:kern w:val="0"/>
           <w:sz w:val="26"/>
           <w:szCs w:val="26"/>
+          <w:lang w:eastAsia="ru-RU"/>
+          <w14:ligatures w14:val="none"/>
+        </w:rPr>
+      </w:pPr>
+      <w:r>
+        <w:rPr>
+          <w:rFonts w:ascii="Courier New" w:eastAsia="Times New Roman" w:hAnsi="Courier New" w:cs="Courier New"/>
+          <w:kern w:val="0"/>
+          <w:sz w:val="26"/>
+          <w:szCs w:val="26"/>
+          <w:lang w:eastAsia="ru-RU"/>
+          <w14:ligatures w14:val="none"/>
+        </w:rPr>
+        <w:t xml:space="preserve">    "</w:t>
+      </w:r>
+      <w:proofErr w:type="spellStart"/>
+      <w:r>
+        <w:rPr>
+          <w:rFonts w:ascii="Courier New" w:eastAsia="Times New Roman" w:hAnsi="Courier New" w:cs="Courier New"/>
+          <w:kern w:val="0"/>
+          <w:sz w:val="26"/>
+          <w:szCs w:val="26"/>
           <w:lang w:val="en-US" w:eastAsia="ru-RU"/>
           <w14:ligatures w14:val="none"/>
         </w:rPr>
-      </w:pPr>
+        <w:t>cmd</w:t>
+      </w:r>
+      <w:proofErr w:type="spellEnd"/>
+      <w:r>
+        <w:rPr>
+          <w:rFonts w:ascii="Courier New" w:eastAsia="Times New Roman" w:hAnsi="Courier New" w:cs="Courier New"/>
+          <w:kern w:val="0"/>
+          <w:sz w:val="26"/>
+          <w:szCs w:val="26"/>
+          <w:lang w:eastAsia="ru-RU"/>
+          <w14:ligatures w14:val="none"/>
+        </w:rPr>
+        <w:t>": "</w:t>
+      </w:r>
       <w:r>
         <w:rPr>
           <w:rFonts w:ascii="Courier New" w:eastAsia="Times New Roman" w:hAnsi="Courier New" w:cs="Courier New"/>
@@ -865,7 +1071,18 @@
           <w:lang w:val="en-US" w:eastAsia="ru-RU"/>
           <w14:ligatures w14:val="none"/>
         </w:rPr>
-        <w:t xml:space="preserve">    "cmd": "Logout",</w:t>
+        <w:t>Logout</w:t>
+      </w:r>
+      <w:r>
+        <w:rPr>
+          <w:rFonts w:ascii="Courier New" w:eastAsia="Times New Roman" w:hAnsi="Courier New" w:cs="Courier New"/>
+          <w:kern w:val="0"/>
+          <w:sz w:val="26"/>
+          <w:szCs w:val="26"/>
+          <w:lang w:eastAsia="ru-RU"/>
+          <w14:ligatures w14:val="none"/>
+        </w:rPr>
+        <w:t>",</w:t>
       </w:r>
     </w:p>
     <w:p>
@@ -877,20 +1094,44 @@
           <w:kern w:val="0"/>
           <w:sz w:val="26"/>
           <w:szCs w:val="26"/>
+          <w:lang w:eastAsia="ru-RU"/>
+          <w14:ligatures w14:val="none"/>
+        </w:rPr>
+      </w:pPr>
+      <w:r>
+        <w:rPr>
+          <w:rFonts w:ascii="Courier New" w:eastAsia="Times New Roman" w:hAnsi="Courier New" w:cs="Courier New"/>
+          <w:kern w:val="0"/>
+          <w:sz w:val="26"/>
+          <w:szCs w:val="26"/>
+          <w:lang w:eastAsia="ru-RU"/>
+          <w14:ligatures w14:val="none"/>
+        </w:rPr>
+        <w:t xml:space="preserve">    "</w:t>
+      </w:r>
+      <w:proofErr w:type="spellStart"/>
+      <w:r>
+        <w:rPr>
+          <w:rFonts w:ascii="Courier New" w:eastAsia="Times New Roman" w:hAnsi="Courier New" w:cs="Courier New"/>
+          <w:kern w:val="0"/>
+          <w:sz w:val="26"/>
+          <w:szCs w:val="26"/>
           <w:lang w:val="en-US" w:eastAsia="ru-RU"/>
           <w14:ligatures w14:val="none"/>
         </w:rPr>
-      </w:pPr>
-      <w:r>
-        <w:rPr>
-          <w:rFonts w:ascii="Courier New" w:eastAsia="Times New Roman" w:hAnsi="Courier New" w:cs="Courier New"/>
-          <w:kern w:val="0"/>
-          <w:sz w:val="26"/>
-          <w:szCs w:val="26"/>
-          <w:lang w:val="en-US" w:eastAsia="ru-RU"/>
-          <w14:ligatures w14:val="none"/>
-        </w:rPr>
-        <w:t xml:space="preserve">    "args": {}</w:t>
+        <w:t>args</w:t>
+      </w:r>
+      <w:proofErr w:type="spellEnd"/>
+      <w:r>
+        <w:rPr>
+          <w:rFonts w:ascii="Courier New" w:eastAsia="Times New Roman" w:hAnsi="Courier New" w:cs="Courier New"/>
+          <w:kern w:val="0"/>
+          <w:sz w:val="26"/>
+          <w:szCs w:val="26"/>
+          <w:lang w:eastAsia="ru-RU"/>
+          <w14:ligatures w14:val="none"/>
+        </w:rPr>
+        <w:t>": {}</w:t>
       </w:r>
     </w:p>
     <w:p>
@@ -902,17 +1143,17 @@
           <w:kern w:val="0"/>
           <w:sz w:val="26"/>
           <w:szCs w:val="26"/>
-          <w:lang w:val="en-US" w:eastAsia="ru-RU"/>
-          <w14:ligatures w14:val="none"/>
-        </w:rPr>
-      </w:pPr>
-      <w:r>
-        <w:rPr>
-          <w:rFonts w:ascii="Courier New" w:eastAsia="Times New Roman" w:hAnsi="Courier New" w:cs="Courier New"/>
-          <w:kern w:val="0"/>
-          <w:sz w:val="26"/>
-          <w:szCs w:val="26"/>
-          <w:lang w:val="en-US" w:eastAsia="ru-RU"/>
+          <w:lang w:eastAsia="ru-RU"/>
+          <w14:ligatures w14:val="none"/>
+        </w:rPr>
+      </w:pPr>
+      <w:r>
+        <w:rPr>
+          <w:rFonts w:ascii="Courier New" w:eastAsia="Times New Roman" w:hAnsi="Courier New" w:cs="Courier New"/>
+          <w:kern w:val="0"/>
+          <w:sz w:val="26"/>
+          <w:szCs w:val="26"/>
+          <w:lang w:eastAsia="ru-RU"/>
           <w14:ligatures w14:val="none"/>
         </w:rPr>
         <w:t>}</w:t>
@@ -928,7 +1169,7 @@
           <w:kern w:val="0"/>
           <w:sz w:val="26"/>
           <w:szCs w:val="26"/>
-          <w:lang w:val="en-US" w:eastAsia="ru-RU"/>
+          <w:lang w:eastAsia="ru-RU"/>
           <w14:ligatures w14:val="none"/>
         </w:rPr>
       </w:pPr>
@@ -942,20 +1183,31 @@
           <w:kern w:val="0"/>
           <w:sz w:val="26"/>
           <w:szCs w:val="26"/>
+          <w:lang w:eastAsia="ru-RU"/>
+          <w14:ligatures w14:val="none"/>
+        </w:rPr>
+      </w:pPr>
+      <w:r>
+        <w:rPr>
+          <w:rFonts w:ascii="Courier New" w:eastAsia="Times New Roman" w:hAnsi="Courier New" w:cs="Courier New"/>
+          <w:kern w:val="0"/>
+          <w:sz w:val="26"/>
+          <w:szCs w:val="26"/>
+          <w:lang w:eastAsia="ru-RU"/>
+          <w14:ligatures w14:val="none"/>
+        </w:rPr>
+        <w:t>//</w:t>
+      </w:r>
+      <w:r>
+        <w:rPr>
+          <w:rFonts w:ascii="Courier New" w:eastAsia="Times New Roman" w:hAnsi="Courier New" w:cs="Courier New"/>
+          <w:kern w:val="0"/>
+          <w:sz w:val="26"/>
+          <w:szCs w:val="26"/>
           <w:lang w:val="en-US" w:eastAsia="ru-RU"/>
           <w14:ligatures w14:val="none"/>
         </w:rPr>
-      </w:pPr>
-      <w:r>
-        <w:rPr>
-          <w:rFonts w:ascii="Courier New" w:eastAsia="Times New Roman" w:hAnsi="Courier New" w:cs="Courier New"/>
-          <w:kern w:val="0"/>
-          <w:sz w:val="26"/>
-          <w:szCs w:val="26"/>
-          <w:lang w:val="en-US" w:eastAsia="ru-RU"/>
-          <w14:ligatures w14:val="none"/>
-        </w:rPr>
-        <w:t>// </w:t>
+        <w:t> </w:t>
       </w:r>
       <w:r>
         <w:rPr>
@@ -974,7 +1226,7 @@
           <w:kern w:val="0"/>
           <w:sz w:val="26"/>
           <w:szCs w:val="26"/>
-          <w:lang w:val="en-US" w:eastAsia="ru-RU"/>
+          <w:lang w:eastAsia="ru-RU"/>
           <w14:ligatures w14:val="none"/>
         </w:rPr>
         <w:t xml:space="preserve"> </w:t>
@@ -1001,7 +1253,7 @@
           <w:kern w:val="0"/>
           <w:sz w:val="26"/>
           <w:szCs w:val="26"/>
-          <w:lang w:val="en-US" w:eastAsia="ru-RU"/>
+          <w:lang w:eastAsia="ru-RU"/>
           <w14:ligatures w14:val="none"/>
         </w:rPr>
       </w:pPr>
@@ -1012,7 +1264,7 @@
           <w:kern w:val="0"/>
           <w:sz w:val="26"/>
           <w:szCs w:val="26"/>
-          <w:lang w:val="en-US" w:eastAsia="ru-RU"/>
+          <w:lang w:eastAsia="ru-RU"/>
           <w14:ligatures w14:val="none"/>
         </w:rPr>
         <w:t>{</w:t>
@@ -1028,10 +1280,36 @@
           <w:kern w:val="0"/>
           <w:sz w:val="26"/>
           <w:szCs w:val="26"/>
+          <w:lang w:eastAsia="ru-RU"/>
+          <w14:ligatures w14:val="none"/>
+        </w:rPr>
+      </w:pPr>
+      <w:r>
+        <w:rPr>
+          <w:rFonts w:ascii="Courier New" w:eastAsia="Times New Roman" w:hAnsi="Courier New" w:cs="Courier New"/>
+          <w:color w:val="000000"/>
+          <w:kern w:val="0"/>
+          <w:sz w:val="26"/>
+          <w:szCs w:val="26"/>
+          <w:lang w:eastAsia="ru-RU"/>
+          <w14:ligatures w14:val="none"/>
+        </w:rPr>
+        <w:t xml:space="preserve">    "</w:t>
+      </w:r>
+      <w:proofErr w:type="spellStart"/>
+      <w:r>
+        <w:rPr>
+          <w:rFonts w:ascii="Courier New" w:eastAsia="Times New Roman" w:hAnsi="Courier New" w:cs="Courier New"/>
+          <w:color w:val="000000"/>
+          <w:kern w:val="0"/>
+          <w:sz w:val="26"/>
+          <w:szCs w:val="26"/>
           <w:lang w:val="en-US" w:eastAsia="ru-RU"/>
           <w14:ligatures w14:val="none"/>
         </w:rPr>
-      </w:pPr>
+        <w:t>cmd</w:t>
+      </w:r>
+      <w:proofErr w:type="spellEnd"/>
       <w:r>
         <w:rPr>
           <w:rFonts w:ascii="Courier New" w:eastAsia="Times New Roman" w:hAnsi="Courier New" w:cs="Courier New"/>
@@ -1039,10 +1317,36 @@
           <w:kern w:val="0"/>
           <w:sz w:val="26"/>
           <w:szCs w:val="26"/>
+          <w:lang w:eastAsia="ru-RU"/>
+          <w14:ligatures w14:val="none"/>
+        </w:rPr>
+        <w:t>": "</w:t>
+      </w:r>
+      <w:proofErr w:type="spellStart"/>
+      <w:r>
+        <w:rPr>
+          <w:rFonts w:ascii="Courier New" w:eastAsia="Times New Roman" w:hAnsi="Courier New" w:cs="Courier New"/>
+          <w:color w:val="000000"/>
+          <w:kern w:val="0"/>
+          <w:sz w:val="26"/>
+          <w:szCs w:val="26"/>
           <w:lang w:val="en-US" w:eastAsia="ru-RU"/>
           <w14:ligatures w14:val="none"/>
         </w:rPr>
-        <w:t xml:space="preserve">    "cmd": "AddUser",</w:t>
+        <w:t>AddUser</w:t>
+      </w:r>
+      <w:proofErr w:type="spellEnd"/>
+      <w:r>
+        <w:rPr>
+          <w:rFonts w:ascii="Courier New" w:eastAsia="Times New Roman" w:hAnsi="Courier New" w:cs="Courier New"/>
+          <w:color w:val="000000"/>
+          <w:kern w:val="0"/>
+          <w:sz w:val="26"/>
+          <w:szCs w:val="26"/>
+          <w:lang w:eastAsia="ru-RU"/>
+          <w14:ligatures w14:val="none"/>
+        </w:rPr>
+        <w:t>",</w:t>
       </w:r>
     </w:p>
     <w:p>
@@ -1055,10 +1359,36 @@
           <w:kern w:val="0"/>
           <w:sz w:val="26"/>
           <w:szCs w:val="26"/>
+          <w:lang w:eastAsia="ru-RU"/>
+          <w14:ligatures w14:val="none"/>
+        </w:rPr>
+      </w:pPr>
+      <w:r>
+        <w:rPr>
+          <w:rFonts w:ascii="Courier New" w:eastAsia="Times New Roman" w:hAnsi="Courier New" w:cs="Courier New"/>
+          <w:color w:val="000000"/>
+          <w:kern w:val="0"/>
+          <w:sz w:val="26"/>
+          <w:szCs w:val="26"/>
+          <w:lang w:eastAsia="ru-RU"/>
+          <w14:ligatures w14:val="none"/>
+        </w:rPr>
+        <w:t xml:space="preserve">    "</w:t>
+      </w:r>
+      <w:proofErr w:type="spellStart"/>
+      <w:r>
+        <w:rPr>
+          <w:rFonts w:ascii="Courier New" w:eastAsia="Times New Roman" w:hAnsi="Courier New" w:cs="Courier New"/>
+          <w:color w:val="000000"/>
+          <w:kern w:val="0"/>
+          <w:sz w:val="26"/>
+          <w:szCs w:val="26"/>
           <w:lang w:val="en-US" w:eastAsia="ru-RU"/>
           <w14:ligatures w14:val="none"/>
         </w:rPr>
-      </w:pPr>
+        <w:t>args</w:t>
+      </w:r>
+      <w:proofErr w:type="spellEnd"/>
       <w:r>
         <w:rPr>
           <w:rFonts w:ascii="Courier New" w:eastAsia="Times New Roman" w:hAnsi="Courier New" w:cs="Courier New"/>
@@ -1066,10 +1396,10 @@
           <w:kern w:val="0"/>
           <w:sz w:val="26"/>
           <w:szCs w:val="26"/>
-          <w:lang w:val="en-US" w:eastAsia="ru-RU"/>
-          <w14:ligatures w14:val="none"/>
-        </w:rPr>
-        <w:t xml:space="preserve">    "args": {</w:t>
+          <w:lang w:eastAsia="ru-RU"/>
+          <w14:ligatures w14:val="none"/>
+        </w:rPr>
+        <w:t>": {</w:t>
       </w:r>
     </w:p>
     <w:p>
@@ -1093,10 +1423,62 @@
           <w:kern w:val="0"/>
           <w:sz w:val="26"/>
           <w:szCs w:val="26"/>
+          <w:lang w:eastAsia="ru-RU"/>
+          <w14:ligatures w14:val="none"/>
+        </w:rPr>
+        <w:t xml:space="preserve">        </w:t>
+      </w:r>
+      <w:r>
+        <w:rPr>
+          <w:rFonts w:ascii="Courier New" w:eastAsia="Times New Roman" w:hAnsi="Courier New" w:cs="Courier New"/>
+          <w:color w:val="000000"/>
+          <w:kern w:val="0"/>
+          <w:sz w:val="26"/>
+          <w:szCs w:val="26"/>
           <w:lang w:val="en-US" w:eastAsia="ru-RU"/>
           <w14:ligatures w14:val="none"/>
         </w:rPr>
-        <w:t xml:space="preserve">        "login":"manager", </w:t>
+        <w:t>"</w:t>
+      </w:r>
+      <w:proofErr w:type="spellStart"/>
+      <w:proofErr w:type="gramStart"/>
+      <w:r>
+        <w:rPr>
+          <w:rFonts w:ascii="Courier New" w:eastAsia="Times New Roman" w:hAnsi="Courier New" w:cs="Courier New"/>
+          <w:color w:val="000000"/>
+          <w:kern w:val="0"/>
+          <w:sz w:val="26"/>
+          <w:szCs w:val="26"/>
+          <w:lang w:val="en-US" w:eastAsia="ru-RU"/>
+          <w14:ligatures w14:val="none"/>
+        </w:rPr>
+        <w:t>login</w:t>
+      </w:r>
+      <w:proofErr w:type="gramEnd"/>
+      <w:r>
+        <w:rPr>
+          <w:rFonts w:ascii="Courier New" w:eastAsia="Times New Roman" w:hAnsi="Courier New" w:cs="Courier New"/>
+          <w:color w:val="000000"/>
+          <w:kern w:val="0"/>
+          <w:sz w:val="26"/>
+          <w:szCs w:val="26"/>
+          <w:lang w:val="en-US" w:eastAsia="ru-RU"/>
+          <w14:ligatures w14:val="none"/>
+        </w:rPr>
+        <w:t>":"manager</w:t>
+      </w:r>
+      <w:proofErr w:type="spellEnd"/>
+      <w:r>
+        <w:rPr>
+          <w:rFonts w:ascii="Courier New" w:eastAsia="Times New Roman" w:hAnsi="Courier New" w:cs="Courier New"/>
+          <w:color w:val="000000"/>
+          <w:kern w:val="0"/>
+          <w:sz w:val="26"/>
+          <w:szCs w:val="26"/>
+          <w:lang w:val="en-US" w:eastAsia="ru-RU"/>
+          <w14:ligatures w14:val="none"/>
+        </w:rPr>
+        <w:t xml:space="preserve">", </w:t>
       </w:r>
     </w:p>
     <w:p>
@@ -1123,7 +1505,33 @@
           <w:lang w:val="en-US" w:eastAsia="ru-RU"/>
           <w14:ligatures w14:val="none"/>
         </w:rPr>
-        <w:t xml:space="preserve">        "password": "manager", </w:t>
+        <w:t xml:space="preserve">        "</w:t>
+      </w:r>
+      <w:proofErr w:type="gramStart"/>
+      <w:r>
+        <w:rPr>
+          <w:rFonts w:ascii="Courier New" w:eastAsia="Times New Roman" w:hAnsi="Courier New" w:cs="Courier New"/>
+          <w:color w:val="000000"/>
+          <w:kern w:val="0"/>
+          <w:sz w:val="26"/>
+          <w:szCs w:val="26"/>
+          <w:lang w:val="en-US" w:eastAsia="ru-RU"/>
+          <w14:ligatures w14:val="none"/>
+        </w:rPr>
+        <w:t>password</w:t>
+      </w:r>
+      <w:proofErr w:type="gramEnd"/>
+      <w:r>
+        <w:rPr>
+          <w:rFonts w:ascii="Courier New" w:eastAsia="Times New Roman" w:hAnsi="Courier New" w:cs="Courier New"/>
+          <w:color w:val="000000"/>
+          <w:kern w:val="0"/>
+          <w:sz w:val="26"/>
+          <w:szCs w:val="26"/>
+          <w:lang w:val="en-US" w:eastAsia="ru-RU"/>
+          <w14:ligatures w14:val="none"/>
+        </w:rPr>
+        <w:t xml:space="preserve">": "manager", </w:t>
       </w:r>
     </w:p>
     <w:p>
@@ -1150,7 +1558,35 @@
           <w:lang w:val="en-US" w:eastAsia="ru-RU"/>
           <w14:ligatures w14:val="none"/>
         </w:rPr>
-        <w:t xml:space="preserve">        "lastname":"manager", </w:t>
+        <w:t xml:space="preserve">        "</w:t>
+      </w:r>
+      <w:proofErr w:type="spellStart"/>
+      <w:proofErr w:type="gramStart"/>
+      <w:r>
+        <w:rPr>
+          <w:rFonts w:ascii="Courier New" w:eastAsia="Times New Roman" w:hAnsi="Courier New" w:cs="Courier New"/>
+          <w:color w:val="000000"/>
+          <w:kern w:val="0"/>
+          <w:sz w:val="26"/>
+          <w:szCs w:val="26"/>
+          <w:lang w:val="en-US" w:eastAsia="ru-RU"/>
+          <w14:ligatures w14:val="none"/>
+        </w:rPr>
+        <w:t>lastname</w:t>
+      </w:r>
+      <w:proofErr w:type="spellEnd"/>
+      <w:proofErr w:type="gramEnd"/>
+      <w:r>
+        <w:rPr>
+          <w:rFonts w:ascii="Courier New" w:eastAsia="Times New Roman" w:hAnsi="Courier New" w:cs="Courier New"/>
+          <w:color w:val="000000"/>
+          <w:kern w:val="0"/>
+          <w:sz w:val="26"/>
+          <w:szCs w:val="26"/>
+          <w:lang w:val="en-US" w:eastAsia="ru-RU"/>
+          <w14:ligatures w14:val="none"/>
+        </w:rPr>
+        <w:t xml:space="preserve">":"manager", </w:t>
       </w:r>
     </w:p>
     <w:p>
@@ -1177,7 +1613,35 @@
           <w:lang w:val="en-US" w:eastAsia="ru-RU"/>
           <w14:ligatures w14:val="none"/>
         </w:rPr>
-        <w:t xml:space="preserve">        "firstname":"manager", </w:t>
+        <w:t xml:space="preserve">        "</w:t>
+      </w:r>
+      <w:proofErr w:type="spellStart"/>
+      <w:proofErr w:type="gramStart"/>
+      <w:r>
+        <w:rPr>
+          <w:rFonts w:ascii="Courier New" w:eastAsia="Times New Roman" w:hAnsi="Courier New" w:cs="Courier New"/>
+          <w:color w:val="000000"/>
+          <w:kern w:val="0"/>
+          <w:sz w:val="26"/>
+          <w:szCs w:val="26"/>
+          <w:lang w:val="en-US" w:eastAsia="ru-RU"/>
+          <w14:ligatures w14:val="none"/>
+        </w:rPr>
+        <w:t>firstname</w:t>
+      </w:r>
+      <w:proofErr w:type="spellEnd"/>
+      <w:proofErr w:type="gramEnd"/>
+      <w:r>
+        <w:rPr>
+          <w:rFonts w:ascii="Courier New" w:eastAsia="Times New Roman" w:hAnsi="Courier New" w:cs="Courier New"/>
+          <w:color w:val="000000"/>
+          <w:kern w:val="0"/>
+          <w:sz w:val="26"/>
+          <w:szCs w:val="26"/>
+          <w:lang w:val="en-US" w:eastAsia="ru-RU"/>
+          <w14:ligatures w14:val="none"/>
+        </w:rPr>
+        <w:t xml:space="preserve">":"manager", </w:t>
       </w:r>
     </w:p>
     <w:p>
@@ -1204,7 +1668,33 @@
           <w:lang w:val="en-US" w:eastAsia="ru-RU"/>
           <w14:ligatures w14:val="none"/>
         </w:rPr>
-        <w:t xml:space="preserve">        "access_id":2, </w:t>
+        <w:t xml:space="preserve">        "access_id":</w:t>
+      </w:r>
+      <w:proofErr w:type="gramStart"/>
+      <w:r>
+        <w:rPr>
+          <w:rFonts w:ascii="Courier New" w:eastAsia="Times New Roman" w:hAnsi="Courier New" w:cs="Courier New"/>
+          <w:color w:val="000000"/>
+          <w:kern w:val="0"/>
+          <w:sz w:val="26"/>
+          <w:szCs w:val="26"/>
+          <w:lang w:val="en-US" w:eastAsia="ru-RU"/>
+          <w14:ligatures w14:val="none"/>
+        </w:rPr>
+        <w:t>2</w:t>
+      </w:r>
+      <w:proofErr w:type="gramEnd"/>
+      <w:r>
+        <w:rPr>
+          <w:rFonts w:ascii="Courier New" w:eastAsia="Times New Roman" w:hAnsi="Courier New" w:cs="Courier New"/>
+          <w:color w:val="000000"/>
+          <w:kern w:val="0"/>
+          <w:sz w:val="26"/>
+          <w:szCs w:val="26"/>
+          <w:lang w:val="en-US" w:eastAsia="ru-RU"/>
+          <w14:ligatures w14:val="none"/>
+        </w:rPr>
+        <w:t xml:space="preserve">, </w:t>
       </w:r>
     </w:p>
     <w:p>
@@ -1231,7 +1721,33 @@
           <w:lang w:val="en-US" w:eastAsia="ru-RU"/>
           <w14:ligatures w14:val="none"/>
         </w:rPr>
-        <w:t xml:space="preserve">        "email":"manager@mail.ru", </w:t>
+        <w:t xml:space="preserve">        "</w:t>
+      </w:r>
+      <w:proofErr w:type="spellStart"/>
+      <w:r>
+        <w:rPr>
+          <w:rFonts w:ascii="Courier New" w:eastAsia="Times New Roman" w:hAnsi="Courier New" w:cs="Courier New"/>
+          <w:color w:val="000000"/>
+          <w:kern w:val="0"/>
+          <w:sz w:val="26"/>
+          <w:szCs w:val="26"/>
+          <w:lang w:val="en-US" w:eastAsia="ru-RU"/>
+          <w14:ligatures w14:val="none"/>
+        </w:rPr>
+        <w:t>email":"manager@mail.ru</w:t>
+      </w:r>
+      <w:proofErr w:type="spellEnd"/>
+      <w:r>
+        <w:rPr>
+          <w:rFonts w:ascii="Courier New" w:eastAsia="Times New Roman" w:hAnsi="Courier New" w:cs="Courier New"/>
+          <w:color w:val="000000"/>
+          <w:kern w:val="0"/>
+          <w:sz w:val="26"/>
+          <w:szCs w:val="26"/>
+          <w:lang w:val="en-US" w:eastAsia="ru-RU"/>
+          <w14:ligatures w14:val="none"/>
+        </w:rPr>
+        <w:t xml:space="preserve">", </w:t>
       </w:r>
     </w:p>
     <w:p>
@@ -1258,7 +1774,35 @@
           <w:lang w:val="en-US" w:eastAsia="ru-RU"/>
           <w14:ligatures w14:val="none"/>
         </w:rPr>
-        <w:t xml:space="preserve">        "sendmail":true, </w:t>
+        <w:t xml:space="preserve">        "</w:t>
+      </w:r>
+      <w:proofErr w:type="spellStart"/>
+      <w:proofErr w:type="gramStart"/>
+      <w:r>
+        <w:rPr>
+          <w:rFonts w:ascii="Courier New" w:eastAsia="Times New Roman" w:hAnsi="Courier New" w:cs="Courier New"/>
+          <w:color w:val="000000"/>
+          <w:kern w:val="0"/>
+          <w:sz w:val="26"/>
+          <w:szCs w:val="26"/>
+          <w:lang w:val="en-US" w:eastAsia="ru-RU"/>
+          <w14:ligatures w14:val="none"/>
+        </w:rPr>
+        <w:t>sendmail</w:t>
+      </w:r>
+      <w:proofErr w:type="spellEnd"/>
+      <w:proofErr w:type="gramEnd"/>
+      <w:r>
+        <w:rPr>
+          <w:rFonts w:ascii="Courier New" w:eastAsia="Times New Roman" w:hAnsi="Courier New" w:cs="Courier New"/>
+          <w:color w:val="000000"/>
+          <w:kern w:val="0"/>
+          <w:sz w:val="26"/>
+          <w:szCs w:val="26"/>
+          <w:lang w:val="en-US" w:eastAsia="ru-RU"/>
+          <w14:ligatures w14:val="none"/>
+        </w:rPr>
+        <w:t xml:space="preserve">":true, </w:t>
       </w:r>
     </w:p>
     <w:p>
@@ -1312,8 +1856,36 @@
           <w:lang w:val="en-US" w:eastAsia="ru-RU"/>
           <w14:ligatures w14:val="none"/>
         </w:rPr>
-        <w:t xml:space="preserve">        "deleted":false</w:t>
-      </w:r>
+        <w:t xml:space="preserve">        "</w:t>
+      </w:r>
+      <w:proofErr w:type="spellStart"/>
+      <w:proofErr w:type="gramStart"/>
+      <w:r>
+        <w:rPr>
+          <w:rFonts w:ascii="Courier New" w:eastAsia="Times New Roman" w:hAnsi="Courier New" w:cs="Courier New"/>
+          <w:color w:val="000000"/>
+          <w:kern w:val="0"/>
+          <w:sz w:val="26"/>
+          <w:szCs w:val="26"/>
+          <w:lang w:val="en-US" w:eastAsia="ru-RU"/>
+          <w14:ligatures w14:val="none"/>
+        </w:rPr>
+        <w:t>deleted</w:t>
+      </w:r>
+      <w:proofErr w:type="gramEnd"/>
+      <w:r>
+        <w:rPr>
+          <w:rFonts w:ascii="Courier New" w:eastAsia="Times New Roman" w:hAnsi="Courier New" w:cs="Courier New"/>
+          <w:color w:val="000000"/>
+          <w:kern w:val="0"/>
+          <w:sz w:val="26"/>
+          <w:szCs w:val="26"/>
+          <w:lang w:val="en-US" w:eastAsia="ru-RU"/>
+          <w14:ligatures w14:val="none"/>
+        </w:rPr>
+        <w:t>":false</w:t>
+      </w:r>
+      <w:proofErr w:type="spellEnd"/>
     </w:p>
     <w:p>
       <w:pPr>
@@ -1448,64 +2020,188 @@
           <w:szCs w:val="26"/>
           <w:lang w:val="en-US"/>
         </w:rPr>
-        <w:t>"cmd": "ChangeUser",</w:t>
-      </w:r>
-    </w:p>
-    <w:p>
-      <w:pPr>
-        <w:rPr>
-          <w:rFonts w:ascii="Courier New" w:hAnsi="Courier New" w:cs="Courier New"/>
-          <w:sz w:val="26"/>
-          <w:szCs w:val="26"/>
-          <w:lang w:val="en-US"/>
-        </w:rPr>
-      </w:pPr>
-      <w:r>
-        <w:rPr>
-          <w:rFonts w:ascii="Courier New" w:hAnsi="Courier New" w:cs="Courier New"/>
-          <w:sz w:val="26"/>
-          <w:szCs w:val="26"/>
-          <w:lang w:val="en-US"/>
-        </w:rPr>
-        <w:t xml:space="preserve">    "args": {</w:t>
-      </w:r>
-    </w:p>
-    <w:p>
-      <w:pPr>
-        <w:rPr>
-          <w:rFonts w:ascii="Courier New" w:hAnsi="Courier New" w:cs="Courier New"/>
-          <w:sz w:val="26"/>
-          <w:szCs w:val="26"/>
-          <w:lang w:val="en-US"/>
-        </w:rPr>
-      </w:pPr>
-      <w:r>
-        <w:rPr>
-          <w:rFonts w:ascii="Courier New" w:hAnsi="Courier New" w:cs="Courier New"/>
-          <w:sz w:val="26"/>
-          <w:szCs w:val="26"/>
-          <w:lang w:val="en-US"/>
-        </w:rPr>
-        <w:t xml:space="preserve">        "change": "data_admin",</w:t>
-      </w:r>
-    </w:p>
-    <w:p>
-      <w:pPr>
-        <w:rPr>
-          <w:rFonts w:ascii="Courier New" w:hAnsi="Courier New" w:cs="Courier New"/>
-          <w:sz w:val="26"/>
-          <w:szCs w:val="26"/>
-          <w:lang w:val="en-US"/>
-        </w:rPr>
-      </w:pPr>
-      <w:r>
-        <w:rPr>
-          <w:rFonts w:ascii="Courier New" w:hAnsi="Courier New" w:cs="Courier New"/>
-          <w:sz w:val="26"/>
-          <w:szCs w:val="26"/>
-          <w:lang w:val="en-US"/>
-        </w:rPr>
-        <w:t xml:space="preserve">                "lastname":"manager1", </w:t>
+        <w:t>"</w:t>
+      </w:r>
+      <w:proofErr w:type="spellStart"/>
+      <w:proofErr w:type="gramStart"/>
+      <w:r>
+        <w:rPr>
+          <w:rFonts w:ascii="Courier New" w:hAnsi="Courier New" w:cs="Courier New"/>
+          <w:sz w:val="26"/>
+          <w:szCs w:val="26"/>
+          <w:lang w:val="en-US"/>
+        </w:rPr>
+        <w:t>cmd</w:t>
+      </w:r>
+      <w:proofErr w:type="spellEnd"/>
+      <w:proofErr w:type="gramEnd"/>
+      <w:r>
+        <w:rPr>
+          <w:rFonts w:ascii="Courier New" w:hAnsi="Courier New" w:cs="Courier New"/>
+          <w:sz w:val="26"/>
+          <w:szCs w:val="26"/>
+          <w:lang w:val="en-US"/>
+        </w:rPr>
+        <w:t>": "</w:t>
+      </w:r>
+      <w:proofErr w:type="spellStart"/>
+      <w:r>
+        <w:rPr>
+          <w:rFonts w:ascii="Courier New" w:hAnsi="Courier New" w:cs="Courier New"/>
+          <w:sz w:val="26"/>
+          <w:szCs w:val="26"/>
+          <w:lang w:val="en-US"/>
+        </w:rPr>
+        <w:t>ChangeUser</w:t>
+      </w:r>
+      <w:proofErr w:type="spellEnd"/>
+      <w:r>
+        <w:rPr>
+          <w:rFonts w:ascii="Courier New" w:hAnsi="Courier New" w:cs="Courier New"/>
+          <w:sz w:val="26"/>
+          <w:szCs w:val="26"/>
+          <w:lang w:val="en-US"/>
+        </w:rPr>
+        <w:t>",</w:t>
+      </w:r>
+    </w:p>
+    <w:p>
+      <w:pPr>
+        <w:rPr>
+          <w:rFonts w:ascii="Courier New" w:hAnsi="Courier New" w:cs="Courier New"/>
+          <w:sz w:val="26"/>
+          <w:szCs w:val="26"/>
+          <w:lang w:val="en-US"/>
+        </w:rPr>
+      </w:pPr>
+      <w:r>
+        <w:rPr>
+          <w:rFonts w:ascii="Courier New" w:hAnsi="Courier New" w:cs="Courier New"/>
+          <w:sz w:val="26"/>
+          <w:szCs w:val="26"/>
+          <w:lang w:val="en-US"/>
+        </w:rPr>
+        <w:t xml:space="preserve">    "</w:t>
+      </w:r>
+      <w:proofErr w:type="spellStart"/>
+      <w:proofErr w:type="gramStart"/>
+      <w:r>
+        <w:rPr>
+          <w:rFonts w:ascii="Courier New" w:hAnsi="Courier New" w:cs="Courier New"/>
+          <w:sz w:val="26"/>
+          <w:szCs w:val="26"/>
+          <w:lang w:val="en-US"/>
+        </w:rPr>
+        <w:t>args</w:t>
+      </w:r>
+      <w:proofErr w:type="spellEnd"/>
+      <w:proofErr w:type="gramEnd"/>
+      <w:r>
+        <w:rPr>
+          <w:rFonts w:ascii="Courier New" w:hAnsi="Courier New" w:cs="Courier New"/>
+          <w:sz w:val="26"/>
+          <w:szCs w:val="26"/>
+          <w:lang w:val="en-US"/>
+        </w:rPr>
+        <w:t>": {</w:t>
+      </w:r>
+    </w:p>
+    <w:p>
+      <w:pPr>
+        <w:rPr>
+          <w:rFonts w:ascii="Courier New" w:hAnsi="Courier New" w:cs="Courier New"/>
+          <w:sz w:val="26"/>
+          <w:szCs w:val="26"/>
+          <w:lang w:val="en-US"/>
+        </w:rPr>
+      </w:pPr>
+      <w:r>
+        <w:rPr>
+          <w:rFonts w:ascii="Courier New" w:hAnsi="Courier New" w:cs="Courier New"/>
+          <w:sz w:val="26"/>
+          <w:szCs w:val="26"/>
+          <w:lang w:val="en-US"/>
+        </w:rPr>
+        <w:t xml:space="preserve">        "</w:t>
+      </w:r>
+      <w:proofErr w:type="gramStart"/>
+      <w:r>
+        <w:rPr>
+          <w:rFonts w:ascii="Courier New" w:hAnsi="Courier New" w:cs="Courier New"/>
+          <w:sz w:val="26"/>
+          <w:szCs w:val="26"/>
+          <w:lang w:val="en-US"/>
+        </w:rPr>
+        <w:t>change</w:t>
+      </w:r>
+      <w:proofErr w:type="gramEnd"/>
+      <w:r>
+        <w:rPr>
+          <w:rFonts w:ascii="Courier New" w:hAnsi="Courier New" w:cs="Courier New"/>
+          <w:sz w:val="26"/>
+          <w:szCs w:val="26"/>
+          <w:lang w:val="en-US"/>
+        </w:rPr>
+        <w:t>": "</w:t>
+      </w:r>
+      <w:proofErr w:type="spellStart"/>
+      <w:r>
+        <w:rPr>
+          <w:rFonts w:ascii="Courier New" w:hAnsi="Courier New" w:cs="Courier New"/>
+          <w:sz w:val="26"/>
+          <w:szCs w:val="26"/>
+          <w:lang w:val="en-US"/>
+        </w:rPr>
+        <w:t>data_admin</w:t>
+      </w:r>
+      <w:proofErr w:type="spellEnd"/>
+      <w:r>
+        <w:rPr>
+          <w:rFonts w:ascii="Courier New" w:hAnsi="Courier New" w:cs="Courier New"/>
+          <w:sz w:val="26"/>
+          <w:szCs w:val="26"/>
+          <w:lang w:val="en-US"/>
+        </w:rPr>
+        <w:t>",</w:t>
+      </w:r>
+    </w:p>
+    <w:p>
+      <w:pPr>
+        <w:rPr>
+          <w:rFonts w:ascii="Courier New" w:hAnsi="Courier New" w:cs="Courier New"/>
+          <w:sz w:val="26"/>
+          <w:szCs w:val="26"/>
+          <w:lang w:val="en-US"/>
+        </w:rPr>
+      </w:pPr>
+      <w:r>
+        <w:rPr>
+          <w:rFonts w:ascii="Courier New" w:hAnsi="Courier New" w:cs="Courier New"/>
+          <w:sz w:val="26"/>
+          <w:szCs w:val="26"/>
+          <w:lang w:val="en-US"/>
+        </w:rPr>
+        <w:t xml:space="preserve">                "</w:t>
+      </w:r>
+      <w:proofErr w:type="gramStart"/>
+      <w:r>
+        <w:rPr>
+          <w:rFonts w:ascii="Courier New" w:hAnsi="Courier New" w:cs="Courier New"/>
+          <w:sz w:val="26"/>
+          <w:szCs w:val="26"/>
+          <w:lang w:val="en-US"/>
+        </w:rPr>
+        <w:t>lastname</w:t>
+      </w:r>
+      <w:proofErr w:type="gramEnd"/>
+      <w:r>
+        <w:rPr>
+          <w:rFonts w:ascii="Courier New" w:hAnsi="Courier New" w:cs="Courier New"/>
+          <w:sz w:val="26"/>
+          <w:szCs w:val="26"/>
+          <w:lang w:val="en-US"/>
+        </w:rPr>
+        <w:t xml:space="preserve">":"manager1", </w:t>
       </w:r>
     </w:p>
     <w:p>
@@ -1525,26 +2221,66 @@
           <w:lang w:val="en-US"/>
         </w:rPr>
         <w:lastRenderedPageBreak/>
-        <w:t xml:space="preserve">                "firstname":"manager1", </w:t>
-      </w:r>
-    </w:p>
-    <w:p>
-      <w:pPr>
-        <w:rPr>
-          <w:rFonts w:ascii="Courier New" w:hAnsi="Courier New" w:cs="Courier New"/>
-          <w:sz w:val="26"/>
-          <w:szCs w:val="26"/>
-          <w:lang w:val="en-US"/>
-        </w:rPr>
-      </w:pPr>
-      <w:r>
-        <w:rPr>
-          <w:rFonts w:ascii="Courier New" w:hAnsi="Courier New" w:cs="Courier New"/>
-          <w:sz w:val="26"/>
-          <w:szCs w:val="26"/>
-          <w:lang w:val="en-US"/>
-        </w:rPr>
-        <w:t xml:space="preserve">                "access_id":3, </w:t>
+        <w:t xml:space="preserve">                "</w:t>
+      </w:r>
+      <w:proofErr w:type="gramStart"/>
+      <w:r>
+        <w:rPr>
+          <w:rFonts w:ascii="Courier New" w:hAnsi="Courier New" w:cs="Courier New"/>
+          <w:sz w:val="26"/>
+          <w:szCs w:val="26"/>
+          <w:lang w:val="en-US"/>
+        </w:rPr>
+        <w:t>firstname</w:t>
+      </w:r>
+      <w:proofErr w:type="gramEnd"/>
+      <w:r>
+        <w:rPr>
+          <w:rFonts w:ascii="Courier New" w:hAnsi="Courier New" w:cs="Courier New"/>
+          <w:sz w:val="26"/>
+          <w:szCs w:val="26"/>
+          <w:lang w:val="en-US"/>
+        </w:rPr>
+        <w:t xml:space="preserve">":"manager1", </w:t>
+      </w:r>
+    </w:p>
+    <w:p>
+      <w:pPr>
+        <w:rPr>
+          <w:rFonts w:ascii="Courier New" w:hAnsi="Courier New" w:cs="Courier New"/>
+          <w:sz w:val="26"/>
+          <w:szCs w:val="26"/>
+          <w:lang w:val="en-US"/>
+        </w:rPr>
+      </w:pPr>
+      <w:r>
+        <w:rPr>
+          <w:rFonts w:ascii="Courier New" w:hAnsi="Courier New" w:cs="Courier New"/>
+          <w:sz w:val="26"/>
+          <w:szCs w:val="26"/>
+          <w:lang w:val="en-US"/>
+        </w:rPr>
+        <w:t xml:space="preserve">                "access_id":</w:t>
+      </w:r>
+      <w:proofErr w:type="gramStart"/>
+      <w:r>
+        <w:rPr>
+          <w:rFonts w:ascii="Courier New" w:hAnsi="Courier New" w:cs="Courier New"/>
+          <w:sz w:val="26"/>
+          <w:szCs w:val="26"/>
+          <w:lang w:val="en-US"/>
+        </w:rPr>
+        <w:t>3</w:t>
+      </w:r>
+      <w:proofErr w:type="gramEnd"/>
+      <w:r>
+        <w:rPr>
+          <w:rFonts w:ascii="Courier New" w:hAnsi="Courier New" w:cs="Courier New"/>
+          <w:sz w:val="26"/>
+          <w:szCs w:val="26"/>
+          <w:lang w:val="en-US"/>
+        </w:rPr>
+        <w:t xml:space="preserve">, </w:t>
       </w:r>
     </w:p>
     <w:p>
@@ -1582,7 +2318,29 @@
           <w:szCs w:val="26"/>
           <w:lang w:val="en-US"/>
         </w:rPr>
-        <w:t xml:space="preserve">                "sendmail":false, </w:t>
+        <w:t xml:space="preserve">                "</w:t>
+      </w:r>
+      <w:proofErr w:type="spellStart"/>
+      <w:proofErr w:type="gramStart"/>
+      <w:r>
+        <w:rPr>
+          <w:rFonts w:ascii="Courier New" w:hAnsi="Courier New" w:cs="Courier New"/>
+          <w:sz w:val="26"/>
+          <w:szCs w:val="26"/>
+          <w:lang w:val="en-US"/>
+        </w:rPr>
+        <w:t>sendmail</w:t>
+      </w:r>
+      <w:proofErr w:type="spellEnd"/>
+      <w:proofErr w:type="gramEnd"/>
+      <w:r>
+        <w:rPr>
+          <w:rFonts w:ascii="Courier New" w:hAnsi="Courier New" w:cs="Courier New"/>
+          <w:sz w:val="26"/>
+          <w:szCs w:val="26"/>
+          <w:lang w:val="en-US"/>
+        </w:rPr>
+        <w:t xml:space="preserve">":false, </w:t>
       </w:r>
     </w:p>
     <w:p>
@@ -1620,7 +2378,38 @@
           <w:szCs w:val="26"/>
           <w:lang w:val="en-US"/>
         </w:rPr>
-        <w:t xml:space="preserve">                "deleted":true,</w:t>
+        <w:t xml:space="preserve">                "</w:t>
+      </w:r>
+      <w:proofErr w:type="spellStart"/>
+      <w:proofErr w:type="gramStart"/>
+      <w:r>
+        <w:rPr>
+          <w:rFonts w:ascii="Courier New" w:hAnsi="Courier New" w:cs="Courier New"/>
+          <w:sz w:val="26"/>
+          <w:szCs w:val="26"/>
+          <w:lang w:val="en-US"/>
+        </w:rPr>
+        <w:t>deleted</w:t>
+      </w:r>
+      <w:proofErr w:type="gramEnd"/>
+      <w:r>
+        <w:rPr>
+          <w:rFonts w:ascii="Courier New" w:hAnsi="Courier New" w:cs="Courier New"/>
+          <w:sz w:val="26"/>
+          <w:szCs w:val="26"/>
+          <w:lang w:val="en-US"/>
+        </w:rPr>
+        <w:t>":true</w:t>
+      </w:r>
+      <w:proofErr w:type="spellEnd"/>
+      <w:r>
+        <w:rPr>
+          <w:rFonts w:ascii="Courier New" w:hAnsi="Courier New" w:cs="Courier New"/>
+          <w:sz w:val="26"/>
+          <w:szCs w:val="26"/>
+          <w:lang w:val="en-US"/>
+        </w:rPr>
+        <w:t>,</w:t>
       </w:r>
     </w:p>
     <w:p>
@@ -1650,6 +2439,7 @@
         </w:rPr>
         <w:t>"</w:t>
       </w:r>
+      <w:proofErr w:type="spellStart"/>
       <w:r>
         <w:rPr>
           <w:rFonts w:ascii="Courier New" w:hAnsi="Courier New" w:cs="Courier New"/>
@@ -1677,14 +2467,26 @@
         </w:rPr>
         <w:t>id</w:t>
       </w:r>
-      <w:r>
-        <w:rPr>
-          <w:rFonts w:ascii="Courier New" w:hAnsi="Courier New" w:cs="Courier New"/>
-          <w:sz w:val="26"/>
-          <w:szCs w:val="26"/>
-          <w:lang w:val="en-US"/>
-        </w:rPr>
-        <w:t>" : 3</w:t>
+      <w:proofErr w:type="spellEnd"/>
+      <w:proofErr w:type="gramStart"/>
+      <w:r>
+        <w:rPr>
+          <w:rFonts w:ascii="Courier New" w:hAnsi="Courier New" w:cs="Courier New"/>
+          <w:sz w:val="26"/>
+          <w:szCs w:val="26"/>
+          <w:lang w:val="en-US"/>
+        </w:rPr>
+        <w:t>" :</w:t>
+      </w:r>
+      <w:proofErr w:type="gramEnd"/>
+      <w:r>
+        <w:rPr>
+          <w:rFonts w:ascii="Courier New" w:hAnsi="Courier New" w:cs="Courier New"/>
+          <w:sz w:val="26"/>
+          <w:szCs w:val="26"/>
+          <w:lang w:val="en-US"/>
+        </w:rPr>
+        <w:t xml:space="preserve"> 3</w:t>
       </w:r>
     </w:p>
     <w:p>
@@ -1788,45 +2590,149 @@
           <w:szCs w:val="26"/>
           <w:lang w:val="en-US"/>
         </w:rPr>
-        <w:t>"cmd": "ChangeUser",</w:t>
-      </w:r>
-    </w:p>
-    <w:p>
-      <w:pPr>
-        <w:rPr>
-          <w:rFonts w:ascii="Courier New" w:hAnsi="Courier New" w:cs="Courier New"/>
-          <w:sz w:val="26"/>
-          <w:szCs w:val="26"/>
-          <w:lang w:val="en-US"/>
-        </w:rPr>
-      </w:pPr>
-      <w:r>
-        <w:rPr>
-          <w:rFonts w:ascii="Courier New" w:hAnsi="Courier New" w:cs="Courier New"/>
-          <w:sz w:val="26"/>
-          <w:szCs w:val="26"/>
-          <w:lang w:val="en-US"/>
-        </w:rPr>
-        <w:t xml:space="preserve">    "args": {</w:t>
-      </w:r>
-    </w:p>
-    <w:p>
-      <w:pPr>
-        <w:rPr>
-          <w:rFonts w:ascii="Courier New" w:hAnsi="Courier New" w:cs="Courier New"/>
-          <w:sz w:val="26"/>
-          <w:szCs w:val="26"/>
-          <w:lang w:val="en-US"/>
-        </w:rPr>
-      </w:pPr>
-      <w:r>
-        <w:rPr>
-          <w:rFonts w:ascii="Courier New" w:hAnsi="Courier New" w:cs="Courier New"/>
-          <w:sz w:val="26"/>
-          <w:szCs w:val="26"/>
-          <w:lang w:val="en-US"/>
-        </w:rPr>
-        <w:t xml:space="preserve">        "change": "pass_admin",</w:t>
+        <w:t>"</w:t>
+      </w:r>
+      <w:proofErr w:type="spellStart"/>
+      <w:proofErr w:type="gramStart"/>
+      <w:r>
+        <w:rPr>
+          <w:rFonts w:ascii="Courier New" w:hAnsi="Courier New" w:cs="Courier New"/>
+          <w:sz w:val="26"/>
+          <w:szCs w:val="26"/>
+          <w:lang w:val="en-US"/>
+        </w:rPr>
+        <w:t>cmd</w:t>
+      </w:r>
+      <w:proofErr w:type="spellEnd"/>
+      <w:proofErr w:type="gramEnd"/>
+      <w:r>
+        <w:rPr>
+          <w:rFonts w:ascii="Courier New" w:hAnsi="Courier New" w:cs="Courier New"/>
+          <w:sz w:val="26"/>
+          <w:szCs w:val="26"/>
+          <w:lang w:val="en-US"/>
+        </w:rPr>
+        <w:t>": "</w:t>
+      </w:r>
+      <w:proofErr w:type="spellStart"/>
+      <w:r>
+        <w:rPr>
+          <w:rFonts w:ascii="Courier New" w:hAnsi="Courier New" w:cs="Courier New"/>
+          <w:sz w:val="26"/>
+          <w:szCs w:val="26"/>
+          <w:lang w:val="en-US"/>
+        </w:rPr>
+        <w:t>ChangeUser</w:t>
+      </w:r>
+      <w:proofErr w:type="spellEnd"/>
+      <w:r>
+        <w:rPr>
+          <w:rFonts w:ascii="Courier New" w:hAnsi="Courier New" w:cs="Courier New"/>
+          <w:sz w:val="26"/>
+          <w:szCs w:val="26"/>
+          <w:lang w:val="en-US"/>
+        </w:rPr>
+        <w:t>",</w:t>
+      </w:r>
+    </w:p>
+    <w:p>
+      <w:pPr>
+        <w:rPr>
+          <w:rFonts w:ascii="Courier New" w:hAnsi="Courier New" w:cs="Courier New"/>
+          <w:sz w:val="26"/>
+          <w:szCs w:val="26"/>
+          <w:lang w:val="en-US"/>
+        </w:rPr>
+      </w:pPr>
+      <w:r>
+        <w:rPr>
+          <w:rFonts w:ascii="Courier New" w:hAnsi="Courier New" w:cs="Courier New"/>
+          <w:sz w:val="26"/>
+          <w:szCs w:val="26"/>
+          <w:lang w:val="en-US"/>
+        </w:rPr>
+        <w:t xml:space="preserve">    "</w:t>
+      </w:r>
+      <w:proofErr w:type="spellStart"/>
+      <w:proofErr w:type="gramStart"/>
+      <w:r>
+        <w:rPr>
+          <w:rFonts w:ascii="Courier New" w:hAnsi="Courier New" w:cs="Courier New"/>
+          <w:sz w:val="26"/>
+          <w:szCs w:val="26"/>
+          <w:lang w:val="en-US"/>
+        </w:rPr>
+        <w:t>args</w:t>
+      </w:r>
+      <w:proofErr w:type="spellEnd"/>
+      <w:proofErr w:type="gramEnd"/>
+      <w:r>
+        <w:rPr>
+          <w:rFonts w:ascii="Courier New" w:hAnsi="Courier New" w:cs="Courier New"/>
+          <w:sz w:val="26"/>
+          <w:szCs w:val="26"/>
+          <w:lang w:val="en-US"/>
+        </w:rPr>
+        <w:t>": {</w:t>
+      </w:r>
+    </w:p>
+    <w:p>
+      <w:pPr>
+        <w:rPr>
+          <w:rFonts w:ascii="Courier New" w:hAnsi="Courier New" w:cs="Courier New"/>
+          <w:sz w:val="26"/>
+          <w:szCs w:val="26"/>
+          <w:lang w:val="en-US"/>
+        </w:rPr>
+      </w:pPr>
+      <w:r>
+        <w:rPr>
+          <w:rFonts w:ascii="Courier New" w:hAnsi="Courier New" w:cs="Courier New"/>
+          <w:sz w:val="26"/>
+          <w:szCs w:val="26"/>
+          <w:lang w:val="en-US"/>
+        </w:rPr>
+        <w:t xml:space="preserve">        "</w:t>
+      </w:r>
+      <w:proofErr w:type="gramStart"/>
+      <w:r>
+        <w:rPr>
+          <w:rFonts w:ascii="Courier New" w:hAnsi="Courier New" w:cs="Courier New"/>
+          <w:sz w:val="26"/>
+          <w:szCs w:val="26"/>
+          <w:lang w:val="en-US"/>
+        </w:rPr>
+        <w:t>change</w:t>
+      </w:r>
+      <w:proofErr w:type="gramEnd"/>
+      <w:r>
+        <w:rPr>
+          <w:rFonts w:ascii="Courier New" w:hAnsi="Courier New" w:cs="Courier New"/>
+          <w:sz w:val="26"/>
+          <w:szCs w:val="26"/>
+          <w:lang w:val="en-US"/>
+        </w:rPr>
+        <w:t>": "</w:t>
+      </w:r>
+      <w:proofErr w:type="spellStart"/>
+      <w:r>
+        <w:rPr>
+          <w:rFonts w:ascii="Courier New" w:hAnsi="Courier New" w:cs="Courier New"/>
+          <w:sz w:val="26"/>
+          <w:szCs w:val="26"/>
+          <w:lang w:val="en-US"/>
+        </w:rPr>
+        <w:t>pass_admin</w:t>
+      </w:r>
+      <w:proofErr w:type="spellEnd"/>
+      <w:r>
+        <w:rPr>
+          <w:rFonts w:ascii="Courier New" w:hAnsi="Courier New" w:cs="Courier New"/>
+          <w:sz w:val="26"/>
+          <w:szCs w:val="26"/>
+          <w:lang w:val="en-US"/>
+        </w:rPr>
+        <w:t>",</w:t>
       </w:r>
     </w:p>
     <w:p>
@@ -1869,7 +2775,35 @@
           <w:sz w:val="26"/>
           <w:szCs w:val="26"/>
         </w:rPr>
-        <w:t xml:space="preserve">                "user_id" : 3</w:t>
+        <w:t xml:space="preserve">                "</w:t>
+      </w:r>
+      <w:proofErr w:type="spellStart"/>
+      <w:r>
+        <w:rPr>
+          <w:rFonts w:ascii="Courier New" w:hAnsi="Courier New" w:cs="Courier New"/>
+          <w:sz w:val="26"/>
+          <w:szCs w:val="26"/>
+        </w:rPr>
+        <w:t>user_id</w:t>
+      </w:r>
+      <w:proofErr w:type="spellEnd"/>
+      <w:proofErr w:type="gramStart"/>
+      <w:r>
+        <w:rPr>
+          <w:rFonts w:ascii="Courier New" w:hAnsi="Courier New" w:cs="Courier New"/>
+          <w:sz w:val="26"/>
+          <w:szCs w:val="26"/>
+        </w:rPr>
+        <w:t>" :</w:t>
+      </w:r>
+      <w:proofErr w:type="gramEnd"/>
+      <w:r>
+        <w:rPr>
+          <w:rFonts w:ascii="Courier New" w:hAnsi="Courier New" w:cs="Courier New"/>
+          <w:sz w:val="26"/>
+          <w:szCs w:val="26"/>
+        </w:rPr>
+        <w:t xml:space="preserve"> 3</w:t>
       </w:r>
     </w:p>
     <w:p>
@@ -1929,7 +2863,25 @@
           <w:sz w:val="26"/>
           <w:szCs w:val="26"/>
         </w:rPr>
-        <w:t xml:space="preserve">//изменение аватара от юзера себе </w:t>
+        <w:t xml:space="preserve">//изменение </w:t>
+      </w:r>
+      <w:proofErr w:type="spellStart"/>
+      <w:r>
+        <w:rPr>
+          <w:rFonts w:ascii="Courier New" w:hAnsi="Courier New" w:cs="Courier New"/>
+          <w:sz w:val="26"/>
+          <w:szCs w:val="26"/>
+        </w:rPr>
+        <w:t>аватара</w:t>
+      </w:r>
+      <w:proofErr w:type="spellEnd"/>
+      <w:r>
+        <w:rPr>
+          <w:rFonts w:ascii="Courier New" w:hAnsi="Courier New" w:cs="Courier New"/>
+          <w:sz w:val="26"/>
+          <w:szCs w:val="26"/>
+        </w:rPr>
+        <w:t xml:space="preserve"> от юзера себе </w:t>
       </w:r>
     </w:p>
     <w:p>
@@ -1976,45 +2928,149 @@
           <w:szCs w:val="26"/>
           <w:lang w:val="en-US"/>
         </w:rPr>
-        <w:t>"cmd": "ChangeUser",</w:t>
-      </w:r>
-    </w:p>
-    <w:p>
-      <w:pPr>
-        <w:rPr>
-          <w:rFonts w:ascii="Courier New" w:hAnsi="Courier New" w:cs="Courier New"/>
-          <w:sz w:val="26"/>
-          <w:szCs w:val="26"/>
-          <w:lang w:val="en-US"/>
-        </w:rPr>
-      </w:pPr>
-      <w:r>
-        <w:rPr>
-          <w:rFonts w:ascii="Courier New" w:hAnsi="Courier New" w:cs="Courier New"/>
-          <w:sz w:val="26"/>
-          <w:szCs w:val="26"/>
-          <w:lang w:val="en-US"/>
-        </w:rPr>
-        <w:t xml:space="preserve">    "args": {</w:t>
-      </w:r>
-    </w:p>
-    <w:p>
-      <w:pPr>
-        <w:rPr>
-          <w:rFonts w:ascii="Courier New" w:hAnsi="Courier New" w:cs="Courier New"/>
-          <w:sz w:val="26"/>
-          <w:szCs w:val="26"/>
-          <w:lang w:val="en-US"/>
-        </w:rPr>
-      </w:pPr>
-      <w:r>
-        <w:rPr>
-          <w:rFonts w:ascii="Courier New" w:hAnsi="Courier New" w:cs="Courier New"/>
-          <w:sz w:val="26"/>
-          <w:szCs w:val="26"/>
-          <w:lang w:val="en-US"/>
-        </w:rPr>
-        <w:t xml:space="preserve">        "change": "ava_user",</w:t>
+        <w:t>"</w:t>
+      </w:r>
+      <w:proofErr w:type="spellStart"/>
+      <w:proofErr w:type="gramStart"/>
+      <w:r>
+        <w:rPr>
+          <w:rFonts w:ascii="Courier New" w:hAnsi="Courier New" w:cs="Courier New"/>
+          <w:sz w:val="26"/>
+          <w:szCs w:val="26"/>
+          <w:lang w:val="en-US"/>
+        </w:rPr>
+        <w:t>cmd</w:t>
+      </w:r>
+      <w:proofErr w:type="spellEnd"/>
+      <w:proofErr w:type="gramEnd"/>
+      <w:r>
+        <w:rPr>
+          <w:rFonts w:ascii="Courier New" w:hAnsi="Courier New" w:cs="Courier New"/>
+          <w:sz w:val="26"/>
+          <w:szCs w:val="26"/>
+          <w:lang w:val="en-US"/>
+        </w:rPr>
+        <w:t>": "</w:t>
+      </w:r>
+      <w:proofErr w:type="spellStart"/>
+      <w:r>
+        <w:rPr>
+          <w:rFonts w:ascii="Courier New" w:hAnsi="Courier New" w:cs="Courier New"/>
+          <w:sz w:val="26"/>
+          <w:szCs w:val="26"/>
+          <w:lang w:val="en-US"/>
+        </w:rPr>
+        <w:t>ChangeUser</w:t>
+      </w:r>
+      <w:proofErr w:type="spellEnd"/>
+      <w:r>
+        <w:rPr>
+          <w:rFonts w:ascii="Courier New" w:hAnsi="Courier New" w:cs="Courier New"/>
+          <w:sz w:val="26"/>
+          <w:szCs w:val="26"/>
+          <w:lang w:val="en-US"/>
+        </w:rPr>
+        <w:t>",</w:t>
+      </w:r>
+    </w:p>
+    <w:p>
+      <w:pPr>
+        <w:rPr>
+          <w:rFonts w:ascii="Courier New" w:hAnsi="Courier New" w:cs="Courier New"/>
+          <w:sz w:val="26"/>
+          <w:szCs w:val="26"/>
+          <w:lang w:val="en-US"/>
+        </w:rPr>
+      </w:pPr>
+      <w:r>
+        <w:rPr>
+          <w:rFonts w:ascii="Courier New" w:hAnsi="Courier New" w:cs="Courier New"/>
+          <w:sz w:val="26"/>
+          <w:szCs w:val="26"/>
+          <w:lang w:val="en-US"/>
+        </w:rPr>
+        <w:t xml:space="preserve">    "</w:t>
+      </w:r>
+      <w:proofErr w:type="spellStart"/>
+      <w:proofErr w:type="gramStart"/>
+      <w:r>
+        <w:rPr>
+          <w:rFonts w:ascii="Courier New" w:hAnsi="Courier New" w:cs="Courier New"/>
+          <w:sz w:val="26"/>
+          <w:szCs w:val="26"/>
+          <w:lang w:val="en-US"/>
+        </w:rPr>
+        <w:t>args</w:t>
+      </w:r>
+      <w:proofErr w:type="spellEnd"/>
+      <w:proofErr w:type="gramEnd"/>
+      <w:r>
+        <w:rPr>
+          <w:rFonts w:ascii="Courier New" w:hAnsi="Courier New" w:cs="Courier New"/>
+          <w:sz w:val="26"/>
+          <w:szCs w:val="26"/>
+          <w:lang w:val="en-US"/>
+        </w:rPr>
+        <w:t>": {</w:t>
+      </w:r>
+    </w:p>
+    <w:p>
+      <w:pPr>
+        <w:rPr>
+          <w:rFonts w:ascii="Courier New" w:hAnsi="Courier New" w:cs="Courier New"/>
+          <w:sz w:val="26"/>
+          <w:szCs w:val="26"/>
+          <w:lang w:val="en-US"/>
+        </w:rPr>
+      </w:pPr>
+      <w:r>
+        <w:rPr>
+          <w:rFonts w:ascii="Courier New" w:hAnsi="Courier New" w:cs="Courier New"/>
+          <w:sz w:val="26"/>
+          <w:szCs w:val="26"/>
+          <w:lang w:val="en-US"/>
+        </w:rPr>
+        <w:t xml:space="preserve">        "</w:t>
+      </w:r>
+      <w:proofErr w:type="gramStart"/>
+      <w:r>
+        <w:rPr>
+          <w:rFonts w:ascii="Courier New" w:hAnsi="Courier New" w:cs="Courier New"/>
+          <w:sz w:val="26"/>
+          <w:szCs w:val="26"/>
+          <w:lang w:val="en-US"/>
+        </w:rPr>
+        <w:t>change</w:t>
+      </w:r>
+      <w:proofErr w:type="gramEnd"/>
+      <w:r>
+        <w:rPr>
+          <w:rFonts w:ascii="Courier New" w:hAnsi="Courier New" w:cs="Courier New"/>
+          <w:sz w:val="26"/>
+          <w:szCs w:val="26"/>
+          <w:lang w:val="en-US"/>
+        </w:rPr>
+        <w:t>": "</w:t>
+      </w:r>
+      <w:proofErr w:type="spellStart"/>
+      <w:r>
+        <w:rPr>
+          <w:rFonts w:ascii="Courier New" w:hAnsi="Courier New" w:cs="Courier New"/>
+          <w:sz w:val="26"/>
+          <w:szCs w:val="26"/>
+          <w:lang w:val="en-US"/>
+        </w:rPr>
+        <w:t>ava_user</w:t>
+      </w:r>
+      <w:proofErr w:type="spellEnd"/>
+      <w:r>
+        <w:rPr>
+          <w:rFonts w:ascii="Courier New" w:hAnsi="Courier New" w:cs="Courier New"/>
+          <w:sz w:val="26"/>
+          <w:szCs w:val="26"/>
+          <w:lang w:val="en-US"/>
+        </w:rPr>
+        <w:t>",</w:t>
       </w:r>
     </w:p>
     <w:p>
@@ -2040,24 +3096,60 @@
           <w:sz w:val="26"/>
           <w:szCs w:val="26"/>
         </w:rPr>
-        <w:t>"avatar": "",</w:t>
-      </w:r>
-    </w:p>
-    <w:p>
-      <w:pPr>
-        <w:rPr>
-          <w:rFonts w:ascii="Courier New" w:hAnsi="Courier New" w:cs="Courier New"/>
-          <w:sz w:val="26"/>
-          <w:szCs w:val="26"/>
-        </w:rPr>
-      </w:pPr>
-      <w:r>
-        <w:rPr>
-          <w:rFonts w:ascii="Courier New" w:hAnsi="Courier New" w:cs="Courier New"/>
-          <w:sz w:val="26"/>
-          <w:szCs w:val="26"/>
-        </w:rPr>
-        <w:t xml:space="preserve">        "id": 3</w:t>
+        <w:t>"</w:t>
+      </w:r>
+      <w:proofErr w:type="spellStart"/>
+      <w:r>
+        <w:rPr>
+          <w:rFonts w:ascii="Courier New" w:hAnsi="Courier New" w:cs="Courier New"/>
+          <w:sz w:val="26"/>
+          <w:szCs w:val="26"/>
+        </w:rPr>
+        <w:t>avatar</w:t>
+      </w:r>
+      <w:proofErr w:type="spellEnd"/>
+      <w:r>
+        <w:rPr>
+          <w:rFonts w:ascii="Courier New" w:hAnsi="Courier New" w:cs="Courier New"/>
+          <w:sz w:val="26"/>
+          <w:szCs w:val="26"/>
+        </w:rPr>
+        <w:t>": "",</w:t>
+      </w:r>
+    </w:p>
+    <w:p>
+      <w:pPr>
+        <w:rPr>
+          <w:rFonts w:ascii="Courier New" w:hAnsi="Courier New" w:cs="Courier New"/>
+          <w:sz w:val="26"/>
+          <w:szCs w:val="26"/>
+        </w:rPr>
+      </w:pPr>
+      <w:r>
+        <w:rPr>
+          <w:rFonts w:ascii="Courier New" w:hAnsi="Courier New" w:cs="Courier New"/>
+          <w:sz w:val="26"/>
+          <w:szCs w:val="26"/>
+        </w:rPr>
+        <w:t xml:space="preserve">        "</w:t>
+      </w:r>
+      <w:proofErr w:type="spellStart"/>
+      <w:r>
+        <w:rPr>
+          <w:rFonts w:ascii="Courier New" w:hAnsi="Courier New" w:cs="Courier New"/>
+          <w:sz w:val="26"/>
+          <w:szCs w:val="26"/>
+        </w:rPr>
+        <w:t>id</w:t>
+      </w:r>
+      <w:proofErr w:type="spellEnd"/>
+      <w:r>
+        <w:rPr>
+          <w:rFonts w:ascii="Courier New" w:hAnsi="Courier New" w:cs="Courier New"/>
+          <w:sz w:val="26"/>
+          <w:szCs w:val="26"/>
+        </w:rPr>
+        <w:t>": 3</w:t>
       </w:r>
     </w:p>
     <w:p>
@@ -2156,83 +3248,271 @@
           <w:szCs w:val="26"/>
           <w:lang w:val="en-US"/>
         </w:rPr>
-        <w:t>"cmd": "ChangeUser",</w:t>
-      </w:r>
-    </w:p>
-    <w:p>
-      <w:pPr>
-        <w:rPr>
-          <w:rFonts w:ascii="Courier New" w:hAnsi="Courier New" w:cs="Courier New"/>
-          <w:sz w:val="26"/>
-          <w:szCs w:val="26"/>
-          <w:lang w:val="en-US"/>
-        </w:rPr>
-      </w:pPr>
-      <w:r>
-        <w:rPr>
-          <w:rFonts w:ascii="Courier New" w:hAnsi="Courier New" w:cs="Courier New"/>
-          <w:sz w:val="26"/>
-          <w:szCs w:val="26"/>
-          <w:lang w:val="en-US"/>
-        </w:rPr>
-        <w:t xml:space="preserve">    "args": {</w:t>
-      </w:r>
-    </w:p>
-    <w:p>
-      <w:pPr>
-        <w:rPr>
-          <w:rFonts w:ascii="Courier New" w:hAnsi="Courier New" w:cs="Courier New"/>
-          <w:sz w:val="26"/>
-          <w:szCs w:val="26"/>
-          <w:lang w:val="en-US"/>
-        </w:rPr>
-      </w:pPr>
-      <w:r>
-        <w:rPr>
-          <w:rFonts w:ascii="Courier New" w:hAnsi="Courier New" w:cs="Courier New"/>
-          <w:sz w:val="26"/>
-          <w:szCs w:val="26"/>
-          <w:lang w:val="en-US"/>
-        </w:rPr>
-        <w:t xml:space="preserve">        "change": "data_user",</w:t>
-      </w:r>
-    </w:p>
-    <w:p>
-      <w:pPr>
-        <w:rPr>
-          <w:rFonts w:ascii="Courier New" w:hAnsi="Courier New" w:cs="Courier New"/>
-          <w:sz w:val="26"/>
-          <w:szCs w:val="26"/>
-          <w:lang w:val="en-US"/>
-        </w:rPr>
-      </w:pPr>
-      <w:r>
-        <w:rPr>
-          <w:rFonts w:ascii="Courier New" w:hAnsi="Courier New" w:cs="Courier New"/>
-          <w:sz w:val="26"/>
-          <w:szCs w:val="26"/>
-          <w:lang w:val="en-US"/>
-        </w:rPr>
-        <w:t xml:space="preserve">        "lastname": "data_user",</w:t>
-      </w:r>
-    </w:p>
-    <w:p>
-      <w:pPr>
-        <w:rPr>
-          <w:rFonts w:ascii="Courier New" w:hAnsi="Courier New" w:cs="Courier New"/>
-          <w:sz w:val="26"/>
-          <w:szCs w:val="26"/>
-          <w:lang w:val="en-US"/>
-        </w:rPr>
-      </w:pPr>
-      <w:r>
-        <w:rPr>
-          <w:rFonts w:ascii="Courier New" w:hAnsi="Courier New" w:cs="Courier New"/>
-          <w:sz w:val="26"/>
-          <w:szCs w:val="26"/>
-          <w:lang w:val="en-US"/>
-        </w:rPr>
-        <w:t xml:space="preserve">        "firstname": "data_user",</w:t>
+        <w:t>"</w:t>
+      </w:r>
+      <w:proofErr w:type="spellStart"/>
+      <w:proofErr w:type="gramStart"/>
+      <w:r>
+        <w:rPr>
+          <w:rFonts w:ascii="Courier New" w:hAnsi="Courier New" w:cs="Courier New"/>
+          <w:sz w:val="26"/>
+          <w:szCs w:val="26"/>
+          <w:lang w:val="en-US"/>
+        </w:rPr>
+        <w:t>cmd</w:t>
+      </w:r>
+      <w:proofErr w:type="spellEnd"/>
+      <w:proofErr w:type="gramEnd"/>
+      <w:r>
+        <w:rPr>
+          <w:rFonts w:ascii="Courier New" w:hAnsi="Courier New" w:cs="Courier New"/>
+          <w:sz w:val="26"/>
+          <w:szCs w:val="26"/>
+          <w:lang w:val="en-US"/>
+        </w:rPr>
+        <w:t>": "</w:t>
+      </w:r>
+      <w:proofErr w:type="spellStart"/>
+      <w:r>
+        <w:rPr>
+          <w:rFonts w:ascii="Courier New" w:hAnsi="Courier New" w:cs="Courier New"/>
+          <w:sz w:val="26"/>
+          <w:szCs w:val="26"/>
+          <w:lang w:val="en-US"/>
+        </w:rPr>
+        <w:t>ChangeUser</w:t>
+      </w:r>
+      <w:proofErr w:type="spellEnd"/>
+      <w:r>
+        <w:rPr>
+          <w:rFonts w:ascii="Courier New" w:hAnsi="Courier New" w:cs="Courier New"/>
+          <w:sz w:val="26"/>
+          <w:szCs w:val="26"/>
+          <w:lang w:val="en-US"/>
+        </w:rPr>
+        <w:t>",</w:t>
+      </w:r>
+    </w:p>
+    <w:p>
+      <w:pPr>
+        <w:rPr>
+          <w:rFonts w:ascii="Courier New" w:hAnsi="Courier New" w:cs="Courier New"/>
+          <w:sz w:val="26"/>
+          <w:szCs w:val="26"/>
+          <w:lang w:val="en-US"/>
+        </w:rPr>
+      </w:pPr>
+      <w:r>
+        <w:rPr>
+          <w:rFonts w:ascii="Courier New" w:hAnsi="Courier New" w:cs="Courier New"/>
+          <w:sz w:val="26"/>
+          <w:szCs w:val="26"/>
+          <w:lang w:val="en-US"/>
+        </w:rPr>
+        <w:t xml:space="preserve">    "</w:t>
+      </w:r>
+      <w:proofErr w:type="spellStart"/>
+      <w:proofErr w:type="gramStart"/>
+      <w:r>
+        <w:rPr>
+          <w:rFonts w:ascii="Courier New" w:hAnsi="Courier New" w:cs="Courier New"/>
+          <w:sz w:val="26"/>
+          <w:szCs w:val="26"/>
+          <w:lang w:val="en-US"/>
+        </w:rPr>
+        <w:t>args</w:t>
+      </w:r>
+      <w:proofErr w:type="spellEnd"/>
+      <w:proofErr w:type="gramEnd"/>
+      <w:r>
+        <w:rPr>
+          <w:rFonts w:ascii="Courier New" w:hAnsi="Courier New" w:cs="Courier New"/>
+          <w:sz w:val="26"/>
+          <w:szCs w:val="26"/>
+          <w:lang w:val="en-US"/>
+        </w:rPr>
+        <w:t>": {</w:t>
+      </w:r>
+    </w:p>
+    <w:p>
+      <w:pPr>
+        <w:rPr>
+          <w:rFonts w:ascii="Courier New" w:hAnsi="Courier New" w:cs="Courier New"/>
+          <w:sz w:val="26"/>
+          <w:szCs w:val="26"/>
+          <w:lang w:val="en-US"/>
+        </w:rPr>
+      </w:pPr>
+      <w:r>
+        <w:rPr>
+          <w:rFonts w:ascii="Courier New" w:hAnsi="Courier New" w:cs="Courier New"/>
+          <w:sz w:val="26"/>
+          <w:szCs w:val="26"/>
+          <w:lang w:val="en-US"/>
+        </w:rPr>
+        <w:t xml:space="preserve">        "</w:t>
+      </w:r>
+      <w:proofErr w:type="gramStart"/>
+      <w:r>
+        <w:rPr>
+          <w:rFonts w:ascii="Courier New" w:hAnsi="Courier New" w:cs="Courier New"/>
+          <w:sz w:val="26"/>
+          <w:szCs w:val="26"/>
+          <w:lang w:val="en-US"/>
+        </w:rPr>
+        <w:t>change</w:t>
+      </w:r>
+      <w:proofErr w:type="gramEnd"/>
+      <w:r>
+        <w:rPr>
+          <w:rFonts w:ascii="Courier New" w:hAnsi="Courier New" w:cs="Courier New"/>
+          <w:sz w:val="26"/>
+          <w:szCs w:val="26"/>
+          <w:lang w:val="en-US"/>
+        </w:rPr>
+        <w:t>": "</w:t>
+      </w:r>
+      <w:proofErr w:type="spellStart"/>
+      <w:r>
+        <w:rPr>
+          <w:rFonts w:ascii="Courier New" w:hAnsi="Courier New" w:cs="Courier New"/>
+          <w:sz w:val="26"/>
+          <w:szCs w:val="26"/>
+          <w:lang w:val="en-US"/>
+        </w:rPr>
+        <w:t>data_user</w:t>
+      </w:r>
+      <w:proofErr w:type="spellEnd"/>
+      <w:r>
+        <w:rPr>
+          <w:rFonts w:ascii="Courier New" w:hAnsi="Courier New" w:cs="Courier New"/>
+          <w:sz w:val="26"/>
+          <w:szCs w:val="26"/>
+          <w:lang w:val="en-US"/>
+        </w:rPr>
+        <w:t>",</w:t>
+      </w:r>
+    </w:p>
+    <w:p>
+      <w:pPr>
+        <w:rPr>
+          <w:rFonts w:ascii="Courier New" w:hAnsi="Courier New" w:cs="Courier New"/>
+          <w:sz w:val="26"/>
+          <w:szCs w:val="26"/>
+          <w:lang w:val="en-US"/>
+        </w:rPr>
+      </w:pPr>
+      <w:r>
+        <w:rPr>
+          <w:rFonts w:ascii="Courier New" w:hAnsi="Courier New" w:cs="Courier New"/>
+          <w:sz w:val="26"/>
+          <w:szCs w:val="26"/>
+          <w:lang w:val="en-US"/>
+        </w:rPr>
+        <w:t xml:space="preserve">        "</w:t>
+      </w:r>
+      <w:proofErr w:type="spellStart"/>
+      <w:proofErr w:type="gramStart"/>
+      <w:r>
+        <w:rPr>
+          <w:rFonts w:ascii="Courier New" w:hAnsi="Courier New" w:cs="Courier New"/>
+          <w:sz w:val="26"/>
+          <w:szCs w:val="26"/>
+          <w:lang w:val="en-US"/>
+        </w:rPr>
+        <w:t>lastname</w:t>
+      </w:r>
+      <w:proofErr w:type="spellEnd"/>
+      <w:proofErr w:type="gramEnd"/>
+      <w:r>
+        <w:rPr>
+          <w:rFonts w:ascii="Courier New" w:hAnsi="Courier New" w:cs="Courier New"/>
+          <w:sz w:val="26"/>
+          <w:szCs w:val="26"/>
+          <w:lang w:val="en-US"/>
+        </w:rPr>
+        <w:t>": "</w:t>
+      </w:r>
+      <w:proofErr w:type="spellStart"/>
+      <w:r>
+        <w:rPr>
+          <w:rFonts w:ascii="Courier New" w:hAnsi="Courier New" w:cs="Courier New"/>
+          <w:sz w:val="26"/>
+          <w:szCs w:val="26"/>
+          <w:lang w:val="en-US"/>
+        </w:rPr>
+        <w:t>data_user</w:t>
+      </w:r>
+      <w:proofErr w:type="spellEnd"/>
+      <w:r>
+        <w:rPr>
+          <w:rFonts w:ascii="Courier New" w:hAnsi="Courier New" w:cs="Courier New"/>
+          <w:sz w:val="26"/>
+          <w:szCs w:val="26"/>
+          <w:lang w:val="en-US"/>
+        </w:rPr>
+        <w:t>",</w:t>
+      </w:r>
+    </w:p>
+    <w:p>
+      <w:pPr>
+        <w:rPr>
+          <w:rFonts w:ascii="Courier New" w:hAnsi="Courier New" w:cs="Courier New"/>
+          <w:sz w:val="26"/>
+          <w:szCs w:val="26"/>
+          <w:lang w:val="en-US"/>
+        </w:rPr>
+      </w:pPr>
+      <w:r>
+        <w:rPr>
+          <w:rFonts w:ascii="Courier New" w:hAnsi="Courier New" w:cs="Courier New"/>
+          <w:sz w:val="26"/>
+          <w:szCs w:val="26"/>
+          <w:lang w:val="en-US"/>
+        </w:rPr>
+        <w:t xml:space="preserve">        "</w:t>
+      </w:r>
+      <w:proofErr w:type="spellStart"/>
+      <w:proofErr w:type="gramStart"/>
+      <w:r>
+        <w:rPr>
+          <w:rFonts w:ascii="Courier New" w:hAnsi="Courier New" w:cs="Courier New"/>
+          <w:sz w:val="26"/>
+          <w:szCs w:val="26"/>
+          <w:lang w:val="en-US"/>
+        </w:rPr>
+        <w:t>firstname</w:t>
+      </w:r>
+      <w:proofErr w:type="spellEnd"/>
+      <w:proofErr w:type="gramEnd"/>
+      <w:r>
+        <w:rPr>
+          <w:rFonts w:ascii="Courier New" w:hAnsi="Courier New" w:cs="Courier New"/>
+          <w:sz w:val="26"/>
+          <w:szCs w:val="26"/>
+          <w:lang w:val="en-US"/>
+        </w:rPr>
+        <w:t>": "</w:t>
+      </w:r>
+      <w:proofErr w:type="spellStart"/>
+      <w:r>
+        <w:rPr>
+          <w:rFonts w:ascii="Courier New" w:hAnsi="Courier New" w:cs="Courier New"/>
+          <w:sz w:val="26"/>
+          <w:szCs w:val="26"/>
+          <w:lang w:val="en-US"/>
+        </w:rPr>
+        <w:t>data_user</w:t>
+      </w:r>
+      <w:proofErr w:type="spellEnd"/>
+      <w:r>
+        <w:rPr>
+          <w:rFonts w:ascii="Courier New" w:hAnsi="Courier New" w:cs="Courier New"/>
+          <w:sz w:val="26"/>
+          <w:szCs w:val="26"/>
+          <w:lang w:val="en-US"/>
+        </w:rPr>
+        <w:t>",</w:t>
       </w:r>
     </w:p>
     <w:p>
@@ -2258,7 +3538,25 @@
           <w:sz w:val="26"/>
           <w:szCs w:val="26"/>
         </w:rPr>
-        <w:t>"id": 3</w:t>
+        <w:t>"</w:t>
+      </w:r>
+      <w:proofErr w:type="spellStart"/>
+      <w:r>
+        <w:rPr>
+          <w:rFonts w:ascii="Courier New" w:hAnsi="Courier New" w:cs="Courier New"/>
+          <w:sz w:val="26"/>
+          <w:szCs w:val="26"/>
+        </w:rPr>
+        <w:t>id</w:t>
+      </w:r>
+      <w:proofErr w:type="spellEnd"/>
+      <w:r>
+        <w:rPr>
+          <w:rFonts w:ascii="Courier New" w:hAnsi="Courier New" w:cs="Courier New"/>
+          <w:sz w:val="26"/>
+          <w:szCs w:val="26"/>
+        </w:rPr>
+        <w:t>": 3</w:t>
       </w:r>
     </w:p>
     <w:p>
@@ -2320,6 +3618,7 @@
           <w:szCs w:val="26"/>
         </w:rPr>
       </w:pPr>
+      <w:bookmarkStart w:id="0" w:name="_GoBack"/>
       <w:r>
         <w:rPr>
           <w:rFonts w:ascii="Courier New" w:hAnsi="Courier New" w:cs="Courier New"/>
@@ -2343,24 +3642,78 @@
           <w:sz w:val="26"/>
           <w:szCs w:val="26"/>
         </w:rPr>
-        <w:t xml:space="preserve">    "cmd": "AllUsers",</w:t>
-      </w:r>
-    </w:p>
-    <w:p>
-      <w:pPr>
-        <w:rPr>
-          <w:rFonts w:ascii="Courier New" w:hAnsi="Courier New" w:cs="Courier New"/>
-          <w:sz w:val="26"/>
-          <w:szCs w:val="26"/>
-        </w:rPr>
-      </w:pPr>
-      <w:r>
-        <w:rPr>
-          <w:rFonts w:ascii="Courier New" w:hAnsi="Courier New" w:cs="Courier New"/>
-          <w:sz w:val="26"/>
-          <w:szCs w:val="26"/>
-        </w:rPr>
-        <w:t xml:space="preserve">    "args": {}</w:t>
+        <w:t xml:space="preserve">    "</w:t>
+      </w:r>
+      <w:proofErr w:type="spellStart"/>
+      <w:r>
+        <w:rPr>
+          <w:rFonts w:ascii="Courier New" w:hAnsi="Courier New" w:cs="Courier New"/>
+          <w:sz w:val="26"/>
+          <w:szCs w:val="26"/>
+        </w:rPr>
+        <w:t>cmd</w:t>
+      </w:r>
+      <w:proofErr w:type="spellEnd"/>
+      <w:r>
+        <w:rPr>
+          <w:rFonts w:ascii="Courier New" w:hAnsi="Courier New" w:cs="Courier New"/>
+          <w:sz w:val="26"/>
+          <w:szCs w:val="26"/>
+        </w:rPr>
+        <w:t>": "</w:t>
+      </w:r>
+      <w:proofErr w:type="spellStart"/>
+      <w:r>
+        <w:rPr>
+          <w:rFonts w:ascii="Courier New" w:hAnsi="Courier New" w:cs="Courier New"/>
+          <w:sz w:val="26"/>
+          <w:szCs w:val="26"/>
+        </w:rPr>
+        <w:t>AllUsers</w:t>
+      </w:r>
+      <w:proofErr w:type="spellEnd"/>
+      <w:r>
+        <w:rPr>
+          <w:rFonts w:ascii="Courier New" w:hAnsi="Courier New" w:cs="Courier New"/>
+          <w:sz w:val="26"/>
+          <w:szCs w:val="26"/>
+        </w:rPr>
+        <w:t>",</w:t>
+      </w:r>
+    </w:p>
+    <w:p>
+      <w:pPr>
+        <w:rPr>
+          <w:rFonts w:ascii="Courier New" w:hAnsi="Courier New" w:cs="Courier New"/>
+          <w:sz w:val="26"/>
+          <w:szCs w:val="26"/>
+        </w:rPr>
+      </w:pPr>
+      <w:r>
+        <w:rPr>
+          <w:rFonts w:ascii="Courier New" w:hAnsi="Courier New" w:cs="Courier New"/>
+          <w:sz w:val="26"/>
+          <w:szCs w:val="26"/>
+        </w:rPr>
+        <w:t xml:space="preserve">    "</w:t>
+      </w:r>
+      <w:proofErr w:type="spellStart"/>
+      <w:r>
+        <w:rPr>
+          <w:rFonts w:ascii="Courier New" w:hAnsi="Courier New" w:cs="Courier New"/>
+          <w:sz w:val="26"/>
+          <w:szCs w:val="26"/>
+        </w:rPr>
+        <w:t>args</w:t>
+      </w:r>
+      <w:proofErr w:type="spellEnd"/>
+      <w:r>
+        <w:rPr>
+          <w:rFonts w:ascii="Courier New" w:hAnsi="Courier New" w:cs="Courier New"/>
+          <w:sz w:val="26"/>
+          <w:szCs w:val="26"/>
+        </w:rPr>
+        <w:t>": {}</w:t>
       </w:r>
     </w:p>
     <w:p>
@@ -2380,6 +3733,7 @@
         <w:t>}</w:t>
       </w:r>
     </w:p>
+    <w:bookmarkEnd w:id="0"/>
     <w:p>
       <w:pPr>
         <w:rPr>
@@ -2428,11 +3782,30 @@
           <w:sz w:val="26"/>
           <w:szCs w:val="26"/>
         </w:rPr>
-        <w:t xml:space="preserve">    "cmd": "</w:t>
+        <w:t xml:space="preserve">    "</w:t>
+      </w:r>
+      <w:proofErr w:type="spellStart"/>
+      <w:r>
+        <w:rPr>
+          <w:rFonts w:ascii="Courier New" w:hAnsi="Courier New" w:cs="Courier New"/>
+          <w:sz w:val="26"/>
+          <w:szCs w:val="26"/>
+        </w:rPr>
+        <w:t>cmd</w:t>
+      </w:r>
+      <w:proofErr w:type="spellEnd"/>
+      <w:r>
+        <w:rPr>
+          <w:rFonts w:ascii="Courier New" w:hAnsi="Courier New" w:cs="Courier New"/>
+          <w:sz w:val="26"/>
+          <w:szCs w:val="26"/>
+        </w:rPr>
+        <w:t>": "</w:t>
       </w:r>
       <w:r>
         <w:t xml:space="preserve"> </w:t>
       </w:r>
+      <w:proofErr w:type="spellStart"/>
       <w:r>
         <w:rPr>
           <w:rFonts w:ascii="Courier New" w:hAnsi="Courier New" w:cs="Courier New"/>
@@ -2441,6 +3814,7 @@
         </w:rPr>
         <w:t>AllAccess</w:t>
       </w:r>
+      <w:proofErr w:type="spellEnd"/>
       <w:r>
         <w:rPr>
           <w:rFonts w:ascii="Courier New" w:hAnsi="Courier New" w:cs="Courier New"/>
@@ -2464,7 +3838,25 @@
           <w:sz w:val="26"/>
           <w:szCs w:val="26"/>
         </w:rPr>
-        <w:t xml:space="preserve">    "args": {}</w:t>
+        <w:t xml:space="preserve">    "</w:t>
+      </w:r>
+      <w:proofErr w:type="spellStart"/>
+      <w:r>
+        <w:rPr>
+          <w:rFonts w:ascii="Courier New" w:hAnsi="Courier New" w:cs="Courier New"/>
+          <w:sz w:val="26"/>
+          <w:szCs w:val="26"/>
+        </w:rPr>
+        <w:t>args</w:t>
+      </w:r>
+      <w:proofErr w:type="spellEnd"/>
+      <w:r>
+        <w:rPr>
+          <w:rFonts w:ascii="Courier New" w:hAnsi="Courier New" w:cs="Courier New"/>
+          <w:sz w:val="26"/>
+          <w:szCs w:val="26"/>
+        </w:rPr>
+        <w:t>": {}</w:t>
       </w:r>
     </w:p>
     <w:p>
@@ -2541,7 +3933,43 @@
           <w:sz w:val="26"/>
           <w:szCs w:val="26"/>
         </w:rPr>
-        <w:t xml:space="preserve">    "cmd": "AddWorkPosition",</w:t>
+        <w:t xml:space="preserve">    "</w:t>
+      </w:r>
+      <w:proofErr w:type="spellStart"/>
+      <w:r>
+        <w:rPr>
+          <w:rFonts w:ascii="Courier New" w:hAnsi="Courier New" w:cs="Courier New"/>
+          <w:sz w:val="26"/>
+          <w:szCs w:val="26"/>
+        </w:rPr>
+        <w:t>cmd</w:t>
+      </w:r>
+      <w:proofErr w:type="spellEnd"/>
+      <w:r>
+        <w:rPr>
+          <w:rFonts w:ascii="Courier New" w:hAnsi="Courier New" w:cs="Courier New"/>
+          <w:sz w:val="26"/>
+          <w:szCs w:val="26"/>
+        </w:rPr>
+        <w:t>": "</w:t>
+      </w:r>
+      <w:proofErr w:type="spellStart"/>
+      <w:r>
+        <w:rPr>
+          <w:rFonts w:ascii="Courier New" w:hAnsi="Courier New" w:cs="Courier New"/>
+          <w:sz w:val="26"/>
+          <w:szCs w:val="26"/>
+        </w:rPr>
+        <w:t>AddWorkPosition</w:t>
+      </w:r>
+      <w:proofErr w:type="spellEnd"/>
+      <w:r>
+        <w:rPr>
+          <w:rFonts w:ascii="Courier New" w:hAnsi="Courier New" w:cs="Courier New"/>
+          <w:sz w:val="26"/>
+          <w:szCs w:val="26"/>
+        </w:rPr>
+        <w:t>",</w:t>
       </w:r>
     </w:p>
     <w:p>
@@ -2568,8 +3996,51 @@
           <w:szCs w:val="26"/>
           <w:lang w:val="en-US"/>
         </w:rPr>
-        <w:t>"args": {"workpositionname":"</w:t>
-      </w:r>
+        <w:t>"</w:t>
+      </w:r>
+      <w:proofErr w:type="spellStart"/>
+      <w:proofErr w:type="gramStart"/>
+      <w:r>
+        <w:rPr>
+          <w:rFonts w:ascii="Courier New" w:hAnsi="Courier New" w:cs="Courier New"/>
+          <w:sz w:val="26"/>
+          <w:szCs w:val="26"/>
+          <w:lang w:val="en-US"/>
+        </w:rPr>
+        <w:t>args</w:t>
+      </w:r>
+      <w:proofErr w:type="spellEnd"/>
+      <w:proofErr w:type="gramEnd"/>
+      <w:r>
+        <w:rPr>
+          <w:rFonts w:ascii="Courier New" w:hAnsi="Courier New" w:cs="Courier New"/>
+          <w:sz w:val="26"/>
+          <w:szCs w:val="26"/>
+          <w:lang w:val="en-US"/>
+        </w:rPr>
+        <w:t>": {"</w:t>
+      </w:r>
+      <w:proofErr w:type="spellStart"/>
+      <w:r>
+        <w:rPr>
+          <w:rFonts w:ascii="Courier New" w:hAnsi="Courier New" w:cs="Courier New"/>
+          <w:sz w:val="26"/>
+          <w:szCs w:val="26"/>
+          <w:lang w:val="en-US"/>
+        </w:rPr>
+        <w:t>workpositionname</w:t>
+      </w:r>
+      <w:proofErr w:type="spellEnd"/>
+      <w:r>
+        <w:rPr>
+          <w:rFonts w:ascii="Courier New" w:hAnsi="Courier New" w:cs="Courier New"/>
+          <w:sz w:val="26"/>
+          <w:szCs w:val="26"/>
+          <w:lang w:val="en-US"/>
+        </w:rPr>
+        <w:t>":"</w:t>
+      </w:r>
+      <w:proofErr w:type="spellStart"/>
       <w:r>
         <w:rPr>
           <w:rFonts w:ascii="Courier New" w:hAnsi="Courier New" w:cs="Courier New"/>
@@ -2578,6 +4049,7 @@
         </w:rPr>
         <w:t>Манагер</w:t>
       </w:r>
+      <w:proofErr w:type="spellEnd"/>
       <w:r>
         <w:rPr>
           <w:rFonts w:ascii="Courier New" w:hAnsi="Courier New" w:cs="Courier New"/>
@@ -2696,27 +4168,112 @@
           <w:szCs w:val="26"/>
           <w:lang w:val="en-US"/>
         </w:rPr>
-        <w:t xml:space="preserve">    "cmd": "ChangeWorkPosition",</w:t>
-      </w:r>
-    </w:p>
-    <w:p>
-      <w:pPr>
-        <w:rPr>
-          <w:rFonts w:ascii="Courier New" w:hAnsi="Courier New" w:cs="Courier New"/>
-          <w:sz w:val="26"/>
-          <w:szCs w:val="26"/>
-          <w:lang w:val="en-US"/>
-        </w:rPr>
-      </w:pPr>
-      <w:r>
-        <w:rPr>
-          <w:rFonts w:ascii="Courier New" w:hAnsi="Courier New" w:cs="Courier New"/>
-          <w:sz w:val="26"/>
-          <w:szCs w:val="26"/>
-          <w:lang w:val="en-US"/>
-        </w:rPr>
-        <w:t xml:space="preserve">    "args": {"workpositionname":"</w:t>
-      </w:r>
+        <w:t xml:space="preserve">    "</w:t>
+      </w:r>
+      <w:proofErr w:type="spellStart"/>
+      <w:proofErr w:type="gramStart"/>
+      <w:r>
+        <w:rPr>
+          <w:rFonts w:ascii="Courier New" w:hAnsi="Courier New" w:cs="Courier New"/>
+          <w:sz w:val="26"/>
+          <w:szCs w:val="26"/>
+          <w:lang w:val="en-US"/>
+        </w:rPr>
+        <w:t>cmd</w:t>
+      </w:r>
+      <w:proofErr w:type="spellEnd"/>
+      <w:proofErr w:type="gramEnd"/>
+      <w:r>
+        <w:rPr>
+          <w:rFonts w:ascii="Courier New" w:hAnsi="Courier New" w:cs="Courier New"/>
+          <w:sz w:val="26"/>
+          <w:szCs w:val="26"/>
+          <w:lang w:val="en-US"/>
+        </w:rPr>
+        <w:t>": "</w:t>
+      </w:r>
+      <w:proofErr w:type="spellStart"/>
+      <w:r>
+        <w:rPr>
+          <w:rFonts w:ascii="Courier New" w:hAnsi="Courier New" w:cs="Courier New"/>
+          <w:sz w:val="26"/>
+          <w:szCs w:val="26"/>
+          <w:lang w:val="en-US"/>
+        </w:rPr>
+        <w:t>ChangeWorkPosition</w:t>
+      </w:r>
+      <w:proofErr w:type="spellEnd"/>
+      <w:r>
+        <w:rPr>
+          <w:rFonts w:ascii="Courier New" w:hAnsi="Courier New" w:cs="Courier New"/>
+          <w:sz w:val="26"/>
+          <w:szCs w:val="26"/>
+          <w:lang w:val="en-US"/>
+        </w:rPr>
+        <w:t>",</w:t>
+      </w:r>
+    </w:p>
+    <w:p>
+      <w:pPr>
+        <w:rPr>
+          <w:rFonts w:ascii="Courier New" w:hAnsi="Courier New" w:cs="Courier New"/>
+          <w:sz w:val="26"/>
+          <w:szCs w:val="26"/>
+          <w:lang w:val="en-US"/>
+        </w:rPr>
+      </w:pPr>
+      <w:r>
+        <w:rPr>
+          <w:rFonts w:ascii="Courier New" w:hAnsi="Courier New" w:cs="Courier New"/>
+          <w:sz w:val="26"/>
+          <w:szCs w:val="26"/>
+          <w:lang w:val="en-US"/>
+        </w:rPr>
+        <w:t xml:space="preserve">    "</w:t>
+      </w:r>
+      <w:proofErr w:type="spellStart"/>
+      <w:proofErr w:type="gramStart"/>
+      <w:r>
+        <w:rPr>
+          <w:rFonts w:ascii="Courier New" w:hAnsi="Courier New" w:cs="Courier New"/>
+          <w:sz w:val="26"/>
+          <w:szCs w:val="26"/>
+          <w:lang w:val="en-US"/>
+        </w:rPr>
+        <w:t>args</w:t>
+      </w:r>
+      <w:proofErr w:type="spellEnd"/>
+      <w:proofErr w:type="gramEnd"/>
+      <w:r>
+        <w:rPr>
+          <w:rFonts w:ascii="Courier New" w:hAnsi="Courier New" w:cs="Courier New"/>
+          <w:sz w:val="26"/>
+          <w:szCs w:val="26"/>
+          <w:lang w:val="en-US"/>
+        </w:rPr>
+        <w:t>": {"</w:t>
+      </w:r>
+      <w:proofErr w:type="spellStart"/>
+      <w:r>
+        <w:rPr>
+          <w:rFonts w:ascii="Courier New" w:hAnsi="Courier New" w:cs="Courier New"/>
+          <w:sz w:val="26"/>
+          <w:szCs w:val="26"/>
+          <w:lang w:val="en-US"/>
+        </w:rPr>
+        <w:t>workpositionname</w:t>
+      </w:r>
+      <w:proofErr w:type="spellEnd"/>
+      <w:r>
+        <w:rPr>
+          <w:rFonts w:ascii="Courier New" w:hAnsi="Courier New" w:cs="Courier New"/>
+          <w:sz w:val="26"/>
+          <w:szCs w:val="26"/>
+          <w:lang w:val="en-US"/>
+        </w:rPr>
+        <w:t>":"</w:t>
+      </w:r>
+      <w:proofErr w:type="spellStart"/>
       <w:r>
         <w:rPr>
           <w:rFonts w:ascii="Courier New" w:hAnsi="Courier New" w:cs="Courier New"/>
@@ -2725,6 +4282,7 @@
         </w:rPr>
         <w:t>Манагер</w:t>
       </w:r>
+      <w:proofErr w:type="spellEnd"/>
       <w:r>
         <w:rPr>
           <w:rFonts w:ascii="Courier New" w:hAnsi="Courier New" w:cs="Courier New"/>
@@ -2834,26 +4392,90 @@
           <w:szCs w:val="26"/>
           <w:lang w:val="en-US"/>
         </w:rPr>
-        <w:t xml:space="preserve">    "cmd" : "AllWorkPosition",</w:t>
-      </w:r>
-    </w:p>
-    <w:p>
-      <w:pPr>
-        <w:rPr>
-          <w:rFonts w:ascii="Courier New" w:hAnsi="Courier New" w:cs="Courier New"/>
-          <w:sz w:val="26"/>
-          <w:szCs w:val="26"/>
-          <w:lang w:val="en-US"/>
-        </w:rPr>
-      </w:pPr>
-      <w:r>
-        <w:rPr>
-          <w:rFonts w:ascii="Courier New" w:hAnsi="Courier New" w:cs="Courier New"/>
-          <w:sz w:val="26"/>
-          <w:szCs w:val="26"/>
-          <w:lang w:val="en-US"/>
-        </w:rPr>
-        <w:t xml:space="preserve">    "args": {}</w:t>
+        <w:t xml:space="preserve">    "</w:t>
+      </w:r>
+      <w:proofErr w:type="spellStart"/>
+      <w:proofErr w:type="gramStart"/>
+      <w:r>
+        <w:rPr>
+          <w:rFonts w:ascii="Courier New" w:hAnsi="Courier New" w:cs="Courier New"/>
+          <w:sz w:val="26"/>
+          <w:szCs w:val="26"/>
+          <w:lang w:val="en-US"/>
+        </w:rPr>
+        <w:t>cmd</w:t>
+      </w:r>
+      <w:proofErr w:type="spellEnd"/>
+      <w:proofErr w:type="gramEnd"/>
+      <w:r>
+        <w:rPr>
+          <w:rFonts w:ascii="Courier New" w:hAnsi="Courier New" w:cs="Courier New"/>
+          <w:sz w:val="26"/>
+          <w:szCs w:val="26"/>
+          <w:lang w:val="en-US"/>
+        </w:rPr>
+        <w:t>" : "</w:t>
+      </w:r>
+      <w:proofErr w:type="spellStart"/>
+      <w:r>
+        <w:rPr>
+          <w:rFonts w:ascii="Courier New" w:hAnsi="Courier New" w:cs="Courier New"/>
+          <w:sz w:val="26"/>
+          <w:szCs w:val="26"/>
+          <w:lang w:val="en-US"/>
+        </w:rPr>
+        <w:t>AllWorkPosition</w:t>
+      </w:r>
+      <w:proofErr w:type="spellEnd"/>
+      <w:r>
+        <w:rPr>
+          <w:rFonts w:ascii="Courier New" w:hAnsi="Courier New" w:cs="Courier New"/>
+          <w:sz w:val="26"/>
+          <w:szCs w:val="26"/>
+          <w:lang w:val="en-US"/>
+        </w:rPr>
+        <w:t>",</w:t>
+      </w:r>
+    </w:p>
+    <w:p>
+      <w:pPr>
+        <w:rPr>
+          <w:rFonts w:ascii="Courier New" w:hAnsi="Courier New" w:cs="Courier New"/>
+          <w:sz w:val="26"/>
+          <w:szCs w:val="26"/>
+          <w:lang w:val="en-US"/>
+        </w:rPr>
+      </w:pPr>
+      <w:r>
+        <w:rPr>
+          <w:rFonts w:ascii="Courier New" w:hAnsi="Courier New" w:cs="Courier New"/>
+          <w:sz w:val="26"/>
+          <w:szCs w:val="26"/>
+          <w:lang w:val="en-US"/>
+        </w:rPr>
+        <w:t xml:space="preserve">    "</w:t>
+      </w:r>
+      <w:proofErr w:type="spellStart"/>
+      <w:proofErr w:type="gramStart"/>
+      <w:r>
+        <w:rPr>
+          <w:rFonts w:ascii="Courier New" w:hAnsi="Courier New" w:cs="Courier New"/>
+          <w:sz w:val="26"/>
+          <w:szCs w:val="26"/>
+          <w:lang w:val="en-US"/>
+        </w:rPr>
+        <w:t>args</w:t>
+      </w:r>
+      <w:proofErr w:type="spellEnd"/>
+      <w:proofErr w:type="gramEnd"/>
+      <w:r>
+        <w:rPr>
+          <w:rFonts w:ascii="Courier New" w:hAnsi="Courier New" w:cs="Courier New"/>
+          <w:sz w:val="26"/>
+          <w:szCs w:val="26"/>
+          <w:lang w:val="en-US"/>
+        </w:rPr>
+        <w:t>": {}</w:t>
       </w:r>
     </w:p>
     <w:p>
@@ -2964,26 +4586,110 @@
           <w:szCs w:val="26"/>
           <w:lang w:val="en-US"/>
         </w:rPr>
-        <w:t xml:space="preserve">    "cmd": "AddDept",</w:t>
-      </w:r>
-    </w:p>
-    <w:p>
-      <w:pPr>
-        <w:rPr>
-          <w:rFonts w:ascii="Courier New" w:hAnsi="Courier New" w:cs="Courier New"/>
-          <w:sz w:val="26"/>
-          <w:szCs w:val="26"/>
-          <w:lang w:val="en-US"/>
-        </w:rPr>
-      </w:pPr>
-      <w:r>
-        <w:rPr>
-          <w:rFonts w:ascii="Courier New" w:hAnsi="Courier New" w:cs="Courier New"/>
-          <w:sz w:val="26"/>
-          <w:szCs w:val="26"/>
-          <w:lang w:val="en-US"/>
-        </w:rPr>
-        <w:t xml:space="preserve">    "args": {"deptname":"</w:t>
+        <w:t xml:space="preserve">    "</w:t>
+      </w:r>
+      <w:proofErr w:type="spellStart"/>
+      <w:proofErr w:type="gramStart"/>
+      <w:r>
+        <w:rPr>
+          <w:rFonts w:ascii="Courier New" w:hAnsi="Courier New" w:cs="Courier New"/>
+          <w:sz w:val="26"/>
+          <w:szCs w:val="26"/>
+          <w:lang w:val="en-US"/>
+        </w:rPr>
+        <w:t>cmd</w:t>
+      </w:r>
+      <w:proofErr w:type="spellEnd"/>
+      <w:proofErr w:type="gramEnd"/>
+      <w:r>
+        <w:rPr>
+          <w:rFonts w:ascii="Courier New" w:hAnsi="Courier New" w:cs="Courier New"/>
+          <w:sz w:val="26"/>
+          <w:szCs w:val="26"/>
+          <w:lang w:val="en-US"/>
+        </w:rPr>
+        <w:t>": "</w:t>
+      </w:r>
+      <w:proofErr w:type="spellStart"/>
+      <w:r>
+        <w:rPr>
+          <w:rFonts w:ascii="Courier New" w:hAnsi="Courier New" w:cs="Courier New"/>
+          <w:sz w:val="26"/>
+          <w:szCs w:val="26"/>
+          <w:lang w:val="en-US"/>
+        </w:rPr>
+        <w:t>AddDept</w:t>
+      </w:r>
+      <w:proofErr w:type="spellEnd"/>
+      <w:r>
+        <w:rPr>
+          <w:rFonts w:ascii="Courier New" w:hAnsi="Courier New" w:cs="Courier New"/>
+          <w:sz w:val="26"/>
+          <w:szCs w:val="26"/>
+          <w:lang w:val="en-US"/>
+        </w:rPr>
+        <w:t>",</w:t>
+      </w:r>
+    </w:p>
+    <w:p>
+      <w:pPr>
+        <w:rPr>
+          <w:rFonts w:ascii="Courier New" w:hAnsi="Courier New" w:cs="Courier New"/>
+          <w:sz w:val="26"/>
+          <w:szCs w:val="26"/>
+          <w:lang w:val="en-US"/>
+        </w:rPr>
+      </w:pPr>
+      <w:r>
+        <w:rPr>
+          <w:rFonts w:ascii="Courier New" w:hAnsi="Courier New" w:cs="Courier New"/>
+          <w:sz w:val="26"/>
+          <w:szCs w:val="26"/>
+          <w:lang w:val="en-US"/>
+        </w:rPr>
+        <w:t xml:space="preserve">    "</w:t>
+      </w:r>
+      <w:proofErr w:type="spellStart"/>
+      <w:proofErr w:type="gramStart"/>
+      <w:r>
+        <w:rPr>
+          <w:rFonts w:ascii="Courier New" w:hAnsi="Courier New" w:cs="Courier New"/>
+          <w:sz w:val="26"/>
+          <w:szCs w:val="26"/>
+          <w:lang w:val="en-US"/>
+        </w:rPr>
+        <w:t>args</w:t>
+      </w:r>
+      <w:proofErr w:type="spellEnd"/>
+      <w:proofErr w:type="gramEnd"/>
+      <w:r>
+        <w:rPr>
+          <w:rFonts w:ascii="Courier New" w:hAnsi="Courier New" w:cs="Courier New"/>
+          <w:sz w:val="26"/>
+          <w:szCs w:val="26"/>
+          <w:lang w:val="en-US"/>
+        </w:rPr>
+        <w:t>": {"</w:t>
+      </w:r>
+      <w:proofErr w:type="spellStart"/>
+      <w:r>
+        <w:rPr>
+          <w:rFonts w:ascii="Courier New" w:hAnsi="Courier New" w:cs="Courier New"/>
+          <w:sz w:val="26"/>
+          <w:szCs w:val="26"/>
+          <w:lang w:val="en-US"/>
+        </w:rPr>
+        <w:t>deptname</w:t>
+      </w:r>
+      <w:proofErr w:type="spellEnd"/>
+      <w:r>
+        <w:rPr>
+          <w:rFonts w:ascii="Courier New" w:hAnsi="Courier New" w:cs="Courier New"/>
+          <w:sz w:val="26"/>
+          <w:szCs w:val="26"/>
+          <w:lang w:val="en-US"/>
+        </w:rPr>
+        <w:t>":"</w:t>
       </w:r>
       <w:r>
         <w:rPr>
@@ -3111,26 +4817,110 @@
           <w:szCs w:val="26"/>
           <w:lang w:val="en-US"/>
         </w:rPr>
-        <w:t xml:space="preserve">    "cmd": "ChangeDept",</w:t>
-      </w:r>
-    </w:p>
-    <w:p>
-      <w:pPr>
-        <w:rPr>
-          <w:rFonts w:ascii="Courier New" w:hAnsi="Courier New" w:cs="Courier New"/>
-          <w:sz w:val="26"/>
-          <w:szCs w:val="26"/>
-          <w:lang w:val="en-US"/>
-        </w:rPr>
-      </w:pPr>
-      <w:r>
-        <w:rPr>
-          <w:rFonts w:ascii="Courier New" w:hAnsi="Courier New" w:cs="Courier New"/>
-          <w:sz w:val="26"/>
-          <w:szCs w:val="26"/>
-          <w:lang w:val="en-US"/>
-        </w:rPr>
-        <w:t xml:space="preserve">    "args": {"deptname":"</w:t>
+        <w:t xml:space="preserve">    "</w:t>
+      </w:r>
+      <w:proofErr w:type="spellStart"/>
+      <w:proofErr w:type="gramStart"/>
+      <w:r>
+        <w:rPr>
+          <w:rFonts w:ascii="Courier New" w:hAnsi="Courier New" w:cs="Courier New"/>
+          <w:sz w:val="26"/>
+          <w:szCs w:val="26"/>
+          <w:lang w:val="en-US"/>
+        </w:rPr>
+        <w:t>cmd</w:t>
+      </w:r>
+      <w:proofErr w:type="spellEnd"/>
+      <w:proofErr w:type="gramEnd"/>
+      <w:r>
+        <w:rPr>
+          <w:rFonts w:ascii="Courier New" w:hAnsi="Courier New" w:cs="Courier New"/>
+          <w:sz w:val="26"/>
+          <w:szCs w:val="26"/>
+          <w:lang w:val="en-US"/>
+        </w:rPr>
+        <w:t>": "</w:t>
+      </w:r>
+      <w:proofErr w:type="spellStart"/>
+      <w:r>
+        <w:rPr>
+          <w:rFonts w:ascii="Courier New" w:hAnsi="Courier New" w:cs="Courier New"/>
+          <w:sz w:val="26"/>
+          <w:szCs w:val="26"/>
+          <w:lang w:val="en-US"/>
+        </w:rPr>
+        <w:t>ChangeDept</w:t>
+      </w:r>
+      <w:proofErr w:type="spellEnd"/>
+      <w:r>
+        <w:rPr>
+          <w:rFonts w:ascii="Courier New" w:hAnsi="Courier New" w:cs="Courier New"/>
+          <w:sz w:val="26"/>
+          <w:szCs w:val="26"/>
+          <w:lang w:val="en-US"/>
+        </w:rPr>
+        <w:t>",</w:t>
+      </w:r>
+    </w:p>
+    <w:p>
+      <w:pPr>
+        <w:rPr>
+          <w:rFonts w:ascii="Courier New" w:hAnsi="Courier New" w:cs="Courier New"/>
+          <w:sz w:val="26"/>
+          <w:szCs w:val="26"/>
+          <w:lang w:val="en-US"/>
+        </w:rPr>
+      </w:pPr>
+      <w:r>
+        <w:rPr>
+          <w:rFonts w:ascii="Courier New" w:hAnsi="Courier New" w:cs="Courier New"/>
+          <w:sz w:val="26"/>
+          <w:szCs w:val="26"/>
+          <w:lang w:val="en-US"/>
+        </w:rPr>
+        <w:t xml:space="preserve">    "</w:t>
+      </w:r>
+      <w:proofErr w:type="spellStart"/>
+      <w:proofErr w:type="gramStart"/>
+      <w:r>
+        <w:rPr>
+          <w:rFonts w:ascii="Courier New" w:hAnsi="Courier New" w:cs="Courier New"/>
+          <w:sz w:val="26"/>
+          <w:szCs w:val="26"/>
+          <w:lang w:val="en-US"/>
+        </w:rPr>
+        <w:t>args</w:t>
+      </w:r>
+      <w:proofErr w:type="spellEnd"/>
+      <w:proofErr w:type="gramEnd"/>
+      <w:r>
+        <w:rPr>
+          <w:rFonts w:ascii="Courier New" w:hAnsi="Courier New" w:cs="Courier New"/>
+          <w:sz w:val="26"/>
+          <w:szCs w:val="26"/>
+          <w:lang w:val="en-US"/>
+        </w:rPr>
+        <w:t>": {"</w:t>
+      </w:r>
+      <w:proofErr w:type="spellStart"/>
+      <w:r>
+        <w:rPr>
+          <w:rFonts w:ascii="Courier New" w:hAnsi="Courier New" w:cs="Courier New"/>
+          <w:sz w:val="26"/>
+          <w:szCs w:val="26"/>
+          <w:lang w:val="en-US"/>
+        </w:rPr>
+        <w:t>deptname</w:t>
+      </w:r>
+      <w:proofErr w:type="spellEnd"/>
+      <w:r>
+        <w:rPr>
+          <w:rFonts w:ascii="Courier New" w:hAnsi="Courier New" w:cs="Courier New"/>
+          <w:sz w:val="26"/>
+          <w:szCs w:val="26"/>
+          <w:lang w:val="en-US"/>
+        </w:rPr>
+        <w:t>":"</w:t>
       </w:r>
       <w:r>
         <w:rPr>
@@ -3269,6 +5059,8 @@
         </w:rPr>
         <w:t>"</w:t>
       </w:r>
+      <w:proofErr w:type="spellStart"/>
+      <w:proofErr w:type="gramStart"/>
       <w:r>
         <w:rPr>
           <w:rFonts w:ascii="Courier New" w:hAnsi="Courier New" w:cs="Courier New"/>
@@ -3278,6 +5070,8 @@
         </w:rPr>
         <w:t>cmd</w:t>
       </w:r>
+      <w:proofErr w:type="spellEnd"/>
+      <w:proofErr w:type="gramEnd"/>
       <w:r>
         <w:rPr>
           <w:rFonts w:ascii="Courier New" w:hAnsi="Courier New" w:cs="Courier New"/>
@@ -3287,6 +5081,7 @@
         </w:rPr>
         <w:t>" : "</w:t>
       </w:r>
+      <w:proofErr w:type="spellStart"/>
       <w:r>
         <w:rPr>
           <w:rFonts w:ascii="Courier New" w:hAnsi="Courier New" w:cs="Courier New"/>
@@ -3296,6 +5091,7 @@
         </w:rPr>
         <w:t>AllDept</w:t>
       </w:r>
+      <w:proofErr w:type="spellEnd"/>
       <w:r>
         <w:rPr>
           <w:rFonts w:ascii="Courier New" w:hAnsi="Courier New" w:cs="Courier New"/>
@@ -3324,6 +5120,8 @@
         </w:rPr>
         <w:t xml:space="preserve">    "</w:t>
       </w:r>
+      <w:proofErr w:type="spellStart"/>
+      <w:proofErr w:type="gramStart"/>
       <w:r>
         <w:rPr>
           <w:rFonts w:ascii="Courier New" w:hAnsi="Courier New" w:cs="Courier New"/>
@@ -3333,6 +5131,8 @@
         </w:rPr>
         <w:t>args</w:t>
       </w:r>
+      <w:proofErr w:type="spellEnd"/>
+      <w:proofErr w:type="gramEnd"/>
       <w:r>
         <w:rPr>
           <w:rFonts w:ascii="Courier New" w:hAnsi="Courier New" w:cs="Courier New"/>
@@ -3460,26 +5260,110 @@
           <w:szCs w:val="26"/>
           <w:lang w:val="en-US"/>
         </w:rPr>
-        <w:t>"cmd": "AddCategoryCert",</w:t>
-      </w:r>
-    </w:p>
-    <w:p>
-      <w:pPr>
-        <w:rPr>
-          <w:rFonts w:ascii="Courier New" w:hAnsi="Courier New" w:cs="Courier New"/>
-          <w:sz w:val="26"/>
-          <w:szCs w:val="26"/>
-          <w:lang w:val="en-US"/>
-        </w:rPr>
-      </w:pPr>
-      <w:r>
-        <w:rPr>
-          <w:rFonts w:ascii="Courier New" w:hAnsi="Courier New" w:cs="Courier New"/>
-          <w:sz w:val="26"/>
-          <w:szCs w:val="26"/>
-          <w:lang w:val="en-US"/>
-        </w:rPr>
-        <w:t xml:space="preserve">    "args": {"categoryname":"</w:t>
+        <w:t>"</w:t>
+      </w:r>
+      <w:proofErr w:type="spellStart"/>
+      <w:proofErr w:type="gramStart"/>
+      <w:r>
+        <w:rPr>
+          <w:rFonts w:ascii="Courier New" w:hAnsi="Courier New" w:cs="Courier New"/>
+          <w:sz w:val="26"/>
+          <w:szCs w:val="26"/>
+          <w:lang w:val="en-US"/>
+        </w:rPr>
+        <w:t>cmd</w:t>
+      </w:r>
+      <w:proofErr w:type="spellEnd"/>
+      <w:proofErr w:type="gramEnd"/>
+      <w:r>
+        <w:rPr>
+          <w:rFonts w:ascii="Courier New" w:hAnsi="Courier New" w:cs="Courier New"/>
+          <w:sz w:val="26"/>
+          <w:szCs w:val="26"/>
+          <w:lang w:val="en-US"/>
+        </w:rPr>
+        <w:t>": "</w:t>
+      </w:r>
+      <w:proofErr w:type="spellStart"/>
+      <w:r>
+        <w:rPr>
+          <w:rFonts w:ascii="Courier New" w:hAnsi="Courier New" w:cs="Courier New"/>
+          <w:sz w:val="26"/>
+          <w:szCs w:val="26"/>
+          <w:lang w:val="en-US"/>
+        </w:rPr>
+        <w:t>AddCategoryCert</w:t>
+      </w:r>
+      <w:proofErr w:type="spellEnd"/>
+      <w:r>
+        <w:rPr>
+          <w:rFonts w:ascii="Courier New" w:hAnsi="Courier New" w:cs="Courier New"/>
+          <w:sz w:val="26"/>
+          <w:szCs w:val="26"/>
+          <w:lang w:val="en-US"/>
+        </w:rPr>
+        <w:t>",</w:t>
+      </w:r>
+    </w:p>
+    <w:p>
+      <w:pPr>
+        <w:rPr>
+          <w:rFonts w:ascii="Courier New" w:hAnsi="Courier New" w:cs="Courier New"/>
+          <w:sz w:val="26"/>
+          <w:szCs w:val="26"/>
+          <w:lang w:val="en-US"/>
+        </w:rPr>
+      </w:pPr>
+      <w:r>
+        <w:rPr>
+          <w:rFonts w:ascii="Courier New" w:hAnsi="Courier New" w:cs="Courier New"/>
+          <w:sz w:val="26"/>
+          <w:szCs w:val="26"/>
+          <w:lang w:val="en-US"/>
+        </w:rPr>
+        <w:t xml:space="preserve">    "</w:t>
+      </w:r>
+      <w:proofErr w:type="spellStart"/>
+      <w:proofErr w:type="gramStart"/>
+      <w:r>
+        <w:rPr>
+          <w:rFonts w:ascii="Courier New" w:hAnsi="Courier New" w:cs="Courier New"/>
+          <w:sz w:val="26"/>
+          <w:szCs w:val="26"/>
+          <w:lang w:val="en-US"/>
+        </w:rPr>
+        <w:t>args</w:t>
+      </w:r>
+      <w:proofErr w:type="spellEnd"/>
+      <w:proofErr w:type="gramEnd"/>
+      <w:r>
+        <w:rPr>
+          <w:rFonts w:ascii="Courier New" w:hAnsi="Courier New" w:cs="Courier New"/>
+          <w:sz w:val="26"/>
+          <w:szCs w:val="26"/>
+          <w:lang w:val="en-US"/>
+        </w:rPr>
+        <w:t>": {"</w:t>
+      </w:r>
+      <w:proofErr w:type="spellStart"/>
+      <w:r>
+        <w:rPr>
+          <w:rFonts w:ascii="Courier New" w:hAnsi="Courier New" w:cs="Courier New"/>
+          <w:sz w:val="26"/>
+          <w:szCs w:val="26"/>
+          <w:lang w:val="en-US"/>
+        </w:rPr>
+        <w:t>categoryname</w:t>
+      </w:r>
+      <w:proofErr w:type="spellEnd"/>
+      <w:r>
+        <w:rPr>
+          <w:rFonts w:ascii="Courier New" w:hAnsi="Courier New" w:cs="Courier New"/>
+          <w:sz w:val="26"/>
+          <w:szCs w:val="26"/>
+          <w:lang w:val="en-US"/>
+        </w:rPr>
+        <w:t>":"</w:t>
       </w:r>
       <w:r>
         <w:rPr>
@@ -3608,26 +5492,110 @@
           <w:szCs w:val="26"/>
           <w:lang w:val="en-US"/>
         </w:rPr>
-        <w:t xml:space="preserve">    "cmd": "ChangeCategoryCert",</w:t>
-      </w:r>
-    </w:p>
-    <w:p>
-      <w:pPr>
-        <w:rPr>
-          <w:rFonts w:ascii="Courier New" w:hAnsi="Courier New" w:cs="Courier New"/>
-          <w:sz w:val="26"/>
-          <w:szCs w:val="26"/>
-          <w:lang w:val="en-US"/>
-        </w:rPr>
-      </w:pPr>
-      <w:r>
-        <w:rPr>
-          <w:rFonts w:ascii="Courier New" w:hAnsi="Courier New" w:cs="Courier New"/>
-          <w:sz w:val="26"/>
-          <w:szCs w:val="26"/>
-          <w:lang w:val="en-US"/>
-        </w:rPr>
-        <w:t xml:space="preserve">    "args": {"categoryname":"</w:t>
+        <w:t xml:space="preserve">    "</w:t>
+      </w:r>
+      <w:proofErr w:type="spellStart"/>
+      <w:proofErr w:type="gramStart"/>
+      <w:r>
+        <w:rPr>
+          <w:rFonts w:ascii="Courier New" w:hAnsi="Courier New" w:cs="Courier New"/>
+          <w:sz w:val="26"/>
+          <w:szCs w:val="26"/>
+          <w:lang w:val="en-US"/>
+        </w:rPr>
+        <w:t>cmd</w:t>
+      </w:r>
+      <w:proofErr w:type="spellEnd"/>
+      <w:proofErr w:type="gramEnd"/>
+      <w:r>
+        <w:rPr>
+          <w:rFonts w:ascii="Courier New" w:hAnsi="Courier New" w:cs="Courier New"/>
+          <w:sz w:val="26"/>
+          <w:szCs w:val="26"/>
+          <w:lang w:val="en-US"/>
+        </w:rPr>
+        <w:t>": "</w:t>
+      </w:r>
+      <w:proofErr w:type="spellStart"/>
+      <w:r>
+        <w:rPr>
+          <w:rFonts w:ascii="Courier New" w:hAnsi="Courier New" w:cs="Courier New"/>
+          <w:sz w:val="26"/>
+          <w:szCs w:val="26"/>
+          <w:lang w:val="en-US"/>
+        </w:rPr>
+        <w:t>ChangeCategoryCert</w:t>
+      </w:r>
+      <w:proofErr w:type="spellEnd"/>
+      <w:r>
+        <w:rPr>
+          <w:rFonts w:ascii="Courier New" w:hAnsi="Courier New" w:cs="Courier New"/>
+          <w:sz w:val="26"/>
+          <w:szCs w:val="26"/>
+          <w:lang w:val="en-US"/>
+        </w:rPr>
+        <w:t>",</w:t>
+      </w:r>
+    </w:p>
+    <w:p>
+      <w:pPr>
+        <w:rPr>
+          <w:rFonts w:ascii="Courier New" w:hAnsi="Courier New" w:cs="Courier New"/>
+          <w:sz w:val="26"/>
+          <w:szCs w:val="26"/>
+          <w:lang w:val="en-US"/>
+        </w:rPr>
+      </w:pPr>
+      <w:r>
+        <w:rPr>
+          <w:rFonts w:ascii="Courier New" w:hAnsi="Courier New" w:cs="Courier New"/>
+          <w:sz w:val="26"/>
+          <w:szCs w:val="26"/>
+          <w:lang w:val="en-US"/>
+        </w:rPr>
+        <w:t xml:space="preserve">    "</w:t>
+      </w:r>
+      <w:proofErr w:type="spellStart"/>
+      <w:proofErr w:type="gramStart"/>
+      <w:r>
+        <w:rPr>
+          <w:rFonts w:ascii="Courier New" w:hAnsi="Courier New" w:cs="Courier New"/>
+          <w:sz w:val="26"/>
+          <w:szCs w:val="26"/>
+          <w:lang w:val="en-US"/>
+        </w:rPr>
+        <w:t>args</w:t>
+      </w:r>
+      <w:proofErr w:type="spellEnd"/>
+      <w:proofErr w:type="gramEnd"/>
+      <w:r>
+        <w:rPr>
+          <w:rFonts w:ascii="Courier New" w:hAnsi="Courier New" w:cs="Courier New"/>
+          <w:sz w:val="26"/>
+          <w:szCs w:val="26"/>
+          <w:lang w:val="en-US"/>
+        </w:rPr>
+        <w:t>": {"</w:t>
+      </w:r>
+      <w:proofErr w:type="spellStart"/>
+      <w:r>
+        <w:rPr>
+          <w:rFonts w:ascii="Courier New" w:hAnsi="Courier New" w:cs="Courier New"/>
+          <w:sz w:val="26"/>
+          <w:szCs w:val="26"/>
+          <w:lang w:val="en-US"/>
+        </w:rPr>
+        <w:t>categoryname</w:t>
+      </w:r>
+      <w:proofErr w:type="spellEnd"/>
+      <w:r>
+        <w:rPr>
+          <w:rFonts w:ascii="Courier New" w:hAnsi="Courier New" w:cs="Courier New"/>
+          <w:sz w:val="26"/>
+          <w:szCs w:val="26"/>
+          <w:lang w:val="en-US"/>
+        </w:rPr>
+        <w:t>":"</w:t>
       </w:r>
       <w:r>
         <w:rPr>
@@ -3755,26 +5723,90 @@
           <w:szCs w:val="26"/>
           <w:lang w:val="en-US"/>
         </w:rPr>
-        <w:t xml:space="preserve">    "cmd": "AllCategoryCert",</w:t>
-      </w:r>
-    </w:p>
-    <w:p>
-      <w:pPr>
-        <w:rPr>
-          <w:rFonts w:ascii="Courier New" w:hAnsi="Courier New" w:cs="Courier New"/>
-          <w:sz w:val="26"/>
-          <w:szCs w:val="26"/>
-          <w:lang w:val="en-US"/>
-        </w:rPr>
-      </w:pPr>
-      <w:r>
-        <w:rPr>
-          <w:rFonts w:ascii="Courier New" w:hAnsi="Courier New" w:cs="Courier New"/>
-          <w:sz w:val="26"/>
-          <w:szCs w:val="26"/>
-          <w:lang w:val="en-US"/>
-        </w:rPr>
-        <w:t xml:space="preserve">    "args": {}</w:t>
+        <w:t xml:space="preserve">    "</w:t>
+      </w:r>
+      <w:proofErr w:type="spellStart"/>
+      <w:proofErr w:type="gramStart"/>
+      <w:r>
+        <w:rPr>
+          <w:rFonts w:ascii="Courier New" w:hAnsi="Courier New" w:cs="Courier New"/>
+          <w:sz w:val="26"/>
+          <w:szCs w:val="26"/>
+          <w:lang w:val="en-US"/>
+        </w:rPr>
+        <w:t>cmd</w:t>
+      </w:r>
+      <w:proofErr w:type="spellEnd"/>
+      <w:proofErr w:type="gramEnd"/>
+      <w:r>
+        <w:rPr>
+          <w:rFonts w:ascii="Courier New" w:hAnsi="Courier New" w:cs="Courier New"/>
+          <w:sz w:val="26"/>
+          <w:szCs w:val="26"/>
+          <w:lang w:val="en-US"/>
+        </w:rPr>
+        <w:t>": "</w:t>
+      </w:r>
+      <w:proofErr w:type="spellStart"/>
+      <w:r>
+        <w:rPr>
+          <w:rFonts w:ascii="Courier New" w:hAnsi="Courier New" w:cs="Courier New"/>
+          <w:sz w:val="26"/>
+          <w:szCs w:val="26"/>
+          <w:lang w:val="en-US"/>
+        </w:rPr>
+        <w:t>AllCategoryCert</w:t>
+      </w:r>
+      <w:proofErr w:type="spellEnd"/>
+      <w:r>
+        <w:rPr>
+          <w:rFonts w:ascii="Courier New" w:hAnsi="Courier New" w:cs="Courier New"/>
+          <w:sz w:val="26"/>
+          <w:szCs w:val="26"/>
+          <w:lang w:val="en-US"/>
+        </w:rPr>
+        <w:t>",</w:t>
+      </w:r>
+    </w:p>
+    <w:p>
+      <w:pPr>
+        <w:rPr>
+          <w:rFonts w:ascii="Courier New" w:hAnsi="Courier New" w:cs="Courier New"/>
+          <w:sz w:val="26"/>
+          <w:szCs w:val="26"/>
+          <w:lang w:val="en-US"/>
+        </w:rPr>
+      </w:pPr>
+      <w:r>
+        <w:rPr>
+          <w:rFonts w:ascii="Courier New" w:hAnsi="Courier New" w:cs="Courier New"/>
+          <w:sz w:val="26"/>
+          <w:szCs w:val="26"/>
+          <w:lang w:val="en-US"/>
+        </w:rPr>
+        <w:t xml:space="preserve">    "</w:t>
+      </w:r>
+      <w:proofErr w:type="spellStart"/>
+      <w:proofErr w:type="gramStart"/>
+      <w:r>
+        <w:rPr>
+          <w:rFonts w:ascii="Courier New" w:hAnsi="Courier New" w:cs="Courier New"/>
+          <w:sz w:val="26"/>
+          <w:szCs w:val="26"/>
+          <w:lang w:val="en-US"/>
+        </w:rPr>
+        <w:t>args</w:t>
+      </w:r>
+      <w:proofErr w:type="spellEnd"/>
+      <w:proofErr w:type="gramEnd"/>
+      <w:r>
+        <w:rPr>
+          <w:rFonts w:ascii="Courier New" w:hAnsi="Courier New" w:cs="Courier New"/>
+          <w:sz w:val="26"/>
+          <w:szCs w:val="26"/>
+          <w:lang w:val="en-US"/>
+        </w:rPr>
+        <w:t>": {}</w:t>
       </w:r>
     </w:p>
     <w:p>
@@ -3887,6 +5919,8 @@
         </w:rPr>
         <w:t xml:space="preserve">    "</w:t>
       </w:r>
+      <w:proofErr w:type="spellStart"/>
+      <w:proofErr w:type="gramStart"/>
       <w:r>
         <w:rPr>
           <w:rFonts w:ascii="Courier New" w:hAnsi="Courier New" w:cs="Courier New"/>
@@ -3896,6 +5930,8 @@
         </w:rPr>
         <w:t>cmd</w:t>
       </w:r>
+      <w:proofErr w:type="spellEnd"/>
+      <w:proofErr w:type="gramEnd"/>
       <w:r>
         <w:rPr>
           <w:rFonts w:ascii="Courier New" w:hAnsi="Courier New" w:cs="Courier New"/>
@@ -3905,6 +5941,7 @@
         </w:rPr>
         <w:t>": "</w:t>
       </w:r>
+      <w:proofErr w:type="spellStart"/>
       <w:r>
         <w:rPr>
           <w:rFonts w:ascii="Courier New" w:hAnsi="Courier New" w:cs="Courier New"/>
@@ -3914,6 +5951,7 @@
         </w:rPr>
         <w:t>AllStatusCert</w:t>
       </w:r>
+      <w:proofErr w:type="spellEnd"/>
       <w:r>
         <w:rPr>
           <w:rFonts w:ascii="Courier New" w:hAnsi="Courier New" w:cs="Courier New"/>
@@ -3942,6 +5980,8 @@
         </w:rPr>
         <w:t xml:space="preserve">    "</w:t>
       </w:r>
+      <w:proofErr w:type="spellStart"/>
+      <w:proofErr w:type="gramStart"/>
       <w:r>
         <w:rPr>
           <w:rFonts w:ascii="Courier New" w:hAnsi="Courier New" w:cs="Courier New"/>
@@ -3951,6 +5991,8 @@
         </w:rPr>
         <w:t>args</w:t>
       </w:r>
+      <w:proofErr w:type="spellEnd"/>
+      <w:proofErr w:type="gramEnd"/>
       <w:r>
         <w:rPr>
           <w:rFonts w:ascii="Courier New" w:hAnsi="Courier New" w:cs="Courier New"/>
@@ -4045,6 +6087,7 @@
         </w:rPr>
         <w:t>"</w:t>
       </w:r>
+      <w:proofErr w:type="spellStart"/>
       <w:r>
         <w:rPr>
           <w:rFonts w:ascii="Courier New" w:hAnsi="Courier New" w:cs="Courier New"/>
@@ -4054,6 +6097,7 @@
         </w:rPr>
         <w:t>cmd</w:t>
       </w:r>
+      <w:proofErr w:type="spellEnd"/>
       <w:r>
         <w:rPr>
           <w:rFonts w:ascii="Courier New" w:hAnsi="Courier New" w:cs="Courier New"/>
@@ -4062,6 +6106,7 @@
         </w:rPr>
         <w:t>": "</w:t>
       </w:r>
+      <w:proofErr w:type="spellStart"/>
       <w:r>
         <w:rPr>
           <w:rFonts w:ascii="Courier New" w:hAnsi="Courier New" w:cs="Courier New"/>
@@ -4071,6 +6116,7 @@
         </w:rPr>
         <w:t>AddCert</w:t>
       </w:r>
+      <w:proofErr w:type="spellEnd"/>
       <w:r>
         <w:rPr>
           <w:rFonts w:ascii="Courier New" w:hAnsi="Courier New" w:cs="Courier New"/>
@@ -4096,6 +6142,7 @@
         </w:rPr>
         <w:t xml:space="preserve">    "</w:t>
       </w:r>
+      <w:proofErr w:type="spellStart"/>
       <w:r>
         <w:rPr>
           <w:rFonts w:ascii="Courier New" w:hAnsi="Courier New" w:cs="Courier New"/>
@@ -4105,6 +6152,7 @@
         </w:rPr>
         <w:t>args</w:t>
       </w:r>
+      <w:proofErr w:type="spellEnd"/>
       <w:r>
         <w:rPr>
           <w:rFonts w:ascii="Courier New" w:hAnsi="Courier New" w:cs="Courier New"/>
@@ -4181,6 +6229,7 @@
         </w:rPr>
         <w:t xml:space="preserve">        "</w:t>
       </w:r>
+      <w:proofErr w:type="spellStart"/>
       <w:r>
         <w:rPr>
           <w:rFonts w:ascii="Courier New" w:hAnsi="Courier New" w:cs="Courier New"/>
@@ -4190,6 +6239,7 @@
         </w:rPr>
         <w:t>certname</w:t>
       </w:r>
+      <w:proofErr w:type="spellEnd"/>
       <w:r>
         <w:rPr>
           <w:rFonts w:ascii="Courier New" w:hAnsi="Courier New" w:cs="Courier New"/>
@@ -4231,6 +6281,7 @@
         </w:rPr>
         <w:t xml:space="preserve">        "</w:t>
       </w:r>
+      <w:proofErr w:type="spellStart"/>
       <w:r>
         <w:rPr>
           <w:rFonts w:ascii="Courier New" w:hAnsi="Courier New" w:cs="Courier New"/>
@@ -4240,6 +6291,7 @@
         </w:rPr>
         <w:t>certnumber</w:t>
       </w:r>
+      <w:proofErr w:type="spellEnd"/>
       <w:r>
         <w:rPr>
           <w:rFonts w:ascii="Courier New" w:hAnsi="Courier New" w:cs="Courier New"/>
@@ -4321,64 +6373,177 @@
           <w:szCs w:val="26"/>
           <w:lang w:val="en-US"/>
         </w:rPr>
-        <w:t xml:space="preserve">"category_id": 1, </w:t>
-      </w:r>
-    </w:p>
-    <w:p>
-      <w:pPr>
-        <w:rPr>
-          <w:rFonts w:ascii="Courier New" w:hAnsi="Courier New" w:cs="Courier New"/>
-          <w:sz w:val="26"/>
-          <w:szCs w:val="26"/>
-          <w:lang w:val="en-US"/>
-        </w:rPr>
-      </w:pPr>
-      <w:r>
-        <w:rPr>
-          <w:rFonts w:ascii="Courier New" w:hAnsi="Courier New" w:cs="Courier New"/>
-          <w:sz w:val="26"/>
-          <w:szCs w:val="26"/>
-          <w:lang w:val="en-US"/>
-        </w:rPr>
-        <w:t xml:space="preserve">        "issuedate": "2022-02-01T00:00", </w:t>
-      </w:r>
-    </w:p>
-    <w:p>
-      <w:pPr>
-        <w:rPr>
-          <w:rFonts w:ascii="Courier New" w:hAnsi="Courier New" w:cs="Courier New"/>
-          <w:sz w:val="26"/>
-          <w:szCs w:val="26"/>
-          <w:lang w:val="en-US"/>
-        </w:rPr>
-      </w:pPr>
-      <w:r>
-        <w:rPr>
-          <w:rFonts w:ascii="Courier New" w:hAnsi="Courier New" w:cs="Courier New"/>
-          <w:sz w:val="26"/>
-          <w:szCs w:val="26"/>
-          <w:lang w:val="en-US"/>
-        </w:rPr>
-        <w:t xml:space="preserve">        "certvalidityperiod": "2026-01-01T00:00", </w:t>
-      </w:r>
-    </w:p>
-    <w:p>
-      <w:pPr>
-        <w:rPr>
-          <w:rFonts w:ascii="Courier New" w:hAnsi="Courier New" w:cs="Courier New"/>
-          <w:sz w:val="26"/>
-          <w:szCs w:val="26"/>
-          <w:lang w:val="en-US"/>
-        </w:rPr>
-      </w:pPr>
-      <w:r>
-        <w:rPr>
-          <w:rFonts w:ascii="Courier New" w:hAnsi="Courier New" w:cs="Courier New"/>
-          <w:sz w:val="26"/>
-          <w:szCs w:val="26"/>
-          <w:lang w:val="en-US"/>
-        </w:rPr>
-        <w:t xml:space="preserve">        "docs" : ""</w:t>
+        <w:t>"</w:t>
+      </w:r>
+      <w:proofErr w:type="spellStart"/>
+      <w:r>
+        <w:rPr>
+          <w:rFonts w:ascii="Courier New" w:hAnsi="Courier New" w:cs="Courier New"/>
+          <w:sz w:val="26"/>
+          <w:szCs w:val="26"/>
+          <w:lang w:val="en-US"/>
+        </w:rPr>
+        <w:t>category_id</w:t>
+      </w:r>
+      <w:proofErr w:type="spellEnd"/>
+      <w:r>
+        <w:rPr>
+          <w:rFonts w:ascii="Courier New" w:hAnsi="Courier New" w:cs="Courier New"/>
+          <w:sz w:val="26"/>
+          <w:szCs w:val="26"/>
+          <w:lang w:val="en-US"/>
+        </w:rPr>
+        <w:t xml:space="preserve">": </w:t>
+      </w:r>
+      <w:proofErr w:type="gramStart"/>
+      <w:r>
+        <w:rPr>
+          <w:rFonts w:ascii="Courier New" w:hAnsi="Courier New" w:cs="Courier New"/>
+          <w:sz w:val="26"/>
+          <w:szCs w:val="26"/>
+          <w:lang w:val="en-US"/>
+        </w:rPr>
+        <w:t>1</w:t>
+      </w:r>
+      <w:proofErr w:type="gramEnd"/>
+      <w:r>
+        <w:rPr>
+          <w:rFonts w:ascii="Courier New" w:hAnsi="Courier New" w:cs="Courier New"/>
+          <w:sz w:val="26"/>
+          <w:szCs w:val="26"/>
+          <w:lang w:val="en-US"/>
+        </w:rPr>
+        <w:t xml:space="preserve">, </w:t>
+      </w:r>
+    </w:p>
+    <w:p>
+      <w:pPr>
+        <w:rPr>
+          <w:rFonts w:ascii="Courier New" w:hAnsi="Courier New" w:cs="Courier New"/>
+          <w:sz w:val="26"/>
+          <w:szCs w:val="26"/>
+          <w:lang w:val="en-US"/>
+        </w:rPr>
+      </w:pPr>
+      <w:r>
+        <w:rPr>
+          <w:rFonts w:ascii="Courier New" w:hAnsi="Courier New" w:cs="Courier New"/>
+          <w:sz w:val="26"/>
+          <w:szCs w:val="26"/>
+          <w:lang w:val="en-US"/>
+        </w:rPr>
+        <w:t xml:space="preserve">        "</w:t>
+      </w:r>
+      <w:proofErr w:type="spellStart"/>
+      <w:proofErr w:type="gramStart"/>
+      <w:r>
+        <w:rPr>
+          <w:rFonts w:ascii="Courier New" w:hAnsi="Courier New" w:cs="Courier New"/>
+          <w:sz w:val="26"/>
+          <w:szCs w:val="26"/>
+          <w:lang w:val="en-US"/>
+        </w:rPr>
+        <w:t>issuedate</w:t>
+      </w:r>
+      <w:proofErr w:type="spellEnd"/>
+      <w:proofErr w:type="gramEnd"/>
+      <w:r>
+        <w:rPr>
+          <w:rFonts w:ascii="Courier New" w:hAnsi="Courier New" w:cs="Courier New"/>
+          <w:sz w:val="26"/>
+          <w:szCs w:val="26"/>
+          <w:lang w:val="en-US"/>
+        </w:rPr>
+        <w:t xml:space="preserve">": "2022-02-01T00:00", </w:t>
+      </w:r>
+    </w:p>
+    <w:p>
+      <w:pPr>
+        <w:rPr>
+          <w:rFonts w:ascii="Courier New" w:hAnsi="Courier New" w:cs="Courier New"/>
+          <w:sz w:val="26"/>
+          <w:szCs w:val="26"/>
+          <w:lang w:val="en-US"/>
+        </w:rPr>
+      </w:pPr>
+      <w:r>
+        <w:rPr>
+          <w:rFonts w:ascii="Courier New" w:hAnsi="Courier New" w:cs="Courier New"/>
+          <w:sz w:val="26"/>
+          <w:szCs w:val="26"/>
+          <w:lang w:val="en-US"/>
+        </w:rPr>
+        <w:t xml:space="preserve">        "</w:t>
+      </w:r>
+      <w:proofErr w:type="spellStart"/>
+      <w:proofErr w:type="gramStart"/>
+      <w:r>
+        <w:rPr>
+          <w:rFonts w:ascii="Courier New" w:hAnsi="Courier New" w:cs="Courier New"/>
+          <w:sz w:val="26"/>
+          <w:szCs w:val="26"/>
+          <w:lang w:val="en-US"/>
+        </w:rPr>
+        <w:t>certvalidityperiod</w:t>
+      </w:r>
+      <w:proofErr w:type="spellEnd"/>
+      <w:proofErr w:type="gramEnd"/>
+      <w:r>
+        <w:rPr>
+          <w:rFonts w:ascii="Courier New" w:hAnsi="Courier New" w:cs="Courier New"/>
+          <w:sz w:val="26"/>
+          <w:szCs w:val="26"/>
+          <w:lang w:val="en-US"/>
+        </w:rPr>
+        <w:t xml:space="preserve">": "2026-01-01T00:00", </w:t>
+      </w:r>
+    </w:p>
+    <w:p>
+      <w:pPr>
+        <w:rPr>
+          <w:rFonts w:ascii="Courier New" w:hAnsi="Courier New" w:cs="Courier New"/>
+          <w:sz w:val="26"/>
+          <w:szCs w:val="26"/>
+          <w:lang w:val="en-US"/>
+        </w:rPr>
+      </w:pPr>
+      <w:r>
+        <w:rPr>
+          <w:rFonts w:ascii="Courier New" w:hAnsi="Courier New" w:cs="Courier New"/>
+          <w:sz w:val="26"/>
+          <w:szCs w:val="26"/>
+          <w:lang w:val="en-US"/>
+        </w:rPr>
+        <w:t xml:space="preserve">        "</w:t>
+      </w:r>
+      <w:r>
+        <w:rPr>
+          <w:rFonts w:ascii="Courier New" w:hAnsi="Courier New" w:cs="Courier New"/>
+          <w:sz w:val="26"/>
+          <w:szCs w:val="26"/>
+          <w:lang w:val="en-US"/>
+        </w:rPr>
+        <w:t>docs</w:t>
+      </w:r>
+      <w:proofErr w:type="gramStart"/>
+      <w:r>
+        <w:rPr>
+          <w:rFonts w:ascii="Courier New" w:hAnsi="Courier New" w:cs="Courier New"/>
+          <w:sz w:val="26"/>
+          <w:szCs w:val="26"/>
+          <w:lang w:val="en-US"/>
+        </w:rPr>
+        <w:t>" :</w:t>
+      </w:r>
+      <w:proofErr w:type="gramEnd"/>
+      <w:r>
+        <w:rPr>
+          <w:rFonts w:ascii="Courier New" w:hAnsi="Courier New" w:cs="Courier New"/>
+          <w:sz w:val="26"/>
+          <w:szCs w:val="26"/>
+          <w:lang w:val="en-US"/>
+        </w:rPr>
+        <w:t xml:space="preserve"> ""</w:t>
       </w:r>
     </w:p>
     <w:p>
@@ -4511,6 +6676,8 @@
         </w:rPr>
         <w:t xml:space="preserve">    "</w:t>
       </w:r>
+      <w:proofErr w:type="spellStart"/>
+      <w:proofErr w:type="gramStart"/>
       <w:r>
         <w:rPr>
           <w:rFonts w:ascii="Courier New" w:hAnsi="Courier New" w:cs="Courier New"/>
@@ -4520,6 +6687,8 @@
         </w:rPr>
         <w:t>cmd</w:t>
       </w:r>
+      <w:proofErr w:type="spellEnd"/>
+      <w:proofErr w:type="gramEnd"/>
       <w:r>
         <w:rPr>
           <w:rFonts w:ascii="Courier New" w:hAnsi="Courier New" w:cs="Courier New"/>
@@ -4529,6 +6698,7 @@
         </w:rPr>
         <w:t>": "</w:t>
       </w:r>
+      <w:proofErr w:type="spellStart"/>
       <w:r>
         <w:rPr>
           <w:rFonts w:ascii="Courier New" w:hAnsi="Courier New" w:cs="Courier New"/>
@@ -4538,6 +6708,7 @@
         </w:rPr>
         <w:t>ChangeCert</w:t>
       </w:r>
+      <w:proofErr w:type="spellEnd"/>
       <w:r>
         <w:rPr>
           <w:rFonts w:ascii="Courier New" w:hAnsi="Courier New" w:cs="Courier New"/>
@@ -4566,6 +6737,8 @@
         </w:rPr>
         <w:t xml:space="preserve">    "</w:t>
       </w:r>
+      <w:proofErr w:type="spellStart"/>
+      <w:proofErr w:type="gramStart"/>
       <w:r>
         <w:rPr>
           <w:rFonts w:ascii="Courier New" w:hAnsi="Courier New" w:cs="Courier New"/>
@@ -4575,6 +6748,8 @@
         </w:rPr>
         <w:t>args</w:t>
       </w:r>
+      <w:proofErr w:type="spellEnd"/>
+      <w:proofErr w:type="gramEnd"/>
       <w:r>
         <w:rPr>
           <w:rFonts w:ascii="Courier New" w:hAnsi="Courier New" w:cs="Courier New"/>
@@ -4603,6 +6778,8 @@
         </w:rPr>
         <w:t xml:space="preserve">        "</w:t>
       </w:r>
+      <w:proofErr w:type="spellStart"/>
+      <w:proofErr w:type="gramStart"/>
       <w:r>
         <w:rPr>
           <w:rFonts w:ascii="Courier New" w:hAnsi="Courier New" w:cs="Courier New"/>
@@ -4612,6 +6789,8 @@
         </w:rPr>
         <w:t>certname</w:t>
       </w:r>
+      <w:proofErr w:type="spellEnd"/>
+      <w:proofErr w:type="gramEnd"/>
       <w:r>
         <w:rPr>
           <w:rFonts w:ascii="Courier New" w:hAnsi="Courier New" w:cs="Courier New"/>
@@ -4657,6 +6836,8 @@
         </w:rPr>
         <w:t xml:space="preserve">        "</w:t>
       </w:r>
+      <w:proofErr w:type="spellStart"/>
+      <w:proofErr w:type="gramStart"/>
       <w:r>
         <w:rPr>
           <w:rFonts w:ascii="Courier New" w:hAnsi="Courier New" w:cs="Courier New"/>
@@ -4666,6 +6847,8 @@
         </w:rPr>
         <w:t>certnumber</w:t>
       </w:r>
+      <w:proofErr w:type="spellEnd"/>
+      <w:proofErr w:type="gramEnd"/>
       <w:r>
         <w:rPr>
           <w:rFonts w:ascii="Courier New" w:hAnsi="Courier New" w:cs="Courier New"/>
@@ -4692,6 +6875,7 @@
         </w:rPr>
         <w:t xml:space="preserve"> 45564</w:t>
       </w:r>
+      <w:proofErr w:type="spellStart"/>
       <w:r>
         <w:rPr>
           <w:rFonts w:ascii="Courier New" w:hAnsi="Courier New" w:cs="Courier New"/>
@@ -4700,6 +6884,7 @@
         </w:rPr>
         <w:t>фывфвы</w:t>
       </w:r>
+      <w:proofErr w:type="spellEnd"/>
       <w:r>
         <w:rPr>
           <w:rFonts w:ascii="Courier New" w:hAnsi="Courier New" w:cs="Courier New"/>
@@ -4709,6 +6894,7 @@
         </w:rPr>
         <w:t>-</w:t>
       </w:r>
+      <w:proofErr w:type="spellStart"/>
       <w:r>
         <w:rPr>
           <w:rFonts w:ascii="Courier New" w:hAnsi="Courier New" w:cs="Courier New"/>
@@ -4717,6 +6903,7 @@
         </w:rPr>
         <w:t>фывфы</w:t>
       </w:r>
+      <w:proofErr w:type="spellEnd"/>
       <w:r>
         <w:rPr>
           <w:rFonts w:ascii="Courier New" w:hAnsi="Courier New" w:cs="Courier New"/>
@@ -4743,84 +6930,39 @@
           <w:szCs w:val="26"/>
           <w:lang w:val="en-US"/>
         </w:rPr>
-        <w:t xml:space="preserve">        "category_id": 2,</w:t>
-      </w:r>
-    </w:p>
-    <w:p>
-      <w:pPr>
-        <w:rPr>
-          <w:rFonts w:ascii="Courier New" w:hAnsi="Courier New" w:cs="Courier New"/>
-          <w:sz w:val="26"/>
-          <w:szCs w:val="26"/>
-          <w:lang w:val="en-US"/>
-        </w:rPr>
-      </w:pPr>
-      <w:r>
-        <w:rPr>
-          <w:rFonts w:ascii="Courier New" w:hAnsi="Courier New" w:cs="Courier New"/>
-          <w:sz w:val="26"/>
-          <w:szCs w:val="26"/>
-          <w:lang w:val="en-US"/>
-        </w:rPr>
-        <w:t xml:space="preserve">        "issuedate": "2025-02-01T00:00",</w:t>
-      </w:r>
-    </w:p>
-    <w:p>
-      <w:pPr>
-        <w:rPr>
-          <w:rFonts w:ascii="Courier New" w:hAnsi="Courier New" w:cs="Courier New"/>
-          <w:sz w:val="26"/>
-          <w:szCs w:val="26"/>
-          <w:lang w:val="en-US"/>
-        </w:rPr>
-      </w:pPr>
-      <w:r>
-        <w:rPr>
-          <w:rFonts w:ascii="Courier New" w:hAnsi="Courier New" w:cs="Courier New"/>
-          <w:sz w:val="26"/>
-          <w:szCs w:val="26"/>
-          <w:lang w:val="en-US"/>
-        </w:rPr>
-        <w:t xml:space="preserve">        "certvalidityperiod": "2026-01-01T00:00",</w:t>
-      </w:r>
-    </w:p>
-    <w:p>
-      <w:pPr>
-        <w:rPr>
-          <w:rFonts w:ascii="Courier New" w:hAnsi="Courier New" w:cs="Courier New"/>
-          <w:sz w:val="26"/>
-          <w:szCs w:val="26"/>
-          <w:lang w:val="en-US"/>
-        </w:rPr>
-      </w:pPr>
-      <w:r>
-        <w:rPr>
-          <w:rFonts w:ascii="Courier New" w:hAnsi="Courier New" w:cs="Courier New"/>
-          <w:sz w:val="26"/>
-          <w:szCs w:val="26"/>
-          <w:lang w:val="en-US"/>
-        </w:rPr>
-        <w:t xml:space="preserve">        "docs": "asdasdasdasd",</w:t>
-      </w:r>
-    </w:p>
-    <w:p>
-      <w:pPr>
-        <w:rPr>
-          <w:rFonts w:ascii="Courier New" w:hAnsi="Courier New" w:cs="Courier New"/>
-          <w:sz w:val="26"/>
-          <w:szCs w:val="26"/>
-          <w:lang w:val="en-US"/>
-        </w:rPr>
-      </w:pPr>
-      <w:r>
-        <w:rPr>
-          <w:rFonts w:ascii="Courier New" w:hAnsi="Courier New" w:cs="Courier New"/>
-          <w:sz w:val="26"/>
-          <w:szCs w:val="26"/>
-          <w:lang w:val="en-US"/>
-        </w:rPr>
-        <w:t xml:space="preserve">        "id": 1</w:t>
-      </w:r>
+        <w:t xml:space="preserve">        "</w:t>
+      </w:r>
+      <w:proofErr w:type="spellStart"/>
+      <w:r>
+        <w:rPr>
+          <w:rFonts w:ascii="Courier New" w:hAnsi="Courier New" w:cs="Courier New"/>
+          <w:sz w:val="26"/>
+          <w:szCs w:val="26"/>
+          <w:lang w:val="en-US"/>
+        </w:rPr>
+        <w:t>category_id</w:t>
+      </w:r>
+      <w:proofErr w:type="spellEnd"/>
+      <w:r>
+        <w:rPr>
+          <w:rFonts w:ascii="Courier New" w:hAnsi="Courier New" w:cs="Courier New"/>
+          <w:sz w:val="26"/>
+          <w:szCs w:val="26"/>
+          <w:lang w:val="en-US"/>
+        </w:rPr>
+        <w:t xml:space="preserve">": </w:t>
+      </w:r>
+      <w:proofErr w:type="gramStart"/>
+      <w:r>
+        <w:rPr>
+          <w:rFonts w:ascii="Courier New" w:hAnsi="Courier New" w:cs="Courier New"/>
+          <w:sz w:val="26"/>
+          <w:szCs w:val="26"/>
+          <w:lang w:val="en-US"/>
+        </w:rPr>
+        <w:t>2</w:t>
+      </w:r>
+      <w:proofErr w:type="gramEnd"/>
       <w:r>
         <w:rPr>
           <w:rFonts w:ascii="Courier New" w:hAnsi="Courier New" w:cs="Courier New"/>
@@ -4849,6 +6991,196 @@
         </w:rPr>
         <w:t xml:space="preserve">        "</w:t>
       </w:r>
+      <w:proofErr w:type="spellStart"/>
+      <w:proofErr w:type="gramStart"/>
+      <w:r>
+        <w:rPr>
+          <w:rFonts w:ascii="Courier New" w:hAnsi="Courier New" w:cs="Courier New"/>
+          <w:sz w:val="26"/>
+          <w:szCs w:val="26"/>
+          <w:lang w:val="en-US"/>
+        </w:rPr>
+        <w:t>issuedate</w:t>
+      </w:r>
+      <w:proofErr w:type="spellEnd"/>
+      <w:proofErr w:type="gramEnd"/>
+      <w:r>
+        <w:rPr>
+          <w:rFonts w:ascii="Courier New" w:hAnsi="Courier New" w:cs="Courier New"/>
+          <w:sz w:val="26"/>
+          <w:szCs w:val="26"/>
+          <w:lang w:val="en-US"/>
+        </w:rPr>
+        <w:t>": "2025-02-01T00:00",</w:t>
+      </w:r>
+    </w:p>
+    <w:p>
+      <w:pPr>
+        <w:rPr>
+          <w:rFonts w:ascii="Courier New" w:hAnsi="Courier New" w:cs="Courier New"/>
+          <w:sz w:val="26"/>
+          <w:szCs w:val="26"/>
+          <w:lang w:val="en-US"/>
+        </w:rPr>
+      </w:pPr>
+      <w:r>
+        <w:rPr>
+          <w:rFonts w:ascii="Courier New" w:hAnsi="Courier New" w:cs="Courier New"/>
+          <w:sz w:val="26"/>
+          <w:szCs w:val="26"/>
+          <w:lang w:val="en-US"/>
+        </w:rPr>
+        <w:t xml:space="preserve">        "</w:t>
+      </w:r>
+      <w:proofErr w:type="spellStart"/>
+      <w:proofErr w:type="gramStart"/>
+      <w:r>
+        <w:rPr>
+          <w:rFonts w:ascii="Courier New" w:hAnsi="Courier New" w:cs="Courier New"/>
+          <w:sz w:val="26"/>
+          <w:szCs w:val="26"/>
+          <w:lang w:val="en-US"/>
+        </w:rPr>
+        <w:t>certvalidityperiod</w:t>
+      </w:r>
+      <w:proofErr w:type="spellEnd"/>
+      <w:proofErr w:type="gramEnd"/>
+      <w:r>
+        <w:rPr>
+          <w:rFonts w:ascii="Courier New" w:hAnsi="Courier New" w:cs="Courier New"/>
+          <w:sz w:val="26"/>
+          <w:szCs w:val="26"/>
+          <w:lang w:val="en-US"/>
+        </w:rPr>
+        <w:t>": "2026-01-01T00:00",</w:t>
+      </w:r>
+    </w:p>
+    <w:p>
+      <w:pPr>
+        <w:rPr>
+          <w:rFonts w:ascii="Courier New" w:hAnsi="Courier New" w:cs="Courier New"/>
+          <w:sz w:val="26"/>
+          <w:szCs w:val="26"/>
+          <w:lang w:val="en-US"/>
+        </w:rPr>
+      </w:pPr>
+      <w:r>
+        <w:rPr>
+          <w:rFonts w:ascii="Courier New" w:hAnsi="Courier New" w:cs="Courier New"/>
+          <w:sz w:val="26"/>
+          <w:szCs w:val="26"/>
+          <w:lang w:val="en-US"/>
+        </w:rPr>
+        <w:t xml:space="preserve">        "</w:t>
+      </w:r>
+      <w:proofErr w:type="gramStart"/>
+      <w:r>
+        <w:rPr>
+          <w:rFonts w:ascii="Courier New" w:hAnsi="Courier New" w:cs="Courier New"/>
+          <w:sz w:val="26"/>
+          <w:szCs w:val="26"/>
+          <w:lang w:val="en-US"/>
+        </w:rPr>
+        <w:t>docs</w:t>
+      </w:r>
+      <w:proofErr w:type="gramEnd"/>
+      <w:r>
+        <w:rPr>
+          <w:rFonts w:ascii="Courier New" w:hAnsi="Courier New" w:cs="Courier New"/>
+          <w:sz w:val="26"/>
+          <w:szCs w:val="26"/>
+          <w:lang w:val="en-US"/>
+        </w:rPr>
+        <w:t>": "</w:t>
+      </w:r>
+      <w:proofErr w:type="spellStart"/>
+      <w:r>
+        <w:rPr>
+          <w:rFonts w:ascii="Courier New" w:hAnsi="Courier New" w:cs="Courier New"/>
+          <w:sz w:val="26"/>
+          <w:szCs w:val="26"/>
+          <w:lang w:val="en-US"/>
+        </w:rPr>
+        <w:t>asdasdasdasd</w:t>
+      </w:r>
+      <w:proofErr w:type="spellEnd"/>
+      <w:r>
+        <w:rPr>
+          <w:rFonts w:ascii="Courier New" w:hAnsi="Courier New" w:cs="Courier New"/>
+          <w:sz w:val="26"/>
+          <w:szCs w:val="26"/>
+          <w:lang w:val="en-US"/>
+        </w:rPr>
+        <w:t>",</w:t>
+      </w:r>
+    </w:p>
+    <w:p>
+      <w:pPr>
+        <w:rPr>
+          <w:rFonts w:ascii="Courier New" w:hAnsi="Courier New" w:cs="Courier New"/>
+          <w:sz w:val="26"/>
+          <w:szCs w:val="26"/>
+          <w:lang w:val="en-US"/>
+        </w:rPr>
+      </w:pPr>
+      <w:r>
+        <w:rPr>
+          <w:rFonts w:ascii="Courier New" w:hAnsi="Courier New" w:cs="Courier New"/>
+          <w:sz w:val="26"/>
+          <w:szCs w:val="26"/>
+          <w:lang w:val="en-US"/>
+        </w:rPr>
+        <w:t xml:space="preserve">        "</w:t>
+      </w:r>
+      <w:proofErr w:type="gramStart"/>
+      <w:r>
+        <w:rPr>
+          <w:rFonts w:ascii="Courier New" w:hAnsi="Courier New" w:cs="Courier New"/>
+          <w:sz w:val="26"/>
+          <w:szCs w:val="26"/>
+          <w:lang w:val="en-US"/>
+        </w:rPr>
+        <w:t>id</w:t>
+      </w:r>
+      <w:proofErr w:type="gramEnd"/>
+      <w:r>
+        <w:rPr>
+          <w:rFonts w:ascii="Courier New" w:hAnsi="Courier New" w:cs="Courier New"/>
+          <w:sz w:val="26"/>
+          <w:szCs w:val="26"/>
+          <w:lang w:val="en-US"/>
+        </w:rPr>
+        <w:t>": 1</w:t>
+      </w:r>
+      <w:r>
+        <w:rPr>
+          <w:rFonts w:ascii="Courier New" w:hAnsi="Courier New" w:cs="Courier New"/>
+          <w:sz w:val="26"/>
+          <w:szCs w:val="26"/>
+          <w:lang w:val="en-US"/>
+        </w:rPr>
+        <w:t>,</w:t>
+      </w:r>
+    </w:p>
+    <w:p>
+      <w:pPr>
+        <w:rPr>
+          <w:rFonts w:ascii="Courier New" w:hAnsi="Courier New" w:cs="Courier New"/>
+          <w:sz w:val="26"/>
+          <w:szCs w:val="26"/>
+          <w:lang w:val="en-US"/>
+        </w:rPr>
+      </w:pPr>
+      <w:r>
+        <w:rPr>
+          <w:rFonts w:ascii="Courier New" w:hAnsi="Courier New" w:cs="Courier New"/>
+          <w:sz w:val="26"/>
+          <w:szCs w:val="26"/>
+          <w:lang w:val="en-US"/>
+        </w:rPr>
+        <w:t xml:space="preserve">        "</w:t>
+      </w:r>
+      <w:proofErr w:type="spellStart"/>
       <w:r>
         <w:rPr>
           <w:rFonts w:ascii="Courier New" w:hAnsi="Courier New" w:cs="Courier New"/>
@@ -4865,8 +7197,29 @@
           <w:szCs w:val="26"/>
           <w:lang w:val="en-US"/>
         </w:rPr>
-        <w:t>id": 1</w:t>
-      </w:r>
+        <w:t>id</w:t>
+      </w:r>
+      <w:proofErr w:type="spellEnd"/>
+      <w:r>
+        <w:rPr>
+          <w:rFonts w:ascii="Courier New" w:hAnsi="Courier New" w:cs="Courier New"/>
+          <w:sz w:val="26"/>
+          <w:szCs w:val="26"/>
+          <w:lang w:val="en-US"/>
+        </w:rPr>
+        <w:t xml:space="preserve">": </w:t>
+      </w:r>
+      <w:proofErr w:type="gramStart"/>
+      <w:r>
+        <w:rPr>
+          <w:rFonts w:ascii="Courier New" w:hAnsi="Courier New" w:cs="Courier New"/>
+          <w:sz w:val="26"/>
+          <w:szCs w:val="26"/>
+          <w:lang w:val="en-US"/>
+        </w:rPr>
+        <w:t>1</w:t>
+      </w:r>
+      <w:proofErr w:type="gramEnd"/>
     </w:p>
     <w:p>
       <w:pPr>
@@ -4932,7 +7285,47 @@
           <w:szCs w:val="26"/>
           <w:lang w:val="en-US"/>
         </w:rPr>
-        <w:t xml:space="preserve">//занос в архив </w:t>
+        <w:t>//</w:t>
+      </w:r>
+      <w:proofErr w:type="spellStart"/>
+      <w:r>
+        <w:rPr>
+          <w:rFonts w:ascii="Courier New" w:hAnsi="Courier New" w:cs="Courier New"/>
+          <w:sz w:val="26"/>
+          <w:szCs w:val="26"/>
+          <w:lang w:val="en-US"/>
+        </w:rPr>
+        <w:t>занос</w:t>
+      </w:r>
+      <w:proofErr w:type="spellEnd"/>
+      <w:r>
+        <w:rPr>
+          <w:rFonts w:ascii="Courier New" w:hAnsi="Courier New" w:cs="Courier New"/>
+          <w:sz w:val="26"/>
+          <w:szCs w:val="26"/>
+          <w:lang w:val="en-US"/>
+        </w:rPr>
+        <w:t xml:space="preserve"> в </w:t>
+      </w:r>
+      <w:proofErr w:type="spellStart"/>
+      <w:r>
+        <w:rPr>
+          <w:rFonts w:ascii="Courier New" w:hAnsi="Courier New" w:cs="Courier New"/>
+          <w:sz w:val="26"/>
+          <w:szCs w:val="26"/>
+          <w:lang w:val="en-US"/>
+        </w:rPr>
+        <w:t>архив</w:t>
+      </w:r>
+      <w:proofErr w:type="spellEnd"/>
+      <w:r>
+        <w:rPr>
+          <w:rFonts w:ascii="Courier New" w:hAnsi="Courier New" w:cs="Courier New"/>
+          <w:sz w:val="26"/>
+          <w:szCs w:val="26"/>
+          <w:lang w:val="en-US"/>
+        </w:rPr>
+        <w:t xml:space="preserve"> </w:t>
       </w:r>
     </w:p>
     <w:p>
@@ -4970,26 +7363,90 @@
           <w:szCs w:val="26"/>
           <w:lang w:val="en-US"/>
         </w:rPr>
-        <w:t xml:space="preserve">    "cmd": "ArchiveCert",</w:t>
-      </w:r>
-    </w:p>
-    <w:p>
-      <w:pPr>
-        <w:rPr>
-          <w:rFonts w:ascii="Courier New" w:hAnsi="Courier New" w:cs="Courier New"/>
-          <w:sz w:val="26"/>
-          <w:szCs w:val="26"/>
-          <w:lang w:val="en-US"/>
-        </w:rPr>
-      </w:pPr>
-      <w:r>
-        <w:rPr>
-          <w:rFonts w:ascii="Courier New" w:hAnsi="Courier New" w:cs="Courier New"/>
-          <w:sz w:val="26"/>
-          <w:szCs w:val="26"/>
-          <w:lang w:val="en-US"/>
-        </w:rPr>
-        <w:t xml:space="preserve">    "args": {"id":2, "user_id":2 }</w:t>
+        <w:t xml:space="preserve">    "</w:t>
+      </w:r>
+      <w:proofErr w:type="spellStart"/>
+      <w:proofErr w:type="gramStart"/>
+      <w:r>
+        <w:rPr>
+          <w:rFonts w:ascii="Courier New" w:hAnsi="Courier New" w:cs="Courier New"/>
+          <w:sz w:val="26"/>
+          <w:szCs w:val="26"/>
+          <w:lang w:val="en-US"/>
+        </w:rPr>
+        <w:t>cmd</w:t>
+      </w:r>
+      <w:proofErr w:type="spellEnd"/>
+      <w:proofErr w:type="gramEnd"/>
+      <w:r>
+        <w:rPr>
+          <w:rFonts w:ascii="Courier New" w:hAnsi="Courier New" w:cs="Courier New"/>
+          <w:sz w:val="26"/>
+          <w:szCs w:val="26"/>
+          <w:lang w:val="en-US"/>
+        </w:rPr>
+        <w:t>": "</w:t>
+      </w:r>
+      <w:proofErr w:type="spellStart"/>
+      <w:r>
+        <w:rPr>
+          <w:rFonts w:ascii="Courier New" w:hAnsi="Courier New" w:cs="Courier New"/>
+          <w:sz w:val="26"/>
+          <w:szCs w:val="26"/>
+          <w:lang w:val="en-US"/>
+        </w:rPr>
+        <w:t>ArchiveCert</w:t>
+      </w:r>
+      <w:proofErr w:type="spellEnd"/>
+      <w:r>
+        <w:rPr>
+          <w:rFonts w:ascii="Courier New" w:hAnsi="Courier New" w:cs="Courier New"/>
+          <w:sz w:val="26"/>
+          <w:szCs w:val="26"/>
+          <w:lang w:val="en-US"/>
+        </w:rPr>
+        <w:t>",</w:t>
+      </w:r>
+    </w:p>
+    <w:p>
+      <w:pPr>
+        <w:rPr>
+          <w:rFonts w:ascii="Courier New" w:hAnsi="Courier New" w:cs="Courier New"/>
+          <w:sz w:val="26"/>
+          <w:szCs w:val="26"/>
+          <w:lang w:val="en-US"/>
+        </w:rPr>
+      </w:pPr>
+      <w:r>
+        <w:rPr>
+          <w:rFonts w:ascii="Courier New" w:hAnsi="Courier New" w:cs="Courier New"/>
+          <w:sz w:val="26"/>
+          <w:szCs w:val="26"/>
+          <w:lang w:val="en-US"/>
+        </w:rPr>
+        <w:t xml:space="preserve">    "</w:t>
+      </w:r>
+      <w:proofErr w:type="spellStart"/>
+      <w:proofErr w:type="gramStart"/>
+      <w:r>
+        <w:rPr>
+          <w:rFonts w:ascii="Courier New" w:hAnsi="Courier New" w:cs="Courier New"/>
+          <w:sz w:val="26"/>
+          <w:szCs w:val="26"/>
+          <w:lang w:val="en-US"/>
+        </w:rPr>
+        <w:t>args</w:t>
+      </w:r>
+      <w:proofErr w:type="spellEnd"/>
+      <w:proofErr w:type="gramEnd"/>
+      <w:r>
+        <w:rPr>
+          <w:rFonts w:ascii="Courier New" w:hAnsi="Courier New" w:cs="Courier New"/>
+          <w:sz w:val="26"/>
+          <w:szCs w:val="26"/>
+          <w:lang w:val="en-US"/>
+        </w:rPr>
+        <w:t>": {"id":2, "user_id":2 }</w:t>
       </w:r>
     </w:p>
     <w:p>
@@ -5037,7 +7494,47 @@
           <w:szCs w:val="26"/>
           <w:lang w:val="en-US"/>
         </w:rPr>
-        <w:t xml:space="preserve">//Все сертификаты </w:t>
+        <w:t>//</w:t>
+      </w:r>
+      <w:proofErr w:type="spellStart"/>
+      <w:r>
+        <w:rPr>
+          <w:rFonts w:ascii="Courier New" w:hAnsi="Courier New" w:cs="Courier New"/>
+          <w:sz w:val="26"/>
+          <w:szCs w:val="26"/>
+          <w:lang w:val="en-US"/>
+        </w:rPr>
+        <w:t>Все</w:t>
+      </w:r>
+      <w:proofErr w:type="spellEnd"/>
+      <w:r>
+        <w:rPr>
+          <w:rFonts w:ascii="Courier New" w:hAnsi="Courier New" w:cs="Courier New"/>
+          <w:sz w:val="26"/>
+          <w:szCs w:val="26"/>
+          <w:lang w:val="en-US"/>
+        </w:rPr>
+        <w:t xml:space="preserve"> </w:t>
+      </w:r>
+      <w:proofErr w:type="spellStart"/>
+      <w:r>
+        <w:rPr>
+          <w:rFonts w:ascii="Courier New" w:hAnsi="Courier New" w:cs="Courier New"/>
+          <w:sz w:val="26"/>
+          <w:szCs w:val="26"/>
+          <w:lang w:val="en-US"/>
+        </w:rPr>
+        <w:t>сертификаты</w:t>
+      </w:r>
+      <w:proofErr w:type="spellEnd"/>
+      <w:r>
+        <w:rPr>
+          <w:rFonts w:ascii="Courier New" w:hAnsi="Courier New" w:cs="Courier New"/>
+          <w:sz w:val="26"/>
+          <w:szCs w:val="26"/>
+          <w:lang w:val="en-US"/>
+        </w:rPr>
+        <w:t xml:space="preserve"> </w:t>
       </w:r>
     </w:p>
     <w:p>
@@ -5073,6 +7570,7 @@
         </w:rPr>
         <w:t xml:space="preserve">    "</w:t>
       </w:r>
+      <w:proofErr w:type="spellStart"/>
       <w:r>
         <w:rPr>
           <w:rFonts w:ascii="Courier New" w:hAnsi="Courier New" w:cs="Courier New"/>
@@ -5082,6 +7580,7 @@
         </w:rPr>
         <w:t>cmd</w:t>
       </w:r>
+      <w:proofErr w:type="spellEnd"/>
       <w:r>
         <w:rPr>
           <w:rFonts w:ascii="Courier New" w:hAnsi="Courier New" w:cs="Courier New"/>
@@ -5090,6 +7589,7 @@
         </w:rPr>
         <w:t>": "</w:t>
       </w:r>
+      <w:proofErr w:type="spellStart"/>
       <w:r>
         <w:rPr>
           <w:rFonts w:ascii="Courier New" w:hAnsi="Courier New" w:cs="Courier New"/>
@@ -5099,6 +7599,7 @@
         </w:rPr>
         <w:t>AllCert</w:t>
       </w:r>
+      <w:proofErr w:type="spellEnd"/>
       <w:r>
         <w:rPr>
           <w:rFonts w:ascii="Courier New" w:hAnsi="Courier New" w:cs="Courier New"/>
@@ -5124,6 +7625,7 @@
         </w:rPr>
         <w:t xml:space="preserve">    "</w:t>
       </w:r>
+      <w:proofErr w:type="spellStart"/>
       <w:r>
         <w:rPr>
           <w:rFonts w:ascii="Courier New" w:hAnsi="Courier New" w:cs="Courier New"/>
@@ -5133,13 +7635,24 @@
         </w:rPr>
         <w:t>args</w:t>
       </w:r>
-      <w:r>
-        <w:rPr>
-          <w:rFonts w:ascii="Courier New" w:hAnsi="Courier New" w:cs="Courier New"/>
-          <w:sz w:val="26"/>
-          <w:szCs w:val="26"/>
-        </w:rPr>
-        <w:t>" : {}</w:t>
+      <w:proofErr w:type="spellEnd"/>
+      <w:proofErr w:type="gramStart"/>
+      <w:r>
+        <w:rPr>
+          <w:rFonts w:ascii="Courier New" w:hAnsi="Courier New" w:cs="Courier New"/>
+          <w:sz w:val="26"/>
+          <w:szCs w:val="26"/>
+        </w:rPr>
+        <w:t>" :</w:t>
+      </w:r>
+      <w:proofErr w:type="gramEnd"/>
+      <w:r>
+        <w:rPr>
+          <w:rFonts w:ascii="Courier New" w:hAnsi="Courier New" w:cs="Courier New"/>
+          <w:sz w:val="26"/>
+          <w:szCs w:val="26"/>
+        </w:rPr>
+        <w:t xml:space="preserve"> {}</w:t>
       </w:r>
     </w:p>
     <w:p>
@@ -5217,24 +7730,88 @@
           <w:sz w:val="26"/>
           <w:szCs w:val="26"/>
         </w:rPr>
-        <w:t xml:space="preserve">    "cmd": "Docs",</w:t>
-      </w:r>
-    </w:p>
-    <w:p>
-      <w:pPr>
-        <w:rPr>
-          <w:rFonts w:ascii="Courier New" w:hAnsi="Courier New" w:cs="Courier New"/>
-          <w:sz w:val="26"/>
-          <w:szCs w:val="26"/>
-        </w:rPr>
-      </w:pPr>
-      <w:r>
-        <w:rPr>
-          <w:rFonts w:ascii="Courier New" w:hAnsi="Courier New" w:cs="Courier New"/>
-          <w:sz w:val="26"/>
-          <w:szCs w:val="26"/>
-        </w:rPr>
-        <w:t xml:space="preserve">    "args" : {"id":1}</w:t>
+        <w:t xml:space="preserve">    "</w:t>
+      </w:r>
+      <w:proofErr w:type="spellStart"/>
+      <w:r>
+        <w:rPr>
+          <w:rFonts w:ascii="Courier New" w:hAnsi="Courier New" w:cs="Courier New"/>
+          <w:sz w:val="26"/>
+          <w:szCs w:val="26"/>
+        </w:rPr>
+        <w:t>cmd</w:t>
+      </w:r>
+      <w:proofErr w:type="spellEnd"/>
+      <w:r>
+        <w:rPr>
+          <w:rFonts w:ascii="Courier New" w:hAnsi="Courier New" w:cs="Courier New"/>
+          <w:sz w:val="26"/>
+          <w:szCs w:val="26"/>
+        </w:rPr>
+        <w:t>": "</w:t>
+      </w:r>
+      <w:proofErr w:type="spellStart"/>
+      <w:r>
+        <w:rPr>
+          <w:rFonts w:ascii="Courier New" w:hAnsi="Courier New" w:cs="Courier New"/>
+          <w:sz w:val="26"/>
+          <w:szCs w:val="26"/>
+        </w:rPr>
+        <w:t>Docs</w:t>
+      </w:r>
+      <w:proofErr w:type="spellEnd"/>
+      <w:r>
+        <w:rPr>
+          <w:rFonts w:ascii="Courier New" w:hAnsi="Courier New" w:cs="Courier New"/>
+          <w:sz w:val="26"/>
+          <w:szCs w:val="26"/>
+        </w:rPr>
+        <w:t>",</w:t>
+      </w:r>
+    </w:p>
+    <w:p>
+      <w:pPr>
+        <w:rPr>
+          <w:rFonts w:ascii="Courier New" w:hAnsi="Courier New" w:cs="Courier New"/>
+          <w:sz w:val="26"/>
+          <w:szCs w:val="26"/>
+        </w:rPr>
+      </w:pPr>
+      <w:r>
+        <w:rPr>
+          <w:rFonts w:ascii="Courier New" w:hAnsi="Courier New" w:cs="Courier New"/>
+          <w:sz w:val="26"/>
+          <w:szCs w:val="26"/>
+        </w:rPr>
+        <w:t xml:space="preserve">    "</w:t>
+      </w:r>
+      <w:proofErr w:type="spellStart"/>
+      <w:r>
+        <w:rPr>
+          <w:rFonts w:ascii="Courier New" w:hAnsi="Courier New" w:cs="Courier New"/>
+          <w:sz w:val="26"/>
+          <w:szCs w:val="26"/>
+        </w:rPr>
+        <w:t>args</w:t>
+      </w:r>
+      <w:proofErr w:type="spellEnd"/>
+      <w:proofErr w:type="gramStart"/>
+      <w:r>
+        <w:rPr>
+          <w:rFonts w:ascii="Courier New" w:hAnsi="Courier New" w:cs="Courier New"/>
+          <w:sz w:val="26"/>
+          <w:szCs w:val="26"/>
+        </w:rPr>
+        <w:t>" :</w:t>
+      </w:r>
+      <w:proofErr w:type="gramEnd"/>
+      <w:r>
+        <w:rPr>
+          <w:rFonts w:ascii="Courier New" w:hAnsi="Courier New" w:cs="Courier New"/>
+          <w:sz w:val="26"/>
+          <w:szCs w:val="26"/>
+        </w:rPr>
+        <w:t xml:space="preserve"> {"id":1}</w:t>
       </w:r>
     </w:p>
     <w:p>
@@ -5337,6 +7914,7 @@
         </w:rPr>
         <w:t xml:space="preserve">    "</w:t>
       </w:r>
+      <w:proofErr w:type="spellStart"/>
       <w:r>
         <w:rPr>
           <w:rFonts w:ascii="Courier New" w:hAnsi="Courier New" w:cs="Courier New"/>
@@ -5346,6 +7924,7 @@
         </w:rPr>
         <w:t>cmd</w:t>
       </w:r>
+      <w:proofErr w:type="spellEnd"/>
       <w:r>
         <w:rPr>
           <w:rFonts w:ascii="Courier New" w:hAnsi="Courier New" w:cs="Courier New"/>
@@ -5354,6 +7933,7 @@
         </w:rPr>
         <w:t>": "</w:t>
       </w:r>
+      <w:proofErr w:type="spellStart"/>
       <w:r>
         <w:rPr>
           <w:rFonts w:ascii="Courier New" w:hAnsi="Courier New" w:cs="Courier New"/>
@@ -5363,6 +7943,7 @@
         </w:rPr>
         <w:t>AllEvents</w:t>
       </w:r>
+      <w:proofErr w:type="spellEnd"/>
       <w:r>
         <w:rPr>
           <w:rFonts w:ascii="Courier New" w:hAnsi="Courier New" w:cs="Courier New"/>
@@ -5396,6 +7977,7 @@
         </w:rPr>
         <w:t>"</w:t>
       </w:r>
+      <w:proofErr w:type="spellStart"/>
       <w:r>
         <w:rPr>
           <w:rFonts w:ascii="Courier New" w:hAnsi="Courier New" w:cs="Courier New"/>
@@ -5405,13 +7987,24 @@
         </w:rPr>
         <w:t>args</w:t>
       </w:r>
-      <w:r>
-        <w:rPr>
-          <w:rFonts w:ascii="Courier New" w:hAnsi="Courier New" w:cs="Courier New"/>
-          <w:sz w:val="26"/>
-          <w:szCs w:val="26"/>
-        </w:rPr>
-        <w:t>" : {}</w:t>
+      <w:proofErr w:type="spellEnd"/>
+      <w:proofErr w:type="gramStart"/>
+      <w:r>
+        <w:rPr>
+          <w:rFonts w:ascii="Courier New" w:hAnsi="Courier New" w:cs="Courier New"/>
+          <w:sz w:val="26"/>
+          <w:szCs w:val="26"/>
+        </w:rPr>
+        <w:t>" :</w:t>
+      </w:r>
+      <w:proofErr w:type="gramEnd"/>
+      <w:r>
+        <w:rPr>
+          <w:rFonts w:ascii="Courier New" w:hAnsi="Courier New" w:cs="Courier New"/>
+          <w:sz w:val="26"/>
+          <w:szCs w:val="26"/>
+        </w:rPr>
+        <w:t xml:space="preserve"> {}</w:t>
       </w:r>
     </w:p>
     <w:p>
@@ -5492,26 +8085,90 @@
           <w:szCs w:val="26"/>
           <w:lang w:val="en-US"/>
         </w:rPr>
-        <w:t xml:space="preserve">    "cmd": "ArchiveCert",</w:t>
-      </w:r>
-    </w:p>
-    <w:p>
-      <w:pPr>
-        <w:rPr>
-          <w:rFonts w:ascii="Courier New" w:hAnsi="Courier New" w:cs="Courier New"/>
-          <w:sz w:val="26"/>
-          <w:szCs w:val="26"/>
-          <w:lang w:val="en-US"/>
-        </w:rPr>
-      </w:pPr>
-      <w:r>
-        <w:rPr>
-          <w:rFonts w:ascii="Courier New" w:hAnsi="Courier New" w:cs="Courier New"/>
-          <w:sz w:val="26"/>
-          <w:szCs w:val="26"/>
-          <w:lang w:val="en-US"/>
-        </w:rPr>
-        <w:t xml:space="preserve">    "args": {"id":1, "user_id":2 }</w:t>
+        <w:t xml:space="preserve">    "</w:t>
+      </w:r>
+      <w:proofErr w:type="spellStart"/>
+      <w:proofErr w:type="gramStart"/>
+      <w:r>
+        <w:rPr>
+          <w:rFonts w:ascii="Courier New" w:hAnsi="Courier New" w:cs="Courier New"/>
+          <w:sz w:val="26"/>
+          <w:szCs w:val="26"/>
+          <w:lang w:val="en-US"/>
+        </w:rPr>
+        <w:t>cmd</w:t>
+      </w:r>
+      <w:proofErr w:type="spellEnd"/>
+      <w:proofErr w:type="gramEnd"/>
+      <w:r>
+        <w:rPr>
+          <w:rFonts w:ascii="Courier New" w:hAnsi="Courier New" w:cs="Courier New"/>
+          <w:sz w:val="26"/>
+          <w:szCs w:val="26"/>
+          <w:lang w:val="en-US"/>
+        </w:rPr>
+        <w:t>": "</w:t>
+      </w:r>
+      <w:proofErr w:type="spellStart"/>
+      <w:r>
+        <w:rPr>
+          <w:rFonts w:ascii="Courier New" w:hAnsi="Courier New" w:cs="Courier New"/>
+          <w:sz w:val="26"/>
+          <w:szCs w:val="26"/>
+          <w:lang w:val="en-US"/>
+        </w:rPr>
+        <w:t>ArchiveCert</w:t>
+      </w:r>
+      <w:proofErr w:type="spellEnd"/>
+      <w:r>
+        <w:rPr>
+          <w:rFonts w:ascii="Courier New" w:hAnsi="Courier New" w:cs="Courier New"/>
+          <w:sz w:val="26"/>
+          <w:szCs w:val="26"/>
+          <w:lang w:val="en-US"/>
+        </w:rPr>
+        <w:t>",</w:t>
+      </w:r>
+    </w:p>
+    <w:p>
+      <w:pPr>
+        <w:rPr>
+          <w:rFonts w:ascii="Courier New" w:hAnsi="Courier New" w:cs="Courier New"/>
+          <w:sz w:val="26"/>
+          <w:szCs w:val="26"/>
+          <w:lang w:val="en-US"/>
+        </w:rPr>
+      </w:pPr>
+      <w:r>
+        <w:rPr>
+          <w:rFonts w:ascii="Courier New" w:hAnsi="Courier New" w:cs="Courier New"/>
+          <w:sz w:val="26"/>
+          <w:szCs w:val="26"/>
+          <w:lang w:val="en-US"/>
+        </w:rPr>
+        <w:t xml:space="preserve">    "</w:t>
+      </w:r>
+      <w:proofErr w:type="spellStart"/>
+      <w:proofErr w:type="gramStart"/>
+      <w:r>
+        <w:rPr>
+          <w:rFonts w:ascii="Courier New" w:hAnsi="Courier New" w:cs="Courier New"/>
+          <w:sz w:val="26"/>
+          <w:szCs w:val="26"/>
+          <w:lang w:val="en-US"/>
+        </w:rPr>
+        <w:t>args</w:t>
+      </w:r>
+      <w:proofErr w:type="spellEnd"/>
+      <w:proofErr w:type="gramEnd"/>
+      <w:r>
+        <w:rPr>
+          <w:rFonts w:ascii="Courier New" w:hAnsi="Courier New" w:cs="Courier New"/>
+          <w:sz w:val="26"/>
+          <w:szCs w:val="26"/>
+          <w:lang w:val="en-US"/>
+        </w:rPr>
+        <w:t>": {"id":1, "user_id":2 }</w:t>
       </w:r>
     </w:p>
     <w:p>
@@ -5641,26 +8298,110 @@
           <w:szCs w:val="26"/>
           <w:lang w:val="en-US"/>
         </w:rPr>
-        <w:t xml:space="preserve">    "cmd": "AllNotif",</w:t>
-      </w:r>
-    </w:p>
-    <w:p>
-      <w:pPr>
-        <w:rPr>
-          <w:rFonts w:ascii="Courier New" w:hAnsi="Courier New" w:cs="Courier New"/>
-          <w:sz w:val="26"/>
-          <w:szCs w:val="26"/>
-          <w:lang w:val="en-US"/>
-        </w:rPr>
-      </w:pPr>
-      <w:r>
-        <w:rPr>
-          <w:rFonts w:ascii="Courier New" w:hAnsi="Courier New" w:cs="Courier New"/>
-          <w:sz w:val="26"/>
-          <w:szCs w:val="26"/>
-          <w:lang w:val="en-US"/>
-        </w:rPr>
-        <w:t xml:space="preserve">    "args": { "user_id": 1}</w:t>
+        <w:t xml:space="preserve">    "</w:t>
+      </w:r>
+      <w:proofErr w:type="spellStart"/>
+      <w:proofErr w:type="gramStart"/>
+      <w:r>
+        <w:rPr>
+          <w:rFonts w:ascii="Courier New" w:hAnsi="Courier New" w:cs="Courier New"/>
+          <w:sz w:val="26"/>
+          <w:szCs w:val="26"/>
+          <w:lang w:val="en-US"/>
+        </w:rPr>
+        <w:t>cmd</w:t>
+      </w:r>
+      <w:proofErr w:type="spellEnd"/>
+      <w:proofErr w:type="gramEnd"/>
+      <w:r>
+        <w:rPr>
+          <w:rFonts w:ascii="Courier New" w:hAnsi="Courier New" w:cs="Courier New"/>
+          <w:sz w:val="26"/>
+          <w:szCs w:val="26"/>
+          <w:lang w:val="en-US"/>
+        </w:rPr>
+        <w:t>": "</w:t>
+      </w:r>
+      <w:proofErr w:type="spellStart"/>
+      <w:r>
+        <w:rPr>
+          <w:rFonts w:ascii="Courier New" w:hAnsi="Courier New" w:cs="Courier New"/>
+          <w:sz w:val="26"/>
+          <w:szCs w:val="26"/>
+          <w:lang w:val="en-US"/>
+        </w:rPr>
+        <w:t>AllNotif</w:t>
+      </w:r>
+      <w:proofErr w:type="spellEnd"/>
+      <w:r>
+        <w:rPr>
+          <w:rFonts w:ascii="Courier New" w:hAnsi="Courier New" w:cs="Courier New"/>
+          <w:sz w:val="26"/>
+          <w:szCs w:val="26"/>
+          <w:lang w:val="en-US"/>
+        </w:rPr>
+        <w:t>",</w:t>
+      </w:r>
+    </w:p>
+    <w:p>
+      <w:pPr>
+        <w:rPr>
+          <w:rFonts w:ascii="Courier New" w:hAnsi="Courier New" w:cs="Courier New"/>
+          <w:sz w:val="26"/>
+          <w:szCs w:val="26"/>
+          <w:lang w:val="en-US"/>
+        </w:rPr>
+      </w:pPr>
+      <w:r>
+        <w:rPr>
+          <w:rFonts w:ascii="Courier New" w:hAnsi="Courier New" w:cs="Courier New"/>
+          <w:sz w:val="26"/>
+          <w:szCs w:val="26"/>
+          <w:lang w:val="en-US"/>
+        </w:rPr>
+        <w:t xml:space="preserve">    "</w:t>
+      </w:r>
+      <w:proofErr w:type="spellStart"/>
+      <w:proofErr w:type="gramStart"/>
+      <w:r>
+        <w:rPr>
+          <w:rFonts w:ascii="Courier New" w:hAnsi="Courier New" w:cs="Courier New"/>
+          <w:sz w:val="26"/>
+          <w:szCs w:val="26"/>
+          <w:lang w:val="en-US"/>
+        </w:rPr>
+        <w:t>args</w:t>
+      </w:r>
+      <w:proofErr w:type="spellEnd"/>
+      <w:proofErr w:type="gramEnd"/>
+      <w:r>
+        <w:rPr>
+          <w:rFonts w:ascii="Courier New" w:hAnsi="Courier New" w:cs="Courier New"/>
+          <w:sz w:val="26"/>
+          <w:szCs w:val="26"/>
+          <w:lang w:val="en-US"/>
+        </w:rPr>
+        <w:t>": { "</w:t>
+      </w:r>
+      <w:proofErr w:type="spellStart"/>
+      <w:r>
+        <w:rPr>
+          <w:rFonts w:ascii="Courier New" w:hAnsi="Courier New" w:cs="Courier New"/>
+          <w:sz w:val="26"/>
+          <w:szCs w:val="26"/>
+          <w:lang w:val="en-US"/>
+        </w:rPr>
+        <w:t>user_id</w:t>
+      </w:r>
+      <w:proofErr w:type="spellEnd"/>
+      <w:r>
+        <w:rPr>
+          <w:rFonts w:ascii="Courier New" w:hAnsi="Courier New" w:cs="Courier New"/>
+          <w:sz w:val="26"/>
+          <w:szCs w:val="26"/>
+          <w:lang w:val="en-US"/>
+        </w:rPr>
+        <w:t>": 1}</w:t>
       </w:r>
     </w:p>
     <w:p>
@@ -5780,26 +8521,90 @@
           <w:szCs w:val="26"/>
           <w:lang w:val="en-US"/>
         </w:rPr>
-        <w:t xml:space="preserve">    "cmd": "NotifRead",</w:t>
-      </w:r>
-    </w:p>
-    <w:p>
-      <w:pPr>
-        <w:rPr>
-          <w:rFonts w:ascii="Courier New" w:hAnsi="Courier New" w:cs="Courier New"/>
-          <w:sz w:val="26"/>
-          <w:szCs w:val="26"/>
-          <w:lang w:val="en-US"/>
-        </w:rPr>
-      </w:pPr>
-      <w:r>
-        <w:rPr>
-          <w:rFonts w:ascii="Courier New" w:hAnsi="Courier New" w:cs="Courier New"/>
-          <w:sz w:val="26"/>
-          <w:szCs w:val="26"/>
-          <w:lang w:val="en-US"/>
-        </w:rPr>
-        <w:t xml:space="preserve">    "args": {"notification_id":6, "user_id":1 }</w:t>
+        <w:t xml:space="preserve">    "</w:t>
+      </w:r>
+      <w:proofErr w:type="spellStart"/>
+      <w:proofErr w:type="gramStart"/>
+      <w:r>
+        <w:rPr>
+          <w:rFonts w:ascii="Courier New" w:hAnsi="Courier New" w:cs="Courier New"/>
+          <w:sz w:val="26"/>
+          <w:szCs w:val="26"/>
+          <w:lang w:val="en-US"/>
+        </w:rPr>
+        <w:t>cmd</w:t>
+      </w:r>
+      <w:proofErr w:type="spellEnd"/>
+      <w:proofErr w:type="gramEnd"/>
+      <w:r>
+        <w:rPr>
+          <w:rFonts w:ascii="Courier New" w:hAnsi="Courier New" w:cs="Courier New"/>
+          <w:sz w:val="26"/>
+          <w:szCs w:val="26"/>
+          <w:lang w:val="en-US"/>
+        </w:rPr>
+        <w:t>": "</w:t>
+      </w:r>
+      <w:proofErr w:type="spellStart"/>
+      <w:r>
+        <w:rPr>
+          <w:rFonts w:ascii="Courier New" w:hAnsi="Courier New" w:cs="Courier New"/>
+          <w:sz w:val="26"/>
+          <w:szCs w:val="26"/>
+          <w:lang w:val="en-US"/>
+        </w:rPr>
+        <w:t>NotifRead</w:t>
+      </w:r>
+      <w:proofErr w:type="spellEnd"/>
+      <w:r>
+        <w:rPr>
+          <w:rFonts w:ascii="Courier New" w:hAnsi="Courier New" w:cs="Courier New"/>
+          <w:sz w:val="26"/>
+          <w:szCs w:val="26"/>
+          <w:lang w:val="en-US"/>
+        </w:rPr>
+        <w:t>",</w:t>
+      </w:r>
+    </w:p>
+    <w:p>
+      <w:pPr>
+        <w:rPr>
+          <w:rFonts w:ascii="Courier New" w:hAnsi="Courier New" w:cs="Courier New"/>
+          <w:sz w:val="26"/>
+          <w:szCs w:val="26"/>
+          <w:lang w:val="en-US"/>
+        </w:rPr>
+      </w:pPr>
+      <w:r>
+        <w:rPr>
+          <w:rFonts w:ascii="Courier New" w:hAnsi="Courier New" w:cs="Courier New"/>
+          <w:sz w:val="26"/>
+          <w:szCs w:val="26"/>
+          <w:lang w:val="en-US"/>
+        </w:rPr>
+        <w:t xml:space="preserve">    "</w:t>
+      </w:r>
+      <w:proofErr w:type="spellStart"/>
+      <w:proofErr w:type="gramStart"/>
+      <w:r>
+        <w:rPr>
+          <w:rFonts w:ascii="Courier New" w:hAnsi="Courier New" w:cs="Courier New"/>
+          <w:sz w:val="26"/>
+          <w:szCs w:val="26"/>
+          <w:lang w:val="en-US"/>
+        </w:rPr>
+        <w:t>args</w:t>
+      </w:r>
+      <w:proofErr w:type="spellEnd"/>
+      <w:proofErr w:type="gramEnd"/>
+      <w:r>
+        <w:rPr>
+          <w:rFonts w:ascii="Courier New" w:hAnsi="Courier New" w:cs="Courier New"/>
+          <w:sz w:val="26"/>
+          <w:szCs w:val="26"/>
+          <w:lang w:val="en-US"/>
+        </w:rPr>
+        <w:t>": {"notification_id":6, "user_id":1 }</w:t>
       </w:r>
     </w:p>
     <w:p>
@@ -5830,7 +8635,7 @@
 </file>
 
 <file path=word/styles.xml><?xml version="1.0" encoding="utf-8"?>
-<w:styles xmlns:mc="http://schemas.openxmlformats.org/markup-compatibility/2006" xmlns:r="http://schemas.openxmlformats.org/officeDocument/2006/relationships" xmlns:w="http://schemas.openxmlformats.org/wordprocessingml/2006/main" xmlns:w14="http://schemas.microsoft.com/office/word/2010/wordml" xmlns:w15="http://schemas.microsoft.com/office/word/2012/wordml" xmlns:w16cex="http://schemas.microsoft.com/office/word/2018/wordml/cex" xmlns:w16cid="http://schemas.microsoft.com/office/word/2016/wordml/cid" xmlns:w16="http://schemas.microsoft.com/office/word/2018/wordml" xmlns:w16sdtdh="http://schemas.microsoft.com/office/word/2020/wordml/sdtdatahash" xmlns:w16se="http://schemas.microsoft.com/office/word/2015/wordml/symex" mc:Ignorable="w14 w15 w16se w16cid w16 w16cex w16sdtdh">
+<w:styles xmlns:mc="http://schemas.openxmlformats.org/markup-compatibility/2006" xmlns:r="http://schemas.openxmlformats.org/officeDocument/2006/relationships" xmlns:w="http://schemas.openxmlformats.org/wordprocessingml/2006/main" xmlns:w14="http://schemas.microsoft.com/office/word/2010/wordml" xmlns:w15="http://schemas.microsoft.com/office/word/2012/wordml" mc:Ignorable="w14 w15">
   <w:docDefaults>
     <w:rPrDefault>
       <w:rPr>
@@ -5848,7 +8653,7 @@
       </w:pPr>
     </w:pPrDefault>
   </w:docDefaults>
-  <w:latentStyles w:defLockedState="0" w:defUIPriority="99" w:defSemiHidden="0" w:defUnhideWhenUsed="0" w:defQFormat="0" w:count="376">
+  <w:latentStyles w:defLockedState="0" w:defUIPriority="99" w:defSemiHidden="0" w:defUnhideWhenUsed="0" w:defQFormat="0" w:count="371">
     <w:lsdException w:name="Normal" w:uiPriority="0" w:qFormat="1"/>
     <w:lsdException w:name="heading 1" w:uiPriority="9" w:qFormat="1"/>
     <w:lsdException w:name="heading 2" w:semiHidden="1" w:uiPriority="9" w:unhideWhenUsed="1" w:qFormat="1"/>
@@ -6220,11 +9025,6 @@
     <w:lsdException w:name="List Table 5 Dark Accent 6" w:uiPriority="50"/>
     <w:lsdException w:name="List Table 6 Colorful Accent 6" w:uiPriority="51"/>
     <w:lsdException w:name="List Table 7 Colorful Accent 6" w:uiPriority="52"/>
-    <w:lsdException w:name="Mention" w:semiHidden="1" w:unhideWhenUsed="1"/>
-    <w:lsdException w:name="Smart Hyperlink" w:semiHidden="1" w:unhideWhenUsed="1"/>
-    <w:lsdException w:name="Hashtag" w:semiHidden="1" w:unhideWhenUsed="1"/>
-    <w:lsdException w:name="Unresolved Mention" w:semiHidden="1" w:unhideWhenUsed="1"/>
-    <w:lsdException w:name="Smart Link" w:semiHidden="1" w:unhideWhenUsed="1"/>
   </w:latentStyles>
   <w:style w:type="paragraph" w:default="1" w:styleId="a">
     <w:name w:val="Normal"/>

--- a/CertTrackerAPI.docx
+++ b/CertTrackerAPI.docx
@@ -1,6 +1,6 @@
 
 <file path=word/document.xml><?xml version="1.0" encoding="utf-8"?>
-<w:document xmlns:wpc="http://schemas.microsoft.com/office/word/2010/wordprocessingCanvas" xmlns:mc="http://schemas.openxmlformats.org/markup-compatibility/2006" xmlns:o="urn:schemas-microsoft-com:office:office" xmlns:r="http://schemas.openxmlformats.org/officeDocument/2006/relationships" xmlns:m="http://schemas.openxmlformats.org/officeDocument/2006/math" xmlns:v="urn:schemas-microsoft-com:vml" xmlns:wp14="http://schemas.microsoft.com/office/word/2010/wordprocessingDrawing" xmlns:wp="http://schemas.openxmlformats.org/drawingml/2006/wordprocessingDrawing" xmlns:w10="urn:schemas-microsoft-com:office:word" xmlns:w="http://schemas.openxmlformats.org/wordprocessingml/2006/main" xmlns:w14="http://schemas.microsoft.com/office/word/2010/wordml" xmlns:w15="http://schemas.microsoft.com/office/word/2012/wordml" xmlns:wpg="http://schemas.microsoft.com/office/word/2010/wordprocessingGroup" xmlns:wpi="http://schemas.microsoft.com/office/word/2010/wordprocessingInk" xmlns:wne="http://schemas.microsoft.com/office/word/2006/wordml" xmlns:wps="http://schemas.microsoft.com/office/word/2010/wordprocessingShape" mc:Ignorable="w14 w15 wp14">
+<w:document xmlns:wpc="http://schemas.microsoft.com/office/word/2010/wordprocessingCanvas" xmlns:cx="http://schemas.microsoft.com/office/drawing/2014/chartex" xmlns:mc="http://schemas.openxmlformats.org/markup-compatibility/2006" xmlns:o="urn:schemas-microsoft-com:office:office" xmlns:r="http://schemas.openxmlformats.org/officeDocument/2006/relationships" xmlns:m="http://schemas.openxmlformats.org/officeDocument/2006/math" xmlns:v="urn:schemas-microsoft-com:vml" xmlns:wp14="http://schemas.microsoft.com/office/word/2010/wordprocessingDrawing" xmlns:wp="http://schemas.openxmlformats.org/drawingml/2006/wordprocessingDrawing" xmlns:w10="urn:schemas-microsoft-com:office:word" xmlns:w="http://schemas.openxmlformats.org/wordprocessingml/2006/main" xmlns:w14="http://schemas.microsoft.com/office/word/2010/wordml" xmlns:w15="http://schemas.microsoft.com/office/word/2012/wordml" xmlns:w16se="http://schemas.microsoft.com/office/word/2015/wordml/symex" xmlns:wpg="http://schemas.microsoft.com/office/word/2010/wordprocessingGroup" xmlns:wpi="http://schemas.microsoft.com/office/word/2010/wordprocessingInk" xmlns:wne="http://schemas.microsoft.com/office/word/2006/wordml" xmlns:wps="http://schemas.microsoft.com/office/word/2010/wordprocessingShape" mc:Ignorable="w14 w15 w16se wp14">
   <w:body>
     <w:p>
       <w:pPr>
@@ -205,7 +205,6 @@
         <w:t>    "</w:t>
       </w:r>
       <w:proofErr w:type="spellStart"/>
-      <w:proofErr w:type="gramStart"/>
       <w:r>
         <w:rPr>
           <w:rFonts w:ascii="Courier New" w:eastAsia="Times New Roman" w:hAnsi="Courier New" w:cs="Courier New"/>
@@ -218,7 +217,6 @@
         <w:t>args</w:t>
       </w:r>
       <w:proofErr w:type="spellEnd"/>
-      <w:proofErr w:type="gramEnd"/>
       <w:r>
         <w:rPr>
           <w:rFonts w:ascii="Courier New" w:eastAsia="Times New Roman" w:hAnsi="Courier New" w:cs="Courier New"/>
@@ -257,7 +255,6 @@
         <w:t>"</w:t>
       </w:r>
       <w:proofErr w:type="spellStart"/>
-      <w:proofErr w:type="gramStart"/>
       <w:r>
         <w:rPr>
           <w:rFonts w:ascii="Courier New" w:eastAsia="Times New Roman" w:hAnsi="Courier New" w:cs="Courier New"/>
@@ -267,19 +264,7 @@
           <w:lang w:val="en-US" w:eastAsia="ru-RU"/>
           <w14:ligatures w14:val="none"/>
         </w:rPr>
-        <w:t>login</w:t>
-      </w:r>
-      <w:proofErr w:type="gramEnd"/>
-      <w:r>
-        <w:rPr>
-          <w:rFonts w:ascii="Courier New" w:eastAsia="Times New Roman" w:hAnsi="Courier New" w:cs="Courier New"/>
-          <w:kern w:val="0"/>
-          <w:sz w:val="26"/>
-          <w:szCs w:val="26"/>
-          <w:lang w:val="en-US" w:eastAsia="ru-RU"/>
-          <w14:ligatures w14:val="none"/>
-        </w:rPr>
-        <w:t>":"admin</w:t>
+        <w:t>login":"admin</w:t>
       </w:r>
       <w:proofErr w:type="spellEnd"/>
       <w:r>
@@ -317,31 +302,7 @@
           <w:lang w:val="en-US" w:eastAsia="ru-RU"/>
           <w14:ligatures w14:val="none"/>
         </w:rPr>
-        <w:t>"</w:t>
-      </w:r>
-      <w:proofErr w:type="gramStart"/>
-      <w:r>
-        <w:rPr>
-          <w:rFonts w:ascii="Courier New" w:eastAsia="Times New Roman" w:hAnsi="Courier New" w:cs="Courier New"/>
-          <w:kern w:val="0"/>
-          <w:sz w:val="26"/>
-          <w:szCs w:val="26"/>
-          <w:lang w:val="en-US" w:eastAsia="ru-RU"/>
-          <w14:ligatures w14:val="none"/>
-        </w:rPr>
-        <w:t>password</w:t>
-      </w:r>
-      <w:proofErr w:type="gramEnd"/>
-      <w:r>
-        <w:rPr>
-          <w:rFonts w:ascii="Courier New" w:eastAsia="Times New Roman" w:hAnsi="Courier New" w:cs="Courier New"/>
-          <w:kern w:val="0"/>
-          <w:sz w:val="26"/>
-          <w:szCs w:val="26"/>
-          <w:lang w:val="en-US" w:eastAsia="ru-RU"/>
-          <w14:ligatures w14:val="none"/>
-        </w:rPr>
-        <w:t>": "admin"</w:t>
+        <w:t>"password": "admin"</w:t>
       </w:r>
     </w:p>
     <w:p>
@@ -1441,7 +1402,6 @@
         <w:t>"</w:t>
       </w:r>
       <w:proofErr w:type="spellStart"/>
-      <w:proofErr w:type="gramStart"/>
       <w:r>
         <w:rPr>
           <w:rFonts w:ascii="Courier New" w:eastAsia="Times New Roman" w:hAnsi="Courier New" w:cs="Courier New"/>
@@ -1452,20 +1412,7 @@
           <w:lang w:val="en-US" w:eastAsia="ru-RU"/>
           <w14:ligatures w14:val="none"/>
         </w:rPr>
-        <w:t>login</w:t>
-      </w:r>
-      <w:proofErr w:type="gramEnd"/>
-      <w:r>
-        <w:rPr>
-          <w:rFonts w:ascii="Courier New" w:eastAsia="Times New Roman" w:hAnsi="Courier New" w:cs="Courier New"/>
-          <w:color w:val="000000"/>
-          <w:kern w:val="0"/>
-          <w:sz w:val="26"/>
-          <w:szCs w:val="26"/>
-          <w:lang w:val="en-US" w:eastAsia="ru-RU"/>
-          <w14:ligatures w14:val="none"/>
-        </w:rPr>
-        <w:t>":"manager</w:t>
+        <w:t>login":"manager</w:t>
       </w:r>
       <w:proofErr w:type="spellEnd"/>
       <w:r>
@@ -1505,33 +1452,7 @@
           <w:lang w:val="en-US" w:eastAsia="ru-RU"/>
           <w14:ligatures w14:val="none"/>
         </w:rPr>
-        <w:t xml:space="preserve">        "</w:t>
-      </w:r>
-      <w:proofErr w:type="gramStart"/>
-      <w:r>
-        <w:rPr>
-          <w:rFonts w:ascii="Courier New" w:eastAsia="Times New Roman" w:hAnsi="Courier New" w:cs="Courier New"/>
-          <w:color w:val="000000"/>
-          <w:kern w:val="0"/>
-          <w:sz w:val="26"/>
-          <w:szCs w:val="26"/>
-          <w:lang w:val="en-US" w:eastAsia="ru-RU"/>
-          <w14:ligatures w14:val="none"/>
-        </w:rPr>
-        <w:t>password</w:t>
-      </w:r>
-      <w:proofErr w:type="gramEnd"/>
-      <w:r>
-        <w:rPr>
-          <w:rFonts w:ascii="Courier New" w:eastAsia="Times New Roman" w:hAnsi="Courier New" w:cs="Courier New"/>
-          <w:color w:val="000000"/>
-          <w:kern w:val="0"/>
-          <w:sz w:val="26"/>
-          <w:szCs w:val="26"/>
-          <w:lang w:val="en-US" w:eastAsia="ru-RU"/>
-          <w14:ligatures w14:val="none"/>
-        </w:rPr>
-        <w:t xml:space="preserve">": "manager", </w:t>
+        <w:t xml:space="preserve">        "password": "manager", </w:t>
       </w:r>
     </w:p>
     <w:p>
@@ -1561,7 +1482,6 @@
         <w:t xml:space="preserve">        "</w:t>
       </w:r>
       <w:proofErr w:type="spellStart"/>
-      <w:proofErr w:type="gramStart"/>
       <w:r>
         <w:rPr>
           <w:rFonts w:ascii="Courier New" w:eastAsia="Times New Roman" w:hAnsi="Courier New" w:cs="Courier New"/>
@@ -1575,7 +1495,6 @@
         <w:t>lastname</w:t>
       </w:r>
       <w:proofErr w:type="spellEnd"/>
-      <w:proofErr w:type="gramEnd"/>
       <w:r>
         <w:rPr>
           <w:rFonts w:ascii="Courier New" w:eastAsia="Times New Roman" w:hAnsi="Courier New" w:cs="Courier New"/>
@@ -1616,7 +1535,6 @@
         <w:t xml:space="preserve">        "</w:t>
       </w:r>
       <w:proofErr w:type="spellStart"/>
-      <w:proofErr w:type="gramStart"/>
       <w:r>
         <w:rPr>
           <w:rFonts w:ascii="Courier New" w:eastAsia="Times New Roman" w:hAnsi="Courier New" w:cs="Courier New"/>
@@ -1630,7 +1548,6 @@
         <w:t>firstname</w:t>
       </w:r>
       <w:proofErr w:type="spellEnd"/>
-      <w:proofErr w:type="gramEnd"/>
       <w:r>
         <w:rPr>
           <w:rFonts w:ascii="Courier New" w:eastAsia="Times New Roman" w:hAnsi="Courier New" w:cs="Courier New"/>
@@ -1668,33 +1585,7 @@
           <w:lang w:val="en-US" w:eastAsia="ru-RU"/>
           <w14:ligatures w14:val="none"/>
         </w:rPr>
-        <w:t xml:space="preserve">        "access_id":</w:t>
-      </w:r>
-      <w:proofErr w:type="gramStart"/>
-      <w:r>
-        <w:rPr>
-          <w:rFonts w:ascii="Courier New" w:eastAsia="Times New Roman" w:hAnsi="Courier New" w:cs="Courier New"/>
-          <w:color w:val="000000"/>
-          <w:kern w:val="0"/>
-          <w:sz w:val="26"/>
-          <w:szCs w:val="26"/>
-          <w:lang w:val="en-US" w:eastAsia="ru-RU"/>
-          <w14:ligatures w14:val="none"/>
-        </w:rPr>
-        <w:t>2</w:t>
-      </w:r>
-      <w:proofErr w:type="gramEnd"/>
-      <w:r>
-        <w:rPr>
-          <w:rFonts w:ascii="Courier New" w:eastAsia="Times New Roman" w:hAnsi="Courier New" w:cs="Courier New"/>
-          <w:color w:val="000000"/>
-          <w:kern w:val="0"/>
-          <w:sz w:val="26"/>
-          <w:szCs w:val="26"/>
-          <w:lang w:val="en-US" w:eastAsia="ru-RU"/>
-          <w14:ligatures w14:val="none"/>
-        </w:rPr>
-        <w:t xml:space="preserve">, </w:t>
+        <w:t xml:space="preserve">        "access_id":2, </w:t>
       </w:r>
     </w:p>
     <w:p>
@@ -1777,6 +1668,19 @@
         <w:t xml:space="preserve">        "</w:t>
       </w:r>
       <w:proofErr w:type="spellStart"/>
+      <w:r>
+        <w:rPr>
+          <w:rFonts w:ascii="Courier New" w:eastAsia="Times New Roman" w:hAnsi="Courier New" w:cs="Courier New"/>
+          <w:color w:val="000000"/>
+          <w:kern w:val="0"/>
+          <w:sz w:val="26"/>
+          <w:szCs w:val="26"/>
+          <w:lang w:val="en-US" w:eastAsia="ru-RU"/>
+          <w14:ligatures w14:val="none"/>
+        </w:rPr>
+        <w:t>sendmail</w:t>
+      </w:r>
+      <w:proofErr w:type="spellEnd"/>
       <w:proofErr w:type="gramStart"/>
       <w:r>
         <w:rPr>
@@ -1788,9 +1692,8 @@
           <w:lang w:val="en-US" w:eastAsia="ru-RU"/>
           <w14:ligatures w14:val="none"/>
         </w:rPr>
-        <w:t>sendmail</w:t>
-      </w:r>
-      <w:proofErr w:type="spellEnd"/>
+        <w:t>":true</w:t>
+      </w:r>
       <w:proofErr w:type="gramEnd"/>
       <w:r>
         <w:rPr>
@@ -1802,7 +1705,7 @@
           <w:lang w:val="en-US" w:eastAsia="ru-RU"/>
           <w14:ligatures w14:val="none"/>
         </w:rPr>
-        <w:t xml:space="preserve">":true, </w:t>
+        <w:t xml:space="preserve">, </w:t>
       </w:r>
     </w:p>
     <w:p>
@@ -1859,6 +1762,18 @@
         <w:t xml:space="preserve">        "</w:t>
       </w:r>
       <w:proofErr w:type="spellStart"/>
+      <w:r>
+        <w:rPr>
+          <w:rFonts w:ascii="Courier New" w:eastAsia="Times New Roman" w:hAnsi="Courier New" w:cs="Courier New"/>
+          <w:color w:val="000000"/>
+          <w:kern w:val="0"/>
+          <w:sz w:val="26"/>
+          <w:szCs w:val="26"/>
+          <w:lang w:val="en-US" w:eastAsia="ru-RU"/>
+          <w14:ligatures w14:val="none"/>
+        </w:rPr>
+        <w:t>deleted</w:t>
+      </w:r>
       <w:proofErr w:type="gramStart"/>
       <w:r>
         <w:rPr>
@@ -1870,22 +1785,10 @@
           <w:lang w:val="en-US" w:eastAsia="ru-RU"/>
           <w14:ligatures w14:val="none"/>
         </w:rPr>
-        <w:t>deleted</w:t>
-      </w:r>
+        <w:t>":false</w:t>
+      </w:r>
+      <w:proofErr w:type="spellEnd"/>
       <w:proofErr w:type="gramEnd"/>
-      <w:r>
-        <w:rPr>
-          <w:rFonts w:ascii="Courier New" w:eastAsia="Times New Roman" w:hAnsi="Courier New" w:cs="Courier New"/>
-          <w:color w:val="000000"/>
-          <w:kern w:val="0"/>
-          <w:sz w:val="26"/>
-          <w:szCs w:val="26"/>
-          <w:lang w:val="en-US" w:eastAsia="ru-RU"/>
-          <w14:ligatures w14:val="none"/>
-        </w:rPr>
-        <w:t>":false</w:t>
-      </w:r>
-      <w:proofErr w:type="spellEnd"/>
     </w:p>
     <w:p>
       <w:pPr>
@@ -1897,7 +1800,7 @@
           <w:kern w:val="0"/>
           <w:sz w:val="26"/>
           <w:szCs w:val="26"/>
-          <w:lang w:eastAsia="ru-RU"/>
+          <w:lang w:val="en-US" w:eastAsia="ru-RU"/>
           <w14:ligatures w14:val="none"/>
         </w:rPr>
       </w:pPr>
@@ -1920,7 +1823,7 @@
           <w:kern w:val="0"/>
           <w:sz w:val="26"/>
           <w:szCs w:val="26"/>
-          <w:lang w:eastAsia="ru-RU"/>
+          <w:lang w:val="en-US" w:eastAsia="ru-RU"/>
           <w14:ligatures w14:val="none"/>
         </w:rPr>
         <w:t>}</w:t>
@@ -2023,6 +1926,241 @@
         <w:t>"</w:t>
       </w:r>
       <w:proofErr w:type="spellStart"/>
+      <w:r>
+        <w:rPr>
+          <w:rFonts w:ascii="Courier New" w:hAnsi="Courier New" w:cs="Courier New"/>
+          <w:sz w:val="26"/>
+          <w:szCs w:val="26"/>
+          <w:lang w:val="en-US"/>
+        </w:rPr>
+        <w:t>cmd</w:t>
+      </w:r>
+      <w:proofErr w:type="spellEnd"/>
+      <w:r>
+        <w:rPr>
+          <w:rFonts w:ascii="Courier New" w:hAnsi="Courier New" w:cs="Courier New"/>
+          <w:sz w:val="26"/>
+          <w:szCs w:val="26"/>
+          <w:lang w:val="en-US"/>
+        </w:rPr>
+        <w:t>": "</w:t>
+      </w:r>
+      <w:proofErr w:type="spellStart"/>
+      <w:r>
+        <w:rPr>
+          <w:rFonts w:ascii="Courier New" w:hAnsi="Courier New" w:cs="Courier New"/>
+          <w:sz w:val="26"/>
+          <w:szCs w:val="26"/>
+          <w:lang w:val="en-US"/>
+        </w:rPr>
+        <w:t>ChangeUser</w:t>
+      </w:r>
+      <w:proofErr w:type="spellEnd"/>
+      <w:r>
+        <w:rPr>
+          <w:rFonts w:ascii="Courier New" w:hAnsi="Courier New" w:cs="Courier New"/>
+          <w:sz w:val="26"/>
+          <w:szCs w:val="26"/>
+          <w:lang w:val="en-US"/>
+        </w:rPr>
+        <w:t>",</w:t>
+      </w:r>
+    </w:p>
+    <w:p>
+      <w:pPr>
+        <w:rPr>
+          <w:rFonts w:ascii="Courier New" w:hAnsi="Courier New" w:cs="Courier New"/>
+          <w:sz w:val="26"/>
+          <w:szCs w:val="26"/>
+          <w:lang w:val="en-US"/>
+        </w:rPr>
+      </w:pPr>
+      <w:r>
+        <w:rPr>
+          <w:rFonts w:ascii="Courier New" w:hAnsi="Courier New" w:cs="Courier New"/>
+          <w:sz w:val="26"/>
+          <w:szCs w:val="26"/>
+          <w:lang w:val="en-US"/>
+        </w:rPr>
+        <w:t xml:space="preserve">    "</w:t>
+      </w:r>
+      <w:proofErr w:type="spellStart"/>
+      <w:r>
+        <w:rPr>
+          <w:rFonts w:ascii="Courier New" w:hAnsi="Courier New" w:cs="Courier New"/>
+          <w:sz w:val="26"/>
+          <w:szCs w:val="26"/>
+          <w:lang w:val="en-US"/>
+        </w:rPr>
+        <w:t>args</w:t>
+      </w:r>
+      <w:proofErr w:type="spellEnd"/>
+      <w:r>
+        <w:rPr>
+          <w:rFonts w:ascii="Courier New" w:hAnsi="Courier New" w:cs="Courier New"/>
+          <w:sz w:val="26"/>
+          <w:szCs w:val="26"/>
+          <w:lang w:val="en-US"/>
+        </w:rPr>
+        <w:t>": {</w:t>
+      </w:r>
+    </w:p>
+    <w:p>
+      <w:pPr>
+        <w:rPr>
+          <w:rFonts w:ascii="Courier New" w:hAnsi="Courier New" w:cs="Courier New"/>
+          <w:sz w:val="26"/>
+          <w:szCs w:val="26"/>
+          <w:lang w:val="en-US"/>
+        </w:rPr>
+      </w:pPr>
+      <w:r>
+        <w:rPr>
+          <w:rFonts w:ascii="Courier New" w:hAnsi="Courier New" w:cs="Courier New"/>
+          <w:sz w:val="26"/>
+          <w:szCs w:val="26"/>
+          <w:lang w:val="en-US"/>
+        </w:rPr>
+        <w:t xml:space="preserve">        "change": "</w:t>
+      </w:r>
+      <w:proofErr w:type="spellStart"/>
+      <w:r>
+        <w:rPr>
+          <w:rFonts w:ascii="Courier New" w:hAnsi="Courier New" w:cs="Courier New"/>
+          <w:sz w:val="26"/>
+          <w:szCs w:val="26"/>
+          <w:lang w:val="en-US"/>
+        </w:rPr>
+        <w:t>data_admin</w:t>
+      </w:r>
+      <w:proofErr w:type="spellEnd"/>
+      <w:r>
+        <w:rPr>
+          <w:rFonts w:ascii="Courier New" w:hAnsi="Courier New" w:cs="Courier New"/>
+          <w:sz w:val="26"/>
+          <w:szCs w:val="26"/>
+          <w:lang w:val="en-US"/>
+        </w:rPr>
+        <w:t>",</w:t>
+      </w:r>
+    </w:p>
+    <w:p>
+      <w:pPr>
+        <w:rPr>
+          <w:rFonts w:ascii="Courier New" w:hAnsi="Courier New" w:cs="Courier New"/>
+          <w:sz w:val="26"/>
+          <w:szCs w:val="26"/>
+          <w:lang w:val="en-US"/>
+        </w:rPr>
+      </w:pPr>
+      <w:r>
+        <w:rPr>
+          <w:rFonts w:ascii="Courier New" w:hAnsi="Courier New" w:cs="Courier New"/>
+          <w:sz w:val="26"/>
+          <w:szCs w:val="26"/>
+          <w:lang w:val="en-US"/>
+        </w:rPr>
+        <w:t xml:space="preserve">                "</w:t>
+      </w:r>
+      <w:bookmarkStart w:id="0" w:name="_GoBack"/>
+      <w:bookmarkEnd w:id="0"/>
+      <w:r>
+        <w:rPr>
+          <w:rFonts w:ascii="Courier New" w:hAnsi="Courier New" w:cs="Courier New"/>
+          <w:sz w:val="26"/>
+          <w:szCs w:val="26"/>
+          <w:lang w:val="en-US"/>
+        </w:rPr>
+        <w:t xml:space="preserve">lastname":"manager1", </w:t>
+      </w:r>
+    </w:p>
+    <w:p>
+      <w:pPr>
+        <w:rPr>
+          <w:rFonts w:ascii="Courier New" w:hAnsi="Courier New" w:cs="Courier New"/>
+          <w:sz w:val="26"/>
+          <w:szCs w:val="26"/>
+          <w:lang w:val="en-US"/>
+        </w:rPr>
+      </w:pPr>
+      <w:r>
+        <w:rPr>
+          <w:rFonts w:ascii="Courier New" w:hAnsi="Courier New" w:cs="Courier New"/>
+          <w:sz w:val="26"/>
+          <w:szCs w:val="26"/>
+          <w:lang w:val="en-US"/>
+        </w:rPr>
+        <w:lastRenderedPageBreak/>
+        <w:t xml:space="preserve">                "firstname":"manager1", </w:t>
+      </w:r>
+    </w:p>
+    <w:p>
+      <w:pPr>
+        <w:rPr>
+          <w:rFonts w:ascii="Courier New" w:hAnsi="Courier New" w:cs="Courier New"/>
+          <w:sz w:val="26"/>
+          <w:szCs w:val="26"/>
+          <w:lang w:val="en-US"/>
+        </w:rPr>
+      </w:pPr>
+      <w:r>
+        <w:rPr>
+          <w:rFonts w:ascii="Courier New" w:hAnsi="Courier New" w:cs="Courier New"/>
+          <w:sz w:val="26"/>
+          <w:szCs w:val="26"/>
+          <w:lang w:val="en-US"/>
+        </w:rPr>
+        <w:t xml:space="preserve">                "access_id":3, </w:t>
+      </w:r>
+    </w:p>
+    <w:p>
+      <w:pPr>
+        <w:rPr>
+          <w:rFonts w:ascii="Courier New" w:hAnsi="Courier New" w:cs="Courier New"/>
+          <w:sz w:val="26"/>
+          <w:szCs w:val="26"/>
+          <w:lang w:val="en-US"/>
+        </w:rPr>
+      </w:pPr>
+      <w:r>
+        <w:rPr>
+          <w:rFonts w:ascii="Courier New" w:hAnsi="Courier New" w:cs="Courier New"/>
+          <w:sz w:val="26"/>
+          <w:szCs w:val="26"/>
+          <w:lang w:val="en-US"/>
+        </w:rPr>
+        <w:t xml:space="preserve">                "email":"manager@mail.com", </w:t>
+      </w:r>
+    </w:p>
+    <w:p>
+      <w:pPr>
+        <w:rPr>
+          <w:rFonts w:ascii="Courier New" w:hAnsi="Courier New" w:cs="Courier New"/>
+          <w:sz w:val="26"/>
+          <w:szCs w:val="26"/>
+          <w:lang w:val="en-US"/>
+        </w:rPr>
+      </w:pPr>
+      <w:r>
+        <w:rPr>
+          <w:rFonts w:ascii="Courier New" w:hAnsi="Courier New" w:cs="Courier New"/>
+          <w:sz w:val="26"/>
+          <w:szCs w:val="26"/>
+          <w:lang w:val="en-US"/>
+        </w:rPr>
+        <w:t xml:space="preserve">                "</w:t>
+      </w:r>
+      <w:proofErr w:type="spellStart"/>
+      <w:r>
+        <w:rPr>
+          <w:rFonts w:ascii="Courier New" w:hAnsi="Courier New" w:cs="Courier New"/>
+          <w:sz w:val="26"/>
+          <w:szCs w:val="26"/>
+          <w:lang w:val="en-US"/>
+        </w:rPr>
+        <w:t>sendmail</w:t>
+      </w:r>
+      <w:proofErr w:type="spellEnd"/>
       <w:proofErr w:type="gramStart"/>
       <w:r>
         <w:rPr>
@@ -2031,15 +2169,601 @@
           <w:szCs w:val="26"/>
           <w:lang w:val="en-US"/>
         </w:rPr>
+        <w:t>":false</w:t>
+      </w:r>
+      <w:proofErr w:type="gramEnd"/>
+      <w:r>
+        <w:rPr>
+          <w:rFonts w:ascii="Courier New" w:hAnsi="Courier New" w:cs="Courier New"/>
+          <w:sz w:val="26"/>
+          <w:szCs w:val="26"/>
+          <w:lang w:val="en-US"/>
+        </w:rPr>
+        <w:t xml:space="preserve">, </w:t>
+      </w:r>
+    </w:p>
+    <w:p>
+      <w:pPr>
+        <w:rPr>
+          <w:rFonts w:ascii="Courier New" w:hAnsi="Courier New" w:cs="Courier New"/>
+          <w:sz w:val="26"/>
+          <w:szCs w:val="26"/>
+          <w:lang w:val="en-US"/>
+        </w:rPr>
+      </w:pPr>
+      <w:r>
+        <w:rPr>
+          <w:rFonts w:ascii="Courier New" w:hAnsi="Courier New" w:cs="Courier New"/>
+          <w:sz w:val="26"/>
+          <w:szCs w:val="26"/>
+          <w:lang w:val="en-US"/>
+        </w:rPr>
+        <w:t xml:space="preserve">                "workposition_id":"3", </w:t>
+      </w:r>
+    </w:p>
+    <w:p>
+      <w:pPr>
+        <w:rPr>
+          <w:rFonts w:ascii="Courier New" w:hAnsi="Courier New" w:cs="Courier New"/>
+          <w:sz w:val="26"/>
+          <w:szCs w:val="26"/>
+        </w:rPr>
+      </w:pPr>
+      <w:r>
+        <w:rPr>
+          <w:rFonts w:ascii="Courier New" w:hAnsi="Courier New" w:cs="Courier New"/>
+          <w:sz w:val="26"/>
+          <w:szCs w:val="26"/>
+          <w:lang w:val="en-US"/>
+        </w:rPr>
+        <w:t xml:space="preserve">                </w:t>
+      </w:r>
+      <w:r>
+        <w:rPr>
+          <w:rFonts w:ascii="Courier New" w:hAnsi="Courier New" w:cs="Courier New"/>
+          <w:sz w:val="26"/>
+          <w:szCs w:val="26"/>
+        </w:rPr>
+        <w:t>"</w:t>
+      </w:r>
+      <w:proofErr w:type="spellStart"/>
+      <w:r>
+        <w:rPr>
+          <w:rFonts w:ascii="Courier New" w:hAnsi="Courier New" w:cs="Courier New"/>
+          <w:sz w:val="26"/>
+          <w:szCs w:val="26"/>
+          <w:lang w:val="en-US"/>
+        </w:rPr>
+        <w:t>deleted</w:t>
+      </w:r>
+      <w:proofErr w:type="spellEnd"/>
+      <w:proofErr w:type="gramStart"/>
+      <w:r>
+        <w:rPr>
+          <w:rFonts w:ascii="Courier New" w:hAnsi="Courier New" w:cs="Courier New"/>
+          <w:sz w:val="26"/>
+          <w:szCs w:val="26"/>
+        </w:rPr>
+        <w:t>":</w:t>
+      </w:r>
+      <w:proofErr w:type="spellStart"/>
+      <w:r>
+        <w:rPr>
+          <w:rFonts w:ascii="Courier New" w:hAnsi="Courier New" w:cs="Courier New"/>
+          <w:sz w:val="26"/>
+          <w:szCs w:val="26"/>
+          <w:lang w:val="en-US"/>
+        </w:rPr>
+        <w:t>true</w:t>
+      </w:r>
+      <w:proofErr w:type="spellEnd"/>
+      <w:proofErr w:type="gramEnd"/>
+      <w:r>
+        <w:rPr>
+          <w:rFonts w:ascii="Courier New" w:hAnsi="Courier New" w:cs="Courier New"/>
+          <w:sz w:val="26"/>
+          <w:szCs w:val="26"/>
+        </w:rPr>
+        <w:t>,</w:t>
+      </w:r>
+    </w:p>
+    <w:p>
+      <w:pPr>
+        <w:rPr>
+          <w:rFonts w:ascii="Courier New" w:hAnsi="Courier New" w:cs="Courier New"/>
+          <w:sz w:val="26"/>
+          <w:szCs w:val="26"/>
+        </w:rPr>
+      </w:pPr>
+      <w:r>
+        <w:rPr>
+          <w:rFonts w:ascii="Courier New" w:hAnsi="Courier New" w:cs="Courier New"/>
+          <w:sz w:val="26"/>
+          <w:szCs w:val="26"/>
+        </w:rPr>
+        <w:t xml:space="preserve">                "</w:t>
+      </w:r>
+      <w:proofErr w:type="spellStart"/>
+      <w:r>
+        <w:rPr>
+          <w:rFonts w:ascii="Courier New" w:hAnsi="Courier New" w:cs="Courier New"/>
+          <w:sz w:val="26"/>
+          <w:szCs w:val="26"/>
+          <w:lang w:val="en-US"/>
+        </w:rPr>
+        <w:t>user</w:t>
+      </w:r>
+      <w:proofErr w:type="spellEnd"/>
+      <w:r>
+        <w:rPr>
+          <w:rFonts w:ascii="Courier New" w:hAnsi="Courier New" w:cs="Courier New"/>
+          <w:sz w:val="26"/>
+          <w:szCs w:val="26"/>
+        </w:rPr>
+        <w:t>_</w:t>
+      </w:r>
+      <w:proofErr w:type="spellStart"/>
+      <w:r>
+        <w:rPr>
+          <w:rFonts w:ascii="Courier New" w:hAnsi="Courier New" w:cs="Courier New"/>
+          <w:sz w:val="26"/>
+          <w:szCs w:val="26"/>
+          <w:lang w:val="en-US"/>
+        </w:rPr>
+        <w:t>id</w:t>
+      </w:r>
+      <w:proofErr w:type="spellEnd"/>
+      <w:proofErr w:type="gramStart"/>
+      <w:r>
+        <w:rPr>
+          <w:rFonts w:ascii="Courier New" w:hAnsi="Courier New" w:cs="Courier New"/>
+          <w:sz w:val="26"/>
+          <w:szCs w:val="26"/>
+        </w:rPr>
+        <w:t>" :</w:t>
+      </w:r>
+      <w:proofErr w:type="gramEnd"/>
+      <w:r>
+        <w:rPr>
+          <w:rFonts w:ascii="Courier New" w:hAnsi="Courier New" w:cs="Courier New"/>
+          <w:sz w:val="26"/>
+          <w:szCs w:val="26"/>
+        </w:rPr>
+        <w:t xml:space="preserve"> 3</w:t>
+      </w:r>
+    </w:p>
+    <w:p>
+      <w:pPr>
+        <w:rPr>
+          <w:rFonts w:ascii="Courier New" w:hAnsi="Courier New" w:cs="Courier New"/>
+          <w:sz w:val="26"/>
+          <w:szCs w:val="26"/>
+        </w:rPr>
+      </w:pPr>
+      <w:r>
+        <w:rPr>
+          <w:rFonts w:ascii="Courier New" w:hAnsi="Courier New" w:cs="Courier New"/>
+          <w:sz w:val="26"/>
+          <w:szCs w:val="26"/>
+        </w:rPr>
+        <w:t xml:space="preserve">    </w:t>
+      </w:r>
+      <w:r>
+        <w:rPr>
+          <w:rFonts w:ascii="Courier New" w:hAnsi="Courier New" w:cs="Courier New"/>
+          <w:sz w:val="26"/>
+          <w:szCs w:val="26"/>
+        </w:rPr>
+        <w:t>}</w:t>
+      </w:r>
+    </w:p>
+    <w:p>
+      <w:pPr>
+        <w:rPr>
+          <w:rFonts w:ascii="Courier New" w:hAnsi="Courier New" w:cs="Courier New"/>
+          <w:sz w:val="26"/>
+          <w:szCs w:val="26"/>
+        </w:rPr>
+      </w:pPr>
+      <w:r>
+        <w:rPr>
+          <w:rFonts w:ascii="Courier New" w:hAnsi="Courier New" w:cs="Courier New"/>
+          <w:sz w:val="26"/>
+          <w:szCs w:val="26"/>
+        </w:rPr>
+        <w:t>}</w:t>
+      </w:r>
+    </w:p>
+    <w:p>
+      <w:pPr>
+        <w:rPr>
+          <w:rFonts w:ascii="Courier New" w:hAnsi="Courier New" w:cs="Courier New"/>
+          <w:sz w:val="26"/>
+          <w:szCs w:val="26"/>
+        </w:rPr>
+      </w:pPr>
+      <w:r>
+        <w:rPr>
+          <w:rFonts w:ascii="Courier New" w:hAnsi="Courier New" w:cs="Courier New"/>
+          <w:sz w:val="26"/>
+          <w:szCs w:val="26"/>
+        </w:rPr>
+        <w:t>//Изменение пароля юзеру от админа</w:t>
+      </w:r>
+    </w:p>
+    <w:p>
+      <w:pPr>
+        <w:rPr>
+          <w:rFonts w:ascii="Courier New" w:hAnsi="Courier New" w:cs="Courier New"/>
+          <w:sz w:val="26"/>
+          <w:szCs w:val="26"/>
+        </w:rPr>
+      </w:pPr>
+      <w:r>
+        <w:rPr>
+          <w:rFonts w:ascii="Courier New" w:hAnsi="Courier New" w:cs="Courier New"/>
+          <w:sz w:val="26"/>
+          <w:szCs w:val="26"/>
+        </w:rPr>
+        <w:t>{</w:t>
+      </w:r>
+    </w:p>
+    <w:p>
+      <w:pPr>
+        <w:rPr>
+          <w:rFonts w:ascii="Courier New" w:hAnsi="Courier New" w:cs="Courier New"/>
+          <w:sz w:val="26"/>
+          <w:szCs w:val="26"/>
+          <w:lang w:val="en-US"/>
+        </w:rPr>
+      </w:pPr>
+      <w:r>
+        <w:rPr>
+          <w:rFonts w:ascii="Courier New" w:hAnsi="Courier New" w:cs="Courier New"/>
+          <w:sz w:val="26"/>
+          <w:szCs w:val="26"/>
+        </w:rPr>
+        <w:t xml:space="preserve">    </w:t>
+      </w:r>
+      <w:r>
+        <w:rPr>
+          <w:rFonts w:ascii="Courier New" w:hAnsi="Courier New" w:cs="Courier New"/>
+          <w:sz w:val="26"/>
+          <w:szCs w:val="26"/>
+          <w:lang w:val="en-US"/>
+        </w:rPr>
+        <w:t>"</w:t>
+      </w:r>
+      <w:proofErr w:type="spellStart"/>
+      <w:r>
+        <w:rPr>
+          <w:rFonts w:ascii="Courier New" w:hAnsi="Courier New" w:cs="Courier New"/>
+          <w:sz w:val="26"/>
+          <w:szCs w:val="26"/>
+          <w:lang w:val="en-US"/>
+        </w:rPr>
         <w:t>cmd</w:t>
       </w:r>
       <w:proofErr w:type="spellEnd"/>
+      <w:r>
+        <w:rPr>
+          <w:rFonts w:ascii="Courier New" w:hAnsi="Courier New" w:cs="Courier New"/>
+          <w:sz w:val="26"/>
+          <w:szCs w:val="26"/>
+          <w:lang w:val="en-US"/>
+        </w:rPr>
+        <w:t>": "</w:t>
+      </w:r>
+      <w:proofErr w:type="spellStart"/>
+      <w:r>
+        <w:rPr>
+          <w:rFonts w:ascii="Courier New" w:hAnsi="Courier New" w:cs="Courier New"/>
+          <w:sz w:val="26"/>
+          <w:szCs w:val="26"/>
+          <w:lang w:val="en-US"/>
+        </w:rPr>
+        <w:t>ChangeUser</w:t>
+      </w:r>
+      <w:proofErr w:type="spellEnd"/>
+      <w:r>
+        <w:rPr>
+          <w:rFonts w:ascii="Courier New" w:hAnsi="Courier New" w:cs="Courier New"/>
+          <w:sz w:val="26"/>
+          <w:szCs w:val="26"/>
+          <w:lang w:val="en-US"/>
+        </w:rPr>
+        <w:t>",</w:t>
+      </w:r>
+    </w:p>
+    <w:p>
+      <w:pPr>
+        <w:rPr>
+          <w:rFonts w:ascii="Courier New" w:hAnsi="Courier New" w:cs="Courier New"/>
+          <w:sz w:val="26"/>
+          <w:szCs w:val="26"/>
+          <w:lang w:val="en-US"/>
+        </w:rPr>
+      </w:pPr>
+      <w:r>
+        <w:rPr>
+          <w:rFonts w:ascii="Courier New" w:hAnsi="Courier New" w:cs="Courier New"/>
+          <w:sz w:val="26"/>
+          <w:szCs w:val="26"/>
+          <w:lang w:val="en-US"/>
+        </w:rPr>
+        <w:t xml:space="preserve">    "</w:t>
+      </w:r>
+      <w:proofErr w:type="spellStart"/>
+      <w:r>
+        <w:rPr>
+          <w:rFonts w:ascii="Courier New" w:hAnsi="Courier New" w:cs="Courier New"/>
+          <w:sz w:val="26"/>
+          <w:szCs w:val="26"/>
+          <w:lang w:val="en-US"/>
+        </w:rPr>
+        <w:t>args</w:t>
+      </w:r>
+      <w:proofErr w:type="spellEnd"/>
+      <w:r>
+        <w:rPr>
+          <w:rFonts w:ascii="Courier New" w:hAnsi="Courier New" w:cs="Courier New"/>
+          <w:sz w:val="26"/>
+          <w:szCs w:val="26"/>
+          <w:lang w:val="en-US"/>
+        </w:rPr>
+        <w:t>": {</w:t>
+      </w:r>
+    </w:p>
+    <w:p>
+      <w:pPr>
+        <w:rPr>
+          <w:rFonts w:ascii="Courier New" w:hAnsi="Courier New" w:cs="Courier New"/>
+          <w:sz w:val="26"/>
+          <w:szCs w:val="26"/>
+          <w:lang w:val="en-US"/>
+        </w:rPr>
+      </w:pPr>
+      <w:r>
+        <w:rPr>
+          <w:rFonts w:ascii="Courier New" w:hAnsi="Courier New" w:cs="Courier New"/>
+          <w:sz w:val="26"/>
+          <w:szCs w:val="26"/>
+          <w:lang w:val="en-US"/>
+        </w:rPr>
+        <w:t xml:space="preserve">        "change": "</w:t>
+      </w:r>
+      <w:proofErr w:type="spellStart"/>
+      <w:r>
+        <w:rPr>
+          <w:rFonts w:ascii="Courier New" w:hAnsi="Courier New" w:cs="Courier New"/>
+          <w:sz w:val="26"/>
+          <w:szCs w:val="26"/>
+          <w:lang w:val="en-US"/>
+        </w:rPr>
+        <w:t>pass_admin</w:t>
+      </w:r>
+      <w:proofErr w:type="spellEnd"/>
+      <w:r>
+        <w:rPr>
+          <w:rFonts w:ascii="Courier New" w:hAnsi="Courier New" w:cs="Courier New"/>
+          <w:sz w:val="26"/>
+          <w:szCs w:val="26"/>
+          <w:lang w:val="en-US"/>
+        </w:rPr>
+        <w:t>",</w:t>
+      </w:r>
+    </w:p>
+    <w:p>
+      <w:pPr>
+        <w:rPr>
+          <w:rFonts w:ascii="Courier New" w:hAnsi="Courier New" w:cs="Courier New"/>
+          <w:sz w:val="26"/>
+          <w:szCs w:val="26"/>
+        </w:rPr>
+      </w:pPr>
+      <w:r>
+        <w:rPr>
+          <w:rFonts w:ascii="Courier New" w:hAnsi="Courier New" w:cs="Courier New"/>
+          <w:sz w:val="26"/>
+          <w:szCs w:val="26"/>
+          <w:lang w:val="en-US"/>
+        </w:rPr>
+        <w:t xml:space="preserve">                </w:t>
+      </w:r>
+      <w:r>
+        <w:rPr>
+          <w:rFonts w:ascii="Courier New" w:hAnsi="Courier New" w:cs="Courier New"/>
+          <w:sz w:val="26"/>
+          <w:szCs w:val="26"/>
+        </w:rPr>
+        <w:t xml:space="preserve">"password":"manager1", </w:t>
+      </w:r>
+    </w:p>
+    <w:p>
+      <w:pPr>
+        <w:rPr>
+          <w:rFonts w:ascii="Courier New" w:hAnsi="Courier New" w:cs="Courier New"/>
+          <w:sz w:val="26"/>
+          <w:szCs w:val="26"/>
+        </w:rPr>
+      </w:pPr>
+      <w:r>
+        <w:rPr>
+          <w:rFonts w:ascii="Courier New" w:hAnsi="Courier New" w:cs="Courier New"/>
+          <w:sz w:val="26"/>
+          <w:szCs w:val="26"/>
+        </w:rPr>
+        <w:t xml:space="preserve">                "</w:t>
+      </w:r>
+      <w:proofErr w:type="spellStart"/>
+      <w:r>
+        <w:rPr>
+          <w:rFonts w:ascii="Courier New" w:hAnsi="Courier New" w:cs="Courier New"/>
+          <w:sz w:val="26"/>
+          <w:szCs w:val="26"/>
+        </w:rPr>
+        <w:t>user_id</w:t>
+      </w:r>
+      <w:proofErr w:type="spellEnd"/>
+      <w:proofErr w:type="gramStart"/>
+      <w:r>
+        <w:rPr>
+          <w:rFonts w:ascii="Courier New" w:hAnsi="Courier New" w:cs="Courier New"/>
+          <w:sz w:val="26"/>
+          <w:szCs w:val="26"/>
+        </w:rPr>
+        <w:t>" :</w:t>
+      </w:r>
       <w:proofErr w:type="gramEnd"/>
       <w:r>
         <w:rPr>
           <w:rFonts w:ascii="Courier New" w:hAnsi="Courier New" w:cs="Courier New"/>
           <w:sz w:val="26"/>
           <w:szCs w:val="26"/>
+        </w:rPr>
+        <w:t xml:space="preserve"> 3</w:t>
+      </w:r>
+    </w:p>
+    <w:p>
+      <w:pPr>
+        <w:rPr>
+          <w:rFonts w:ascii="Courier New" w:hAnsi="Courier New" w:cs="Courier New"/>
+          <w:sz w:val="26"/>
+          <w:szCs w:val="26"/>
+        </w:rPr>
+      </w:pPr>
+      <w:r>
+        <w:rPr>
+          <w:rFonts w:ascii="Courier New" w:hAnsi="Courier New" w:cs="Courier New"/>
+          <w:sz w:val="26"/>
+          <w:szCs w:val="26"/>
+        </w:rPr>
+        <w:t xml:space="preserve">    }</w:t>
+      </w:r>
+    </w:p>
+    <w:p>
+      <w:pPr>
+        <w:rPr>
+          <w:rFonts w:ascii="Courier New" w:hAnsi="Courier New" w:cs="Courier New"/>
+          <w:sz w:val="26"/>
+          <w:szCs w:val="26"/>
+        </w:rPr>
+      </w:pPr>
+      <w:r>
+        <w:rPr>
+          <w:rFonts w:ascii="Courier New" w:hAnsi="Courier New" w:cs="Courier New"/>
+          <w:sz w:val="26"/>
+          <w:szCs w:val="26"/>
+        </w:rPr>
+        <w:t>}</w:t>
+      </w:r>
+    </w:p>
+    <w:p>
+      <w:pPr>
+        <w:rPr>
+          <w:rFonts w:ascii="Courier New" w:hAnsi="Courier New" w:cs="Courier New"/>
+          <w:sz w:val="26"/>
+          <w:szCs w:val="26"/>
+        </w:rPr>
+      </w:pPr>
+    </w:p>
+    <w:p>
+      <w:pPr>
+        <w:rPr>
+          <w:rFonts w:ascii="Courier New" w:hAnsi="Courier New" w:cs="Courier New"/>
+          <w:sz w:val="26"/>
+          <w:szCs w:val="26"/>
+        </w:rPr>
+      </w:pPr>
+      <w:r>
+        <w:rPr>
+          <w:rFonts w:ascii="Courier New" w:hAnsi="Courier New" w:cs="Courier New"/>
+          <w:sz w:val="26"/>
+          <w:szCs w:val="26"/>
+        </w:rPr>
+        <w:t xml:space="preserve">//изменение </w:t>
+      </w:r>
+      <w:proofErr w:type="spellStart"/>
+      <w:r>
+        <w:rPr>
+          <w:rFonts w:ascii="Courier New" w:hAnsi="Courier New" w:cs="Courier New"/>
+          <w:sz w:val="26"/>
+          <w:szCs w:val="26"/>
+        </w:rPr>
+        <w:t>аватара</w:t>
+      </w:r>
+      <w:proofErr w:type="spellEnd"/>
+      <w:r>
+        <w:rPr>
+          <w:rFonts w:ascii="Courier New" w:hAnsi="Courier New" w:cs="Courier New"/>
+          <w:sz w:val="26"/>
+          <w:szCs w:val="26"/>
+        </w:rPr>
+        <w:t xml:space="preserve"> от юзера себе </w:t>
+      </w:r>
+    </w:p>
+    <w:p>
+      <w:pPr>
+        <w:rPr>
+          <w:rFonts w:ascii="Courier New" w:hAnsi="Courier New" w:cs="Courier New"/>
+          <w:sz w:val="26"/>
+          <w:szCs w:val="26"/>
+          <w:lang w:val="en-US"/>
+        </w:rPr>
+      </w:pPr>
+      <w:r>
+        <w:rPr>
+          <w:rFonts w:ascii="Courier New" w:hAnsi="Courier New" w:cs="Courier New"/>
+          <w:sz w:val="26"/>
+          <w:szCs w:val="26"/>
+          <w:lang w:val="en-US"/>
+        </w:rPr>
+        <w:t>{</w:t>
+      </w:r>
+    </w:p>
+    <w:p>
+      <w:pPr>
+        <w:rPr>
+          <w:rFonts w:ascii="Courier New" w:hAnsi="Courier New" w:cs="Courier New"/>
+          <w:sz w:val="26"/>
+          <w:szCs w:val="26"/>
+          <w:lang w:val="en-US"/>
+        </w:rPr>
+      </w:pPr>
+      <w:r>
+        <w:rPr>
+          <w:rFonts w:ascii="Courier New" w:hAnsi="Courier New" w:cs="Courier New"/>
+          <w:sz w:val="26"/>
+          <w:szCs w:val="26"/>
+          <w:lang w:val="en-US"/>
+        </w:rPr>
+        <w:t xml:space="preserve">    </w:t>
+      </w:r>
+      <w:r>
+        <w:rPr>
+          <w:rFonts w:ascii="Courier New" w:hAnsi="Courier New" w:cs="Courier New"/>
+          <w:sz w:val="26"/>
+          <w:szCs w:val="26"/>
+          <w:lang w:val="en-US"/>
+        </w:rPr>
+        <w:t>"</w:t>
+      </w:r>
+      <w:proofErr w:type="spellStart"/>
+      <w:r>
+        <w:rPr>
+          <w:rFonts w:ascii="Courier New" w:hAnsi="Courier New" w:cs="Courier New"/>
+          <w:sz w:val="26"/>
+          <w:szCs w:val="26"/>
+          <w:lang w:val="en-US"/>
+        </w:rPr>
+        <w:t>cmd</w:t>
+      </w:r>
+      <w:proofErr w:type="spellEnd"/>
+      <w:r>
+        <w:rPr>
+          <w:rFonts w:ascii="Courier New" w:hAnsi="Courier New" w:cs="Courier New"/>
+          <w:sz w:val="26"/>
+          <w:szCs w:val="26"/>
           <w:lang w:val="en-US"/>
         </w:rPr>
         <w:t>": "</w:t>
@@ -2084,7 +2808,6 @@
         <w:t xml:space="preserve">    "</w:t>
       </w:r>
       <w:proofErr w:type="spellStart"/>
-      <w:proofErr w:type="gramStart"/>
       <w:r>
         <w:rPr>
           <w:rFonts w:ascii="Courier New" w:hAnsi="Courier New" w:cs="Courier New"/>
@@ -2095,7 +2818,6 @@
         <w:t>args</w:t>
       </w:r>
       <w:proofErr w:type="spellEnd"/>
-      <w:proofErr w:type="gramEnd"/>
       <w:r>
         <w:rPr>
           <w:rFonts w:ascii="Courier New" w:hAnsi="Courier New" w:cs="Courier New"/>
@@ -2122,935 +2844,7 @@
           <w:szCs w:val="26"/>
           <w:lang w:val="en-US"/>
         </w:rPr>
-        <w:t xml:space="preserve">        "</w:t>
-      </w:r>
-      <w:proofErr w:type="gramStart"/>
-      <w:r>
-        <w:rPr>
-          <w:rFonts w:ascii="Courier New" w:hAnsi="Courier New" w:cs="Courier New"/>
-          <w:sz w:val="26"/>
-          <w:szCs w:val="26"/>
-          <w:lang w:val="en-US"/>
-        </w:rPr>
-        <w:t>change</w:t>
-      </w:r>
-      <w:proofErr w:type="gramEnd"/>
-      <w:r>
-        <w:rPr>
-          <w:rFonts w:ascii="Courier New" w:hAnsi="Courier New" w:cs="Courier New"/>
-          <w:sz w:val="26"/>
-          <w:szCs w:val="26"/>
-          <w:lang w:val="en-US"/>
-        </w:rPr>
-        <w:t>": "</w:t>
-      </w:r>
-      <w:proofErr w:type="spellStart"/>
-      <w:r>
-        <w:rPr>
-          <w:rFonts w:ascii="Courier New" w:hAnsi="Courier New" w:cs="Courier New"/>
-          <w:sz w:val="26"/>
-          <w:szCs w:val="26"/>
-          <w:lang w:val="en-US"/>
-        </w:rPr>
-        <w:t>data_admin</w:t>
-      </w:r>
-      <w:proofErr w:type="spellEnd"/>
-      <w:r>
-        <w:rPr>
-          <w:rFonts w:ascii="Courier New" w:hAnsi="Courier New" w:cs="Courier New"/>
-          <w:sz w:val="26"/>
-          <w:szCs w:val="26"/>
-          <w:lang w:val="en-US"/>
-        </w:rPr>
-        <w:t>",</w:t>
-      </w:r>
-    </w:p>
-    <w:p>
-      <w:pPr>
-        <w:rPr>
-          <w:rFonts w:ascii="Courier New" w:hAnsi="Courier New" w:cs="Courier New"/>
-          <w:sz w:val="26"/>
-          <w:szCs w:val="26"/>
-          <w:lang w:val="en-US"/>
-        </w:rPr>
-      </w:pPr>
-      <w:r>
-        <w:rPr>
-          <w:rFonts w:ascii="Courier New" w:hAnsi="Courier New" w:cs="Courier New"/>
-          <w:sz w:val="26"/>
-          <w:szCs w:val="26"/>
-          <w:lang w:val="en-US"/>
-        </w:rPr>
-        <w:t xml:space="preserve">                "</w:t>
-      </w:r>
-      <w:proofErr w:type="gramStart"/>
-      <w:r>
-        <w:rPr>
-          <w:rFonts w:ascii="Courier New" w:hAnsi="Courier New" w:cs="Courier New"/>
-          <w:sz w:val="26"/>
-          <w:szCs w:val="26"/>
-          <w:lang w:val="en-US"/>
-        </w:rPr>
-        <w:t>lastname</w:t>
-      </w:r>
-      <w:proofErr w:type="gramEnd"/>
-      <w:r>
-        <w:rPr>
-          <w:rFonts w:ascii="Courier New" w:hAnsi="Courier New" w:cs="Courier New"/>
-          <w:sz w:val="26"/>
-          <w:szCs w:val="26"/>
-          <w:lang w:val="en-US"/>
-        </w:rPr>
-        <w:t xml:space="preserve">":"manager1", </w:t>
-      </w:r>
-    </w:p>
-    <w:p>
-      <w:pPr>
-        <w:rPr>
-          <w:rFonts w:ascii="Courier New" w:hAnsi="Courier New" w:cs="Courier New"/>
-          <w:sz w:val="26"/>
-          <w:szCs w:val="26"/>
-          <w:lang w:val="en-US"/>
-        </w:rPr>
-      </w:pPr>
-      <w:r>
-        <w:rPr>
-          <w:rFonts w:ascii="Courier New" w:hAnsi="Courier New" w:cs="Courier New"/>
-          <w:sz w:val="26"/>
-          <w:szCs w:val="26"/>
-          <w:lang w:val="en-US"/>
-        </w:rPr>
-        <w:lastRenderedPageBreak/>
-        <w:t xml:space="preserve">                "</w:t>
-      </w:r>
-      <w:proofErr w:type="gramStart"/>
-      <w:r>
-        <w:rPr>
-          <w:rFonts w:ascii="Courier New" w:hAnsi="Courier New" w:cs="Courier New"/>
-          <w:sz w:val="26"/>
-          <w:szCs w:val="26"/>
-          <w:lang w:val="en-US"/>
-        </w:rPr>
-        <w:t>firstname</w:t>
-      </w:r>
-      <w:proofErr w:type="gramEnd"/>
-      <w:r>
-        <w:rPr>
-          <w:rFonts w:ascii="Courier New" w:hAnsi="Courier New" w:cs="Courier New"/>
-          <w:sz w:val="26"/>
-          <w:szCs w:val="26"/>
-          <w:lang w:val="en-US"/>
-        </w:rPr>
-        <w:t xml:space="preserve">":"manager1", </w:t>
-      </w:r>
-    </w:p>
-    <w:p>
-      <w:pPr>
-        <w:rPr>
-          <w:rFonts w:ascii="Courier New" w:hAnsi="Courier New" w:cs="Courier New"/>
-          <w:sz w:val="26"/>
-          <w:szCs w:val="26"/>
-          <w:lang w:val="en-US"/>
-        </w:rPr>
-      </w:pPr>
-      <w:r>
-        <w:rPr>
-          <w:rFonts w:ascii="Courier New" w:hAnsi="Courier New" w:cs="Courier New"/>
-          <w:sz w:val="26"/>
-          <w:szCs w:val="26"/>
-          <w:lang w:val="en-US"/>
-        </w:rPr>
-        <w:t xml:space="preserve">                "access_id":</w:t>
-      </w:r>
-      <w:proofErr w:type="gramStart"/>
-      <w:r>
-        <w:rPr>
-          <w:rFonts w:ascii="Courier New" w:hAnsi="Courier New" w:cs="Courier New"/>
-          <w:sz w:val="26"/>
-          <w:szCs w:val="26"/>
-          <w:lang w:val="en-US"/>
-        </w:rPr>
-        <w:t>3</w:t>
-      </w:r>
-      <w:proofErr w:type="gramEnd"/>
-      <w:r>
-        <w:rPr>
-          <w:rFonts w:ascii="Courier New" w:hAnsi="Courier New" w:cs="Courier New"/>
-          <w:sz w:val="26"/>
-          <w:szCs w:val="26"/>
-          <w:lang w:val="en-US"/>
-        </w:rPr>
-        <w:t xml:space="preserve">, </w:t>
-      </w:r>
-    </w:p>
-    <w:p>
-      <w:pPr>
-        <w:rPr>
-          <w:rFonts w:ascii="Courier New" w:hAnsi="Courier New" w:cs="Courier New"/>
-          <w:sz w:val="26"/>
-          <w:szCs w:val="26"/>
-          <w:lang w:val="en-US"/>
-        </w:rPr>
-      </w:pPr>
-      <w:r>
-        <w:rPr>
-          <w:rFonts w:ascii="Courier New" w:hAnsi="Courier New" w:cs="Courier New"/>
-          <w:sz w:val="26"/>
-          <w:szCs w:val="26"/>
-          <w:lang w:val="en-US"/>
-        </w:rPr>
-        <w:t xml:space="preserve">                "email":"manager@mail.com", </w:t>
-      </w:r>
-    </w:p>
-    <w:p>
-      <w:pPr>
-        <w:rPr>
-          <w:rFonts w:ascii="Courier New" w:hAnsi="Courier New" w:cs="Courier New"/>
-          <w:sz w:val="26"/>
-          <w:szCs w:val="26"/>
-          <w:lang w:val="en-US"/>
-        </w:rPr>
-      </w:pPr>
-      <w:r>
-        <w:rPr>
-          <w:rFonts w:ascii="Courier New" w:hAnsi="Courier New" w:cs="Courier New"/>
-          <w:sz w:val="26"/>
-          <w:szCs w:val="26"/>
-          <w:lang w:val="en-US"/>
-        </w:rPr>
-        <w:t xml:space="preserve">                "</w:t>
-      </w:r>
-      <w:proofErr w:type="spellStart"/>
-      <w:proofErr w:type="gramStart"/>
-      <w:r>
-        <w:rPr>
-          <w:rFonts w:ascii="Courier New" w:hAnsi="Courier New" w:cs="Courier New"/>
-          <w:sz w:val="26"/>
-          <w:szCs w:val="26"/>
-          <w:lang w:val="en-US"/>
-        </w:rPr>
-        <w:t>sendmail</w:t>
-      </w:r>
-      <w:proofErr w:type="spellEnd"/>
-      <w:proofErr w:type="gramEnd"/>
-      <w:r>
-        <w:rPr>
-          <w:rFonts w:ascii="Courier New" w:hAnsi="Courier New" w:cs="Courier New"/>
-          <w:sz w:val="26"/>
-          <w:szCs w:val="26"/>
-          <w:lang w:val="en-US"/>
-        </w:rPr>
-        <w:t xml:space="preserve">":false, </w:t>
-      </w:r>
-    </w:p>
-    <w:p>
-      <w:pPr>
-        <w:rPr>
-          <w:rFonts w:ascii="Courier New" w:hAnsi="Courier New" w:cs="Courier New"/>
-          <w:sz w:val="26"/>
-          <w:szCs w:val="26"/>
-          <w:lang w:val="en-US"/>
-        </w:rPr>
-      </w:pPr>
-      <w:r>
-        <w:rPr>
-          <w:rFonts w:ascii="Courier New" w:hAnsi="Courier New" w:cs="Courier New"/>
-          <w:sz w:val="26"/>
-          <w:szCs w:val="26"/>
-          <w:lang w:val="en-US"/>
-        </w:rPr>
-        <w:t xml:space="preserve">                "workposition_id":"3", </w:t>
-      </w:r>
-    </w:p>
-    <w:p>
-      <w:pPr>
-        <w:rPr>
-          <w:rFonts w:ascii="Courier New" w:hAnsi="Courier New" w:cs="Courier New"/>
-          <w:sz w:val="26"/>
-          <w:szCs w:val="26"/>
-          <w:lang w:val="en-US"/>
-        </w:rPr>
-      </w:pPr>
-      <w:r>
-        <w:rPr>
-          <w:rFonts w:ascii="Courier New" w:hAnsi="Courier New" w:cs="Courier New"/>
-          <w:sz w:val="26"/>
-          <w:szCs w:val="26"/>
-          <w:lang w:val="en-US"/>
-        </w:rPr>
-        <w:t xml:space="preserve">                "</w:t>
-      </w:r>
-      <w:proofErr w:type="spellStart"/>
-      <w:proofErr w:type="gramStart"/>
-      <w:r>
-        <w:rPr>
-          <w:rFonts w:ascii="Courier New" w:hAnsi="Courier New" w:cs="Courier New"/>
-          <w:sz w:val="26"/>
-          <w:szCs w:val="26"/>
-          <w:lang w:val="en-US"/>
-        </w:rPr>
-        <w:t>deleted</w:t>
-      </w:r>
-      <w:proofErr w:type="gramEnd"/>
-      <w:r>
-        <w:rPr>
-          <w:rFonts w:ascii="Courier New" w:hAnsi="Courier New" w:cs="Courier New"/>
-          <w:sz w:val="26"/>
-          <w:szCs w:val="26"/>
-          <w:lang w:val="en-US"/>
-        </w:rPr>
-        <w:t>":true</w:t>
-      </w:r>
-      <w:proofErr w:type="spellEnd"/>
-      <w:r>
-        <w:rPr>
-          <w:rFonts w:ascii="Courier New" w:hAnsi="Courier New" w:cs="Courier New"/>
-          <w:sz w:val="26"/>
-          <w:szCs w:val="26"/>
-          <w:lang w:val="en-US"/>
-        </w:rPr>
-        <w:t>,</w:t>
-      </w:r>
-    </w:p>
-    <w:p>
-      <w:pPr>
-        <w:rPr>
-          <w:rFonts w:ascii="Courier New" w:hAnsi="Courier New" w:cs="Courier New"/>
-          <w:sz w:val="26"/>
-          <w:szCs w:val="26"/>
-          <w:lang w:val="en-US"/>
-        </w:rPr>
-      </w:pPr>
-      <w:r>
-        <w:rPr>
-          <w:rFonts w:ascii="Courier New" w:hAnsi="Courier New" w:cs="Courier New"/>
-          <w:sz w:val="26"/>
-          <w:szCs w:val="26"/>
-          <w:lang w:val="en-US"/>
-        </w:rPr>
-        <w:t xml:space="preserve">                </w:t>
-      </w:r>
-      <w:r>
-        <w:rPr>
-          <w:rFonts w:ascii="Courier New" w:hAnsi="Courier New" w:cs="Courier New"/>
-          <w:sz w:val="26"/>
-          <w:szCs w:val="26"/>
-          <w:lang w:val="en-US"/>
-        </w:rPr>
-        <w:t>"</w:t>
-      </w:r>
-      <w:proofErr w:type="spellStart"/>
-      <w:r>
-        <w:rPr>
-          <w:rFonts w:ascii="Courier New" w:hAnsi="Courier New" w:cs="Courier New"/>
-          <w:sz w:val="26"/>
-          <w:szCs w:val="26"/>
-          <w:lang w:val="en-US"/>
-        </w:rPr>
-        <w:t>user</w:t>
-      </w:r>
-      <w:r>
-        <w:rPr>
-          <w:rFonts w:ascii="Courier New" w:hAnsi="Courier New" w:cs="Courier New"/>
-          <w:sz w:val="26"/>
-          <w:szCs w:val="26"/>
-          <w:lang w:val="en-US"/>
-        </w:rPr>
-        <w:t>_</w:t>
-      </w:r>
-      <w:r>
-        <w:rPr>
-          <w:rFonts w:ascii="Courier New" w:hAnsi="Courier New" w:cs="Courier New"/>
-          <w:sz w:val="26"/>
-          <w:szCs w:val="26"/>
-          <w:lang w:val="en-US"/>
-        </w:rPr>
-        <w:t>id</w:t>
-      </w:r>
-      <w:proofErr w:type="spellEnd"/>
-      <w:proofErr w:type="gramStart"/>
-      <w:r>
-        <w:rPr>
-          <w:rFonts w:ascii="Courier New" w:hAnsi="Courier New" w:cs="Courier New"/>
-          <w:sz w:val="26"/>
-          <w:szCs w:val="26"/>
-          <w:lang w:val="en-US"/>
-        </w:rPr>
-        <w:t>" :</w:t>
-      </w:r>
-      <w:proofErr w:type="gramEnd"/>
-      <w:r>
-        <w:rPr>
-          <w:rFonts w:ascii="Courier New" w:hAnsi="Courier New" w:cs="Courier New"/>
-          <w:sz w:val="26"/>
-          <w:szCs w:val="26"/>
-          <w:lang w:val="en-US"/>
-        </w:rPr>
-        <w:t xml:space="preserve"> 3</w:t>
-      </w:r>
-    </w:p>
-    <w:p>
-      <w:pPr>
-        <w:rPr>
-          <w:rFonts w:ascii="Courier New" w:hAnsi="Courier New" w:cs="Courier New"/>
-          <w:sz w:val="26"/>
-          <w:szCs w:val="26"/>
-        </w:rPr>
-      </w:pPr>
-      <w:r>
-        <w:rPr>
-          <w:rFonts w:ascii="Courier New" w:hAnsi="Courier New" w:cs="Courier New"/>
-          <w:sz w:val="26"/>
-          <w:szCs w:val="26"/>
-          <w:lang w:val="en-US"/>
-        </w:rPr>
-        <w:t xml:space="preserve">    </w:t>
-      </w:r>
-      <w:r>
-        <w:rPr>
-          <w:rFonts w:ascii="Courier New" w:hAnsi="Courier New" w:cs="Courier New"/>
-          <w:sz w:val="26"/>
-          <w:szCs w:val="26"/>
-        </w:rPr>
-        <w:t>}</w:t>
-      </w:r>
-    </w:p>
-    <w:p>
-      <w:pPr>
-        <w:rPr>
-          <w:rFonts w:ascii="Courier New" w:hAnsi="Courier New" w:cs="Courier New"/>
-          <w:sz w:val="26"/>
-          <w:szCs w:val="26"/>
-        </w:rPr>
-      </w:pPr>
-      <w:r>
-        <w:rPr>
-          <w:rFonts w:ascii="Courier New" w:hAnsi="Courier New" w:cs="Courier New"/>
-          <w:sz w:val="26"/>
-          <w:szCs w:val="26"/>
-        </w:rPr>
-        <w:t>}</w:t>
-      </w:r>
-    </w:p>
-    <w:p>
-      <w:pPr>
-        <w:rPr>
-          <w:rFonts w:ascii="Courier New" w:hAnsi="Courier New" w:cs="Courier New"/>
-          <w:sz w:val="26"/>
-          <w:szCs w:val="26"/>
-        </w:rPr>
-      </w:pPr>
-      <w:r>
-        <w:rPr>
-          <w:rFonts w:ascii="Courier New" w:hAnsi="Courier New" w:cs="Courier New"/>
-          <w:sz w:val="26"/>
-          <w:szCs w:val="26"/>
-        </w:rPr>
-        <w:t>//Изменение пароля юзеру от админа</w:t>
-      </w:r>
-    </w:p>
-    <w:p>
-      <w:pPr>
-        <w:rPr>
-          <w:rFonts w:ascii="Courier New" w:hAnsi="Courier New" w:cs="Courier New"/>
-          <w:sz w:val="26"/>
-          <w:szCs w:val="26"/>
-        </w:rPr>
-      </w:pPr>
-      <w:r>
-        <w:rPr>
-          <w:rFonts w:ascii="Courier New" w:hAnsi="Courier New" w:cs="Courier New"/>
-          <w:sz w:val="26"/>
-          <w:szCs w:val="26"/>
-        </w:rPr>
-        <w:t>{</w:t>
-      </w:r>
-    </w:p>
-    <w:p>
-      <w:pPr>
-        <w:rPr>
-          <w:rFonts w:ascii="Courier New" w:hAnsi="Courier New" w:cs="Courier New"/>
-          <w:sz w:val="26"/>
-          <w:szCs w:val="26"/>
-          <w:lang w:val="en-US"/>
-        </w:rPr>
-      </w:pPr>
-      <w:r>
-        <w:rPr>
-          <w:rFonts w:ascii="Courier New" w:hAnsi="Courier New" w:cs="Courier New"/>
-          <w:sz w:val="26"/>
-          <w:szCs w:val="26"/>
-        </w:rPr>
-        <w:t xml:space="preserve">    </w:t>
-      </w:r>
-      <w:r>
-        <w:rPr>
-          <w:rFonts w:ascii="Courier New" w:hAnsi="Courier New" w:cs="Courier New"/>
-          <w:sz w:val="26"/>
-          <w:szCs w:val="26"/>
-          <w:lang w:val="en-US"/>
-        </w:rPr>
-        <w:t>"</w:t>
-      </w:r>
-      <w:proofErr w:type="spellStart"/>
-      <w:proofErr w:type="gramStart"/>
-      <w:r>
-        <w:rPr>
-          <w:rFonts w:ascii="Courier New" w:hAnsi="Courier New" w:cs="Courier New"/>
-          <w:sz w:val="26"/>
-          <w:szCs w:val="26"/>
-          <w:lang w:val="en-US"/>
-        </w:rPr>
-        <w:t>cmd</w:t>
-      </w:r>
-      <w:proofErr w:type="spellEnd"/>
-      <w:proofErr w:type="gramEnd"/>
-      <w:r>
-        <w:rPr>
-          <w:rFonts w:ascii="Courier New" w:hAnsi="Courier New" w:cs="Courier New"/>
-          <w:sz w:val="26"/>
-          <w:szCs w:val="26"/>
-          <w:lang w:val="en-US"/>
-        </w:rPr>
-        <w:t>": "</w:t>
-      </w:r>
-      <w:proofErr w:type="spellStart"/>
-      <w:r>
-        <w:rPr>
-          <w:rFonts w:ascii="Courier New" w:hAnsi="Courier New" w:cs="Courier New"/>
-          <w:sz w:val="26"/>
-          <w:szCs w:val="26"/>
-          <w:lang w:val="en-US"/>
-        </w:rPr>
-        <w:t>ChangeUser</w:t>
-      </w:r>
-      <w:proofErr w:type="spellEnd"/>
-      <w:r>
-        <w:rPr>
-          <w:rFonts w:ascii="Courier New" w:hAnsi="Courier New" w:cs="Courier New"/>
-          <w:sz w:val="26"/>
-          <w:szCs w:val="26"/>
-          <w:lang w:val="en-US"/>
-        </w:rPr>
-        <w:t>",</w:t>
-      </w:r>
-    </w:p>
-    <w:p>
-      <w:pPr>
-        <w:rPr>
-          <w:rFonts w:ascii="Courier New" w:hAnsi="Courier New" w:cs="Courier New"/>
-          <w:sz w:val="26"/>
-          <w:szCs w:val="26"/>
-          <w:lang w:val="en-US"/>
-        </w:rPr>
-      </w:pPr>
-      <w:r>
-        <w:rPr>
-          <w:rFonts w:ascii="Courier New" w:hAnsi="Courier New" w:cs="Courier New"/>
-          <w:sz w:val="26"/>
-          <w:szCs w:val="26"/>
-          <w:lang w:val="en-US"/>
-        </w:rPr>
-        <w:t xml:space="preserve">    "</w:t>
-      </w:r>
-      <w:proofErr w:type="spellStart"/>
-      <w:proofErr w:type="gramStart"/>
-      <w:r>
-        <w:rPr>
-          <w:rFonts w:ascii="Courier New" w:hAnsi="Courier New" w:cs="Courier New"/>
-          <w:sz w:val="26"/>
-          <w:szCs w:val="26"/>
-          <w:lang w:val="en-US"/>
-        </w:rPr>
-        <w:t>args</w:t>
-      </w:r>
-      <w:proofErr w:type="spellEnd"/>
-      <w:proofErr w:type="gramEnd"/>
-      <w:r>
-        <w:rPr>
-          <w:rFonts w:ascii="Courier New" w:hAnsi="Courier New" w:cs="Courier New"/>
-          <w:sz w:val="26"/>
-          <w:szCs w:val="26"/>
-          <w:lang w:val="en-US"/>
-        </w:rPr>
-        <w:t>": {</w:t>
-      </w:r>
-    </w:p>
-    <w:p>
-      <w:pPr>
-        <w:rPr>
-          <w:rFonts w:ascii="Courier New" w:hAnsi="Courier New" w:cs="Courier New"/>
-          <w:sz w:val="26"/>
-          <w:szCs w:val="26"/>
-          <w:lang w:val="en-US"/>
-        </w:rPr>
-      </w:pPr>
-      <w:r>
-        <w:rPr>
-          <w:rFonts w:ascii="Courier New" w:hAnsi="Courier New" w:cs="Courier New"/>
-          <w:sz w:val="26"/>
-          <w:szCs w:val="26"/>
-          <w:lang w:val="en-US"/>
-        </w:rPr>
-        <w:t xml:space="preserve">        "</w:t>
-      </w:r>
-      <w:proofErr w:type="gramStart"/>
-      <w:r>
-        <w:rPr>
-          <w:rFonts w:ascii="Courier New" w:hAnsi="Courier New" w:cs="Courier New"/>
-          <w:sz w:val="26"/>
-          <w:szCs w:val="26"/>
-          <w:lang w:val="en-US"/>
-        </w:rPr>
-        <w:t>change</w:t>
-      </w:r>
-      <w:proofErr w:type="gramEnd"/>
-      <w:r>
-        <w:rPr>
-          <w:rFonts w:ascii="Courier New" w:hAnsi="Courier New" w:cs="Courier New"/>
-          <w:sz w:val="26"/>
-          <w:szCs w:val="26"/>
-          <w:lang w:val="en-US"/>
-        </w:rPr>
-        <w:t>": "</w:t>
-      </w:r>
-      <w:proofErr w:type="spellStart"/>
-      <w:r>
-        <w:rPr>
-          <w:rFonts w:ascii="Courier New" w:hAnsi="Courier New" w:cs="Courier New"/>
-          <w:sz w:val="26"/>
-          <w:szCs w:val="26"/>
-          <w:lang w:val="en-US"/>
-        </w:rPr>
-        <w:t>pass_admin</w:t>
-      </w:r>
-      <w:proofErr w:type="spellEnd"/>
-      <w:r>
-        <w:rPr>
-          <w:rFonts w:ascii="Courier New" w:hAnsi="Courier New" w:cs="Courier New"/>
-          <w:sz w:val="26"/>
-          <w:szCs w:val="26"/>
-          <w:lang w:val="en-US"/>
-        </w:rPr>
-        <w:t>",</w:t>
-      </w:r>
-    </w:p>
-    <w:p>
-      <w:pPr>
-        <w:rPr>
-          <w:rFonts w:ascii="Courier New" w:hAnsi="Courier New" w:cs="Courier New"/>
-          <w:sz w:val="26"/>
-          <w:szCs w:val="26"/>
-        </w:rPr>
-      </w:pPr>
-      <w:r>
-        <w:rPr>
-          <w:rFonts w:ascii="Courier New" w:hAnsi="Courier New" w:cs="Courier New"/>
-          <w:sz w:val="26"/>
-          <w:szCs w:val="26"/>
-          <w:lang w:val="en-US"/>
-        </w:rPr>
-        <w:t xml:space="preserve">                </w:t>
-      </w:r>
-      <w:r>
-        <w:rPr>
-          <w:rFonts w:ascii="Courier New" w:hAnsi="Courier New" w:cs="Courier New"/>
-          <w:sz w:val="26"/>
-          <w:szCs w:val="26"/>
-        </w:rPr>
-        <w:t xml:space="preserve">"password":"manager1", </w:t>
-      </w:r>
-    </w:p>
-    <w:p>
-      <w:pPr>
-        <w:rPr>
-          <w:rFonts w:ascii="Courier New" w:hAnsi="Courier New" w:cs="Courier New"/>
-          <w:sz w:val="26"/>
-          <w:szCs w:val="26"/>
-        </w:rPr>
-      </w:pPr>
-      <w:r>
-        <w:rPr>
-          <w:rFonts w:ascii="Courier New" w:hAnsi="Courier New" w:cs="Courier New"/>
-          <w:sz w:val="26"/>
-          <w:szCs w:val="26"/>
-        </w:rPr>
-        <w:t xml:space="preserve">                "</w:t>
-      </w:r>
-      <w:proofErr w:type="spellStart"/>
-      <w:r>
-        <w:rPr>
-          <w:rFonts w:ascii="Courier New" w:hAnsi="Courier New" w:cs="Courier New"/>
-          <w:sz w:val="26"/>
-          <w:szCs w:val="26"/>
-        </w:rPr>
-        <w:t>user_id</w:t>
-      </w:r>
-      <w:proofErr w:type="spellEnd"/>
-      <w:proofErr w:type="gramStart"/>
-      <w:r>
-        <w:rPr>
-          <w:rFonts w:ascii="Courier New" w:hAnsi="Courier New" w:cs="Courier New"/>
-          <w:sz w:val="26"/>
-          <w:szCs w:val="26"/>
-        </w:rPr>
-        <w:t>" :</w:t>
-      </w:r>
-      <w:proofErr w:type="gramEnd"/>
-      <w:r>
-        <w:rPr>
-          <w:rFonts w:ascii="Courier New" w:hAnsi="Courier New" w:cs="Courier New"/>
-          <w:sz w:val="26"/>
-          <w:szCs w:val="26"/>
-        </w:rPr>
-        <w:t xml:space="preserve"> 3</w:t>
-      </w:r>
-    </w:p>
-    <w:p>
-      <w:pPr>
-        <w:rPr>
-          <w:rFonts w:ascii="Courier New" w:hAnsi="Courier New" w:cs="Courier New"/>
-          <w:sz w:val="26"/>
-          <w:szCs w:val="26"/>
-        </w:rPr>
-      </w:pPr>
-      <w:r>
-        <w:rPr>
-          <w:rFonts w:ascii="Courier New" w:hAnsi="Courier New" w:cs="Courier New"/>
-          <w:sz w:val="26"/>
-          <w:szCs w:val="26"/>
-        </w:rPr>
-        <w:t xml:space="preserve">    }</w:t>
-      </w:r>
-    </w:p>
-    <w:p>
-      <w:pPr>
-        <w:rPr>
-          <w:rFonts w:ascii="Courier New" w:hAnsi="Courier New" w:cs="Courier New"/>
-          <w:sz w:val="26"/>
-          <w:szCs w:val="26"/>
-        </w:rPr>
-      </w:pPr>
-      <w:r>
-        <w:rPr>
-          <w:rFonts w:ascii="Courier New" w:hAnsi="Courier New" w:cs="Courier New"/>
-          <w:sz w:val="26"/>
-          <w:szCs w:val="26"/>
-        </w:rPr>
-        <w:t>}</w:t>
-      </w:r>
-    </w:p>
-    <w:p>
-      <w:pPr>
-        <w:rPr>
-          <w:rFonts w:ascii="Courier New" w:hAnsi="Courier New" w:cs="Courier New"/>
-          <w:sz w:val="26"/>
-          <w:szCs w:val="26"/>
-        </w:rPr>
-      </w:pPr>
-    </w:p>
-    <w:p>
-      <w:pPr>
-        <w:rPr>
-          <w:rFonts w:ascii="Courier New" w:hAnsi="Courier New" w:cs="Courier New"/>
-          <w:sz w:val="26"/>
-          <w:szCs w:val="26"/>
-        </w:rPr>
-      </w:pPr>
-      <w:r>
-        <w:rPr>
-          <w:rFonts w:ascii="Courier New" w:hAnsi="Courier New" w:cs="Courier New"/>
-          <w:sz w:val="26"/>
-          <w:szCs w:val="26"/>
-        </w:rPr>
-        <w:t xml:space="preserve">//изменение </w:t>
-      </w:r>
-      <w:proofErr w:type="spellStart"/>
-      <w:r>
-        <w:rPr>
-          <w:rFonts w:ascii="Courier New" w:hAnsi="Courier New" w:cs="Courier New"/>
-          <w:sz w:val="26"/>
-          <w:szCs w:val="26"/>
-        </w:rPr>
-        <w:t>аватара</w:t>
-      </w:r>
-      <w:proofErr w:type="spellEnd"/>
-      <w:r>
-        <w:rPr>
-          <w:rFonts w:ascii="Courier New" w:hAnsi="Courier New" w:cs="Courier New"/>
-          <w:sz w:val="26"/>
-          <w:szCs w:val="26"/>
-        </w:rPr>
-        <w:t xml:space="preserve"> от юзера себе </w:t>
-      </w:r>
-    </w:p>
-    <w:p>
-      <w:pPr>
-        <w:rPr>
-          <w:rFonts w:ascii="Courier New" w:hAnsi="Courier New" w:cs="Courier New"/>
-          <w:sz w:val="26"/>
-          <w:szCs w:val="26"/>
-          <w:lang w:val="en-US"/>
-        </w:rPr>
-      </w:pPr>
-      <w:r>
-        <w:rPr>
-          <w:rFonts w:ascii="Courier New" w:hAnsi="Courier New" w:cs="Courier New"/>
-          <w:sz w:val="26"/>
-          <w:szCs w:val="26"/>
-          <w:lang w:val="en-US"/>
-        </w:rPr>
-        <w:t>{</w:t>
-      </w:r>
-    </w:p>
-    <w:p>
-      <w:pPr>
-        <w:rPr>
-          <w:rFonts w:ascii="Courier New" w:hAnsi="Courier New" w:cs="Courier New"/>
-          <w:sz w:val="26"/>
-          <w:szCs w:val="26"/>
-          <w:lang w:val="en-US"/>
-        </w:rPr>
-      </w:pPr>
-      <w:r>
-        <w:rPr>
-          <w:rFonts w:ascii="Courier New" w:hAnsi="Courier New" w:cs="Courier New"/>
-          <w:sz w:val="26"/>
-          <w:szCs w:val="26"/>
-          <w:lang w:val="en-US"/>
-        </w:rPr>
-        <w:t xml:space="preserve">    </w:t>
-      </w:r>
-      <w:r>
-        <w:rPr>
-          <w:rFonts w:ascii="Courier New" w:hAnsi="Courier New" w:cs="Courier New"/>
-          <w:sz w:val="26"/>
-          <w:szCs w:val="26"/>
-          <w:lang w:val="en-US"/>
-        </w:rPr>
-        <w:t>"</w:t>
-      </w:r>
-      <w:proofErr w:type="spellStart"/>
-      <w:proofErr w:type="gramStart"/>
-      <w:r>
-        <w:rPr>
-          <w:rFonts w:ascii="Courier New" w:hAnsi="Courier New" w:cs="Courier New"/>
-          <w:sz w:val="26"/>
-          <w:szCs w:val="26"/>
-          <w:lang w:val="en-US"/>
-        </w:rPr>
-        <w:t>cmd</w:t>
-      </w:r>
-      <w:proofErr w:type="spellEnd"/>
-      <w:proofErr w:type="gramEnd"/>
-      <w:r>
-        <w:rPr>
-          <w:rFonts w:ascii="Courier New" w:hAnsi="Courier New" w:cs="Courier New"/>
-          <w:sz w:val="26"/>
-          <w:szCs w:val="26"/>
-          <w:lang w:val="en-US"/>
-        </w:rPr>
-        <w:t>": "</w:t>
-      </w:r>
-      <w:proofErr w:type="spellStart"/>
-      <w:r>
-        <w:rPr>
-          <w:rFonts w:ascii="Courier New" w:hAnsi="Courier New" w:cs="Courier New"/>
-          <w:sz w:val="26"/>
-          <w:szCs w:val="26"/>
-          <w:lang w:val="en-US"/>
-        </w:rPr>
-        <w:t>ChangeUser</w:t>
-      </w:r>
-      <w:proofErr w:type="spellEnd"/>
-      <w:r>
-        <w:rPr>
-          <w:rFonts w:ascii="Courier New" w:hAnsi="Courier New" w:cs="Courier New"/>
-          <w:sz w:val="26"/>
-          <w:szCs w:val="26"/>
-          <w:lang w:val="en-US"/>
-        </w:rPr>
-        <w:t>",</w:t>
-      </w:r>
-    </w:p>
-    <w:p>
-      <w:pPr>
-        <w:rPr>
-          <w:rFonts w:ascii="Courier New" w:hAnsi="Courier New" w:cs="Courier New"/>
-          <w:sz w:val="26"/>
-          <w:szCs w:val="26"/>
-          <w:lang w:val="en-US"/>
-        </w:rPr>
-      </w:pPr>
-      <w:r>
-        <w:rPr>
-          <w:rFonts w:ascii="Courier New" w:hAnsi="Courier New" w:cs="Courier New"/>
-          <w:sz w:val="26"/>
-          <w:szCs w:val="26"/>
-          <w:lang w:val="en-US"/>
-        </w:rPr>
-        <w:t xml:space="preserve">    "</w:t>
-      </w:r>
-      <w:proofErr w:type="spellStart"/>
-      <w:proofErr w:type="gramStart"/>
-      <w:r>
-        <w:rPr>
-          <w:rFonts w:ascii="Courier New" w:hAnsi="Courier New" w:cs="Courier New"/>
-          <w:sz w:val="26"/>
-          <w:szCs w:val="26"/>
-          <w:lang w:val="en-US"/>
-        </w:rPr>
-        <w:t>args</w:t>
-      </w:r>
-      <w:proofErr w:type="spellEnd"/>
-      <w:proofErr w:type="gramEnd"/>
-      <w:r>
-        <w:rPr>
-          <w:rFonts w:ascii="Courier New" w:hAnsi="Courier New" w:cs="Courier New"/>
-          <w:sz w:val="26"/>
-          <w:szCs w:val="26"/>
-          <w:lang w:val="en-US"/>
-        </w:rPr>
-        <w:t>": {</w:t>
-      </w:r>
-    </w:p>
-    <w:p>
-      <w:pPr>
-        <w:rPr>
-          <w:rFonts w:ascii="Courier New" w:hAnsi="Courier New" w:cs="Courier New"/>
-          <w:sz w:val="26"/>
-          <w:szCs w:val="26"/>
-          <w:lang w:val="en-US"/>
-        </w:rPr>
-      </w:pPr>
-      <w:r>
-        <w:rPr>
-          <w:rFonts w:ascii="Courier New" w:hAnsi="Courier New" w:cs="Courier New"/>
-          <w:sz w:val="26"/>
-          <w:szCs w:val="26"/>
-          <w:lang w:val="en-US"/>
-        </w:rPr>
-        <w:t xml:space="preserve">        "</w:t>
-      </w:r>
-      <w:proofErr w:type="gramStart"/>
-      <w:r>
-        <w:rPr>
-          <w:rFonts w:ascii="Courier New" w:hAnsi="Courier New" w:cs="Courier New"/>
-          <w:sz w:val="26"/>
-          <w:szCs w:val="26"/>
-          <w:lang w:val="en-US"/>
-        </w:rPr>
-        <w:t>change</w:t>
-      </w:r>
-      <w:proofErr w:type="gramEnd"/>
-      <w:r>
-        <w:rPr>
-          <w:rFonts w:ascii="Courier New" w:hAnsi="Courier New" w:cs="Courier New"/>
-          <w:sz w:val="26"/>
-          <w:szCs w:val="26"/>
-          <w:lang w:val="en-US"/>
-        </w:rPr>
-        <w:t>": "</w:t>
+        <w:t xml:space="preserve">        "change": "</w:t>
       </w:r>
       <w:proofErr w:type="spellStart"/>
       <w:r>
@@ -3251,7 +3045,6 @@
         <w:t>"</w:t>
       </w:r>
       <w:proofErr w:type="spellStart"/>
-      <w:proofErr w:type="gramStart"/>
       <w:r>
         <w:rPr>
           <w:rFonts w:ascii="Courier New" w:hAnsi="Courier New" w:cs="Courier New"/>
@@ -3262,7 +3055,6 @@
         <w:t>cmd</w:t>
       </w:r>
       <w:proofErr w:type="spellEnd"/>
-      <w:proofErr w:type="gramEnd"/>
       <w:r>
         <w:rPr>
           <w:rFonts w:ascii="Courier New" w:hAnsi="Courier New" w:cs="Courier New"/>
@@ -3312,7 +3104,6 @@
         <w:t xml:space="preserve">    "</w:t>
       </w:r>
       <w:proofErr w:type="spellStart"/>
-      <w:proofErr w:type="gramStart"/>
       <w:r>
         <w:rPr>
           <w:rFonts w:ascii="Courier New" w:hAnsi="Courier New" w:cs="Courier New"/>
@@ -3323,7 +3114,6 @@
         <w:t>args</w:t>
       </w:r>
       <w:proofErr w:type="spellEnd"/>
-      <w:proofErr w:type="gramEnd"/>
       <w:r>
         <w:rPr>
           <w:rFonts w:ascii="Courier New" w:hAnsi="Courier New" w:cs="Courier New"/>
@@ -3350,19 +3140,58 @@
           <w:szCs w:val="26"/>
           <w:lang w:val="en-US"/>
         </w:rPr>
+        <w:t xml:space="preserve">        "change": "</w:t>
+      </w:r>
+      <w:proofErr w:type="spellStart"/>
+      <w:r>
+        <w:rPr>
+          <w:rFonts w:ascii="Courier New" w:hAnsi="Courier New" w:cs="Courier New"/>
+          <w:sz w:val="26"/>
+          <w:szCs w:val="26"/>
+          <w:lang w:val="en-US"/>
+        </w:rPr>
+        <w:t>data_user</w:t>
+      </w:r>
+      <w:proofErr w:type="spellEnd"/>
+      <w:r>
+        <w:rPr>
+          <w:rFonts w:ascii="Courier New" w:hAnsi="Courier New" w:cs="Courier New"/>
+          <w:sz w:val="26"/>
+          <w:szCs w:val="26"/>
+          <w:lang w:val="en-US"/>
+        </w:rPr>
+        <w:t>",</w:t>
+      </w:r>
+    </w:p>
+    <w:p>
+      <w:pPr>
+        <w:rPr>
+          <w:rFonts w:ascii="Courier New" w:hAnsi="Courier New" w:cs="Courier New"/>
+          <w:sz w:val="26"/>
+          <w:szCs w:val="26"/>
+          <w:lang w:val="en-US"/>
+        </w:rPr>
+      </w:pPr>
+      <w:r>
+        <w:rPr>
+          <w:rFonts w:ascii="Courier New" w:hAnsi="Courier New" w:cs="Courier New"/>
+          <w:sz w:val="26"/>
+          <w:szCs w:val="26"/>
+          <w:lang w:val="en-US"/>
+        </w:rPr>
         <w:t xml:space="preserve">        "</w:t>
       </w:r>
-      <w:proofErr w:type="gramStart"/>
-      <w:r>
-        <w:rPr>
-          <w:rFonts w:ascii="Courier New" w:hAnsi="Courier New" w:cs="Courier New"/>
-          <w:sz w:val="26"/>
-          <w:szCs w:val="26"/>
-          <w:lang w:val="en-US"/>
-        </w:rPr>
-        <w:t>change</w:t>
-      </w:r>
-      <w:proofErr w:type="gramEnd"/>
+      <w:proofErr w:type="spellStart"/>
+      <w:r>
+        <w:rPr>
+          <w:rFonts w:ascii="Courier New" w:hAnsi="Courier New" w:cs="Courier New"/>
+          <w:sz w:val="26"/>
+          <w:szCs w:val="26"/>
+          <w:lang w:val="en-US"/>
+        </w:rPr>
+        <w:t>lastname</w:t>
+      </w:r>
+      <w:proofErr w:type="spellEnd"/>
       <w:r>
         <w:rPr>
           <w:rFonts w:ascii="Courier New" w:hAnsi="Courier New" w:cs="Courier New"/>
@@ -3412,18 +3241,16 @@
         <w:t xml:space="preserve">        "</w:t>
       </w:r>
       <w:proofErr w:type="spellStart"/>
-      <w:proofErr w:type="gramStart"/>
-      <w:r>
-        <w:rPr>
-          <w:rFonts w:ascii="Courier New" w:hAnsi="Courier New" w:cs="Courier New"/>
-          <w:sz w:val="26"/>
-          <w:szCs w:val="26"/>
-          <w:lang w:val="en-US"/>
-        </w:rPr>
-        <w:t>lastname</w:t>
-      </w:r>
-      <w:proofErr w:type="spellEnd"/>
-      <w:proofErr w:type="gramEnd"/>
+      <w:r>
+        <w:rPr>
+          <w:rFonts w:ascii="Courier New" w:hAnsi="Courier New" w:cs="Courier New"/>
+          <w:sz w:val="26"/>
+          <w:szCs w:val="26"/>
+          <w:lang w:val="en-US"/>
+        </w:rPr>
+        <w:t>firstname</w:t>
+      </w:r>
+      <w:proofErr w:type="spellEnd"/>
       <w:r>
         <w:rPr>
           <w:rFonts w:ascii="Courier New" w:hAnsi="Courier New" w:cs="Courier New"/>
@@ -3460,37 +3287,143 @@
           <w:rFonts w:ascii="Courier New" w:hAnsi="Courier New" w:cs="Courier New"/>
           <w:sz w:val="26"/>
           <w:szCs w:val="26"/>
-          <w:lang w:val="en-US"/>
-        </w:rPr>
-      </w:pPr>
-      <w:r>
-        <w:rPr>
-          <w:rFonts w:ascii="Courier New" w:hAnsi="Courier New" w:cs="Courier New"/>
-          <w:sz w:val="26"/>
-          <w:szCs w:val="26"/>
-          <w:lang w:val="en-US"/>
-        </w:rPr>
-        <w:t xml:space="preserve">        "</w:t>
-      </w:r>
-      <w:proofErr w:type="spellStart"/>
-      <w:proofErr w:type="gramStart"/>
-      <w:r>
-        <w:rPr>
-          <w:rFonts w:ascii="Courier New" w:hAnsi="Courier New" w:cs="Courier New"/>
-          <w:sz w:val="26"/>
-          <w:szCs w:val="26"/>
-          <w:lang w:val="en-US"/>
-        </w:rPr>
-        <w:t>firstname</w:t>
-      </w:r>
-      <w:proofErr w:type="spellEnd"/>
-      <w:proofErr w:type="gramEnd"/>
-      <w:r>
-        <w:rPr>
-          <w:rFonts w:ascii="Courier New" w:hAnsi="Courier New" w:cs="Courier New"/>
-          <w:sz w:val="26"/>
-          <w:szCs w:val="26"/>
-          <w:lang w:val="en-US"/>
+        </w:rPr>
+      </w:pPr>
+      <w:r>
+        <w:rPr>
+          <w:rFonts w:ascii="Courier New" w:hAnsi="Courier New" w:cs="Courier New"/>
+          <w:sz w:val="26"/>
+          <w:szCs w:val="26"/>
+          <w:lang w:val="en-US"/>
+        </w:rPr>
+        <w:t xml:space="preserve">        </w:t>
+      </w:r>
+      <w:r>
+        <w:rPr>
+          <w:rFonts w:ascii="Courier New" w:hAnsi="Courier New" w:cs="Courier New"/>
+          <w:sz w:val="26"/>
+          <w:szCs w:val="26"/>
+        </w:rPr>
+        <w:t>"</w:t>
+      </w:r>
+      <w:proofErr w:type="spellStart"/>
+      <w:r>
+        <w:rPr>
+          <w:rFonts w:ascii="Courier New" w:hAnsi="Courier New" w:cs="Courier New"/>
+          <w:sz w:val="26"/>
+          <w:szCs w:val="26"/>
+        </w:rPr>
+        <w:t>id</w:t>
+      </w:r>
+      <w:proofErr w:type="spellEnd"/>
+      <w:r>
+        <w:rPr>
+          <w:rFonts w:ascii="Courier New" w:hAnsi="Courier New" w:cs="Courier New"/>
+          <w:sz w:val="26"/>
+          <w:szCs w:val="26"/>
+        </w:rPr>
+        <w:t>": 3</w:t>
+      </w:r>
+    </w:p>
+    <w:p>
+      <w:pPr>
+        <w:rPr>
+          <w:rFonts w:ascii="Courier New" w:hAnsi="Courier New" w:cs="Courier New"/>
+          <w:sz w:val="26"/>
+          <w:szCs w:val="26"/>
+        </w:rPr>
+      </w:pPr>
+      <w:r>
+        <w:rPr>
+          <w:rFonts w:ascii="Courier New" w:hAnsi="Courier New" w:cs="Courier New"/>
+          <w:sz w:val="26"/>
+          <w:szCs w:val="26"/>
+        </w:rPr>
+        <w:t xml:space="preserve">    }</w:t>
+      </w:r>
+    </w:p>
+    <w:p>
+      <w:pPr>
+        <w:rPr>
+          <w:rFonts w:ascii="Courier New" w:hAnsi="Courier New" w:cs="Courier New"/>
+          <w:sz w:val="26"/>
+          <w:szCs w:val="26"/>
+        </w:rPr>
+      </w:pPr>
+      <w:r>
+        <w:rPr>
+          <w:rFonts w:ascii="Courier New" w:hAnsi="Courier New" w:cs="Courier New"/>
+          <w:sz w:val="26"/>
+          <w:szCs w:val="26"/>
+        </w:rPr>
+        <w:t>}</w:t>
+      </w:r>
+    </w:p>
+    <w:p>
+      <w:pPr>
+        <w:rPr>
+          <w:rFonts w:ascii="Courier New" w:hAnsi="Courier New" w:cs="Courier New"/>
+          <w:sz w:val="26"/>
+          <w:szCs w:val="26"/>
+        </w:rPr>
+      </w:pPr>
+      <w:r>
+        <w:rPr>
+          <w:rFonts w:ascii="Courier New" w:hAnsi="Courier New" w:cs="Courier New"/>
+          <w:sz w:val="26"/>
+          <w:szCs w:val="26"/>
+        </w:rPr>
+        <w:t>//Все пользователи</w:t>
+      </w:r>
+    </w:p>
+    <w:p>
+      <w:pPr>
+        <w:rPr>
+          <w:rFonts w:ascii="Courier New" w:hAnsi="Courier New" w:cs="Courier New"/>
+          <w:sz w:val="26"/>
+          <w:szCs w:val="26"/>
+        </w:rPr>
+      </w:pPr>
+      <w:r>
+        <w:rPr>
+          <w:rFonts w:ascii="Courier New" w:hAnsi="Courier New" w:cs="Courier New"/>
+          <w:sz w:val="26"/>
+          <w:szCs w:val="26"/>
+        </w:rPr>
+        <w:t>{</w:t>
+      </w:r>
+    </w:p>
+    <w:p>
+      <w:pPr>
+        <w:rPr>
+          <w:rFonts w:ascii="Courier New" w:hAnsi="Courier New" w:cs="Courier New"/>
+          <w:sz w:val="26"/>
+          <w:szCs w:val="26"/>
+        </w:rPr>
+      </w:pPr>
+      <w:r>
+        <w:rPr>
+          <w:rFonts w:ascii="Courier New" w:hAnsi="Courier New" w:cs="Courier New"/>
+          <w:sz w:val="26"/>
+          <w:szCs w:val="26"/>
+        </w:rPr>
+        <w:t xml:space="preserve">    "</w:t>
+      </w:r>
+      <w:proofErr w:type="spellStart"/>
+      <w:r>
+        <w:rPr>
+          <w:rFonts w:ascii="Courier New" w:hAnsi="Courier New" w:cs="Courier New"/>
+          <w:sz w:val="26"/>
+          <w:szCs w:val="26"/>
+        </w:rPr>
+        <w:t>cmd</w:t>
+      </w:r>
+      <w:proofErr w:type="spellEnd"/>
+      <w:r>
+        <w:rPr>
+          <w:rFonts w:ascii="Courier New" w:hAnsi="Courier New" w:cs="Courier New"/>
+          <w:sz w:val="26"/>
+          <w:szCs w:val="26"/>
         </w:rPr>
         <w:t>": "</w:t>
       </w:r>
@@ -3500,17 +3433,15 @@
           <w:rFonts w:ascii="Courier New" w:hAnsi="Courier New" w:cs="Courier New"/>
           <w:sz w:val="26"/>
           <w:szCs w:val="26"/>
-          <w:lang w:val="en-US"/>
-        </w:rPr>
-        <w:t>data_user</w:t>
-      </w:r>
-      <w:proofErr w:type="spellEnd"/>
-      <w:r>
-        <w:rPr>
-          <w:rFonts w:ascii="Courier New" w:hAnsi="Courier New" w:cs="Courier New"/>
-          <w:sz w:val="26"/>
-          <w:szCs w:val="26"/>
-          <w:lang w:val="en-US"/>
+        </w:rPr>
+        <w:t>AllUsers</w:t>
+      </w:r>
+      <w:proofErr w:type="spellEnd"/>
+      <w:r>
+        <w:rPr>
+          <w:rFonts w:ascii="Courier New" w:hAnsi="Courier New" w:cs="Courier New"/>
+          <w:sz w:val="26"/>
+          <w:szCs w:val="26"/>
         </w:rPr>
         <w:t>",</w:t>
       </w:r>
@@ -3528,15 +3459,303 @@
           <w:rFonts w:ascii="Courier New" w:hAnsi="Courier New" w:cs="Courier New"/>
           <w:sz w:val="26"/>
           <w:szCs w:val="26"/>
-          <w:lang w:val="en-US"/>
-        </w:rPr>
-        <w:t xml:space="preserve">        </w:t>
-      </w:r>
-      <w:r>
-        <w:rPr>
-          <w:rFonts w:ascii="Courier New" w:hAnsi="Courier New" w:cs="Courier New"/>
-          <w:sz w:val="26"/>
-          <w:szCs w:val="26"/>
+        </w:rPr>
+        <w:t xml:space="preserve">    "</w:t>
+      </w:r>
+      <w:proofErr w:type="spellStart"/>
+      <w:r>
+        <w:rPr>
+          <w:rFonts w:ascii="Courier New" w:hAnsi="Courier New" w:cs="Courier New"/>
+          <w:sz w:val="26"/>
+          <w:szCs w:val="26"/>
+        </w:rPr>
+        <w:t>args</w:t>
+      </w:r>
+      <w:proofErr w:type="spellEnd"/>
+      <w:r>
+        <w:rPr>
+          <w:rFonts w:ascii="Courier New" w:hAnsi="Courier New" w:cs="Courier New"/>
+          <w:sz w:val="26"/>
+          <w:szCs w:val="26"/>
+        </w:rPr>
+        <w:t>": {}</w:t>
+      </w:r>
+    </w:p>
+    <w:p>
+      <w:pPr>
+        <w:rPr>
+          <w:rFonts w:ascii="Courier New" w:hAnsi="Courier New" w:cs="Courier New"/>
+          <w:sz w:val="26"/>
+          <w:szCs w:val="26"/>
+        </w:rPr>
+      </w:pPr>
+      <w:r>
+        <w:rPr>
+          <w:rFonts w:ascii="Courier New" w:hAnsi="Courier New" w:cs="Courier New"/>
+          <w:sz w:val="26"/>
+          <w:szCs w:val="26"/>
+        </w:rPr>
+        <w:t>}</w:t>
+      </w:r>
+    </w:p>
+    <w:p>
+      <w:pPr>
+        <w:rPr>
+          <w:rFonts w:ascii="Courier New" w:hAnsi="Courier New" w:cs="Courier New"/>
+          <w:sz w:val="26"/>
+          <w:szCs w:val="26"/>
+        </w:rPr>
+      </w:pPr>
+      <w:r>
+        <w:rPr>
+          <w:rFonts w:ascii="Courier New" w:hAnsi="Courier New" w:cs="Courier New"/>
+          <w:sz w:val="26"/>
+          <w:szCs w:val="26"/>
+        </w:rPr>
+        <w:t>//Все уровни доступа</w:t>
+      </w:r>
+    </w:p>
+    <w:p>
+      <w:pPr>
+        <w:rPr>
+          <w:rFonts w:ascii="Courier New" w:hAnsi="Courier New" w:cs="Courier New"/>
+          <w:sz w:val="26"/>
+          <w:szCs w:val="26"/>
+        </w:rPr>
+      </w:pPr>
+      <w:r>
+        <w:rPr>
+          <w:rFonts w:ascii="Courier New" w:hAnsi="Courier New" w:cs="Courier New"/>
+          <w:sz w:val="26"/>
+          <w:szCs w:val="26"/>
+        </w:rPr>
+        <w:t>{</w:t>
+      </w:r>
+    </w:p>
+    <w:p>
+      <w:pPr>
+        <w:rPr>
+          <w:rFonts w:ascii="Courier New" w:hAnsi="Courier New" w:cs="Courier New"/>
+          <w:sz w:val="26"/>
+          <w:szCs w:val="26"/>
+        </w:rPr>
+      </w:pPr>
+      <w:r>
+        <w:rPr>
+          <w:rFonts w:ascii="Courier New" w:hAnsi="Courier New" w:cs="Courier New"/>
+          <w:sz w:val="26"/>
+          <w:szCs w:val="26"/>
+        </w:rPr>
+        <w:t xml:space="preserve">    "</w:t>
+      </w:r>
+      <w:proofErr w:type="spellStart"/>
+      <w:r>
+        <w:rPr>
+          <w:rFonts w:ascii="Courier New" w:hAnsi="Courier New" w:cs="Courier New"/>
+          <w:sz w:val="26"/>
+          <w:szCs w:val="26"/>
+        </w:rPr>
+        <w:t>cmd</w:t>
+      </w:r>
+      <w:proofErr w:type="spellEnd"/>
+      <w:r>
+        <w:rPr>
+          <w:rFonts w:ascii="Courier New" w:hAnsi="Courier New" w:cs="Courier New"/>
+          <w:sz w:val="26"/>
+          <w:szCs w:val="26"/>
+        </w:rPr>
+        <w:t>": "</w:t>
+      </w:r>
+      <w:proofErr w:type="spellStart"/>
+      <w:r>
+        <w:rPr>
+          <w:rFonts w:ascii="Courier New" w:hAnsi="Courier New" w:cs="Courier New"/>
+          <w:sz w:val="26"/>
+          <w:szCs w:val="26"/>
+        </w:rPr>
+        <w:t>AllAccess</w:t>
+      </w:r>
+      <w:proofErr w:type="spellEnd"/>
+      <w:r>
+        <w:rPr>
+          <w:rFonts w:ascii="Courier New" w:hAnsi="Courier New" w:cs="Courier New"/>
+          <w:sz w:val="26"/>
+          <w:szCs w:val="26"/>
+        </w:rPr>
+        <w:t>",</w:t>
+      </w:r>
+    </w:p>
+    <w:p>
+      <w:pPr>
+        <w:rPr>
+          <w:rFonts w:ascii="Courier New" w:hAnsi="Courier New" w:cs="Courier New"/>
+          <w:sz w:val="26"/>
+          <w:szCs w:val="26"/>
+        </w:rPr>
+      </w:pPr>
+      <w:r>
+        <w:rPr>
+          <w:rFonts w:ascii="Courier New" w:hAnsi="Courier New" w:cs="Courier New"/>
+          <w:sz w:val="26"/>
+          <w:szCs w:val="26"/>
+        </w:rPr>
+        <w:t xml:space="preserve">    "</w:t>
+      </w:r>
+      <w:proofErr w:type="spellStart"/>
+      <w:r>
+        <w:rPr>
+          <w:rFonts w:ascii="Courier New" w:hAnsi="Courier New" w:cs="Courier New"/>
+          <w:sz w:val="26"/>
+          <w:szCs w:val="26"/>
+        </w:rPr>
+        <w:t>args</w:t>
+      </w:r>
+      <w:proofErr w:type="spellEnd"/>
+      <w:r>
+        <w:rPr>
+          <w:rFonts w:ascii="Courier New" w:hAnsi="Courier New" w:cs="Courier New"/>
+          <w:sz w:val="26"/>
+          <w:szCs w:val="26"/>
+        </w:rPr>
+        <w:t>": {}</w:t>
+      </w:r>
+    </w:p>
+    <w:p>
+      <w:pPr>
+        <w:rPr>
+          <w:rFonts w:ascii="Courier New" w:hAnsi="Courier New" w:cs="Courier New"/>
+          <w:sz w:val="26"/>
+          <w:szCs w:val="26"/>
+        </w:rPr>
+      </w:pPr>
+      <w:r>
+        <w:rPr>
+          <w:rFonts w:ascii="Courier New" w:hAnsi="Courier New" w:cs="Courier New"/>
+          <w:sz w:val="26"/>
+          <w:szCs w:val="26"/>
+        </w:rPr>
+        <w:t>}</w:t>
+      </w:r>
+    </w:p>
+    <w:p>
+      <w:pPr>
+        <w:rPr>
+          <w:rFonts w:ascii="Courier New" w:hAnsi="Courier New" w:cs="Courier New"/>
+          <w:sz w:val="26"/>
+          <w:szCs w:val="26"/>
+        </w:rPr>
+      </w:pPr>
+    </w:p>
+    <w:p>
+      <w:pPr>
+        <w:rPr>
+          <w:rFonts w:ascii="Courier New" w:hAnsi="Courier New" w:cs="Courier New"/>
+          <w:sz w:val="26"/>
+          <w:szCs w:val="26"/>
+        </w:rPr>
+      </w:pPr>
+      <w:r>
+        <w:rPr>
+          <w:rFonts w:ascii="Courier New" w:hAnsi="Courier New" w:cs="Courier New"/>
+          <w:sz w:val="26"/>
+          <w:szCs w:val="26"/>
+        </w:rPr>
+        <w:t>//Добавление должности</w:t>
+      </w:r>
+    </w:p>
+    <w:p>
+      <w:pPr>
+        <w:rPr>
+          <w:rFonts w:ascii="Courier New" w:hAnsi="Courier New" w:cs="Courier New"/>
+          <w:sz w:val="26"/>
+          <w:szCs w:val="26"/>
+        </w:rPr>
+      </w:pPr>
+      <w:r>
+        <w:rPr>
+          <w:rFonts w:ascii="Courier New" w:hAnsi="Courier New" w:cs="Courier New"/>
+          <w:sz w:val="26"/>
+          <w:szCs w:val="26"/>
+        </w:rPr>
+        <w:t>{</w:t>
+      </w:r>
+    </w:p>
+    <w:p>
+      <w:pPr>
+        <w:rPr>
+          <w:rFonts w:ascii="Courier New" w:hAnsi="Courier New" w:cs="Courier New"/>
+          <w:sz w:val="26"/>
+          <w:szCs w:val="26"/>
+        </w:rPr>
+      </w:pPr>
+      <w:r>
+        <w:rPr>
+          <w:rFonts w:ascii="Courier New" w:hAnsi="Courier New" w:cs="Courier New"/>
+          <w:sz w:val="26"/>
+          <w:szCs w:val="26"/>
+        </w:rPr>
+        <w:t xml:space="preserve">    "</w:t>
+      </w:r>
+      <w:proofErr w:type="spellStart"/>
+      <w:r>
+        <w:rPr>
+          <w:rFonts w:ascii="Courier New" w:hAnsi="Courier New" w:cs="Courier New"/>
+          <w:sz w:val="26"/>
+          <w:szCs w:val="26"/>
+        </w:rPr>
+        <w:t>cmd</w:t>
+      </w:r>
+      <w:proofErr w:type="spellEnd"/>
+      <w:r>
+        <w:rPr>
+          <w:rFonts w:ascii="Courier New" w:hAnsi="Courier New" w:cs="Courier New"/>
+          <w:sz w:val="26"/>
+          <w:szCs w:val="26"/>
+        </w:rPr>
+        <w:t>": "</w:t>
+      </w:r>
+      <w:proofErr w:type="spellStart"/>
+      <w:r>
+        <w:rPr>
+          <w:rFonts w:ascii="Courier New" w:hAnsi="Courier New" w:cs="Courier New"/>
+          <w:sz w:val="26"/>
+          <w:szCs w:val="26"/>
+        </w:rPr>
+        <w:t>AddWorkPosition</w:t>
+      </w:r>
+      <w:proofErr w:type="spellEnd"/>
+      <w:r>
+        <w:rPr>
+          <w:rFonts w:ascii="Courier New" w:hAnsi="Courier New" w:cs="Courier New"/>
+          <w:sz w:val="26"/>
+          <w:szCs w:val="26"/>
+        </w:rPr>
+        <w:t>",</w:t>
+      </w:r>
+    </w:p>
+    <w:p>
+      <w:pPr>
+        <w:rPr>
+          <w:rFonts w:ascii="Courier New" w:hAnsi="Courier New" w:cs="Courier New"/>
+          <w:sz w:val="26"/>
+          <w:szCs w:val="26"/>
+          <w:lang w:val="en-US"/>
+        </w:rPr>
+      </w:pPr>
+      <w:r>
+        <w:rPr>
+          <w:rFonts w:ascii="Courier New" w:hAnsi="Courier New" w:cs="Courier New"/>
+          <w:sz w:val="26"/>
+          <w:szCs w:val="26"/>
+        </w:rPr>
+        <w:t xml:space="preserve">    </w:t>
+      </w:r>
+      <w:r>
+        <w:rPr>
+          <w:rFonts w:ascii="Courier New" w:hAnsi="Courier New" w:cs="Courier New"/>
+          <w:sz w:val="26"/>
+          <w:szCs w:val="26"/>
+          <w:lang w:val="en-US"/>
         </w:rPr>
         <w:t>"</w:t>
       </w:r>
@@ -3546,49 +3765,75 @@
           <w:rFonts w:ascii="Courier New" w:hAnsi="Courier New" w:cs="Courier New"/>
           <w:sz w:val="26"/>
           <w:szCs w:val="26"/>
-        </w:rPr>
-        <w:t>id</w:t>
-      </w:r>
-      <w:proofErr w:type="spellEnd"/>
-      <w:r>
-        <w:rPr>
-          <w:rFonts w:ascii="Courier New" w:hAnsi="Courier New" w:cs="Courier New"/>
-          <w:sz w:val="26"/>
-          <w:szCs w:val="26"/>
-        </w:rPr>
-        <w:t>": 3</w:t>
-      </w:r>
-    </w:p>
-    <w:p>
-      <w:pPr>
-        <w:rPr>
-          <w:rFonts w:ascii="Courier New" w:hAnsi="Courier New" w:cs="Courier New"/>
-          <w:sz w:val="26"/>
-          <w:szCs w:val="26"/>
-        </w:rPr>
-      </w:pPr>
-      <w:r>
-        <w:rPr>
-          <w:rFonts w:ascii="Courier New" w:hAnsi="Courier New" w:cs="Courier New"/>
-          <w:sz w:val="26"/>
-          <w:szCs w:val="26"/>
-        </w:rPr>
-        <w:t xml:space="preserve">    }</w:t>
-      </w:r>
-    </w:p>
-    <w:p>
-      <w:pPr>
-        <w:rPr>
-          <w:rFonts w:ascii="Courier New" w:hAnsi="Courier New" w:cs="Courier New"/>
-          <w:sz w:val="26"/>
-          <w:szCs w:val="26"/>
-        </w:rPr>
-      </w:pPr>
-      <w:r>
-        <w:rPr>
-          <w:rFonts w:ascii="Courier New" w:hAnsi="Courier New" w:cs="Courier New"/>
-          <w:sz w:val="26"/>
-          <w:szCs w:val="26"/>
+          <w:lang w:val="en-US"/>
+        </w:rPr>
+        <w:t>args</w:t>
+      </w:r>
+      <w:proofErr w:type="spellEnd"/>
+      <w:r>
+        <w:rPr>
+          <w:rFonts w:ascii="Courier New" w:hAnsi="Courier New" w:cs="Courier New"/>
+          <w:sz w:val="26"/>
+          <w:szCs w:val="26"/>
+          <w:lang w:val="en-US"/>
+        </w:rPr>
+        <w:t>": {"</w:t>
+      </w:r>
+      <w:proofErr w:type="spellStart"/>
+      <w:r>
+        <w:rPr>
+          <w:rFonts w:ascii="Courier New" w:hAnsi="Courier New" w:cs="Courier New"/>
+          <w:sz w:val="26"/>
+          <w:szCs w:val="26"/>
+          <w:lang w:val="en-US"/>
+        </w:rPr>
+        <w:t>workpositionname</w:t>
+      </w:r>
+      <w:proofErr w:type="spellEnd"/>
+      <w:r>
+        <w:rPr>
+          <w:rFonts w:ascii="Courier New" w:hAnsi="Courier New" w:cs="Courier New"/>
+          <w:sz w:val="26"/>
+          <w:szCs w:val="26"/>
+          <w:lang w:val="en-US"/>
+        </w:rPr>
+        <w:t>":"</w:t>
+      </w:r>
+      <w:proofErr w:type="spellStart"/>
+      <w:r>
+        <w:rPr>
+          <w:rFonts w:ascii="Courier New" w:hAnsi="Courier New" w:cs="Courier New"/>
+          <w:sz w:val="26"/>
+          <w:szCs w:val="26"/>
+        </w:rPr>
+        <w:t>Манагер</w:t>
+      </w:r>
+      <w:proofErr w:type="spellEnd"/>
+      <w:r>
+        <w:rPr>
+          <w:rFonts w:ascii="Courier New" w:hAnsi="Courier New" w:cs="Courier New"/>
+          <w:sz w:val="26"/>
+          <w:szCs w:val="26"/>
+          <w:lang w:val="en-US"/>
+        </w:rPr>
+        <w:t>", "dept_id":2}</w:t>
+      </w:r>
+    </w:p>
+    <w:p>
+      <w:pPr>
+        <w:rPr>
+          <w:rFonts w:ascii="Courier New" w:hAnsi="Courier New" w:cs="Courier New"/>
+          <w:sz w:val="26"/>
+          <w:szCs w:val="26"/>
+          <w:lang w:val="en-US"/>
+        </w:rPr>
+      </w:pPr>
+      <w:r>
+        <w:rPr>
+          <w:rFonts w:ascii="Courier New" w:hAnsi="Courier New" w:cs="Courier New"/>
+          <w:sz w:val="26"/>
+          <w:szCs w:val="26"/>
+          <w:lang w:val="en-US"/>
         </w:rPr>
         <w:t>}</w:t>
       </w:r>
@@ -3599,31 +3844,69 @@
           <w:rFonts w:ascii="Courier New" w:hAnsi="Courier New" w:cs="Courier New"/>
           <w:sz w:val="26"/>
           <w:szCs w:val="26"/>
-        </w:rPr>
-      </w:pPr>
-      <w:r>
-        <w:rPr>
-          <w:rFonts w:ascii="Courier New" w:hAnsi="Courier New" w:cs="Courier New"/>
-          <w:sz w:val="26"/>
-          <w:szCs w:val="26"/>
-        </w:rPr>
-        <w:t>//Все пользователи</w:t>
-      </w:r>
-    </w:p>
-    <w:p>
-      <w:pPr>
-        <w:rPr>
-          <w:rFonts w:ascii="Courier New" w:hAnsi="Courier New" w:cs="Courier New"/>
-          <w:sz w:val="26"/>
-          <w:szCs w:val="26"/>
-        </w:rPr>
-      </w:pPr>
-      <w:bookmarkStart w:id="0" w:name="_GoBack"/>
-      <w:r>
-        <w:rPr>
-          <w:rFonts w:ascii="Courier New" w:hAnsi="Courier New" w:cs="Courier New"/>
-          <w:sz w:val="26"/>
-          <w:szCs w:val="26"/>
+          <w:lang w:val="en-US"/>
+        </w:rPr>
+      </w:pPr>
+    </w:p>
+    <w:p>
+      <w:pPr>
+        <w:rPr>
+          <w:rFonts w:ascii="Courier New" w:hAnsi="Courier New" w:cs="Courier New"/>
+          <w:sz w:val="26"/>
+          <w:szCs w:val="26"/>
+          <w:lang w:val="en-US"/>
+        </w:rPr>
+      </w:pPr>
+      <w:r>
+        <w:rPr>
+          <w:rFonts w:ascii="Courier New" w:hAnsi="Courier New" w:cs="Courier New"/>
+          <w:sz w:val="26"/>
+          <w:szCs w:val="26"/>
+          <w:lang w:val="en-US"/>
+        </w:rPr>
+        <w:t>//</w:t>
+      </w:r>
+      <w:r>
+        <w:rPr>
+          <w:rFonts w:ascii="Courier New" w:hAnsi="Courier New" w:cs="Courier New"/>
+          <w:sz w:val="26"/>
+          <w:szCs w:val="26"/>
+        </w:rPr>
+        <w:t>Изменение</w:t>
+      </w:r>
+      <w:r>
+        <w:rPr>
+          <w:rFonts w:ascii="Courier New" w:hAnsi="Courier New" w:cs="Courier New"/>
+          <w:sz w:val="26"/>
+          <w:szCs w:val="26"/>
+          <w:lang w:val="en-US"/>
+        </w:rPr>
+        <w:t xml:space="preserve"> </w:t>
+      </w:r>
+      <w:r>
+        <w:rPr>
+          <w:rFonts w:ascii="Courier New" w:hAnsi="Courier New" w:cs="Courier New"/>
+          <w:sz w:val="26"/>
+          <w:szCs w:val="26"/>
+        </w:rPr>
+        <w:t>должности</w:t>
+      </w:r>
+    </w:p>
+    <w:p>
+      <w:pPr>
+        <w:rPr>
+          <w:rFonts w:ascii="Courier New" w:hAnsi="Courier New" w:cs="Courier New"/>
+          <w:sz w:val="26"/>
+          <w:szCs w:val="26"/>
+          <w:lang w:val="en-US"/>
+        </w:rPr>
+      </w:pPr>
+      <w:r>
+        <w:rPr>
+          <w:rFonts w:ascii="Courier New" w:hAnsi="Courier New" w:cs="Courier New"/>
+          <w:sz w:val="26"/>
+          <w:szCs w:val="26"/>
+          <w:lang w:val="en-US"/>
         </w:rPr>
         <w:t>{</w:t>
       </w:r>
@@ -3634,13 +3917,15 @@
           <w:rFonts w:ascii="Courier New" w:hAnsi="Courier New" w:cs="Courier New"/>
           <w:sz w:val="26"/>
           <w:szCs w:val="26"/>
-        </w:rPr>
-      </w:pPr>
-      <w:r>
-        <w:rPr>
-          <w:rFonts w:ascii="Courier New" w:hAnsi="Courier New" w:cs="Courier New"/>
-          <w:sz w:val="26"/>
-          <w:szCs w:val="26"/>
+          <w:lang w:val="en-US"/>
+        </w:rPr>
+      </w:pPr>
+      <w:r>
+        <w:rPr>
+          <w:rFonts w:ascii="Courier New" w:hAnsi="Courier New" w:cs="Courier New"/>
+          <w:sz w:val="26"/>
+          <w:szCs w:val="26"/>
+          <w:lang w:val="en-US"/>
         </w:rPr>
         <w:t xml:space="preserve">    "</w:t>
       </w:r>
@@ -3650,6 +3935,7 @@
           <w:rFonts w:ascii="Courier New" w:hAnsi="Courier New" w:cs="Courier New"/>
           <w:sz w:val="26"/>
           <w:szCs w:val="26"/>
+          <w:lang w:val="en-US"/>
         </w:rPr>
         <w:t>cmd</w:t>
       </w:r>
@@ -3659,6 +3945,7 @@
           <w:rFonts w:ascii="Courier New" w:hAnsi="Courier New" w:cs="Courier New"/>
           <w:sz w:val="26"/>
           <w:szCs w:val="26"/>
+          <w:lang w:val="en-US"/>
         </w:rPr>
         <w:t>": "</w:t>
       </w:r>
@@ -3668,15 +3955,17 @@
           <w:rFonts w:ascii="Courier New" w:hAnsi="Courier New" w:cs="Courier New"/>
           <w:sz w:val="26"/>
           <w:szCs w:val="26"/>
-        </w:rPr>
-        <w:t>AllUsers</w:t>
-      </w:r>
-      <w:proofErr w:type="spellEnd"/>
-      <w:r>
-        <w:rPr>
-          <w:rFonts w:ascii="Courier New" w:hAnsi="Courier New" w:cs="Courier New"/>
-          <w:sz w:val="26"/>
-          <w:szCs w:val="26"/>
+          <w:lang w:val="en-US"/>
+        </w:rPr>
+        <w:t>ChangeWorkPosition</w:t>
+      </w:r>
+      <w:proofErr w:type="spellEnd"/>
+      <w:r>
+        <w:rPr>
+          <w:rFonts w:ascii="Courier New" w:hAnsi="Courier New" w:cs="Courier New"/>
+          <w:sz w:val="26"/>
+          <w:szCs w:val="26"/>
+          <w:lang w:val="en-US"/>
         </w:rPr>
         <w:t>",</w:t>
       </w:r>
@@ -3687,13 +3976,15 @@
           <w:rFonts w:ascii="Courier New" w:hAnsi="Courier New" w:cs="Courier New"/>
           <w:sz w:val="26"/>
           <w:szCs w:val="26"/>
-        </w:rPr>
-      </w:pPr>
-      <w:r>
-        <w:rPr>
-          <w:rFonts w:ascii="Courier New" w:hAnsi="Courier New" w:cs="Courier New"/>
-          <w:sz w:val="26"/>
-          <w:szCs w:val="26"/>
+          <w:lang w:val="en-US"/>
+        </w:rPr>
+      </w:pPr>
+      <w:r>
+        <w:rPr>
+          <w:rFonts w:ascii="Courier New" w:hAnsi="Courier New" w:cs="Courier New"/>
+          <w:sz w:val="26"/>
+          <w:szCs w:val="26"/>
+          <w:lang w:val="en-US"/>
         </w:rPr>
         <w:t xml:space="preserve">    "</w:t>
       </w:r>
@@ -3703,547 +3994,11 @@
           <w:rFonts w:ascii="Courier New" w:hAnsi="Courier New" w:cs="Courier New"/>
           <w:sz w:val="26"/>
           <w:szCs w:val="26"/>
+          <w:lang w:val="en-US"/>
         </w:rPr>
         <w:t>args</w:t>
       </w:r>
       <w:proofErr w:type="spellEnd"/>
-      <w:r>
-        <w:rPr>
-          <w:rFonts w:ascii="Courier New" w:hAnsi="Courier New" w:cs="Courier New"/>
-          <w:sz w:val="26"/>
-          <w:szCs w:val="26"/>
-        </w:rPr>
-        <w:t>": {}</w:t>
-      </w:r>
-    </w:p>
-    <w:p>
-      <w:pPr>
-        <w:rPr>
-          <w:rFonts w:ascii="Courier New" w:hAnsi="Courier New" w:cs="Courier New"/>
-          <w:sz w:val="26"/>
-          <w:szCs w:val="26"/>
-        </w:rPr>
-      </w:pPr>
-      <w:r>
-        <w:rPr>
-          <w:rFonts w:ascii="Courier New" w:hAnsi="Courier New" w:cs="Courier New"/>
-          <w:sz w:val="26"/>
-          <w:szCs w:val="26"/>
-        </w:rPr>
-        <w:t>}</w:t>
-      </w:r>
-    </w:p>
-    <w:bookmarkEnd w:id="0"/>
-    <w:p>
-      <w:pPr>
-        <w:rPr>
-          <w:rFonts w:ascii="Courier New" w:hAnsi="Courier New" w:cs="Courier New"/>
-          <w:sz w:val="26"/>
-          <w:szCs w:val="26"/>
-        </w:rPr>
-      </w:pPr>
-      <w:r>
-        <w:rPr>
-          <w:rFonts w:ascii="Courier New" w:hAnsi="Courier New" w:cs="Courier New"/>
-          <w:sz w:val="26"/>
-          <w:szCs w:val="26"/>
-        </w:rPr>
-        <w:t>//Все уровни доступа</w:t>
-      </w:r>
-    </w:p>
-    <w:p>
-      <w:pPr>
-        <w:rPr>
-          <w:rFonts w:ascii="Courier New" w:hAnsi="Courier New" w:cs="Courier New"/>
-          <w:sz w:val="26"/>
-          <w:szCs w:val="26"/>
-        </w:rPr>
-      </w:pPr>
-      <w:r>
-        <w:rPr>
-          <w:rFonts w:ascii="Courier New" w:hAnsi="Courier New" w:cs="Courier New"/>
-          <w:sz w:val="26"/>
-          <w:szCs w:val="26"/>
-        </w:rPr>
-        <w:t>{</w:t>
-      </w:r>
-    </w:p>
-    <w:p>
-      <w:pPr>
-        <w:rPr>
-          <w:rFonts w:ascii="Courier New" w:hAnsi="Courier New" w:cs="Courier New"/>
-          <w:sz w:val="26"/>
-          <w:szCs w:val="26"/>
-        </w:rPr>
-      </w:pPr>
-      <w:r>
-        <w:rPr>
-          <w:rFonts w:ascii="Courier New" w:hAnsi="Courier New" w:cs="Courier New"/>
-          <w:sz w:val="26"/>
-          <w:szCs w:val="26"/>
-        </w:rPr>
-        <w:t xml:space="preserve">    "</w:t>
-      </w:r>
-      <w:proofErr w:type="spellStart"/>
-      <w:r>
-        <w:rPr>
-          <w:rFonts w:ascii="Courier New" w:hAnsi="Courier New" w:cs="Courier New"/>
-          <w:sz w:val="26"/>
-          <w:szCs w:val="26"/>
-        </w:rPr>
-        <w:t>cmd</w:t>
-      </w:r>
-      <w:proofErr w:type="spellEnd"/>
-      <w:r>
-        <w:rPr>
-          <w:rFonts w:ascii="Courier New" w:hAnsi="Courier New" w:cs="Courier New"/>
-          <w:sz w:val="26"/>
-          <w:szCs w:val="26"/>
-        </w:rPr>
-        <w:t>": "</w:t>
-      </w:r>
-      <w:r>
-        <w:t xml:space="preserve"> </w:t>
-      </w:r>
-      <w:proofErr w:type="spellStart"/>
-      <w:r>
-        <w:rPr>
-          <w:rFonts w:ascii="Courier New" w:hAnsi="Courier New" w:cs="Courier New"/>
-          <w:sz w:val="26"/>
-          <w:szCs w:val="26"/>
-        </w:rPr>
-        <w:t>AllAccess</w:t>
-      </w:r>
-      <w:proofErr w:type="spellEnd"/>
-      <w:r>
-        <w:rPr>
-          <w:rFonts w:ascii="Courier New" w:hAnsi="Courier New" w:cs="Courier New"/>
-          <w:sz w:val="26"/>
-          <w:szCs w:val="26"/>
-        </w:rPr>
-        <w:t>",</w:t>
-      </w:r>
-    </w:p>
-    <w:p>
-      <w:pPr>
-        <w:rPr>
-          <w:rFonts w:ascii="Courier New" w:hAnsi="Courier New" w:cs="Courier New"/>
-          <w:sz w:val="26"/>
-          <w:szCs w:val="26"/>
-        </w:rPr>
-      </w:pPr>
-      <w:r>
-        <w:rPr>
-          <w:rFonts w:ascii="Courier New" w:hAnsi="Courier New" w:cs="Courier New"/>
-          <w:sz w:val="26"/>
-          <w:szCs w:val="26"/>
-        </w:rPr>
-        <w:t xml:space="preserve">    "</w:t>
-      </w:r>
-      <w:proofErr w:type="spellStart"/>
-      <w:r>
-        <w:rPr>
-          <w:rFonts w:ascii="Courier New" w:hAnsi="Courier New" w:cs="Courier New"/>
-          <w:sz w:val="26"/>
-          <w:szCs w:val="26"/>
-        </w:rPr>
-        <w:t>args</w:t>
-      </w:r>
-      <w:proofErr w:type="spellEnd"/>
-      <w:r>
-        <w:rPr>
-          <w:rFonts w:ascii="Courier New" w:hAnsi="Courier New" w:cs="Courier New"/>
-          <w:sz w:val="26"/>
-          <w:szCs w:val="26"/>
-        </w:rPr>
-        <w:t>": {}</w:t>
-      </w:r>
-    </w:p>
-    <w:p>
-      <w:pPr>
-        <w:rPr>
-          <w:rFonts w:ascii="Courier New" w:hAnsi="Courier New" w:cs="Courier New"/>
-          <w:sz w:val="26"/>
-          <w:szCs w:val="26"/>
-        </w:rPr>
-      </w:pPr>
-      <w:r>
-        <w:rPr>
-          <w:rFonts w:ascii="Courier New" w:hAnsi="Courier New" w:cs="Courier New"/>
-          <w:sz w:val="26"/>
-          <w:szCs w:val="26"/>
-        </w:rPr>
-        <w:t>}</w:t>
-      </w:r>
-    </w:p>
-    <w:p>
-      <w:pPr>
-        <w:rPr>
-          <w:rFonts w:ascii="Courier New" w:hAnsi="Courier New" w:cs="Courier New"/>
-          <w:sz w:val="26"/>
-          <w:szCs w:val="26"/>
-        </w:rPr>
-      </w:pPr>
-    </w:p>
-    <w:p>
-      <w:pPr>
-        <w:rPr>
-          <w:rFonts w:ascii="Courier New" w:hAnsi="Courier New" w:cs="Courier New"/>
-          <w:sz w:val="26"/>
-          <w:szCs w:val="26"/>
-        </w:rPr>
-      </w:pPr>
-      <w:r>
-        <w:rPr>
-          <w:rFonts w:ascii="Courier New" w:hAnsi="Courier New" w:cs="Courier New"/>
-          <w:sz w:val="26"/>
-          <w:szCs w:val="26"/>
-        </w:rPr>
-        <w:t>//Добавление должности</w:t>
-      </w:r>
-    </w:p>
-    <w:p>
-      <w:pPr>
-        <w:rPr>
-          <w:rFonts w:ascii="Courier New" w:hAnsi="Courier New" w:cs="Courier New"/>
-          <w:sz w:val="26"/>
-          <w:szCs w:val="26"/>
-        </w:rPr>
-      </w:pPr>
-      <w:r>
-        <w:rPr>
-          <w:rFonts w:ascii="Courier New" w:hAnsi="Courier New" w:cs="Courier New"/>
-          <w:sz w:val="26"/>
-          <w:szCs w:val="26"/>
-        </w:rPr>
-        <w:t>{</w:t>
-      </w:r>
-    </w:p>
-    <w:p>
-      <w:pPr>
-        <w:rPr>
-          <w:rFonts w:ascii="Courier New" w:hAnsi="Courier New" w:cs="Courier New"/>
-          <w:sz w:val="26"/>
-          <w:szCs w:val="26"/>
-        </w:rPr>
-      </w:pPr>
-      <w:r>
-        <w:rPr>
-          <w:rFonts w:ascii="Courier New" w:hAnsi="Courier New" w:cs="Courier New"/>
-          <w:sz w:val="26"/>
-          <w:szCs w:val="26"/>
-        </w:rPr>
-        <w:t xml:space="preserve">    "</w:t>
-      </w:r>
-      <w:proofErr w:type="spellStart"/>
-      <w:r>
-        <w:rPr>
-          <w:rFonts w:ascii="Courier New" w:hAnsi="Courier New" w:cs="Courier New"/>
-          <w:sz w:val="26"/>
-          <w:szCs w:val="26"/>
-        </w:rPr>
-        <w:t>cmd</w:t>
-      </w:r>
-      <w:proofErr w:type="spellEnd"/>
-      <w:r>
-        <w:rPr>
-          <w:rFonts w:ascii="Courier New" w:hAnsi="Courier New" w:cs="Courier New"/>
-          <w:sz w:val="26"/>
-          <w:szCs w:val="26"/>
-        </w:rPr>
-        <w:t>": "</w:t>
-      </w:r>
-      <w:proofErr w:type="spellStart"/>
-      <w:r>
-        <w:rPr>
-          <w:rFonts w:ascii="Courier New" w:hAnsi="Courier New" w:cs="Courier New"/>
-          <w:sz w:val="26"/>
-          <w:szCs w:val="26"/>
-        </w:rPr>
-        <w:t>AddWorkPosition</w:t>
-      </w:r>
-      <w:proofErr w:type="spellEnd"/>
-      <w:r>
-        <w:rPr>
-          <w:rFonts w:ascii="Courier New" w:hAnsi="Courier New" w:cs="Courier New"/>
-          <w:sz w:val="26"/>
-          <w:szCs w:val="26"/>
-        </w:rPr>
-        <w:t>",</w:t>
-      </w:r>
-    </w:p>
-    <w:p>
-      <w:pPr>
-        <w:rPr>
-          <w:rFonts w:ascii="Courier New" w:hAnsi="Courier New" w:cs="Courier New"/>
-          <w:sz w:val="26"/>
-          <w:szCs w:val="26"/>
-          <w:lang w:val="en-US"/>
-        </w:rPr>
-      </w:pPr>
-      <w:r>
-        <w:rPr>
-          <w:rFonts w:ascii="Courier New" w:hAnsi="Courier New" w:cs="Courier New"/>
-          <w:sz w:val="26"/>
-          <w:szCs w:val="26"/>
-        </w:rPr>
-        <w:t xml:space="preserve">    </w:t>
-      </w:r>
-      <w:r>
-        <w:rPr>
-          <w:rFonts w:ascii="Courier New" w:hAnsi="Courier New" w:cs="Courier New"/>
-          <w:sz w:val="26"/>
-          <w:szCs w:val="26"/>
-          <w:lang w:val="en-US"/>
-        </w:rPr>
-        <w:t>"</w:t>
-      </w:r>
-      <w:proofErr w:type="spellStart"/>
-      <w:proofErr w:type="gramStart"/>
-      <w:r>
-        <w:rPr>
-          <w:rFonts w:ascii="Courier New" w:hAnsi="Courier New" w:cs="Courier New"/>
-          <w:sz w:val="26"/>
-          <w:szCs w:val="26"/>
-          <w:lang w:val="en-US"/>
-        </w:rPr>
-        <w:t>args</w:t>
-      </w:r>
-      <w:proofErr w:type="spellEnd"/>
-      <w:proofErr w:type="gramEnd"/>
-      <w:r>
-        <w:rPr>
-          <w:rFonts w:ascii="Courier New" w:hAnsi="Courier New" w:cs="Courier New"/>
-          <w:sz w:val="26"/>
-          <w:szCs w:val="26"/>
-          <w:lang w:val="en-US"/>
-        </w:rPr>
-        <w:t>": {"</w:t>
-      </w:r>
-      <w:proofErr w:type="spellStart"/>
-      <w:r>
-        <w:rPr>
-          <w:rFonts w:ascii="Courier New" w:hAnsi="Courier New" w:cs="Courier New"/>
-          <w:sz w:val="26"/>
-          <w:szCs w:val="26"/>
-          <w:lang w:val="en-US"/>
-        </w:rPr>
-        <w:t>workpositionname</w:t>
-      </w:r>
-      <w:proofErr w:type="spellEnd"/>
-      <w:r>
-        <w:rPr>
-          <w:rFonts w:ascii="Courier New" w:hAnsi="Courier New" w:cs="Courier New"/>
-          <w:sz w:val="26"/>
-          <w:szCs w:val="26"/>
-          <w:lang w:val="en-US"/>
-        </w:rPr>
-        <w:t>":"</w:t>
-      </w:r>
-      <w:proofErr w:type="spellStart"/>
-      <w:r>
-        <w:rPr>
-          <w:rFonts w:ascii="Courier New" w:hAnsi="Courier New" w:cs="Courier New"/>
-          <w:sz w:val="26"/>
-          <w:szCs w:val="26"/>
-        </w:rPr>
-        <w:t>Манагер</w:t>
-      </w:r>
-      <w:proofErr w:type="spellEnd"/>
-      <w:r>
-        <w:rPr>
-          <w:rFonts w:ascii="Courier New" w:hAnsi="Courier New" w:cs="Courier New"/>
-          <w:sz w:val="26"/>
-          <w:szCs w:val="26"/>
-          <w:lang w:val="en-US"/>
-        </w:rPr>
-        <w:t>", "dept_id":2}</w:t>
-      </w:r>
-    </w:p>
-    <w:p>
-      <w:pPr>
-        <w:rPr>
-          <w:rFonts w:ascii="Courier New" w:hAnsi="Courier New" w:cs="Courier New"/>
-          <w:sz w:val="26"/>
-          <w:szCs w:val="26"/>
-          <w:lang w:val="en-US"/>
-        </w:rPr>
-      </w:pPr>
-      <w:r>
-        <w:rPr>
-          <w:rFonts w:ascii="Courier New" w:hAnsi="Courier New" w:cs="Courier New"/>
-          <w:sz w:val="26"/>
-          <w:szCs w:val="26"/>
-          <w:lang w:val="en-US"/>
-        </w:rPr>
-        <w:t>}</w:t>
-      </w:r>
-    </w:p>
-    <w:p>
-      <w:pPr>
-        <w:rPr>
-          <w:rFonts w:ascii="Courier New" w:hAnsi="Courier New" w:cs="Courier New"/>
-          <w:sz w:val="26"/>
-          <w:szCs w:val="26"/>
-          <w:lang w:val="en-US"/>
-        </w:rPr>
-      </w:pPr>
-    </w:p>
-    <w:p>
-      <w:pPr>
-        <w:rPr>
-          <w:rFonts w:ascii="Courier New" w:hAnsi="Courier New" w:cs="Courier New"/>
-          <w:sz w:val="26"/>
-          <w:szCs w:val="26"/>
-          <w:lang w:val="en-US"/>
-        </w:rPr>
-      </w:pPr>
-      <w:r>
-        <w:rPr>
-          <w:rFonts w:ascii="Courier New" w:hAnsi="Courier New" w:cs="Courier New"/>
-          <w:sz w:val="26"/>
-          <w:szCs w:val="26"/>
-          <w:lang w:val="en-US"/>
-        </w:rPr>
-        <w:t>//</w:t>
-      </w:r>
-      <w:r>
-        <w:rPr>
-          <w:rFonts w:ascii="Courier New" w:hAnsi="Courier New" w:cs="Courier New"/>
-          <w:sz w:val="26"/>
-          <w:szCs w:val="26"/>
-        </w:rPr>
-        <w:t>Изменение</w:t>
-      </w:r>
-      <w:r>
-        <w:rPr>
-          <w:rFonts w:ascii="Courier New" w:hAnsi="Courier New" w:cs="Courier New"/>
-          <w:sz w:val="26"/>
-          <w:szCs w:val="26"/>
-          <w:lang w:val="en-US"/>
-        </w:rPr>
-        <w:t xml:space="preserve"> </w:t>
-      </w:r>
-      <w:r>
-        <w:rPr>
-          <w:rFonts w:ascii="Courier New" w:hAnsi="Courier New" w:cs="Courier New"/>
-          <w:sz w:val="26"/>
-          <w:szCs w:val="26"/>
-        </w:rPr>
-        <w:t>должности</w:t>
-      </w:r>
-    </w:p>
-    <w:p>
-      <w:pPr>
-        <w:rPr>
-          <w:rFonts w:ascii="Courier New" w:hAnsi="Courier New" w:cs="Courier New"/>
-          <w:sz w:val="26"/>
-          <w:szCs w:val="26"/>
-          <w:lang w:val="en-US"/>
-        </w:rPr>
-      </w:pPr>
-      <w:r>
-        <w:rPr>
-          <w:rFonts w:ascii="Courier New" w:hAnsi="Courier New" w:cs="Courier New"/>
-          <w:sz w:val="26"/>
-          <w:szCs w:val="26"/>
-          <w:lang w:val="en-US"/>
-        </w:rPr>
-        <w:t>{</w:t>
-      </w:r>
-    </w:p>
-    <w:p>
-      <w:pPr>
-        <w:rPr>
-          <w:rFonts w:ascii="Courier New" w:hAnsi="Courier New" w:cs="Courier New"/>
-          <w:sz w:val="26"/>
-          <w:szCs w:val="26"/>
-          <w:lang w:val="en-US"/>
-        </w:rPr>
-      </w:pPr>
-      <w:r>
-        <w:rPr>
-          <w:rFonts w:ascii="Courier New" w:hAnsi="Courier New" w:cs="Courier New"/>
-          <w:sz w:val="26"/>
-          <w:szCs w:val="26"/>
-          <w:lang w:val="en-US"/>
-        </w:rPr>
-        <w:t xml:space="preserve">    "</w:t>
-      </w:r>
-      <w:proofErr w:type="spellStart"/>
-      <w:proofErr w:type="gramStart"/>
-      <w:r>
-        <w:rPr>
-          <w:rFonts w:ascii="Courier New" w:hAnsi="Courier New" w:cs="Courier New"/>
-          <w:sz w:val="26"/>
-          <w:szCs w:val="26"/>
-          <w:lang w:val="en-US"/>
-        </w:rPr>
-        <w:t>cmd</w:t>
-      </w:r>
-      <w:proofErr w:type="spellEnd"/>
-      <w:proofErr w:type="gramEnd"/>
-      <w:r>
-        <w:rPr>
-          <w:rFonts w:ascii="Courier New" w:hAnsi="Courier New" w:cs="Courier New"/>
-          <w:sz w:val="26"/>
-          <w:szCs w:val="26"/>
-          <w:lang w:val="en-US"/>
-        </w:rPr>
-        <w:t>": "</w:t>
-      </w:r>
-      <w:proofErr w:type="spellStart"/>
-      <w:r>
-        <w:rPr>
-          <w:rFonts w:ascii="Courier New" w:hAnsi="Courier New" w:cs="Courier New"/>
-          <w:sz w:val="26"/>
-          <w:szCs w:val="26"/>
-          <w:lang w:val="en-US"/>
-        </w:rPr>
-        <w:t>ChangeWorkPosition</w:t>
-      </w:r>
-      <w:proofErr w:type="spellEnd"/>
-      <w:r>
-        <w:rPr>
-          <w:rFonts w:ascii="Courier New" w:hAnsi="Courier New" w:cs="Courier New"/>
-          <w:sz w:val="26"/>
-          <w:szCs w:val="26"/>
-          <w:lang w:val="en-US"/>
-        </w:rPr>
-        <w:t>",</w:t>
-      </w:r>
-    </w:p>
-    <w:p>
-      <w:pPr>
-        <w:rPr>
-          <w:rFonts w:ascii="Courier New" w:hAnsi="Courier New" w:cs="Courier New"/>
-          <w:sz w:val="26"/>
-          <w:szCs w:val="26"/>
-          <w:lang w:val="en-US"/>
-        </w:rPr>
-      </w:pPr>
-      <w:r>
-        <w:rPr>
-          <w:rFonts w:ascii="Courier New" w:hAnsi="Courier New" w:cs="Courier New"/>
-          <w:sz w:val="26"/>
-          <w:szCs w:val="26"/>
-          <w:lang w:val="en-US"/>
-        </w:rPr>
-        <w:t xml:space="preserve">    "</w:t>
-      </w:r>
-      <w:proofErr w:type="spellStart"/>
-      <w:proofErr w:type="gramStart"/>
-      <w:r>
-        <w:rPr>
-          <w:rFonts w:ascii="Courier New" w:hAnsi="Courier New" w:cs="Courier New"/>
-          <w:sz w:val="26"/>
-          <w:szCs w:val="26"/>
-          <w:lang w:val="en-US"/>
-        </w:rPr>
-        <w:t>args</w:t>
-      </w:r>
-      <w:proofErr w:type="spellEnd"/>
-      <w:proofErr w:type="gramEnd"/>
       <w:r>
         <w:rPr>
           <w:rFonts w:ascii="Courier New" w:hAnsi="Courier New" w:cs="Courier New"/>
@@ -4395,6 +4150,16 @@
         <w:t xml:space="preserve">    "</w:t>
       </w:r>
       <w:proofErr w:type="spellStart"/>
+      <w:r>
+        <w:rPr>
+          <w:rFonts w:ascii="Courier New" w:hAnsi="Courier New" w:cs="Courier New"/>
+          <w:sz w:val="26"/>
+          <w:szCs w:val="26"/>
+          <w:lang w:val="en-US"/>
+        </w:rPr>
+        <w:t>cmd</w:t>
+      </w:r>
+      <w:proofErr w:type="spellEnd"/>
       <w:proofErr w:type="gramStart"/>
       <w:r>
         <w:rPr>
@@ -4403,9 +4168,672 @@
           <w:szCs w:val="26"/>
           <w:lang w:val="en-US"/>
         </w:rPr>
+        <w:t>" :</w:t>
+      </w:r>
+      <w:proofErr w:type="gramEnd"/>
+      <w:r>
+        <w:rPr>
+          <w:rFonts w:ascii="Courier New" w:hAnsi="Courier New" w:cs="Courier New"/>
+          <w:sz w:val="26"/>
+          <w:szCs w:val="26"/>
+          <w:lang w:val="en-US"/>
+        </w:rPr>
+        <w:t xml:space="preserve"> "</w:t>
+      </w:r>
+      <w:proofErr w:type="spellStart"/>
+      <w:r>
+        <w:rPr>
+          <w:rFonts w:ascii="Courier New" w:hAnsi="Courier New" w:cs="Courier New"/>
+          <w:sz w:val="26"/>
+          <w:szCs w:val="26"/>
+          <w:lang w:val="en-US"/>
+        </w:rPr>
+        <w:t>AllWorkPosition</w:t>
+      </w:r>
+      <w:proofErr w:type="spellEnd"/>
+      <w:r>
+        <w:rPr>
+          <w:rFonts w:ascii="Courier New" w:hAnsi="Courier New" w:cs="Courier New"/>
+          <w:sz w:val="26"/>
+          <w:szCs w:val="26"/>
+          <w:lang w:val="en-US"/>
+        </w:rPr>
+        <w:t>",</w:t>
+      </w:r>
+    </w:p>
+    <w:p>
+      <w:pPr>
+        <w:rPr>
+          <w:rFonts w:ascii="Courier New" w:hAnsi="Courier New" w:cs="Courier New"/>
+          <w:sz w:val="26"/>
+          <w:szCs w:val="26"/>
+          <w:lang w:val="en-US"/>
+        </w:rPr>
+      </w:pPr>
+      <w:r>
+        <w:rPr>
+          <w:rFonts w:ascii="Courier New" w:hAnsi="Courier New" w:cs="Courier New"/>
+          <w:sz w:val="26"/>
+          <w:szCs w:val="26"/>
+          <w:lang w:val="en-US"/>
+        </w:rPr>
+        <w:t xml:space="preserve">    "</w:t>
+      </w:r>
+      <w:proofErr w:type="spellStart"/>
+      <w:r>
+        <w:rPr>
+          <w:rFonts w:ascii="Courier New" w:hAnsi="Courier New" w:cs="Courier New"/>
+          <w:sz w:val="26"/>
+          <w:szCs w:val="26"/>
+          <w:lang w:val="en-US"/>
+        </w:rPr>
+        <w:t>args</w:t>
+      </w:r>
+      <w:proofErr w:type="spellEnd"/>
+      <w:r>
+        <w:rPr>
+          <w:rFonts w:ascii="Courier New" w:hAnsi="Courier New" w:cs="Courier New"/>
+          <w:sz w:val="26"/>
+          <w:szCs w:val="26"/>
+          <w:lang w:val="en-US"/>
+        </w:rPr>
+        <w:t>": {}</w:t>
+      </w:r>
+    </w:p>
+    <w:p>
+      <w:pPr>
+        <w:rPr>
+          <w:rFonts w:ascii="Courier New" w:hAnsi="Courier New" w:cs="Courier New"/>
+          <w:sz w:val="26"/>
+          <w:szCs w:val="26"/>
+          <w:lang w:val="en-US"/>
+        </w:rPr>
+      </w:pPr>
+      <w:r>
+        <w:rPr>
+          <w:rFonts w:ascii="Courier New" w:hAnsi="Courier New" w:cs="Courier New"/>
+          <w:sz w:val="26"/>
+          <w:szCs w:val="26"/>
+          <w:lang w:val="en-US"/>
+        </w:rPr>
+        <w:t>}</w:t>
+      </w:r>
+    </w:p>
+    <w:p>
+      <w:pPr>
+        <w:rPr>
+          <w:rFonts w:ascii="Courier New" w:hAnsi="Courier New" w:cs="Courier New"/>
+          <w:sz w:val="26"/>
+          <w:szCs w:val="26"/>
+          <w:lang w:val="en-US"/>
+        </w:rPr>
+      </w:pPr>
+    </w:p>
+    <w:p>
+      <w:pPr>
+        <w:rPr>
+          <w:rFonts w:ascii="Courier New" w:hAnsi="Courier New" w:cs="Courier New"/>
+          <w:sz w:val="26"/>
+          <w:szCs w:val="26"/>
+          <w:lang w:val="en-US"/>
+        </w:rPr>
+      </w:pPr>
+      <w:r>
+        <w:rPr>
+          <w:rFonts w:ascii="Courier New" w:hAnsi="Courier New" w:cs="Courier New"/>
+          <w:sz w:val="26"/>
+          <w:szCs w:val="26"/>
+          <w:lang w:val="en-US"/>
+        </w:rPr>
+        <w:t>//</w:t>
+      </w:r>
+      <w:r>
+        <w:rPr>
+          <w:rFonts w:ascii="Courier New" w:hAnsi="Courier New" w:cs="Courier New"/>
+          <w:sz w:val="26"/>
+          <w:szCs w:val="26"/>
+        </w:rPr>
+        <w:t>Добавление</w:t>
+      </w:r>
+      <w:r>
+        <w:rPr>
+          <w:rFonts w:ascii="Courier New" w:hAnsi="Courier New" w:cs="Courier New"/>
+          <w:sz w:val="26"/>
+          <w:szCs w:val="26"/>
+          <w:lang w:val="en-US"/>
+        </w:rPr>
+        <w:t xml:space="preserve"> </w:t>
+      </w:r>
+      <w:r>
+        <w:rPr>
+          <w:rFonts w:ascii="Courier New" w:hAnsi="Courier New" w:cs="Courier New"/>
+          <w:sz w:val="26"/>
+          <w:szCs w:val="26"/>
+        </w:rPr>
+        <w:t>отдела</w:t>
+      </w:r>
+    </w:p>
+    <w:p>
+      <w:pPr>
+        <w:rPr>
+          <w:rFonts w:ascii="Courier New" w:hAnsi="Courier New" w:cs="Courier New"/>
+          <w:sz w:val="26"/>
+          <w:szCs w:val="26"/>
+          <w:lang w:val="en-US"/>
+        </w:rPr>
+      </w:pPr>
+      <w:r>
+        <w:rPr>
+          <w:rFonts w:ascii="Courier New" w:hAnsi="Courier New" w:cs="Courier New"/>
+          <w:sz w:val="26"/>
+          <w:szCs w:val="26"/>
+          <w:lang w:val="en-US"/>
+        </w:rPr>
+        <w:t>{</w:t>
+      </w:r>
+    </w:p>
+    <w:p>
+      <w:pPr>
+        <w:rPr>
+          <w:rFonts w:ascii="Courier New" w:hAnsi="Courier New" w:cs="Courier New"/>
+          <w:sz w:val="26"/>
+          <w:szCs w:val="26"/>
+          <w:lang w:val="en-US"/>
+        </w:rPr>
+      </w:pPr>
+      <w:r>
+        <w:rPr>
+          <w:rFonts w:ascii="Courier New" w:hAnsi="Courier New" w:cs="Courier New"/>
+          <w:sz w:val="26"/>
+          <w:szCs w:val="26"/>
+          <w:lang w:val="en-US"/>
+        </w:rPr>
+        <w:t xml:space="preserve">    "</w:t>
+      </w:r>
+      <w:proofErr w:type="spellStart"/>
+      <w:r>
+        <w:rPr>
+          <w:rFonts w:ascii="Courier New" w:hAnsi="Courier New" w:cs="Courier New"/>
+          <w:sz w:val="26"/>
+          <w:szCs w:val="26"/>
+          <w:lang w:val="en-US"/>
+        </w:rPr>
         <w:t>cmd</w:t>
       </w:r>
       <w:proofErr w:type="spellEnd"/>
+      <w:r>
+        <w:rPr>
+          <w:rFonts w:ascii="Courier New" w:hAnsi="Courier New" w:cs="Courier New"/>
+          <w:sz w:val="26"/>
+          <w:szCs w:val="26"/>
+          <w:lang w:val="en-US"/>
+        </w:rPr>
+        <w:t>": "</w:t>
+      </w:r>
+      <w:proofErr w:type="spellStart"/>
+      <w:r>
+        <w:rPr>
+          <w:rFonts w:ascii="Courier New" w:hAnsi="Courier New" w:cs="Courier New"/>
+          <w:sz w:val="26"/>
+          <w:szCs w:val="26"/>
+          <w:lang w:val="en-US"/>
+        </w:rPr>
+        <w:t>AddDept</w:t>
+      </w:r>
+      <w:proofErr w:type="spellEnd"/>
+      <w:r>
+        <w:rPr>
+          <w:rFonts w:ascii="Courier New" w:hAnsi="Courier New" w:cs="Courier New"/>
+          <w:sz w:val="26"/>
+          <w:szCs w:val="26"/>
+          <w:lang w:val="en-US"/>
+        </w:rPr>
+        <w:t>",</w:t>
+      </w:r>
+    </w:p>
+    <w:p>
+      <w:pPr>
+        <w:rPr>
+          <w:rFonts w:ascii="Courier New" w:hAnsi="Courier New" w:cs="Courier New"/>
+          <w:sz w:val="26"/>
+          <w:szCs w:val="26"/>
+          <w:lang w:val="en-US"/>
+        </w:rPr>
+      </w:pPr>
+      <w:r>
+        <w:rPr>
+          <w:rFonts w:ascii="Courier New" w:hAnsi="Courier New" w:cs="Courier New"/>
+          <w:sz w:val="26"/>
+          <w:szCs w:val="26"/>
+          <w:lang w:val="en-US"/>
+        </w:rPr>
+        <w:t xml:space="preserve">    "</w:t>
+      </w:r>
+      <w:proofErr w:type="spellStart"/>
+      <w:r>
+        <w:rPr>
+          <w:rFonts w:ascii="Courier New" w:hAnsi="Courier New" w:cs="Courier New"/>
+          <w:sz w:val="26"/>
+          <w:szCs w:val="26"/>
+          <w:lang w:val="en-US"/>
+        </w:rPr>
+        <w:t>args</w:t>
+      </w:r>
+      <w:proofErr w:type="spellEnd"/>
+      <w:r>
+        <w:rPr>
+          <w:rFonts w:ascii="Courier New" w:hAnsi="Courier New" w:cs="Courier New"/>
+          <w:sz w:val="26"/>
+          <w:szCs w:val="26"/>
+          <w:lang w:val="en-US"/>
+        </w:rPr>
+        <w:t>": {"</w:t>
+      </w:r>
+      <w:proofErr w:type="spellStart"/>
+      <w:r>
+        <w:rPr>
+          <w:rFonts w:ascii="Courier New" w:hAnsi="Courier New" w:cs="Courier New"/>
+          <w:sz w:val="26"/>
+          <w:szCs w:val="26"/>
+          <w:lang w:val="en-US"/>
+        </w:rPr>
+        <w:t>deptname</w:t>
+      </w:r>
+      <w:proofErr w:type="spellEnd"/>
+      <w:r>
+        <w:rPr>
+          <w:rFonts w:ascii="Courier New" w:hAnsi="Courier New" w:cs="Courier New"/>
+          <w:sz w:val="26"/>
+          <w:szCs w:val="26"/>
+          <w:lang w:val="en-US"/>
+        </w:rPr>
+        <w:t>":"</w:t>
+      </w:r>
+      <w:r>
+        <w:rPr>
+          <w:rFonts w:ascii="Courier New" w:hAnsi="Courier New" w:cs="Courier New"/>
+          <w:sz w:val="26"/>
+          <w:szCs w:val="26"/>
+        </w:rPr>
+        <w:t>АХО</w:t>
+      </w:r>
+      <w:r>
+        <w:rPr>
+          <w:rFonts w:ascii="Courier New" w:hAnsi="Courier New" w:cs="Courier New"/>
+          <w:sz w:val="26"/>
+          <w:szCs w:val="26"/>
+          <w:lang w:val="en-US"/>
+        </w:rPr>
+        <w:t>"}</w:t>
+      </w:r>
+    </w:p>
+    <w:p>
+      <w:pPr>
+        <w:rPr>
+          <w:rFonts w:ascii="Courier New" w:hAnsi="Courier New" w:cs="Courier New"/>
+          <w:sz w:val="26"/>
+          <w:szCs w:val="26"/>
+          <w:lang w:val="en-US"/>
+        </w:rPr>
+      </w:pPr>
+      <w:r>
+        <w:rPr>
+          <w:rFonts w:ascii="Courier New" w:hAnsi="Courier New" w:cs="Courier New"/>
+          <w:sz w:val="26"/>
+          <w:szCs w:val="26"/>
+          <w:lang w:val="en-US"/>
+        </w:rPr>
+        <w:t>}</w:t>
+      </w:r>
+    </w:p>
+    <w:p>
+      <w:pPr>
+        <w:rPr>
+          <w:rFonts w:ascii="Courier New" w:hAnsi="Courier New" w:cs="Courier New"/>
+          <w:sz w:val="26"/>
+          <w:szCs w:val="26"/>
+          <w:lang w:val="en-US"/>
+        </w:rPr>
+      </w:pPr>
+    </w:p>
+    <w:p>
+      <w:pPr>
+        <w:rPr>
+          <w:rFonts w:ascii="Courier New" w:hAnsi="Courier New" w:cs="Courier New"/>
+          <w:sz w:val="26"/>
+          <w:szCs w:val="26"/>
+          <w:lang w:val="en-US"/>
+        </w:rPr>
+      </w:pPr>
+      <w:r>
+        <w:rPr>
+          <w:rFonts w:ascii="Courier New" w:hAnsi="Courier New" w:cs="Courier New"/>
+          <w:sz w:val="26"/>
+          <w:szCs w:val="26"/>
+          <w:lang w:val="en-US"/>
+        </w:rPr>
+        <w:t>//</w:t>
+      </w:r>
+      <w:r>
+        <w:rPr>
+          <w:rFonts w:ascii="Courier New" w:hAnsi="Courier New" w:cs="Courier New"/>
+          <w:sz w:val="26"/>
+          <w:szCs w:val="26"/>
+        </w:rPr>
+        <w:t>Изменение</w:t>
+      </w:r>
+      <w:r>
+        <w:rPr>
+          <w:rFonts w:ascii="Courier New" w:hAnsi="Courier New" w:cs="Courier New"/>
+          <w:sz w:val="26"/>
+          <w:szCs w:val="26"/>
+          <w:lang w:val="en-US"/>
+        </w:rPr>
+        <w:t xml:space="preserve"> </w:t>
+      </w:r>
+      <w:r>
+        <w:rPr>
+          <w:rFonts w:ascii="Courier New" w:hAnsi="Courier New" w:cs="Courier New"/>
+          <w:sz w:val="26"/>
+          <w:szCs w:val="26"/>
+        </w:rPr>
+        <w:t>отдела</w:t>
+      </w:r>
+    </w:p>
+    <w:p>
+      <w:pPr>
+        <w:rPr>
+          <w:rFonts w:ascii="Courier New" w:hAnsi="Courier New" w:cs="Courier New"/>
+          <w:sz w:val="26"/>
+          <w:szCs w:val="26"/>
+          <w:lang w:val="en-US"/>
+        </w:rPr>
+      </w:pPr>
+      <w:r>
+        <w:rPr>
+          <w:rFonts w:ascii="Courier New" w:hAnsi="Courier New" w:cs="Courier New"/>
+          <w:sz w:val="26"/>
+          <w:szCs w:val="26"/>
+          <w:lang w:val="en-US"/>
+        </w:rPr>
+        <w:t>{</w:t>
+      </w:r>
+    </w:p>
+    <w:p>
+      <w:pPr>
+        <w:rPr>
+          <w:rFonts w:ascii="Courier New" w:hAnsi="Courier New" w:cs="Courier New"/>
+          <w:sz w:val="26"/>
+          <w:szCs w:val="26"/>
+          <w:lang w:val="en-US"/>
+        </w:rPr>
+      </w:pPr>
+      <w:r>
+        <w:rPr>
+          <w:rFonts w:ascii="Courier New" w:hAnsi="Courier New" w:cs="Courier New"/>
+          <w:sz w:val="26"/>
+          <w:szCs w:val="26"/>
+          <w:lang w:val="en-US"/>
+        </w:rPr>
+        <w:t xml:space="preserve">    "</w:t>
+      </w:r>
+      <w:proofErr w:type="spellStart"/>
+      <w:r>
+        <w:rPr>
+          <w:rFonts w:ascii="Courier New" w:hAnsi="Courier New" w:cs="Courier New"/>
+          <w:sz w:val="26"/>
+          <w:szCs w:val="26"/>
+          <w:lang w:val="en-US"/>
+        </w:rPr>
+        <w:t>cmd</w:t>
+      </w:r>
+      <w:proofErr w:type="spellEnd"/>
+      <w:r>
+        <w:rPr>
+          <w:rFonts w:ascii="Courier New" w:hAnsi="Courier New" w:cs="Courier New"/>
+          <w:sz w:val="26"/>
+          <w:szCs w:val="26"/>
+          <w:lang w:val="en-US"/>
+        </w:rPr>
+        <w:t>": "</w:t>
+      </w:r>
+      <w:proofErr w:type="spellStart"/>
+      <w:r>
+        <w:rPr>
+          <w:rFonts w:ascii="Courier New" w:hAnsi="Courier New" w:cs="Courier New"/>
+          <w:sz w:val="26"/>
+          <w:szCs w:val="26"/>
+          <w:lang w:val="en-US"/>
+        </w:rPr>
+        <w:t>ChangeDept</w:t>
+      </w:r>
+      <w:proofErr w:type="spellEnd"/>
+      <w:r>
+        <w:rPr>
+          <w:rFonts w:ascii="Courier New" w:hAnsi="Courier New" w:cs="Courier New"/>
+          <w:sz w:val="26"/>
+          <w:szCs w:val="26"/>
+          <w:lang w:val="en-US"/>
+        </w:rPr>
+        <w:t>",</w:t>
+      </w:r>
+    </w:p>
+    <w:p>
+      <w:pPr>
+        <w:rPr>
+          <w:rFonts w:ascii="Courier New" w:hAnsi="Courier New" w:cs="Courier New"/>
+          <w:sz w:val="26"/>
+          <w:szCs w:val="26"/>
+          <w:lang w:val="en-US"/>
+        </w:rPr>
+      </w:pPr>
+      <w:r>
+        <w:rPr>
+          <w:rFonts w:ascii="Courier New" w:hAnsi="Courier New" w:cs="Courier New"/>
+          <w:sz w:val="26"/>
+          <w:szCs w:val="26"/>
+          <w:lang w:val="en-US"/>
+        </w:rPr>
+        <w:t xml:space="preserve">    "</w:t>
+      </w:r>
+      <w:proofErr w:type="spellStart"/>
+      <w:r>
+        <w:rPr>
+          <w:rFonts w:ascii="Courier New" w:hAnsi="Courier New" w:cs="Courier New"/>
+          <w:sz w:val="26"/>
+          <w:szCs w:val="26"/>
+          <w:lang w:val="en-US"/>
+        </w:rPr>
+        <w:t>args</w:t>
+      </w:r>
+      <w:proofErr w:type="spellEnd"/>
+      <w:r>
+        <w:rPr>
+          <w:rFonts w:ascii="Courier New" w:hAnsi="Courier New" w:cs="Courier New"/>
+          <w:sz w:val="26"/>
+          <w:szCs w:val="26"/>
+          <w:lang w:val="en-US"/>
+        </w:rPr>
+        <w:t>": {"</w:t>
+      </w:r>
+      <w:proofErr w:type="spellStart"/>
+      <w:r>
+        <w:rPr>
+          <w:rFonts w:ascii="Courier New" w:hAnsi="Courier New" w:cs="Courier New"/>
+          <w:sz w:val="26"/>
+          <w:szCs w:val="26"/>
+          <w:lang w:val="en-US"/>
+        </w:rPr>
+        <w:t>deptname</w:t>
+      </w:r>
+      <w:proofErr w:type="spellEnd"/>
+      <w:r>
+        <w:rPr>
+          <w:rFonts w:ascii="Courier New" w:hAnsi="Courier New" w:cs="Courier New"/>
+          <w:sz w:val="26"/>
+          <w:szCs w:val="26"/>
+          <w:lang w:val="en-US"/>
+        </w:rPr>
+        <w:t>":"</w:t>
+      </w:r>
+      <w:r>
+        <w:rPr>
+          <w:rFonts w:ascii="Courier New" w:hAnsi="Courier New" w:cs="Courier New"/>
+          <w:sz w:val="26"/>
+          <w:szCs w:val="26"/>
+        </w:rPr>
+        <w:t>ИРС</w:t>
+      </w:r>
+      <w:r>
+        <w:rPr>
+          <w:rFonts w:ascii="Courier New" w:hAnsi="Courier New" w:cs="Courier New"/>
+          <w:sz w:val="26"/>
+          <w:szCs w:val="26"/>
+          <w:lang w:val="en-US"/>
+        </w:rPr>
+        <w:t>", "id": 2}</w:t>
+      </w:r>
+    </w:p>
+    <w:p>
+      <w:pPr>
+        <w:rPr>
+          <w:rFonts w:ascii="Courier New" w:hAnsi="Courier New" w:cs="Courier New"/>
+          <w:sz w:val="26"/>
+          <w:szCs w:val="26"/>
+          <w:lang w:val="en-US"/>
+        </w:rPr>
+      </w:pPr>
+      <w:r>
+        <w:rPr>
+          <w:rFonts w:ascii="Courier New" w:hAnsi="Courier New" w:cs="Courier New"/>
+          <w:sz w:val="26"/>
+          <w:szCs w:val="26"/>
+          <w:lang w:val="en-US"/>
+        </w:rPr>
+        <w:t>}</w:t>
+      </w:r>
+    </w:p>
+    <w:p>
+      <w:pPr>
+        <w:rPr>
+          <w:rFonts w:ascii="Courier New" w:hAnsi="Courier New" w:cs="Courier New"/>
+          <w:sz w:val="26"/>
+          <w:szCs w:val="26"/>
+          <w:lang w:val="en-US"/>
+        </w:rPr>
+      </w:pPr>
+    </w:p>
+    <w:p>
+      <w:pPr>
+        <w:rPr>
+          <w:rFonts w:ascii="Courier New" w:hAnsi="Courier New" w:cs="Courier New"/>
+          <w:sz w:val="26"/>
+          <w:szCs w:val="26"/>
+          <w:lang w:val="en-US"/>
+        </w:rPr>
+      </w:pPr>
+      <w:r>
+        <w:rPr>
+          <w:rFonts w:ascii="Courier New" w:hAnsi="Courier New" w:cs="Courier New"/>
+          <w:sz w:val="26"/>
+          <w:szCs w:val="26"/>
+          <w:lang w:val="en-US"/>
+        </w:rPr>
+        <w:t>//</w:t>
+      </w:r>
+      <w:r>
+        <w:rPr>
+          <w:rFonts w:ascii="Courier New" w:hAnsi="Courier New" w:cs="Courier New"/>
+          <w:sz w:val="26"/>
+          <w:szCs w:val="26"/>
+        </w:rPr>
+        <w:t>Все</w:t>
+      </w:r>
+      <w:r>
+        <w:rPr>
+          <w:rFonts w:ascii="Courier New" w:hAnsi="Courier New" w:cs="Courier New"/>
+          <w:sz w:val="26"/>
+          <w:szCs w:val="26"/>
+          <w:lang w:val="en-US"/>
+        </w:rPr>
+        <w:t xml:space="preserve"> </w:t>
+      </w:r>
+      <w:r>
+        <w:rPr>
+          <w:rFonts w:ascii="Courier New" w:hAnsi="Courier New" w:cs="Courier New"/>
+          <w:sz w:val="26"/>
+          <w:szCs w:val="26"/>
+        </w:rPr>
+        <w:t>отделы</w:t>
+      </w:r>
+    </w:p>
+    <w:p>
+      <w:pPr>
+        <w:rPr>
+          <w:rFonts w:ascii="Courier New" w:hAnsi="Courier New" w:cs="Courier New"/>
+          <w:sz w:val="26"/>
+          <w:szCs w:val="26"/>
+          <w:lang w:val="en-US"/>
+        </w:rPr>
+      </w:pPr>
+      <w:r>
+        <w:rPr>
+          <w:rFonts w:ascii="Courier New" w:hAnsi="Courier New" w:cs="Courier New"/>
+          <w:sz w:val="26"/>
+          <w:szCs w:val="26"/>
+          <w:lang w:val="en-US"/>
+        </w:rPr>
+        <w:t>{</w:t>
+      </w:r>
+    </w:p>
+    <w:p>
+      <w:pPr>
+        <w:rPr>
+          <w:rFonts w:ascii="Courier New" w:hAnsi="Courier New" w:cs="Courier New"/>
+          <w:sz w:val="26"/>
+          <w:szCs w:val="26"/>
+          <w:lang w:val="en-US"/>
+        </w:rPr>
+      </w:pPr>
+      <w:r>
+        <w:rPr>
+          <w:rFonts w:ascii="Courier New" w:hAnsi="Courier New" w:cs="Courier New"/>
+          <w:sz w:val="26"/>
+          <w:szCs w:val="26"/>
+          <w:lang w:val="en-US"/>
+        </w:rPr>
+        <w:t xml:space="preserve">    </w:t>
+      </w:r>
+      <w:r>
+        <w:rPr>
+          <w:rFonts w:ascii="Courier New" w:hAnsi="Courier New" w:cs="Courier New"/>
+          <w:sz w:val="26"/>
+          <w:szCs w:val="26"/>
+          <w:lang w:val="en-US"/>
+        </w:rPr>
+        <w:t>"</w:t>
+      </w:r>
+      <w:proofErr w:type="spellStart"/>
+      <w:r>
+        <w:rPr>
+          <w:rFonts w:ascii="Courier New" w:hAnsi="Courier New" w:cs="Courier New"/>
+          <w:sz w:val="26"/>
+          <w:szCs w:val="26"/>
+          <w:lang w:val="en-US"/>
+        </w:rPr>
+        <w:t>cmd</w:t>
+      </w:r>
+      <w:proofErr w:type="spellEnd"/>
+      <w:proofErr w:type="gramStart"/>
+      <w:r>
+        <w:rPr>
+          <w:rFonts w:ascii="Courier New" w:hAnsi="Courier New" w:cs="Courier New"/>
+          <w:sz w:val="26"/>
+          <w:szCs w:val="26"/>
+          <w:lang w:val="en-US"/>
+        </w:rPr>
+        <w:t>" :</w:t>
+      </w:r>
       <w:proofErr w:type="gramEnd"/>
       <w:r>
         <w:rPr>
@@ -4414,17 +4842,17 @@
           <w:szCs w:val="26"/>
           <w:lang w:val="en-US"/>
         </w:rPr>
-        <w:t>" : "</w:t>
-      </w:r>
-      <w:proofErr w:type="spellStart"/>
-      <w:r>
-        <w:rPr>
-          <w:rFonts w:ascii="Courier New" w:hAnsi="Courier New" w:cs="Courier New"/>
-          <w:sz w:val="26"/>
-          <w:szCs w:val="26"/>
-          <w:lang w:val="en-US"/>
-        </w:rPr>
-        <w:t>AllWorkPosition</w:t>
+        <w:t xml:space="preserve"> "</w:t>
+      </w:r>
+      <w:proofErr w:type="spellStart"/>
+      <w:r>
+        <w:rPr>
+          <w:rFonts w:ascii="Courier New" w:hAnsi="Courier New" w:cs="Courier New"/>
+          <w:sz w:val="26"/>
+          <w:szCs w:val="26"/>
+          <w:lang w:val="en-US"/>
+        </w:rPr>
+        <w:t>AllDept</w:t>
       </w:r>
       <w:proofErr w:type="spellEnd"/>
       <w:r>
@@ -4456,7 +4884,6 @@
         <w:t xml:space="preserve">    "</w:t>
       </w:r>
       <w:proofErr w:type="spellStart"/>
-      <w:proofErr w:type="gramStart"/>
       <w:r>
         <w:rPr>
           <w:rFonts w:ascii="Courier New" w:hAnsi="Courier New" w:cs="Courier New"/>
@@ -4467,7 +4894,6 @@
         <w:t>args</w:t>
       </w:r>
       <w:proofErr w:type="spellEnd"/>
-      <w:proofErr w:type="gramEnd"/>
       <w:r>
         <w:rPr>
           <w:rFonts w:ascii="Courier New" w:hAnsi="Courier New" w:cs="Courier New"/>
@@ -4548,7 +4974,7 @@
           <w:sz w:val="26"/>
           <w:szCs w:val="26"/>
         </w:rPr>
-        <w:t>отдела</w:t>
+        <w:t>категории</w:t>
       </w:r>
     </w:p>
     <w:p>
@@ -4586,71 +5012,77 @@
           <w:szCs w:val="26"/>
           <w:lang w:val="en-US"/>
         </w:rPr>
+        <w:t xml:space="preserve">    </w:t>
+      </w:r>
+      <w:r>
+        <w:rPr>
+          <w:rFonts w:ascii="Courier New" w:hAnsi="Courier New" w:cs="Courier New"/>
+          <w:sz w:val="26"/>
+          <w:szCs w:val="26"/>
+          <w:lang w:val="en-US"/>
+        </w:rPr>
+        <w:t>"</w:t>
+      </w:r>
+      <w:proofErr w:type="spellStart"/>
+      <w:r>
+        <w:rPr>
+          <w:rFonts w:ascii="Courier New" w:hAnsi="Courier New" w:cs="Courier New"/>
+          <w:sz w:val="26"/>
+          <w:szCs w:val="26"/>
+          <w:lang w:val="en-US"/>
+        </w:rPr>
+        <w:t>cmd</w:t>
+      </w:r>
+      <w:proofErr w:type="spellEnd"/>
+      <w:r>
+        <w:rPr>
+          <w:rFonts w:ascii="Courier New" w:hAnsi="Courier New" w:cs="Courier New"/>
+          <w:sz w:val="26"/>
+          <w:szCs w:val="26"/>
+          <w:lang w:val="en-US"/>
+        </w:rPr>
+        <w:t>": "</w:t>
+      </w:r>
+      <w:proofErr w:type="spellStart"/>
+      <w:r>
+        <w:rPr>
+          <w:rFonts w:ascii="Courier New" w:hAnsi="Courier New" w:cs="Courier New"/>
+          <w:sz w:val="26"/>
+          <w:szCs w:val="26"/>
+          <w:lang w:val="en-US"/>
+        </w:rPr>
+        <w:t>AddCategoryCert</w:t>
+      </w:r>
+      <w:proofErr w:type="spellEnd"/>
+      <w:r>
+        <w:rPr>
+          <w:rFonts w:ascii="Courier New" w:hAnsi="Courier New" w:cs="Courier New"/>
+          <w:sz w:val="26"/>
+          <w:szCs w:val="26"/>
+          <w:lang w:val="en-US"/>
+        </w:rPr>
+        <w:t>",</w:t>
+      </w:r>
+    </w:p>
+    <w:p>
+      <w:pPr>
+        <w:rPr>
+          <w:rFonts w:ascii="Courier New" w:hAnsi="Courier New" w:cs="Courier New"/>
+          <w:sz w:val="26"/>
+          <w:szCs w:val="26"/>
+          <w:lang w:val="en-US"/>
+        </w:rPr>
+      </w:pPr>
+      <w:r>
+        <w:rPr>
+          <w:rFonts w:ascii="Courier New" w:hAnsi="Courier New" w:cs="Courier New"/>
+          <w:sz w:val="26"/>
+          <w:szCs w:val="26"/>
+          <w:lang w:val="en-US"/>
+        </w:rPr>
         <w:t xml:space="preserve">    "</w:t>
       </w:r>
       <w:proofErr w:type="spellStart"/>
-      <w:proofErr w:type="gramStart"/>
-      <w:r>
-        <w:rPr>
-          <w:rFonts w:ascii="Courier New" w:hAnsi="Courier New" w:cs="Courier New"/>
-          <w:sz w:val="26"/>
-          <w:szCs w:val="26"/>
-          <w:lang w:val="en-US"/>
-        </w:rPr>
-        <w:t>cmd</w:t>
-      </w:r>
-      <w:proofErr w:type="spellEnd"/>
-      <w:proofErr w:type="gramEnd"/>
-      <w:r>
-        <w:rPr>
-          <w:rFonts w:ascii="Courier New" w:hAnsi="Courier New" w:cs="Courier New"/>
-          <w:sz w:val="26"/>
-          <w:szCs w:val="26"/>
-          <w:lang w:val="en-US"/>
-        </w:rPr>
-        <w:t>": "</w:t>
-      </w:r>
-      <w:proofErr w:type="spellStart"/>
-      <w:r>
-        <w:rPr>
-          <w:rFonts w:ascii="Courier New" w:hAnsi="Courier New" w:cs="Courier New"/>
-          <w:sz w:val="26"/>
-          <w:szCs w:val="26"/>
-          <w:lang w:val="en-US"/>
-        </w:rPr>
-        <w:t>AddDept</w:t>
-      </w:r>
-      <w:proofErr w:type="spellEnd"/>
-      <w:r>
-        <w:rPr>
-          <w:rFonts w:ascii="Courier New" w:hAnsi="Courier New" w:cs="Courier New"/>
-          <w:sz w:val="26"/>
-          <w:szCs w:val="26"/>
-          <w:lang w:val="en-US"/>
-        </w:rPr>
-        <w:t>",</w:t>
-      </w:r>
-    </w:p>
-    <w:p>
-      <w:pPr>
-        <w:rPr>
-          <w:rFonts w:ascii="Courier New" w:hAnsi="Courier New" w:cs="Courier New"/>
-          <w:sz w:val="26"/>
-          <w:szCs w:val="26"/>
-          <w:lang w:val="en-US"/>
-        </w:rPr>
-      </w:pPr>
-      <w:r>
-        <w:rPr>
-          <w:rFonts w:ascii="Courier New" w:hAnsi="Courier New" w:cs="Courier New"/>
-          <w:sz w:val="26"/>
-          <w:szCs w:val="26"/>
-          <w:lang w:val="en-US"/>
-        </w:rPr>
-        <w:t xml:space="preserve">    "</w:t>
-      </w:r>
-      <w:proofErr w:type="spellStart"/>
-      <w:proofErr w:type="gramStart"/>
       <w:r>
         <w:rPr>
           <w:rFonts w:ascii="Courier New" w:hAnsi="Courier New" w:cs="Courier New"/>
@@ -4661,681 +5093,6 @@
         <w:t>args</w:t>
       </w:r>
       <w:proofErr w:type="spellEnd"/>
-      <w:proofErr w:type="gramEnd"/>
-      <w:r>
-        <w:rPr>
-          <w:rFonts w:ascii="Courier New" w:hAnsi="Courier New" w:cs="Courier New"/>
-          <w:sz w:val="26"/>
-          <w:szCs w:val="26"/>
-          <w:lang w:val="en-US"/>
-        </w:rPr>
-        <w:t>": {"</w:t>
-      </w:r>
-      <w:proofErr w:type="spellStart"/>
-      <w:r>
-        <w:rPr>
-          <w:rFonts w:ascii="Courier New" w:hAnsi="Courier New" w:cs="Courier New"/>
-          <w:sz w:val="26"/>
-          <w:szCs w:val="26"/>
-          <w:lang w:val="en-US"/>
-        </w:rPr>
-        <w:t>deptname</w:t>
-      </w:r>
-      <w:proofErr w:type="spellEnd"/>
-      <w:r>
-        <w:rPr>
-          <w:rFonts w:ascii="Courier New" w:hAnsi="Courier New" w:cs="Courier New"/>
-          <w:sz w:val="26"/>
-          <w:szCs w:val="26"/>
-          <w:lang w:val="en-US"/>
-        </w:rPr>
-        <w:t>":"</w:t>
-      </w:r>
-      <w:r>
-        <w:rPr>
-          <w:rFonts w:ascii="Courier New" w:hAnsi="Courier New" w:cs="Courier New"/>
-          <w:sz w:val="26"/>
-          <w:szCs w:val="26"/>
-        </w:rPr>
-        <w:t>АХО</w:t>
-      </w:r>
-      <w:r>
-        <w:rPr>
-          <w:rFonts w:ascii="Courier New" w:hAnsi="Courier New" w:cs="Courier New"/>
-          <w:sz w:val="26"/>
-          <w:szCs w:val="26"/>
-          <w:lang w:val="en-US"/>
-        </w:rPr>
-        <w:t>"}</w:t>
-      </w:r>
-    </w:p>
-    <w:p>
-      <w:pPr>
-        <w:rPr>
-          <w:rFonts w:ascii="Courier New" w:hAnsi="Courier New" w:cs="Courier New"/>
-          <w:sz w:val="26"/>
-          <w:szCs w:val="26"/>
-          <w:lang w:val="en-US"/>
-        </w:rPr>
-      </w:pPr>
-      <w:r>
-        <w:rPr>
-          <w:rFonts w:ascii="Courier New" w:hAnsi="Courier New" w:cs="Courier New"/>
-          <w:sz w:val="26"/>
-          <w:szCs w:val="26"/>
-          <w:lang w:val="en-US"/>
-        </w:rPr>
-        <w:t>}</w:t>
-      </w:r>
-    </w:p>
-    <w:p>
-      <w:pPr>
-        <w:rPr>
-          <w:rFonts w:ascii="Courier New" w:hAnsi="Courier New" w:cs="Courier New"/>
-          <w:sz w:val="26"/>
-          <w:szCs w:val="26"/>
-          <w:lang w:val="en-US"/>
-        </w:rPr>
-      </w:pPr>
-    </w:p>
-    <w:p>
-      <w:pPr>
-        <w:rPr>
-          <w:rFonts w:ascii="Courier New" w:hAnsi="Courier New" w:cs="Courier New"/>
-          <w:sz w:val="26"/>
-          <w:szCs w:val="26"/>
-          <w:lang w:val="en-US"/>
-        </w:rPr>
-      </w:pPr>
-      <w:r>
-        <w:rPr>
-          <w:rFonts w:ascii="Courier New" w:hAnsi="Courier New" w:cs="Courier New"/>
-          <w:sz w:val="26"/>
-          <w:szCs w:val="26"/>
-          <w:lang w:val="en-US"/>
-        </w:rPr>
-        <w:t>//</w:t>
-      </w:r>
-      <w:r>
-        <w:rPr>
-          <w:rFonts w:ascii="Courier New" w:hAnsi="Courier New" w:cs="Courier New"/>
-          <w:sz w:val="26"/>
-          <w:szCs w:val="26"/>
-        </w:rPr>
-        <w:t>Изменение</w:t>
-      </w:r>
-      <w:r>
-        <w:rPr>
-          <w:rFonts w:ascii="Courier New" w:hAnsi="Courier New" w:cs="Courier New"/>
-          <w:sz w:val="26"/>
-          <w:szCs w:val="26"/>
-          <w:lang w:val="en-US"/>
-        </w:rPr>
-        <w:t xml:space="preserve"> </w:t>
-      </w:r>
-      <w:r>
-        <w:rPr>
-          <w:rFonts w:ascii="Courier New" w:hAnsi="Courier New" w:cs="Courier New"/>
-          <w:sz w:val="26"/>
-          <w:szCs w:val="26"/>
-        </w:rPr>
-        <w:t>отдела</w:t>
-      </w:r>
-    </w:p>
-    <w:p>
-      <w:pPr>
-        <w:rPr>
-          <w:rFonts w:ascii="Courier New" w:hAnsi="Courier New" w:cs="Courier New"/>
-          <w:sz w:val="26"/>
-          <w:szCs w:val="26"/>
-          <w:lang w:val="en-US"/>
-        </w:rPr>
-      </w:pPr>
-      <w:r>
-        <w:rPr>
-          <w:rFonts w:ascii="Courier New" w:hAnsi="Courier New" w:cs="Courier New"/>
-          <w:sz w:val="26"/>
-          <w:szCs w:val="26"/>
-          <w:lang w:val="en-US"/>
-        </w:rPr>
-        <w:t>{</w:t>
-      </w:r>
-    </w:p>
-    <w:p>
-      <w:pPr>
-        <w:rPr>
-          <w:rFonts w:ascii="Courier New" w:hAnsi="Courier New" w:cs="Courier New"/>
-          <w:sz w:val="26"/>
-          <w:szCs w:val="26"/>
-          <w:lang w:val="en-US"/>
-        </w:rPr>
-      </w:pPr>
-      <w:r>
-        <w:rPr>
-          <w:rFonts w:ascii="Courier New" w:hAnsi="Courier New" w:cs="Courier New"/>
-          <w:sz w:val="26"/>
-          <w:szCs w:val="26"/>
-          <w:lang w:val="en-US"/>
-        </w:rPr>
-        <w:t xml:space="preserve">    "</w:t>
-      </w:r>
-      <w:proofErr w:type="spellStart"/>
-      <w:proofErr w:type="gramStart"/>
-      <w:r>
-        <w:rPr>
-          <w:rFonts w:ascii="Courier New" w:hAnsi="Courier New" w:cs="Courier New"/>
-          <w:sz w:val="26"/>
-          <w:szCs w:val="26"/>
-          <w:lang w:val="en-US"/>
-        </w:rPr>
-        <w:t>cmd</w:t>
-      </w:r>
-      <w:proofErr w:type="spellEnd"/>
-      <w:proofErr w:type="gramEnd"/>
-      <w:r>
-        <w:rPr>
-          <w:rFonts w:ascii="Courier New" w:hAnsi="Courier New" w:cs="Courier New"/>
-          <w:sz w:val="26"/>
-          <w:szCs w:val="26"/>
-          <w:lang w:val="en-US"/>
-        </w:rPr>
-        <w:t>": "</w:t>
-      </w:r>
-      <w:proofErr w:type="spellStart"/>
-      <w:r>
-        <w:rPr>
-          <w:rFonts w:ascii="Courier New" w:hAnsi="Courier New" w:cs="Courier New"/>
-          <w:sz w:val="26"/>
-          <w:szCs w:val="26"/>
-          <w:lang w:val="en-US"/>
-        </w:rPr>
-        <w:t>ChangeDept</w:t>
-      </w:r>
-      <w:proofErr w:type="spellEnd"/>
-      <w:r>
-        <w:rPr>
-          <w:rFonts w:ascii="Courier New" w:hAnsi="Courier New" w:cs="Courier New"/>
-          <w:sz w:val="26"/>
-          <w:szCs w:val="26"/>
-          <w:lang w:val="en-US"/>
-        </w:rPr>
-        <w:t>",</w:t>
-      </w:r>
-    </w:p>
-    <w:p>
-      <w:pPr>
-        <w:rPr>
-          <w:rFonts w:ascii="Courier New" w:hAnsi="Courier New" w:cs="Courier New"/>
-          <w:sz w:val="26"/>
-          <w:szCs w:val="26"/>
-          <w:lang w:val="en-US"/>
-        </w:rPr>
-      </w:pPr>
-      <w:r>
-        <w:rPr>
-          <w:rFonts w:ascii="Courier New" w:hAnsi="Courier New" w:cs="Courier New"/>
-          <w:sz w:val="26"/>
-          <w:szCs w:val="26"/>
-          <w:lang w:val="en-US"/>
-        </w:rPr>
-        <w:t xml:space="preserve">    "</w:t>
-      </w:r>
-      <w:proofErr w:type="spellStart"/>
-      <w:proofErr w:type="gramStart"/>
-      <w:r>
-        <w:rPr>
-          <w:rFonts w:ascii="Courier New" w:hAnsi="Courier New" w:cs="Courier New"/>
-          <w:sz w:val="26"/>
-          <w:szCs w:val="26"/>
-          <w:lang w:val="en-US"/>
-        </w:rPr>
-        <w:t>args</w:t>
-      </w:r>
-      <w:proofErr w:type="spellEnd"/>
-      <w:proofErr w:type="gramEnd"/>
-      <w:r>
-        <w:rPr>
-          <w:rFonts w:ascii="Courier New" w:hAnsi="Courier New" w:cs="Courier New"/>
-          <w:sz w:val="26"/>
-          <w:szCs w:val="26"/>
-          <w:lang w:val="en-US"/>
-        </w:rPr>
-        <w:t>": {"</w:t>
-      </w:r>
-      <w:proofErr w:type="spellStart"/>
-      <w:r>
-        <w:rPr>
-          <w:rFonts w:ascii="Courier New" w:hAnsi="Courier New" w:cs="Courier New"/>
-          <w:sz w:val="26"/>
-          <w:szCs w:val="26"/>
-          <w:lang w:val="en-US"/>
-        </w:rPr>
-        <w:t>deptname</w:t>
-      </w:r>
-      <w:proofErr w:type="spellEnd"/>
-      <w:r>
-        <w:rPr>
-          <w:rFonts w:ascii="Courier New" w:hAnsi="Courier New" w:cs="Courier New"/>
-          <w:sz w:val="26"/>
-          <w:szCs w:val="26"/>
-          <w:lang w:val="en-US"/>
-        </w:rPr>
-        <w:t>":"</w:t>
-      </w:r>
-      <w:r>
-        <w:rPr>
-          <w:rFonts w:ascii="Courier New" w:hAnsi="Courier New" w:cs="Courier New"/>
-          <w:sz w:val="26"/>
-          <w:szCs w:val="26"/>
-        </w:rPr>
-        <w:t>ИРС</w:t>
-      </w:r>
-      <w:r>
-        <w:rPr>
-          <w:rFonts w:ascii="Courier New" w:hAnsi="Courier New" w:cs="Courier New"/>
-          <w:sz w:val="26"/>
-          <w:szCs w:val="26"/>
-          <w:lang w:val="en-US"/>
-        </w:rPr>
-        <w:t>", "id": 2}</w:t>
-      </w:r>
-    </w:p>
-    <w:p>
-      <w:pPr>
-        <w:rPr>
-          <w:rFonts w:ascii="Courier New" w:hAnsi="Courier New" w:cs="Courier New"/>
-          <w:sz w:val="26"/>
-          <w:szCs w:val="26"/>
-          <w:lang w:val="en-US"/>
-        </w:rPr>
-      </w:pPr>
-      <w:r>
-        <w:rPr>
-          <w:rFonts w:ascii="Courier New" w:hAnsi="Courier New" w:cs="Courier New"/>
-          <w:sz w:val="26"/>
-          <w:szCs w:val="26"/>
-          <w:lang w:val="en-US"/>
-        </w:rPr>
-        <w:t>}</w:t>
-      </w:r>
-    </w:p>
-    <w:p>
-      <w:pPr>
-        <w:rPr>
-          <w:rFonts w:ascii="Courier New" w:hAnsi="Courier New" w:cs="Courier New"/>
-          <w:sz w:val="26"/>
-          <w:szCs w:val="26"/>
-          <w:lang w:val="en-US"/>
-        </w:rPr>
-      </w:pPr>
-    </w:p>
-    <w:p>
-      <w:pPr>
-        <w:rPr>
-          <w:rFonts w:ascii="Courier New" w:hAnsi="Courier New" w:cs="Courier New"/>
-          <w:sz w:val="26"/>
-          <w:szCs w:val="26"/>
-          <w:lang w:val="en-US"/>
-        </w:rPr>
-      </w:pPr>
-      <w:r>
-        <w:rPr>
-          <w:rFonts w:ascii="Courier New" w:hAnsi="Courier New" w:cs="Courier New"/>
-          <w:sz w:val="26"/>
-          <w:szCs w:val="26"/>
-          <w:lang w:val="en-US"/>
-        </w:rPr>
-        <w:t>//</w:t>
-      </w:r>
-      <w:r>
-        <w:rPr>
-          <w:rFonts w:ascii="Courier New" w:hAnsi="Courier New" w:cs="Courier New"/>
-          <w:sz w:val="26"/>
-          <w:szCs w:val="26"/>
-        </w:rPr>
-        <w:t>Все</w:t>
-      </w:r>
-      <w:r>
-        <w:rPr>
-          <w:rFonts w:ascii="Courier New" w:hAnsi="Courier New" w:cs="Courier New"/>
-          <w:sz w:val="26"/>
-          <w:szCs w:val="26"/>
-          <w:lang w:val="en-US"/>
-        </w:rPr>
-        <w:t xml:space="preserve"> </w:t>
-      </w:r>
-      <w:r>
-        <w:rPr>
-          <w:rFonts w:ascii="Courier New" w:hAnsi="Courier New" w:cs="Courier New"/>
-          <w:sz w:val="26"/>
-          <w:szCs w:val="26"/>
-        </w:rPr>
-        <w:t>отделы</w:t>
-      </w:r>
-    </w:p>
-    <w:p>
-      <w:pPr>
-        <w:rPr>
-          <w:rFonts w:ascii="Courier New" w:hAnsi="Courier New" w:cs="Courier New"/>
-          <w:sz w:val="26"/>
-          <w:szCs w:val="26"/>
-          <w:lang w:val="en-US"/>
-        </w:rPr>
-      </w:pPr>
-      <w:r>
-        <w:rPr>
-          <w:rFonts w:ascii="Courier New" w:hAnsi="Courier New" w:cs="Courier New"/>
-          <w:sz w:val="26"/>
-          <w:szCs w:val="26"/>
-          <w:lang w:val="en-US"/>
-        </w:rPr>
-        <w:t>{</w:t>
-      </w:r>
-    </w:p>
-    <w:p>
-      <w:pPr>
-        <w:rPr>
-          <w:rFonts w:ascii="Courier New" w:hAnsi="Courier New" w:cs="Courier New"/>
-          <w:sz w:val="26"/>
-          <w:szCs w:val="26"/>
-          <w:lang w:val="en-US"/>
-        </w:rPr>
-      </w:pPr>
-      <w:r>
-        <w:rPr>
-          <w:rFonts w:ascii="Courier New" w:hAnsi="Courier New" w:cs="Courier New"/>
-          <w:sz w:val="26"/>
-          <w:szCs w:val="26"/>
-          <w:lang w:val="en-US"/>
-        </w:rPr>
-        <w:t xml:space="preserve">    </w:t>
-      </w:r>
-      <w:r>
-        <w:rPr>
-          <w:rFonts w:ascii="Courier New" w:hAnsi="Courier New" w:cs="Courier New"/>
-          <w:sz w:val="26"/>
-          <w:szCs w:val="26"/>
-          <w:lang w:val="en-US"/>
-        </w:rPr>
-        <w:t>"</w:t>
-      </w:r>
-      <w:proofErr w:type="spellStart"/>
-      <w:proofErr w:type="gramStart"/>
-      <w:r>
-        <w:rPr>
-          <w:rFonts w:ascii="Courier New" w:hAnsi="Courier New" w:cs="Courier New"/>
-          <w:sz w:val="26"/>
-          <w:szCs w:val="26"/>
-          <w:lang w:val="en-US"/>
-        </w:rPr>
-        <w:t>cmd</w:t>
-      </w:r>
-      <w:proofErr w:type="spellEnd"/>
-      <w:proofErr w:type="gramEnd"/>
-      <w:r>
-        <w:rPr>
-          <w:rFonts w:ascii="Courier New" w:hAnsi="Courier New" w:cs="Courier New"/>
-          <w:sz w:val="26"/>
-          <w:szCs w:val="26"/>
-          <w:lang w:val="en-US"/>
-        </w:rPr>
-        <w:t>" : "</w:t>
-      </w:r>
-      <w:proofErr w:type="spellStart"/>
-      <w:r>
-        <w:rPr>
-          <w:rFonts w:ascii="Courier New" w:hAnsi="Courier New" w:cs="Courier New"/>
-          <w:sz w:val="26"/>
-          <w:szCs w:val="26"/>
-          <w:lang w:val="en-US"/>
-        </w:rPr>
-        <w:t>AllDept</w:t>
-      </w:r>
-      <w:proofErr w:type="spellEnd"/>
-      <w:r>
-        <w:rPr>
-          <w:rFonts w:ascii="Courier New" w:hAnsi="Courier New" w:cs="Courier New"/>
-          <w:sz w:val="26"/>
-          <w:szCs w:val="26"/>
-          <w:lang w:val="en-US"/>
-        </w:rPr>
-        <w:t>",</w:t>
-      </w:r>
-    </w:p>
-    <w:p>
-      <w:pPr>
-        <w:rPr>
-          <w:rFonts w:ascii="Courier New" w:hAnsi="Courier New" w:cs="Courier New"/>
-          <w:sz w:val="26"/>
-          <w:szCs w:val="26"/>
-          <w:lang w:val="en-US"/>
-        </w:rPr>
-      </w:pPr>
-      <w:r>
-        <w:rPr>
-          <w:rFonts w:ascii="Courier New" w:hAnsi="Courier New" w:cs="Courier New"/>
-          <w:sz w:val="26"/>
-          <w:szCs w:val="26"/>
-          <w:lang w:val="en-US"/>
-        </w:rPr>
-        <w:t xml:space="preserve">    "</w:t>
-      </w:r>
-      <w:proofErr w:type="spellStart"/>
-      <w:proofErr w:type="gramStart"/>
-      <w:r>
-        <w:rPr>
-          <w:rFonts w:ascii="Courier New" w:hAnsi="Courier New" w:cs="Courier New"/>
-          <w:sz w:val="26"/>
-          <w:szCs w:val="26"/>
-          <w:lang w:val="en-US"/>
-        </w:rPr>
-        <w:t>args</w:t>
-      </w:r>
-      <w:proofErr w:type="spellEnd"/>
-      <w:proofErr w:type="gramEnd"/>
-      <w:r>
-        <w:rPr>
-          <w:rFonts w:ascii="Courier New" w:hAnsi="Courier New" w:cs="Courier New"/>
-          <w:sz w:val="26"/>
-          <w:szCs w:val="26"/>
-          <w:lang w:val="en-US"/>
-        </w:rPr>
-        <w:t>": {}</w:t>
-      </w:r>
-    </w:p>
-    <w:p>
-      <w:pPr>
-        <w:rPr>
-          <w:rFonts w:ascii="Courier New" w:hAnsi="Courier New" w:cs="Courier New"/>
-          <w:sz w:val="26"/>
-          <w:szCs w:val="26"/>
-          <w:lang w:val="en-US"/>
-        </w:rPr>
-      </w:pPr>
-      <w:r>
-        <w:rPr>
-          <w:rFonts w:ascii="Courier New" w:hAnsi="Courier New" w:cs="Courier New"/>
-          <w:sz w:val="26"/>
-          <w:szCs w:val="26"/>
-          <w:lang w:val="en-US"/>
-        </w:rPr>
-        <w:t>}</w:t>
-      </w:r>
-    </w:p>
-    <w:p>
-      <w:pPr>
-        <w:rPr>
-          <w:rFonts w:ascii="Courier New" w:hAnsi="Courier New" w:cs="Courier New"/>
-          <w:sz w:val="26"/>
-          <w:szCs w:val="26"/>
-          <w:lang w:val="en-US"/>
-        </w:rPr>
-      </w:pPr>
-    </w:p>
-    <w:p>
-      <w:pPr>
-        <w:rPr>
-          <w:rFonts w:ascii="Courier New" w:hAnsi="Courier New" w:cs="Courier New"/>
-          <w:sz w:val="26"/>
-          <w:szCs w:val="26"/>
-          <w:lang w:val="en-US"/>
-        </w:rPr>
-      </w:pPr>
-      <w:r>
-        <w:rPr>
-          <w:rFonts w:ascii="Courier New" w:hAnsi="Courier New" w:cs="Courier New"/>
-          <w:sz w:val="26"/>
-          <w:szCs w:val="26"/>
-          <w:lang w:val="en-US"/>
-        </w:rPr>
-        <w:t>//</w:t>
-      </w:r>
-      <w:r>
-        <w:rPr>
-          <w:rFonts w:ascii="Courier New" w:hAnsi="Courier New" w:cs="Courier New"/>
-          <w:sz w:val="26"/>
-          <w:szCs w:val="26"/>
-        </w:rPr>
-        <w:t>Добавление</w:t>
-      </w:r>
-      <w:r>
-        <w:rPr>
-          <w:rFonts w:ascii="Courier New" w:hAnsi="Courier New" w:cs="Courier New"/>
-          <w:sz w:val="26"/>
-          <w:szCs w:val="26"/>
-          <w:lang w:val="en-US"/>
-        </w:rPr>
-        <w:t xml:space="preserve"> </w:t>
-      </w:r>
-      <w:r>
-        <w:rPr>
-          <w:rFonts w:ascii="Courier New" w:hAnsi="Courier New" w:cs="Courier New"/>
-          <w:sz w:val="26"/>
-          <w:szCs w:val="26"/>
-        </w:rPr>
-        <w:t>категории</w:t>
-      </w:r>
-    </w:p>
-    <w:p>
-      <w:pPr>
-        <w:rPr>
-          <w:rFonts w:ascii="Courier New" w:hAnsi="Courier New" w:cs="Courier New"/>
-          <w:sz w:val="26"/>
-          <w:szCs w:val="26"/>
-          <w:lang w:val="en-US"/>
-        </w:rPr>
-      </w:pPr>
-      <w:r>
-        <w:rPr>
-          <w:rFonts w:ascii="Courier New" w:hAnsi="Courier New" w:cs="Courier New"/>
-          <w:sz w:val="26"/>
-          <w:szCs w:val="26"/>
-          <w:lang w:val="en-US"/>
-        </w:rPr>
-        <w:t>{</w:t>
-      </w:r>
-    </w:p>
-    <w:p>
-      <w:pPr>
-        <w:rPr>
-          <w:rFonts w:ascii="Courier New" w:hAnsi="Courier New" w:cs="Courier New"/>
-          <w:sz w:val="26"/>
-          <w:szCs w:val="26"/>
-          <w:lang w:val="en-US"/>
-        </w:rPr>
-      </w:pPr>
-      <w:r>
-        <w:rPr>
-          <w:rFonts w:ascii="Courier New" w:hAnsi="Courier New" w:cs="Courier New"/>
-          <w:sz w:val="26"/>
-          <w:szCs w:val="26"/>
-          <w:lang w:val="en-US"/>
-        </w:rPr>
-        <w:t xml:space="preserve">    </w:t>
-      </w:r>
-      <w:r>
-        <w:rPr>
-          <w:rFonts w:ascii="Courier New" w:hAnsi="Courier New" w:cs="Courier New"/>
-          <w:sz w:val="26"/>
-          <w:szCs w:val="26"/>
-          <w:lang w:val="en-US"/>
-        </w:rPr>
-        <w:t>"</w:t>
-      </w:r>
-      <w:proofErr w:type="spellStart"/>
-      <w:proofErr w:type="gramStart"/>
-      <w:r>
-        <w:rPr>
-          <w:rFonts w:ascii="Courier New" w:hAnsi="Courier New" w:cs="Courier New"/>
-          <w:sz w:val="26"/>
-          <w:szCs w:val="26"/>
-          <w:lang w:val="en-US"/>
-        </w:rPr>
-        <w:t>cmd</w:t>
-      </w:r>
-      <w:proofErr w:type="spellEnd"/>
-      <w:proofErr w:type="gramEnd"/>
-      <w:r>
-        <w:rPr>
-          <w:rFonts w:ascii="Courier New" w:hAnsi="Courier New" w:cs="Courier New"/>
-          <w:sz w:val="26"/>
-          <w:szCs w:val="26"/>
-          <w:lang w:val="en-US"/>
-        </w:rPr>
-        <w:t>": "</w:t>
-      </w:r>
-      <w:proofErr w:type="spellStart"/>
-      <w:r>
-        <w:rPr>
-          <w:rFonts w:ascii="Courier New" w:hAnsi="Courier New" w:cs="Courier New"/>
-          <w:sz w:val="26"/>
-          <w:szCs w:val="26"/>
-          <w:lang w:val="en-US"/>
-        </w:rPr>
-        <w:t>AddCategoryCert</w:t>
-      </w:r>
-      <w:proofErr w:type="spellEnd"/>
-      <w:r>
-        <w:rPr>
-          <w:rFonts w:ascii="Courier New" w:hAnsi="Courier New" w:cs="Courier New"/>
-          <w:sz w:val="26"/>
-          <w:szCs w:val="26"/>
-          <w:lang w:val="en-US"/>
-        </w:rPr>
-        <w:t>",</w:t>
-      </w:r>
-    </w:p>
-    <w:p>
-      <w:pPr>
-        <w:rPr>
-          <w:rFonts w:ascii="Courier New" w:hAnsi="Courier New" w:cs="Courier New"/>
-          <w:sz w:val="26"/>
-          <w:szCs w:val="26"/>
-          <w:lang w:val="en-US"/>
-        </w:rPr>
-      </w:pPr>
-      <w:r>
-        <w:rPr>
-          <w:rFonts w:ascii="Courier New" w:hAnsi="Courier New" w:cs="Courier New"/>
-          <w:sz w:val="26"/>
-          <w:szCs w:val="26"/>
-          <w:lang w:val="en-US"/>
-        </w:rPr>
-        <w:t xml:space="preserve">    "</w:t>
-      </w:r>
-      <w:proofErr w:type="spellStart"/>
-      <w:proofErr w:type="gramStart"/>
-      <w:r>
-        <w:rPr>
-          <w:rFonts w:ascii="Courier New" w:hAnsi="Courier New" w:cs="Courier New"/>
-          <w:sz w:val="26"/>
-          <w:szCs w:val="26"/>
-          <w:lang w:val="en-US"/>
-        </w:rPr>
-        <w:t>args</w:t>
-      </w:r>
-      <w:proofErr w:type="spellEnd"/>
-      <w:proofErr w:type="gramEnd"/>
       <w:r>
         <w:rPr>
           <w:rFonts w:ascii="Courier New" w:hAnsi="Courier New" w:cs="Courier New"/>
@@ -5495,7 +5252,6 @@
         <w:t xml:space="preserve">    "</w:t>
       </w:r>
       <w:proofErr w:type="spellStart"/>
-      <w:proofErr w:type="gramStart"/>
       <w:r>
         <w:rPr>
           <w:rFonts w:ascii="Courier New" w:hAnsi="Courier New" w:cs="Courier New"/>
@@ -5506,7 +5262,6 @@
         <w:t>cmd</w:t>
       </w:r>
       <w:proofErr w:type="spellEnd"/>
-      <w:proofErr w:type="gramEnd"/>
       <w:r>
         <w:rPr>
           <w:rFonts w:ascii="Courier New" w:hAnsi="Courier New" w:cs="Courier New"/>
@@ -5556,7 +5311,6 @@
         <w:t xml:space="preserve">    "</w:t>
       </w:r>
       <w:proofErr w:type="spellStart"/>
-      <w:proofErr w:type="gramStart"/>
       <w:r>
         <w:rPr>
           <w:rFonts w:ascii="Courier New" w:hAnsi="Courier New" w:cs="Courier New"/>
@@ -5567,7 +5321,6 @@
         <w:t>args</w:t>
       </w:r>
       <w:proofErr w:type="spellEnd"/>
-      <w:proofErr w:type="gramEnd"/>
       <w:r>
         <w:rPr>
           <w:rFonts w:ascii="Courier New" w:hAnsi="Courier New" w:cs="Courier New"/>
@@ -5726,7 +5479,6 @@
         <w:t xml:space="preserve">    "</w:t>
       </w:r>
       <w:proofErr w:type="spellStart"/>
-      <w:proofErr w:type="gramStart"/>
       <w:r>
         <w:rPr>
           <w:rFonts w:ascii="Courier New" w:hAnsi="Courier New" w:cs="Courier New"/>
@@ -5737,7 +5489,6 @@
         <w:t>cmd</w:t>
       </w:r>
       <w:proofErr w:type="spellEnd"/>
-      <w:proofErr w:type="gramEnd"/>
       <w:r>
         <w:rPr>
           <w:rFonts w:ascii="Courier New" w:hAnsi="Courier New" w:cs="Courier New"/>
@@ -5787,7 +5538,6 @@
         <w:t xml:space="preserve">    "</w:t>
       </w:r>
       <w:proofErr w:type="spellStart"/>
-      <w:proofErr w:type="gramStart"/>
       <w:r>
         <w:rPr>
           <w:rFonts w:ascii="Courier New" w:hAnsi="Courier New" w:cs="Courier New"/>
@@ -5798,7 +5548,6 @@
         <w:t>args</w:t>
       </w:r>
       <w:proofErr w:type="spellEnd"/>
-      <w:proofErr w:type="gramEnd"/>
       <w:r>
         <w:rPr>
           <w:rFonts w:ascii="Courier New" w:hAnsi="Courier New" w:cs="Courier New"/>
@@ -5920,7 +5669,6 @@
         <w:t xml:space="preserve">    "</w:t>
       </w:r>
       <w:proofErr w:type="spellStart"/>
-      <w:proofErr w:type="gramStart"/>
       <w:r>
         <w:rPr>
           <w:rFonts w:ascii="Courier New" w:hAnsi="Courier New" w:cs="Courier New"/>
@@ -5931,7 +5679,6 @@
         <w:t>cmd</w:t>
       </w:r>
       <w:proofErr w:type="spellEnd"/>
-      <w:proofErr w:type="gramEnd"/>
       <w:r>
         <w:rPr>
           <w:rFonts w:ascii="Courier New" w:hAnsi="Courier New" w:cs="Courier New"/>
@@ -5981,7 +5728,6 @@
         <w:t xml:space="preserve">    "</w:t>
       </w:r>
       <w:proofErr w:type="spellStart"/>
-      <w:proofErr w:type="gramStart"/>
       <w:r>
         <w:rPr>
           <w:rFonts w:ascii="Courier New" w:hAnsi="Courier New" w:cs="Courier New"/>
@@ -5992,7 +5738,6 @@
         <w:t>args</w:t>
       </w:r>
       <w:proofErr w:type="spellEnd"/>
-      <w:proofErr w:type="gramEnd"/>
       <w:r>
         <w:rPr>
           <w:rFonts w:ascii="Courier New" w:hAnsi="Courier New" w:cs="Courier New"/>
@@ -6009,13 +5754,15 @@
           <w:rFonts w:ascii="Courier New" w:hAnsi="Courier New" w:cs="Courier New"/>
           <w:sz w:val="26"/>
           <w:szCs w:val="26"/>
-        </w:rPr>
-      </w:pPr>
-      <w:r>
-        <w:rPr>
-          <w:rFonts w:ascii="Courier New" w:hAnsi="Courier New" w:cs="Courier New"/>
-          <w:sz w:val="26"/>
-          <w:szCs w:val="26"/>
+          <w:lang w:val="en-US"/>
+        </w:rPr>
+      </w:pPr>
+      <w:r>
+        <w:rPr>
+          <w:rFonts w:ascii="Courier New" w:hAnsi="Courier New" w:cs="Courier New"/>
+          <w:sz w:val="26"/>
+          <w:szCs w:val="26"/>
+          <w:lang w:val="en-US"/>
         </w:rPr>
         <w:t>}</w:t>
       </w:r>
@@ -6026,6 +5773,7 @@
           <w:rFonts w:ascii="Courier New" w:hAnsi="Courier New" w:cs="Courier New"/>
           <w:sz w:val="26"/>
           <w:szCs w:val="26"/>
+          <w:lang w:val="en-US"/>
         </w:rPr>
       </w:pPr>
     </w:p>
@@ -6393,27 +6141,7 @@
           <w:szCs w:val="26"/>
           <w:lang w:val="en-US"/>
         </w:rPr>
-        <w:t xml:space="preserve">": </w:t>
-      </w:r>
-      <w:proofErr w:type="gramStart"/>
-      <w:r>
-        <w:rPr>
-          <w:rFonts w:ascii="Courier New" w:hAnsi="Courier New" w:cs="Courier New"/>
-          <w:sz w:val="26"/>
-          <w:szCs w:val="26"/>
-          <w:lang w:val="en-US"/>
-        </w:rPr>
-        <w:t>1</w:t>
-      </w:r>
-      <w:proofErr w:type="gramEnd"/>
-      <w:r>
-        <w:rPr>
-          <w:rFonts w:ascii="Courier New" w:hAnsi="Courier New" w:cs="Courier New"/>
-          <w:sz w:val="26"/>
-          <w:szCs w:val="26"/>
-          <w:lang w:val="en-US"/>
-        </w:rPr>
-        <w:t xml:space="preserve">, </w:t>
+        <w:t xml:space="preserve">": 1, </w:t>
       </w:r>
     </w:p>
     <w:p>
@@ -6435,7 +6163,6 @@
         <w:t xml:space="preserve">        "</w:t>
       </w:r>
       <w:proofErr w:type="spellStart"/>
-      <w:proofErr w:type="gramStart"/>
       <w:r>
         <w:rPr>
           <w:rFonts w:ascii="Courier New" w:hAnsi="Courier New" w:cs="Courier New"/>
@@ -6446,7 +6173,6 @@
         <w:t>issuedate</w:t>
       </w:r>
       <w:proofErr w:type="spellEnd"/>
-      <w:proofErr w:type="gramEnd"/>
       <w:r>
         <w:rPr>
           <w:rFonts w:ascii="Courier New" w:hAnsi="Courier New" w:cs="Courier New"/>
@@ -6476,7 +6202,6 @@
         <w:t xml:space="preserve">        "</w:t>
       </w:r>
       <w:proofErr w:type="spellStart"/>
-      <w:proofErr w:type="gramStart"/>
       <w:r>
         <w:rPr>
           <w:rFonts w:ascii="Courier New" w:hAnsi="Courier New" w:cs="Courier New"/>
@@ -6487,7 +6212,6 @@
         <w:t>certvalidityperiod</w:t>
       </w:r>
       <w:proofErr w:type="spellEnd"/>
-      <w:proofErr w:type="gramEnd"/>
       <w:r>
         <w:rPr>
           <w:rFonts w:ascii="Courier New" w:hAnsi="Courier New" w:cs="Courier New"/>
@@ -6677,6 +6401,673 @@
         <w:t xml:space="preserve">    "</w:t>
       </w:r>
       <w:proofErr w:type="spellStart"/>
+      <w:r>
+        <w:rPr>
+          <w:rFonts w:ascii="Courier New" w:hAnsi="Courier New" w:cs="Courier New"/>
+          <w:sz w:val="26"/>
+          <w:szCs w:val="26"/>
+          <w:lang w:val="en-US"/>
+        </w:rPr>
+        <w:t>cmd</w:t>
+      </w:r>
+      <w:proofErr w:type="spellEnd"/>
+      <w:r>
+        <w:rPr>
+          <w:rFonts w:ascii="Courier New" w:hAnsi="Courier New" w:cs="Courier New"/>
+          <w:sz w:val="26"/>
+          <w:szCs w:val="26"/>
+          <w:lang w:val="en-US"/>
+        </w:rPr>
+        <w:t>": "</w:t>
+      </w:r>
+      <w:proofErr w:type="spellStart"/>
+      <w:r>
+        <w:rPr>
+          <w:rFonts w:ascii="Courier New" w:hAnsi="Courier New" w:cs="Courier New"/>
+          <w:sz w:val="26"/>
+          <w:szCs w:val="26"/>
+          <w:lang w:val="en-US"/>
+        </w:rPr>
+        <w:t>ChangeCert</w:t>
+      </w:r>
+      <w:proofErr w:type="spellEnd"/>
+      <w:r>
+        <w:rPr>
+          <w:rFonts w:ascii="Courier New" w:hAnsi="Courier New" w:cs="Courier New"/>
+          <w:sz w:val="26"/>
+          <w:szCs w:val="26"/>
+          <w:lang w:val="en-US"/>
+        </w:rPr>
+        <w:t>",</w:t>
+      </w:r>
+    </w:p>
+    <w:p>
+      <w:pPr>
+        <w:rPr>
+          <w:rFonts w:ascii="Courier New" w:hAnsi="Courier New" w:cs="Courier New"/>
+          <w:sz w:val="26"/>
+          <w:szCs w:val="26"/>
+          <w:lang w:val="en-US"/>
+        </w:rPr>
+      </w:pPr>
+      <w:r>
+        <w:rPr>
+          <w:rFonts w:ascii="Courier New" w:hAnsi="Courier New" w:cs="Courier New"/>
+          <w:sz w:val="26"/>
+          <w:szCs w:val="26"/>
+          <w:lang w:val="en-US"/>
+        </w:rPr>
+        <w:t xml:space="preserve">    "</w:t>
+      </w:r>
+      <w:proofErr w:type="spellStart"/>
+      <w:r>
+        <w:rPr>
+          <w:rFonts w:ascii="Courier New" w:hAnsi="Courier New" w:cs="Courier New"/>
+          <w:sz w:val="26"/>
+          <w:szCs w:val="26"/>
+          <w:lang w:val="en-US"/>
+        </w:rPr>
+        <w:t>args</w:t>
+      </w:r>
+      <w:proofErr w:type="spellEnd"/>
+      <w:r>
+        <w:rPr>
+          <w:rFonts w:ascii="Courier New" w:hAnsi="Courier New" w:cs="Courier New"/>
+          <w:sz w:val="26"/>
+          <w:szCs w:val="26"/>
+          <w:lang w:val="en-US"/>
+        </w:rPr>
+        <w:t>": {</w:t>
+      </w:r>
+    </w:p>
+    <w:p>
+      <w:pPr>
+        <w:rPr>
+          <w:rFonts w:ascii="Courier New" w:hAnsi="Courier New" w:cs="Courier New"/>
+          <w:sz w:val="26"/>
+          <w:szCs w:val="26"/>
+          <w:lang w:val="en-US"/>
+        </w:rPr>
+      </w:pPr>
+      <w:r>
+        <w:rPr>
+          <w:rFonts w:ascii="Courier New" w:hAnsi="Courier New" w:cs="Courier New"/>
+          <w:sz w:val="26"/>
+          <w:szCs w:val="26"/>
+          <w:lang w:val="en-US"/>
+        </w:rPr>
+        <w:t xml:space="preserve">        "</w:t>
+      </w:r>
+      <w:proofErr w:type="spellStart"/>
+      <w:r>
+        <w:rPr>
+          <w:rFonts w:ascii="Courier New" w:hAnsi="Courier New" w:cs="Courier New"/>
+          <w:sz w:val="26"/>
+          <w:szCs w:val="26"/>
+          <w:lang w:val="en-US"/>
+        </w:rPr>
+        <w:t>certname</w:t>
+      </w:r>
+      <w:proofErr w:type="spellEnd"/>
+      <w:r>
+        <w:rPr>
+          <w:rFonts w:ascii="Courier New" w:hAnsi="Courier New" w:cs="Courier New"/>
+          <w:sz w:val="26"/>
+          <w:szCs w:val="26"/>
+          <w:lang w:val="en-US"/>
+        </w:rPr>
+        <w:t>": "</w:t>
+      </w:r>
+      <w:r>
+        <w:rPr>
+          <w:rFonts w:ascii="Courier New" w:hAnsi="Courier New" w:cs="Courier New"/>
+          <w:sz w:val="26"/>
+          <w:szCs w:val="26"/>
+        </w:rPr>
+        <w:t>название</w:t>
+      </w:r>
+      <w:r>
+        <w:rPr>
+          <w:rFonts w:ascii="Courier New" w:hAnsi="Courier New" w:cs="Courier New"/>
+          <w:sz w:val="26"/>
+          <w:szCs w:val="26"/>
+          <w:lang w:val="en-US"/>
+        </w:rPr>
+        <w:t>123",</w:t>
+      </w:r>
+    </w:p>
+    <w:p>
+      <w:pPr>
+        <w:rPr>
+          <w:rFonts w:ascii="Courier New" w:hAnsi="Courier New" w:cs="Courier New"/>
+          <w:sz w:val="26"/>
+          <w:szCs w:val="26"/>
+          <w:lang w:val="en-US"/>
+        </w:rPr>
+      </w:pPr>
+      <w:r>
+        <w:rPr>
+          <w:rFonts w:ascii="Courier New" w:hAnsi="Courier New" w:cs="Courier New"/>
+          <w:sz w:val="26"/>
+          <w:szCs w:val="26"/>
+          <w:lang w:val="en-US"/>
+        </w:rPr>
+        <w:t xml:space="preserve">        "</w:t>
+      </w:r>
+      <w:proofErr w:type="spellStart"/>
+      <w:r>
+        <w:rPr>
+          <w:rFonts w:ascii="Courier New" w:hAnsi="Courier New" w:cs="Courier New"/>
+          <w:sz w:val="26"/>
+          <w:szCs w:val="26"/>
+          <w:lang w:val="en-US"/>
+        </w:rPr>
+        <w:t>certnumber</w:t>
+      </w:r>
+      <w:proofErr w:type="spellEnd"/>
+      <w:r>
+        <w:rPr>
+          <w:rFonts w:ascii="Courier New" w:hAnsi="Courier New" w:cs="Courier New"/>
+          <w:sz w:val="26"/>
+          <w:szCs w:val="26"/>
+          <w:lang w:val="en-US"/>
+        </w:rPr>
+        <w:t>": "123123</w:t>
+      </w:r>
+      <w:r>
+        <w:rPr>
+          <w:rFonts w:ascii="Courier New" w:hAnsi="Courier New" w:cs="Courier New"/>
+          <w:sz w:val="26"/>
+          <w:szCs w:val="26"/>
+        </w:rPr>
+        <w:t>номер</w:t>
+      </w:r>
+      <w:r>
+        <w:rPr>
+          <w:rFonts w:ascii="Courier New" w:hAnsi="Courier New" w:cs="Courier New"/>
+          <w:sz w:val="26"/>
+          <w:szCs w:val="26"/>
+          <w:lang w:val="en-US"/>
+        </w:rPr>
+        <w:t xml:space="preserve"> 45564</w:t>
+      </w:r>
+      <w:proofErr w:type="spellStart"/>
+      <w:r>
+        <w:rPr>
+          <w:rFonts w:ascii="Courier New" w:hAnsi="Courier New" w:cs="Courier New"/>
+          <w:sz w:val="26"/>
+          <w:szCs w:val="26"/>
+        </w:rPr>
+        <w:t>фывфвы</w:t>
+      </w:r>
+      <w:proofErr w:type="spellEnd"/>
+      <w:r>
+        <w:rPr>
+          <w:rFonts w:ascii="Courier New" w:hAnsi="Courier New" w:cs="Courier New"/>
+          <w:sz w:val="26"/>
+          <w:szCs w:val="26"/>
+          <w:lang w:val="en-US"/>
+        </w:rPr>
+        <w:t>-</w:t>
+      </w:r>
+      <w:proofErr w:type="spellStart"/>
+      <w:r>
+        <w:rPr>
+          <w:rFonts w:ascii="Courier New" w:hAnsi="Courier New" w:cs="Courier New"/>
+          <w:sz w:val="26"/>
+          <w:szCs w:val="26"/>
+        </w:rPr>
+        <w:t>фывфы</w:t>
+      </w:r>
+      <w:proofErr w:type="spellEnd"/>
+      <w:r>
+        <w:rPr>
+          <w:rFonts w:ascii="Courier New" w:hAnsi="Courier New" w:cs="Courier New"/>
+          <w:sz w:val="26"/>
+          <w:szCs w:val="26"/>
+          <w:lang w:val="en-US"/>
+        </w:rPr>
+        <w:t>",</w:t>
+      </w:r>
+    </w:p>
+    <w:p>
+      <w:pPr>
+        <w:rPr>
+          <w:rFonts w:ascii="Courier New" w:hAnsi="Courier New" w:cs="Courier New"/>
+          <w:sz w:val="26"/>
+          <w:szCs w:val="26"/>
+          <w:lang w:val="en-US"/>
+        </w:rPr>
+      </w:pPr>
+      <w:r>
+        <w:rPr>
+          <w:rFonts w:ascii="Courier New" w:hAnsi="Courier New" w:cs="Courier New"/>
+          <w:sz w:val="26"/>
+          <w:szCs w:val="26"/>
+          <w:lang w:val="en-US"/>
+        </w:rPr>
+        <w:t xml:space="preserve">        "</w:t>
+      </w:r>
+      <w:proofErr w:type="spellStart"/>
+      <w:r>
+        <w:rPr>
+          <w:rFonts w:ascii="Courier New" w:hAnsi="Courier New" w:cs="Courier New"/>
+          <w:sz w:val="26"/>
+          <w:szCs w:val="26"/>
+          <w:lang w:val="en-US"/>
+        </w:rPr>
+        <w:t>category_id</w:t>
+      </w:r>
+      <w:proofErr w:type="spellEnd"/>
+      <w:r>
+        <w:rPr>
+          <w:rFonts w:ascii="Courier New" w:hAnsi="Courier New" w:cs="Courier New"/>
+          <w:sz w:val="26"/>
+          <w:szCs w:val="26"/>
+          <w:lang w:val="en-US"/>
+        </w:rPr>
+        <w:t>": 2,</w:t>
+      </w:r>
+    </w:p>
+    <w:p>
+      <w:pPr>
+        <w:rPr>
+          <w:rFonts w:ascii="Courier New" w:hAnsi="Courier New" w:cs="Courier New"/>
+          <w:sz w:val="26"/>
+          <w:szCs w:val="26"/>
+          <w:lang w:val="en-US"/>
+        </w:rPr>
+      </w:pPr>
+      <w:r>
+        <w:rPr>
+          <w:rFonts w:ascii="Courier New" w:hAnsi="Courier New" w:cs="Courier New"/>
+          <w:sz w:val="26"/>
+          <w:szCs w:val="26"/>
+          <w:lang w:val="en-US"/>
+        </w:rPr>
+        <w:t xml:space="preserve">        "</w:t>
+      </w:r>
+      <w:proofErr w:type="spellStart"/>
+      <w:r>
+        <w:rPr>
+          <w:rFonts w:ascii="Courier New" w:hAnsi="Courier New" w:cs="Courier New"/>
+          <w:sz w:val="26"/>
+          <w:szCs w:val="26"/>
+          <w:lang w:val="en-US"/>
+        </w:rPr>
+        <w:t>issuedate</w:t>
+      </w:r>
+      <w:proofErr w:type="spellEnd"/>
+      <w:r>
+        <w:rPr>
+          <w:rFonts w:ascii="Courier New" w:hAnsi="Courier New" w:cs="Courier New"/>
+          <w:sz w:val="26"/>
+          <w:szCs w:val="26"/>
+          <w:lang w:val="en-US"/>
+        </w:rPr>
+        <w:t>": "2025-02-01T00:00",</w:t>
+      </w:r>
+    </w:p>
+    <w:p>
+      <w:pPr>
+        <w:rPr>
+          <w:rFonts w:ascii="Courier New" w:hAnsi="Courier New" w:cs="Courier New"/>
+          <w:sz w:val="26"/>
+          <w:szCs w:val="26"/>
+          <w:lang w:val="en-US"/>
+        </w:rPr>
+      </w:pPr>
+      <w:r>
+        <w:rPr>
+          <w:rFonts w:ascii="Courier New" w:hAnsi="Courier New" w:cs="Courier New"/>
+          <w:sz w:val="26"/>
+          <w:szCs w:val="26"/>
+          <w:lang w:val="en-US"/>
+        </w:rPr>
+        <w:t xml:space="preserve">        "</w:t>
+      </w:r>
+      <w:proofErr w:type="spellStart"/>
+      <w:r>
+        <w:rPr>
+          <w:rFonts w:ascii="Courier New" w:hAnsi="Courier New" w:cs="Courier New"/>
+          <w:sz w:val="26"/>
+          <w:szCs w:val="26"/>
+          <w:lang w:val="en-US"/>
+        </w:rPr>
+        <w:t>certvalidityperiod</w:t>
+      </w:r>
+      <w:proofErr w:type="spellEnd"/>
+      <w:r>
+        <w:rPr>
+          <w:rFonts w:ascii="Courier New" w:hAnsi="Courier New" w:cs="Courier New"/>
+          <w:sz w:val="26"/>
+          <w:szCs w:val="26"/>
+          <w:lang w:val="en-US"/>
+        </w:rPr>
+        <w:t>": "2026-01-01T00:00",</w:t>
+      </w:r>
+    </w:p>
+    <w:p>
+      <w:pPr>
+        <w:rPr>
+          <w:rFonts w:ascii="Courier New" w:hAnsi="Courier New" w:cs="Courier New"/>
+          <w:sz w:val="26"/>
+          <w:szCs w:val="26"/>
+          <w:lang w:val="en-US"/>
+        </w:rPr>
+      </w:pPr>
+      <w:r>
+        <w:rPr>
+          <w:rFonts w:ascii="Courier New" w:hAnsi="Courier New" w:cs="Courier New"/>
+          <w:sz w:val="26"/>
+          <w:szCs w:val="26"/>
+          <w:lang w:val="en-US"/>
+        </w:rPr>
+        <w:t xml:space="preserve">        "docs": "</w:t>
+      </w:r>
+      <w:proofErr w:type="spellStart"/>
+      <w:r>
+        <w:rPr>
+          <w:rFonts w:ascii="Courier New" w:hAnsi="Courier New" w:cs="Courier New"/>
+          <w:sz w:val="26"/>
+          <w:szCs w:val="26"/>
+          <w:lang w:val="en-US"/>
+        </w:rPr>
+        <w:t>asdasdasdasd</w:t>
+      </w:r>
+      <w:proofErr w:type="spellEnd"/>
+      <w:r>
+        <w:rPr>
+          <w:rFonts w:ascii="Courier New" w:hAnsi="Courier New" w:cs="Courier New"/>
+          <w:sz w:val="26"/>
+          <w:szCs w:val="26"/>
+          <w:lang w:val="en-US"/>
+        </w:rPr>
+        <w:t>",</w:t>
+      </w:r>
+    </w:p>
+    <w:p>
+      <w:pPr>
+        <w:rPr>
+          <w:rFonts w:ascii="Courier New" w:hAnsi="Courier New" w:cs="Courier New"/>
+          <w:sz w:val="26"/>
+          <w:szCs w:val="26"/>
+        </w:rPr>
+      </w:pPr>
+      <w:r>
+        <w:rPr>
+          <w:rFonts w:ascii="Courier New" w:hAnsi="Courier New" w:cs="Courier New"/>
+          <w:sz w:val="26"/>
+          <w:szCs w:val="26"/>
+          <w:lang w:val="en-US"/>
+        </w:rPr>
+        <w:t xml:space="preserve">        </w:t>
+      </w:r>
+      <w:r>
+        <w:rPr>
+          <w:rFonts w:ascii="Courier New" w:hAnsi="Courier New" w:cs="Courier New"/>
+          <w:sz w:val="26"/>
+          <w:szCs w:val="26"/>
+        </w:rPr>
+        <w:t>"</w:t>
+      </w:r>
+      <w:r>
+        <w:rPr>
+          <w:rFonts w:ascii="Courier New" w:hAnsi="Courier New" w:cs="Courier New"/>
+          <w:sz w:val="26"/>
+          <w:szCs w:val="26"/>
+          <w:lang w:val="en-US"/>
+        </w:rPr>
+        <w:t>id</w:t>
+      </w:r>
+      <w:r>
+        <w:rPr>
+          <w:rFonts w:ascii="Courier New" w:hAnsi="Courier New" w:cs="Courier New"/>
+          <w:sz w:val="26"/>
+          <w:szCs w:val="26"/>
+        </w:rPr>
+        <w:t>": 1</w:t>
+      </w:r>
+      <w:r>
+        <w:rPr>
+          <w:rFonts w:ascii="Courier New" w:hAnsi="Courier New" w:cs="Courier New"/>
+          <w:sz w:val="26"/>
+          <w:szCs w:val="26"/>
+        </w:rPr>
+        <w:t>,</w:t>
+      </w:r>
+    </w:p>
+    <w:p>
+      <w:pPr>
+        <w:rPr>
+          <w:rFonts w:ascii="Courier New" w:hAnsi="Courier New" w:cs="Courier New"/>
+          <w:sz w:val="26"/>
+          <w:szCs w:val="26"/>
+        </w:rPr>
+      </w:pPr>
+      <w:r>
+        <w:rPr>
+          <w:rFonts w:ascii="Courier New" w:hAnsi="Courier New" w:cs="Courier New"/>
+          <w:sz w:val="26"/>
+          <w:szCs w:val="26"/>
+        </w:rPr>
+        <w:t xml:space="preserve">        "</w:t>
+      </w:r>
+      <w:proofErr w:type="spellStart"/>
+      <w:r>
+        <w:rPr>
+          <w:rFonts w:ascii="Courier New" w:hAnsi="Courier New" w:cs="Courier New"/>
+          <w:sz w:val="26"/>
+          <w:szCs w:val="26"/>
+          <w:lang w:val="en-US"/>
+        </w:rPr>
+        <w:t>user</w:t>
+      </w:r>
+      <w:proofErr w:type="spellEnd"/>
+      <w:r>
+        <w:rPr>
+          <w:rFonts w:ascii="Courier New" w:hAnsi="Courier New" w:cs="Courier New"/>
+          <w:sz w:val="26"/>
+          <w:szCs w:val="26"/>
+        </w:rPr>
+        <w:t>_</w:t>
+      </w:r>
+      <w:proofErr w:type="spellStart"/>
+      <w:r>
+        <w:rPr>
+          <w:rFonts w:ascii="Courier New" w:hAnsi="Courier New" w:cs="Courier New"/>
+          <w:sz w:val="26"/>
+          <w:szCs w:val="26"/>
+          <w:lang w:val="en-US"/>
+        </w:rPr>
+        <w:t>id</w:t>
+      </w:r>
+      <w:proofErr w:type="spellEnd"/>
+      <w:r>
+        <w:rPr>
+          <w:rFonts w:ascii="Courier New" w:hAnsi="Courier New" w:cs="Courier New"/>
+          <w:sz w:val="26"/>
+          <w:szCs w:val="26"/>
+        </w:rPr>
+        <w:t>": 1</w:t>
+      </w:r>
+    </w:p>
+    <w:p>
+      <w:pPr>
+        <w:rPr>
+          <w:rFonts w:ascii="Courier New" w:hAnsi="Courier New" w:cs="Courier New"/>
+          <w:sz w:val="26"/>
+          <w:szCs w:val="26"/>
+        </w:rPr>
+      </w:pPr>
+      <w:r>
+        <w:rPr>
+          <w:rFonts w:ascii="Courier New" w:hAnsi="Courier New" w:cs="Courier New"/>
+          <w:sz w:val="26"/>
+          <w:szCs w:val="26"/>
+        </w:rPr>
+        <w:t xml:space="preserve">    }</w:t>
+      </w:r>
+    </w:p>
+    <w:p>
+      <w:pPr>
+        <w:rPr>
+          <w:rFonts w:ascii="Courier New" w:hAnsi="Courier New" w:cs="Courier New"/>
+          <w:sz w:val="26"/>
+          <w:szCs w:val="26"/>
+        </w:rPr>
+      </w:pPr>
+      <w:r>
+        <w:rPr>
+          <w:rFonts w:ascii="Courier New" w:hAnsi="Courier New" w:cs="Courier New"/>
+          <w:sz w:val="26"/>
+          <w:szCs w:val="26"/>
+        </w:rPr>
+        <w:t>}</w:t>
+      </w:r>
+    </w:p>
+    <w:p>
+      <w:pPr>
+        <w:rPr>
+          <w:rFonts w:ascii="Courier New" w:hAnsi="Courier New" w:cs="Courier New"/>
+          <w:sz w:val="26"/>
+          <w:szCs w:val="26"/>
+        </w:rPr>
+      </w:pPr>
+    </w:p>
+    <w:p>
+      <w:pPr>
+        <w:rPr>
+          <w:rFonts w:ascii="Courier New" w:hAnsi="Courier New" w:cs="Courier New"/>
+          <w:sz w:val="26"/>
+          <w:szCs w:val="26"/>
+        </w:rPr>
+      </w:pPr>
+      <w:r>
+        <w:rPr>
+          <w:rFonts w:ascii="Courier New" w:hAnsi="Courier New" w:cs="Courier New"/>
+          <w:sz w:val="26"/>
+          <w:szCs w:val="26"/>
+        </w:rPr>
+        <w:t xml:space="preserve">//занос в архив </w:t>
+      </w:r>
+    </w:p>
+    <w:p>
+      <w:pPr>
+        <w:rPr>
+          <w:rFonts w:ascii="Courier New" w:hAnsi="Courier New" w:cs="Courier New"/>
+          <w:sz w:val="26"/>
+          <w:szCs w:val="26"/>
+          <w:lang w:val="en-US"/>
+        </w:rPr>
+      </w:pPr>
+      <w:r>
+        <w:rPr>
+          <w:rFonts w:ascii="Courier New" w:hAnsi="Courier New" w:cs="Courier New"/>
+          <w:sz w:val="26"/>
+          <w:szCs w:val="26"/>
+          <w:lang w:val="en-US"/>
+        </w:rPr>
+        <w:t>{</w:t>
+      </w:r>
+    </w:p>
+    <w:p>
+      <w:pPr>
+        <w:rPr>
+          <w:rFonts w:ascii="Courier New" w:hAnsi="Courier New" w:cs="Courier New"/>
+          <w:sz w:val="26"/>
+          <w:szCs w:val="26"/>
+          <w:lang w:val="en-US"/>
+        </w:rPr>
+      </w:pPr>
+      <w:r>
+        <w:rPr>
+          <w:rFonts w:ascii="Courier New" w:hAnsi="Courier New" w:cs="Courier New"/>
+          <w:sz w:val="26"/>
+          <w:szCs w:val="26"/>
+          <w:lang w:val="en-US"/>
+        </w:rPr>
+        <w:t xml:space="preserve">    "</w:t>
+      </w:r>
+      <w:proofErr w:type="spellStart"/>
+      <w:r>
+        <w:rPr>
+          <w:rFonts w:ascii="Courier New" w:hAnsi="Courier New" w:cs="Courier New"/>
+          <w:sz w:val="26"/>
+          <w:szCs w:val="26"/>
+          <w:lang w:val="en-US"/>
+        </w:rPr>
+        <w:t>cmd</w:t>
+      </w:r>
+      <w:proofErr w:type="spellEnd"/>
+      <w:r>
+        <w:rPr>
+          <w:rFonts w:ascii="Courier New" w:hAnsi="Courier New" w:cs="Courier New"/>
+          <w:sz w:val="26"/>
+          <w:szCs w:val="26"/>
+          <w:lang w:val="en-US"/>
+        </w:rPr>
+        <w:t>": "</w:t>
+      </w:r>
+      <w:proofErr w:type="spellStart"/>
+      <w:r>
+        <w:rPr>
+          <w:rFonts w:ascii="Courier New" w:hAnsi="Courier New" w:cs="Courier New"/>
+          <w:sz w:val="26"/>
+          <w:szCs w:val="26"/>
+          <w:lang w:val="en-US"/>
+        </w:rPr>
+        <w:t>ArchiveCert</w:t>
+      </w:r>
+      <w:proofErr w:type="spellEnd"/>
+      <w:r>
+        <w:rPr>
+          <w:rFonts w:ascii="Courier New" w:hAnsi="Courier New" w:cs="Courier New"/>
+          <w:sz w:val="26"/>
+          <w:szCs w:val="26"/>
+          <w:lang w:val="en-US"/>
+        </w:rPr>
+        <w:t>",</w:t>
+      </w:r>
+    </w:p>
+    <w:p>
+      <w:pPr>
+        <w:rPr>
+          <w:rFonts w:ascii="Courier New" w:hAnsi="Courier New" w:cs="Courier New"/>
+          <w:sz w:val="26"/>
+          <w:szCs w:val="26"/>
+          <w:lang w:val="en-US"/>
+        </w:rPr>
+      </w:pPr>
+      <w:r>
+        <w:rPr>
+          <w:rFonts w:ascii="Courier New" w:hAnsi="Courier New" w:cs="Courier New"/>
+          <w:sz w:val="26"/>
+          <w:szCs w:val="26"/>
+          <w:lang w:val="en-US"/>
+        </w:rPr>
+        <w:t xml:space="preserve">    "</w:t>
+      </w:r>
+      <w:proofErr w:type="spellStart"/>
+      <w:r>
+        <w:rPr>
+          <w:rFonts w:ascii="Courier New" w:hAnsi="Courier New" w:cs="Courier New"/>
+          <w:sz w:val="26"/>
+          <w:szCs w:val="26"/>
+          <w:lang w:val="en-US"/>
+        </w:rPr>
+        <w:t>args</w:t>
+      </w:r>
+      <w:proofErr w:type="spellEnd"/>
+      <w:r>
+        <w:rPr>
+          <w:rFonts w:ascii="Courier New" w:hAnsi="Courier New" w:cs="Courier New"/>
+          <w:sz w:val="26"/>
+          <w:szCs w:val="26"/>
+          <w:lang w:val="en-US"/>
+        </w:rPr>
+        <w:t>": {"id":2, "user_id":</w:t>
+      </w:r>
       <w:proofErr w:type="gramStart"/>
       <w:r>
         <w:rPr>
@@ -6685,9 +7076,215 @@
           <w:szCs w:val="26"/>
           <w:lang w:val="en-US"/>
         </w:rPr>
+        <w:t>2 }</w:t>
+      </w:r>
+      <w:proofErr w:type="gramEnd"/>
+    </w:p>
+    <w:p>
+      <w:pPr>
+        <w:rPr>
+          <w:rFonts w:ascii="Courier New" w:hAnsi="Courier New" w:cs="Courier New"/>
+          <w:sz w:val="26"/>
+          <w:szCs w:val="26"/>
+          <w:lang w:val="en-US"/>
+        </w:rPr>
+      </w:pPr>
+      <w:r>
+        <w:rPr>
+          <w:rFonts w:ascii="Courier New" w:hAnsi="Courier New" w:cs="Courier New"/>
+          <w:sz w:val="26"/>
+          <w:szCs w:val="26"/>
+          <w:lang w:val="en-US"/>
+        </w:rPr>
+        <w:t>}</w:t>
+      </w:r>
+    </w:p>
+    <w:p>
+      <w:pPr>
+        <w:rPr>
+          <w:rFonts w:ascii="Courier New" w:hAnsi="Courier New" w:cs="Courier New"/>
+          <w:sz w:val="26"/>
+          <w:szCs w:val="26"/>
+          <w:lang w:val="en-US"/>
+        </w:rPr>
+      </w:pPr>
+    </w:p>
+    <w:p>
+      <w:pPr>
+        <w:rPr>
+          <w:rFonts w:ascii="Courier New" w:hAnsi="Courier New" w:cs="Courier New"/>
+          <w:sz w:val="26"/>
+          <w:szCs w:val="26"/>
+          <w:lang w:val="en-US"/>
+        </w:rPr>
+      </w:pPr>
+      <w:r>
+        <w:rPr>
+          <w:rFonts w:ascii="Courier New" w:hAnsi="Courier New" w:cs="Courier New"/>
+          <w:sz w:val="26"/>
+          <w:szCs w:val="26"/>
+          <w:lang w:val="en-US"/>
+        </w:rPr>
+        <w:t>//</w:t>
+      </w:r>
+      <w:proofErr w:type="spellStart"/>
+      <w:r>
+        <w:rPr>
+          <w:rFonts w:ascii="Courier New" w:hAnsi="Courier New" w:cs="Courier New"/>
+          <w:sz w:val="26"/>
+          <w:szCs w:val="26"/>
+          <w:lang w:val="en-US"/>
+        </w:rPr>
+        <w:t>Все</w:t>
+      </w:r>
+      <w:proofErr w:type="spellEnd"/>
+      <w:r>
+        <w:rPr>
+          <w:rFonts w:ascii="Courier New" w:hAnsi="Courier New" w:cs="Courier New"/>
+          <w:sz w:val="26"/>
+          <w:szCs w:val="26"/>
+          <w:lang w:val="en-US"/>
+        </w:rPr>
+        <w:t xml:space="preserve"> </w:t>
+      </w:r>
+      <w:proofErr w:type="spellStart"/>
+      <w:r>
+        <w:rPr>
+          <w:rFonts w:ascii="Courier New" w:hAnsi="Courier New" w:cs="Courier New"/>
+          <w:sz w:val="26"/>
+          <w:szCs w:val="26"/>
+          <w:lang w:val="en-US"/>
+        </w:rPr>
+        <w:t>сертификаты</w:t>
+      </w:r>
+      <w:proofErr w:type="spellEnd"/>
+      <w:r>
+        <w:rPr>
+          <w:rFonts w:ascii="Courier New" w:hAnsi="Courier New" w:cs="Courier New"/>
+          <w:sz w:val="26"/>
+          <w:szCs w:val="26"/>
+          <w:lang w:val="en-US"/>
+        </w:rPr>
+        <w:t xml:space="preserve"> </w:t>
+      </w:r>
+    </w:p>
+    <w:p>
+      <w:pPr>
+        <w:rPr>
+          <w:rFonts w:ascii="Courier New" w:hAnsi="Courier New" w:cs="Courier New"/>
+          <w:sz w:val="26"/>
+          <w:szCs w:val="26"/>
+          <w:lang w:val="en-US"/>
+        </w:rPr>
+      </w:pPr>
+      <w:r>
+        <w:rPr>
+          <w:rFonts w:ascii="Courier New" w:hAnsi="Courier New" w:cs="Courier New"/>
+          <w:sz w:val="26"/>
+          <w:szCs w:val="26"/>
+          <w:lang w:val="en-US"/>
+        </w:rPr>
+        <w:t>{</w:t>
+      </w:r>
+    </w:p>
+    <w:p>
+      <w:pPr>
+        <w:rPr>
+          <w:rFonts w:ascii="Courier New" w:hAnsi="Courier New" w:cs="Courier New"/>
+          <w:sz w:val="26"/>
+          <w:szCs w:val="26"/>
+          <w:lang w:val="en-US"/>
+        </w:rPr>
+      </w:pPr>
+      <w:r>
+        <w:rPr>
+          <w:rFonts w:ascii="Courier New" w:hAnsi="Courier New" w:cs="Courier New"/>
+          <w:sz w:val="26"/>
+          <w:szCs w:val="26"/>
+          <w:lang w:val="en-US"/>
+        </w:rPr>
+        <w:t xml:space="preserve">    "</w:t>
+      </w:r>
+      <w:proofErr w:type="spellStart"/>
+      <w:r>
+        <w:rPr>
+          <w:rFonts w:ascii="Courier New" w:hAnsi="Courier New" w:cs="Courier New"/>
+          <w:sz w:val="26"/>
+          <w:szCs w:val="26"/>
+          <w:lang w:val="en-US"/>
+        </w:rPr>
         <w:t>cmd</w:t>
       </w:r>
       <w:proofErr w:type="spellEnd"/>
+      <w:r>
+        <w:rPr>
+          <w:rFonts w:ascii="Courier New" w:hAnsi="Courier New" w:cs="Courier New"/>
+          <w:sz w:val="26"/>
+          <w:szCs w:val="26"/>
+          <w:lang w:val="en-US"/>
+        </w:rPr>
+        <w:t>": "</w:t>
+      </w:r>
+      <w:proofErr w:type="spellStart"/>
+      <w:r>
+        <w:rPr>
+          <w:rFonts w:ascii="Courier New" w:hAnsi="Courier New" w:cs="Courier New"/>
+          <w:sz w:val="26"/>
+          <w:szCs w:val="26"/>
+          <w:lang w:val="en-US"/>
+        </w:rPr>
+        <w:t>AllCert</w:t>
+      </w:r>
+      <w:proofErr w:type="spellEnd"/>
+      <w:r>
+        <w:rPr>
+          <w:rFonts w:ascii="Courier New" w:hAnsi="Courier New" w:cs="Courier New"/>
+          <w:sz w:val="26"/>
+          <w:szCs w:val="26"/>
+          <w:lang w:val="en-US"/>
+        </w:rPr>
+        <w:t>",</w:t>
+      </w:r>
+    </w:p>
+    <w:p>
+      <w:pPr>
+        <w:rPr>
+          <w:rFonts w:ascii="Courier New" w:hAnsi="Courier New" w:cs="Courier New"/>
+          <w:sz w:val="26"/>
+          <w:szCs w:val="26"/>
+          <w:lang w:val="en-US"/>
+        </w:rPr>
+      </w:pPr>
+      <w:r>
+        <w:rPr>
+          <w:rFonts w:ascii="Courier New" w:hAnsi="Courier New" w:cs="Courier New"/>
+          <w:sz w:val="26"/>
+          <w:szCs w:val="26"/>
+          <w:lang w:val="en-US"/>
+        </w:rPr>
+        <w:t xml:space="preserve">    "</w:t>
+      </w:r>
+      <w:proofErr w:type="spellStart"/>
+      <w:r>
+        <w:rPr>
+          <w:rFonts w:ascii="Courier New" w:hAnsi="Courier New" w:cs="Courier New"/>
+          <w:sz w:val="26"/>
+          <w:szCs w:val="26"/>
+          <w:lang w:val="en-US"/>
+        </w:rPr>
+        <w:t>args</w:t>
+      </w:r>
+      <w:proofErr w:type="spellEnd"/>
+      <w:proofErr w:type="gramStart"/>
+      <w:r>
+        <w:rPr>
+          <w:rFonts w:ascii="Courier New" w:hAnsi="Courier New" w:cs="Courier New"/>
+          <w:sz w:val="26"/>
+          <w:szCs w:val="26"/>
+          <w:lang w:val="en-US"/>
+        </w:rPr>
+        <w:t>" :</w:t>
+      </w:r>
       <w:proofErr w:type="gramEnd"/>
       <w:r>
         <w:rPr>
@@ -6696,548 +7293,7 @@
           <w:szCs w:val="26"/>
           <w:lang w:val="en-US"/>
         </w:rPr>
-        <w:t>": "</w:t>
-      </w:r>
-      <w:proofErr w:type="spellStart"/>
-      <w:r>
-        <w:rPr>
-          <w:rFonts w:ascii="Courier New" w:hAnsi="Courier New" w:cs="Courier New"/>
-          <w:sz w:val="26"/>
-          <w:szCs w:val="26"/>
-          <w:lang w:val="en-US"/>
-        </w:rPr>
-        <w:t>ChangeCert</w:t>
-      </w:r>
-      <w:proofErr w:type="spellEnd"/>
-      <w:r>
-        <w:rPr>
-          <w:rFonts w:ascii="Courier New" w:hAnsi="Courier New" w:cs="Courier New"/>
-          <w:sz w:val="26"/>
-          <w:szCs w:val="26"/>
-          <w:lang w:val="en-US"/>
-        </w:rPr>
-        <w:t>",</w:t>
-      </w:r>
-    </w:p>
-    <w:p>
-      <w:pPr>
-        <w:rPr>
-          <w:rFonts w:ascii="Courier New" w:hAnsi="Courier New" w:cs="Courier New"/>
-          <w:sz w:val="26"/>
-          <w:szCs w:val="26"/>
-          <w:lang w:val="en-US"/>
-        </w:rPr>
-      </w:pPr>
-      <w:r>
-        <w:rPr>
-          <w:rFonts w:ascii="Courier New" w:hAnsi="Courier New" w:cs="Courier New"/>
-          <w:sz w:val="26"/>
-          <w:szCs w:val="26"/>
-          <w:lang w:val="en-US"/>
-        </w:rPr>
-        <w:t xml:space="preserve">    "</w:t>
-      </w:r>
-      <w:proofErr w:type="spellStart"/>
-      <w:proofErr w:type="gramStart"/>
-      <w:r>
-        <w:rPr>
-          <w:rFonts w:ascii="Courier New" w:hAnsi="Courier New" w:cs="Courier New"/>
-          <w:sz w:val="26"/>
-          <w:szCs w:val="26"/>
-          <w:lang w:val="en-US"/>
-        </w:rPr>
-        <w:t>args</w:t>
-      </w:r>
-      <w:proofErr w:type="spellEnd"/>
-      <w:proofErr w:type="gramEnd"/>
-      <w:r>
-        <w:rPr>
-          <w:rFonts w:ascii="Courier New" w:hAnsi="Courier New" w:cs="Courier New"/>
-          <w:sz w:val="26"/>
-          <w:szCs w:val="26"/>
-          <w:lang w:val="en-US"/>
-        </w:rPr>
-        <w:t>": {</w:t>
-      </w:r>
-    </w:p>
-    <w:p>
-      <w:pPr>
-        <w:rPr>
-          <w:rFonts w:ascii="Courier New" w:hAnsi="Courier New" w:cs="Courier New"/>
-          <w:sz w:val="26"/>
-          <w:szCs w:val="26"/>
-          <w:lang w:val="en-US"/>
-        </w:rPr>
-      </w:pPr>
-      <w:r>
-        <w:rPr>
-          <w:rFonts w:ascii="Courier New" w:hAnsi="Courier New" w:cs="Courier New"/>
-          <w:sz w:val="26"/>
-          <w:szCs w:val="26"/>
-          <w:lang w:val="en-US"/>
-        </w:rPr>
-        <w:t xml:space="preserve">        "</w:t>
-      </w:r>
-      <w:proofErr w:type="spellStart"/>
-      <w:proofErr w:type="gramStart"/>
-      <w:r>
-        <w:rPr>
-          <w:rFonts w:ascii="Courier New" w:hAnsi="Courier New" w:cs="Courier New"/>
-          <w:sz w:val="26"/>
-          <w:szCs w:val="26"/>
-          <w:lang w:val="en-US"/>
-        </w:rPr>
-        <w:t>certname</w:t>
-      </w:r>
-      <w:proofErr w:type="spellEnd"/>
-      <w:proofErr w:type="gramEnd"/>
-      <w:r>
-        <w:rPr>
-          <w:rFonts w:ascii="Courier New" w:hAnsi="Courier New" w:cs="Courier New"/>
-          <w:sz w:val="26"/>
-          <w:szCs w:val="26"/>
-          <w:lang w:val="en-US"/>
-        </w:rPr>
-        <w:t>": "</w:t>
-      </w:r>
-      <w:r>
-        <w:rPr>
-          <w:rFonts w:ascii="Courier New" w:hAnsi="Courier New" w:cs="Courier New"/>
-          <w:sz w:val="26"/>
-          <w:szCs w:val="26"/>
-        </w:rPr>
-        <w:t>название</w:t>
-      </w:r>
-      <w:r>
-        <w:rPr>
-          <w:rFonts w:ascii="Courier New" w:hAnsi="Courier New" w:cs="Courier New"/>
-          <w:sz w:val="26"/>
-          <w:szCs w:val="26"/>
-          <w:lang w:val="en-US"/>
-        </w:rPr>
-        <w:t>123",</w:t>
-      </w:r>
-    </w:p>
-    <w:p>
-      <w:pPr>
-        <w:rPr>
-          <w:rFonts w:ascii="Courier New" w:hAnsi="Courier New" w:cs="Courier New"/>
-          <w:sz w:val="26"/>
-          <w:szCs w:val="26"/>
-          <w:lang w:val="en-US"/>
-        </w:rPr>
-      </w:pPr>
-      <w:r>
-        <w:rPr>
-          <w:rFonts w:ascii="Courier New" w:hAnsi="Courier New" w:cs="Courier New"/>
-          <w:sz w:val="26"/>
-          <w:szCs w:val="26"/>
-          <w:lang w:val="en-US"/>
-        </w:rPr>
-        <w:t xml:space="preserve">        "</w:t>
-      </w:r>
-      <w:proofErr w:type="spellStart"/>
-      <w:proofErr w:type="gramStart"/>
-      <w:r>
-        <w:rPr>
-          <w:rFonts w:ascii="Courier New" w:hAnsi="Courier New" w:cs="Courier New"/>
-          <w:sz w:val="26"/>
-          <w:szCs w:val="26"/>
-          <w:lang w:val="en-US"/>
-        </w:rPr>
-        <w:t>certnumber</w:t>
-      </w:r>
-      <w:proofErr w:type="spellEnd"/>
-      <w:proofErr w:type="gramEnd"/>
-      <w:r>
-        <w:rPr>
-          <w:rFonts w:ascii="Courier New" w:hAnsi="Courier New" w:cs="Courier New"/>
-          <w:sz w:val="26"/>
-          <w:szCs w:val="26"/>
-          <w:lang w:val="en-US"/>
-        </w:rPr>
-        <w:t>": "123123</w:t>
-      </w:r>
-      <w:r>
-        <w:rPr>
-          <w:rFonts w:ascii="Courier New" w:hAnsi="Courier New" w:cs="Courier New"/>
-          <w:sz w:val="26"/>
-          <w:szCs w:val="26"/>
-        </w:rPr>
-        <w:t>номер</w:t>
-      </w:r>
-      <w:r>
-        <w:rPr>
-          <w:rFonts w:ascii="Courier New" w:hAnsi="Courier New" w:cs="Courier New"/>
-          <w:sz w:val="26"/>
-          <w:szCs w:val="26"/>
-          <w:lang w:val="en-US"/>
-        </w:rPr>
-        <w:t xml:space="preserve"> 45564</w:t>
-      </w:r>
-      <w:proofErr w:type="spellStart"/>
-      <w:r>
-        <w:rPr>
-          <w:rFonts w:ascii="Courier New" w:hAnsi="Courier New" w:cs="Courier New"/>
-          <w:sz w:val="26"/>
-          <w:szCs w:val="26"/>
-        </w:rPr>
-        <w:t>фывфвы</w:t>
-      </w:r>
-      <w:proofErr w:type="spellEnd"/>
-      <w:r>
-        <w:rPr>
-          <w:rFonts w:ascii="Courier New" w:hAnsi="Courier New" w:cs="Courier New"/>
-          <w:sz w:val="26"/>
-          <w:szCs w:val="26"/>
-          <w:lang w:val="en-US"/>
-        </w:rPr>
-        <w:t>-</w:t>
-      </w:r>
-      <w:proofErr w:type="spellStart"/>
-      <w:r>
-        <w:rPr>
-          <w:rFonts w:ascii="Courier New" w:hAnsi="Courier New" w:cs="Courier New"/>
-          <w:sz w:val="26"/>
-          <w:szCs w:val="26"/>
-        </w:rPr>
-        <w:t>фывфы</w:t>
-      </w:r>
-      <w:proofErr w:type="spellEnd"/>
-      <w:r>
-        <w:rPr>
-          <w:rFonts w:ascii="Courier New" w:hAnsi="Courier New" w:cs="Courier New"/>
-          <w:sz w:val="26"/>
-          <w:szCs w:val="26"/>
-          <w:lang w:val="en-US"/>
-        </w:rPr>
-        <w:t>",</w:t>
-      </w:r>
-    </w:p>
-    <w:p>
-      <w:pPr>
-        <w:rPr>
-          <w:rFonts w:ascii="Courier New" w:hAnsi="Courier New" w:cs="Courier New"/>
-          <w:sz w:val="26"/>
-          <w:szCs w:val="26"/>
-          <w:lang w:val="en-US"/>
-        </w:rPr>
-      </w:pPr>
-      <w:r>
-        <w:rPr>
-          <w:rFonts w:ascii="Courier New" w:hAnsi="Courier New" w:cs="Courier New"/>
-          <w:sz w:val="26"/>
-          <w:szCs w:val="26"/>
-          <w:lang w:val="en-US"/>
-        </w:rPr>
-        <w:t xml:space="preserve">        "</w:t>
-      </w:r>
-      <w:proofErr w:type="spellStart"/>
-      <w:r>
-        <w:rPr>
-          <w:rFonts w:ascii="Courier New" w:hAnsi="Courier New" w:cs="Courier New"/>
-          <w:sz w:val="26"/>
-          <w:szCs w:val="26"/>
-          <w:lang w:val="en-US"/>
-        </w:rPr>
-        <w:t>category_id</w:t>
-      </w:r>
-      <w:proofErr w:type="spellEnd"/>
-      <w:r>
-        <w:rPr>
-          <w:rFonts w:ascii="Courier New" w:hAnsi="Courier New" w:cs="Courier New"/>
-          <w:sz w:val="26"/>
-          <w:szCs w:val="26"/>
-          <w:lang w:val="en-US"/>
-        </w:rPr>
-        <w:t xml:space="preserve">": </w:t>
-      </w:r>
-      <w:proofErr w:type="gramStart"/>
-      <w:r>
-        <w:rPr>
-          <w:rFonts w:ascii="Courier New" w:hAnsi="Courier New" w:cs="Courier New"/>
-          <w:sz w:val="26"/>
-          <w:szCs w:val="26"/>
-          <w:lang w:val="en-US"/>
-        </w:rPr>
-        <w:t>2</w:t>
-      </w:r>
-      <w:proofErr w:type="gramEnd"/>
-      <w:r>
-        <w:rPr>
-          <w:rFonts w:ascii="Courier New" w:hAnsi="Courier New" w:cs="Courier New"/>
-          <w:sz w:val="26"/>
-          <w:szCs w:val="26"/>
-          <w:lang w:val="en-US"/>
-        </w:rPr>
-        <w:t>,</w:t>
-      </w:r>
-    </w:p>
-    <w:p>
-      <w:pPr>
-        <w:rPr>
-          <w:rFonts w:ascii="Courier New" w:hAnsi="Courier New" w:cs="Courier New"/>
-          <w:sz w:val="26"/>
-          <w:szCs w:val="26"/>
-          <w:lang w:val="en-US"/>
-        </w:rPr>
-      </w:pPr>
-      <w:r>
-        <w:rPr>
-          <w:rFonts w:ascii="Courier New" w:hAnsi="Courier New" w:cs="Courier New"/>
-          <w:sz w:val="26"/>
-          <w:szCs w:val="26"/>
-          <w:lang w:val="en-US"/>
-        </w:rPr>
-        <w:t xml:space="preserve">        "</w:t>
-      </w:r>
-      <w:proofErr w:type="spellStart"/>
-      <w:proofErr w:type="gramStart"/>
-      <w:r>
-        <w:rPr>
-          <w:rFonts w:ascii="Courier New" w:hAnsi="Courier New" w:cs="Courier New"/>
-          <w:sz w:val="26"/>
-          <w:szCs w:val="26"/>
-          <w:lang w:val="en-US"/>
-        </w:rPr>
-        <w:t>issuedate</w:t>
-      </w:r>
-      <w:proofErr w:type="spellEnd"/>
-      <w:proofErr w:type="gramEnd"/>
-      <w:r>
-        <w:rPr>
-          <w:rFonts w:ascii="Courier New" w:hAnsi="Courier New" w:cs="Courier New"/>
-          <w:sz w:val="26"/>
-          <w:szCs w:val="26"/>
-          <w:lang w:val="en-US"/>
-        </w:rPr>
-        <w:t>": "2025-02-01T00:00",</w:t>
-      </w:r>
-    </w:p>
-    <w:p>
-      <w:pPr>
-        <w:rPr>
-          <w:rFonts w:ascii="Courier New" w:hAnsi="Courier New" w:cs="Courier New"/>
-          <w:sz w:val="26"/>
-          <w:szCs w:val="26"/>
-          <w:lang w:val="en-US"/>
-        </w:rPr>
-      </w:pPr>
-      <w:r>
-        <w:rPr>
-          <w:rFonts w:ascii="Courier New" w:hAnsi="Courier New" w:cs="Courier New"/>
-          <w:sz w:val="26"/>
-          <w:szCs w:val="26"/>
-          <w:lang w:val="en-US"/>
-        </w:rPr>
-        <w:t xml:space="preserve">        "</w:t>
-      </w:r>
-      <w:proofErr w:type="spellStart"/>
-      <w:proofErr w:type="gramStart"/>
-      <w:r>
-        <w:rPr>
-          <w:rFonts w:ascii="Courier New" w:hAnsi="Courier New" w:cs="Courier New"/>
-          <w:sz w:val="26"/>
-          <w:szCs w:val="26"/>
-          <w:lang w:val="en-US"/>
-        </w:rPr>
-        <w:t>certvalidityperiod</w:t>
-      </w:r>
-      <w:proofErr w:type="spellEnd"/>
-      <w:proofErr w:type="gramEnd"/>
-      <w:r>
-        <w:rPr>
-          <w:rFonts w:ascii="Courier New" w:hAnsi="Courier New" w:cs="Courier New"/>
-          <w:sz w:val="26"/>
-          <w:szCs w:val="26"/>
-          <w:lang w:val="en-US"/>
-        </w:rPr>
-        <w:t>": "2026-01-01T00:00",</w:t>
-      </w:r>
-    </w:p>
-    <w:p>
-      <w:pPr>
-        <w:rPr>
-          <w:rFonts w:ascii="Courier New" w:hAnsi="Courier New" w:cs="Courier New"/>
-          <w:sz w:val="26"/>
-          <w:szCs w:val="26"/>
-          <w:lang w:val="en-US"/>
-        </w:rPr>
-      </w:pPr>
-      <w:r>
-        <w:rPr>
-          <w:rFonts w:ascii="Courier New" w:hAnsi="Courier New" w:cs="Courier New"/>
-          <w:sz w:val="26"/>
-          <w:szCs w:val="26"/>
-          <w:lang w:val="en-US"/>
-        </w:rPr>
-        <w:t xml:space="preserve">        "</w:t>
-      </w:r>
-      <w:proofErr w:type="gramStart"/>
-      <w:r>
-        <w:rPr>
-          <w:rFonts w:ascii="Courier New" w:hAnsi="Courier New" w:cs="Courier New"/>
-          <w:sz w:val="26"/>
-          <w:szCs w:val="26"/>
-          <w:lang w:val="en-US"/>
-        </w:rPr>
-        <w:t>docs</w:t>
-      </w:r>
-      <w:proofErr w:type="gramEnd"/>
-      <w:r>
-        <w:rPr>
-          <w:rFonts w:ascii="Courier New" w:hAnsi="Courier New" w:cs="Courier New"/>
-          <w:sz w:val="26"/>
-          <w:szCs w:val="26"/>
-          <w:lang w:val="en-US"/>
-        </w:rPr>
-        <w:t>": "</w:t>
-      </w:r>
-      <w:proofErr w:type="spellStart"/>
-      <w:r>
-        <w:rPr>
-          <w:rFonts w:ascii="Courier New" w:hAnsi="Courier New" w:cs="Courier New"/>
-          <w:sz w:val="26"/>
-          <w:szCs w:val="26"/>
-          <w:lang w:val="en-US"/>
-        </w:rPr>
-        <w:t>asdasdasdasd</w:t>
-      </w:r>
-      <w:proofErr w:type="spellEnd"/>
-      <w:r>
-        <w:rPr>
-          <w:rFonts w:ascii="Courier New" w:hAnsi="Courier New" w:cs="Courier New"/>
-          <w:sz w:val="26"/>
-          <w:szCs w:val="26"/>
-          <w:lang w:val="en-US"/>
-        </w:rPr>
-        <w:t>",</w:t>
-      </w:r>
-    </w:p>
-    <w:p>
-      <w:pPr>
-        <w:rPr>
-          <w:rFonts w:ascii="Courier New" w:hAnsi="Courier New" w:cs="Courier New"/>
-          <w:sz w:val="26"/>
-          <w:szCs w:val="26"/>
-          <w:lang w:val="en-US"/>
-        </w:rPr>
-      </w:pPr>
-      <w:r>
-        <w:rPr>
-          <w:rFonts w:ascii="Courier New" w:hAnsi="Courier New" w:cs="Courier New"/>
-          <w:sz w:val="26"/>
-          <w:szCs w:val="26"/>
-          <w:lang w:val="en-US"/>
-        </w:rPr>
-        <w:t xml:space="preserve">        "</w:t>
-      </w:r>
-      <w:proofErr w:type="gramStart"/>
-      <w:r>
-        <w:rPr>
-          <w:rFonts w:ascii="Courier New" w:hAnsi="Courier New" w:cs="Courier New"/>
-          <w:sz w:val="26"/>
-          <w:szCs w:val="26"/>
-          <w:lang w:val="en-US"/>
-        </w:rPr>
-        <w:t>id</w:t>
-      </w:r>
-      <w:proofErr w:type="gramEnd"/>
-      <w:r>
-        <w:rPr>
-          <w:rFonts w:ascii="Courier New" w:hAnsi="Courier New" w:cs="Courier New"/>
-          <w:sz w:val="26"/>
-          <w:szCs w:val="26"/>
-          <w:lang w:val="en-US"/>
-        </w:rPr>
-        <w:t>": 1</w:t>
-      </w:r>
-      <w:r>
-        <w:rPr>
-          <w:rFonts w:ascii="Courier New" w:hAnsi="Courier New" w:cs="Courier New"/>
-          <w:sz w:val="26"/>
-          <w:szCs w:val="26"/>
-          <w:lang w:val="en-US"/>
-        </w:rPr>
-        <w:t>,</w:t>
-      </w:r>
-    </w:p>
-    <w:p>
-      <w:pPr>
-        <w:rPr>
-          <w:rFonts w:ascii="Courier New" w:hAnsi="Courier New" w:cs="Courier New"/>
-          <w:sz w:val="26"/>
-          <w:szCs w:val="26"/>
-          <w:lang w:val="en-US"/>
-        </w:rPr>
-      </w:pPr>
-      <w:r>
-        <w:rPr>
-          <w:rFonts w:ascii="Courier New" w:hAnsi="Courier New" w:cs="Courier New"/>
-          <w:sz w:val="26"/>
-          <w:szCs w:val="26"/>
-          <w:lang w:val="en-US"/>
-        </w:rPr>
-        <w:t xml:space="preserve">        "</w:t>
-      </w:r>
-      <w:proofErr w:type="spellStart"/>
-      <w:r>
-        <w:rPr>
-          <w:rFonts w:ascii="Courier New" w:hAnsi="Courier New" w:cs="Courier New"/>
-          <w:sz w:val="26"/>
-          <w:szCs w:val="26"/>
-          <w:lang w:val="en-US"/>
-        </w:rPr>
-        <w:t>user_</w:t>
-      </w:r>
-      <w:r>
-        <w:rPr>
-          <w:rFonts w:ascii="Courier New" w:hAnsi="Courier New" w:cs="Courier New"/>
-          <w:sz w:val="26"/>
-          <w:szCs w:val="26"/>
-          <w:lang w:val="en-US"/>
-        </w:rPr>
-        <w:t>id</w:t>
-      </w:r>
-      <w:proofErr w:type="spellEnd"/>
-      <w:r>
-        <w:rPr>
-          <w:rFonts w:ascii="Courier New" w:hAnsi="Courier New" w:cs="Courier New"/>
-          <w:sz w:val="26"/>
-          <w:szCs w:val="26"/>
-          <w:lang w:val="en-US"/>
-        </w:rPr>
-        <w:t xml:space="preserve">": </w:t>
-      </w:r>
-      <w:proofErr w:type="gramStart"/>
-      <w:r>
-        <w:rPr>
-          <w:rFonts w:ascii="Courier New" w:hAnsi="Courier New" w:cs="Courier New"/>
-          <w:sz w:val="26"/>
-          <w:szCs w:val="26"/>
-          <w:lang w:val="en-US"/>
-        </w:rPr>
-        <w:t>1</w:t>
-      </w:r>
-      <w:proofErr w:type="gramEnd"/>
-    </w:p>
-    <w:p>
-      <w:pPr>
-        <w:rPr>
-          <w:rFonts w:ascii="Courier New" w:hAnsi="Courier New" w:cs="Courier New"/>
-          <w:sz w:val="26"/>
-          <w:szCs w:val="26"/>
-          <w:lang w:val="en-US"/>
-        </w:rPr>
-      </w:pPr>
-      <w:r>
-        <w:rPr>
-          <w:rFonts w:ascii="Courier New" w:hAnsi="Courier New" w:cs="Courier New"/>
-          <w:sz w:val="26"/>
-          <w:szCs w:val="26"/>
-          <w:lang w:val="en-US"/>
-        </w:rPr>
-        <w:t xml:space="preserve">    }</w:t>
+        <w:t xml:space="preserve"> {}</w:t>
       </w:r>
     </w:p>
     <w:p>
@@ -7266,418 +7322,6 @@
           <w:sz w:val="26"/>
           <w:szCs w:val="26"/>
           <w:lang w:val="en-US"/>
-        </w:rPr>
-      </w:pPr>
-    </w:p>
-    <w:p>
-      <w:pPr>
-        <w:rPr>
-          <w:rFonts w:ascii="Courier New" w:hAnsi="Courier New" w:cs="Courier New"/>
-          <w:sz w:val="26"/>
-          <w:szCs w:val="26"/>
-          <w:lang w:val="en-US"/>
-        </w:rPr>
-      </w:pPr>
-      <w:r>
-        <w:rPr>
-          <w:rFonts w:ascii="Courier New" w:hAnsi="Courier New" w:cs="Courier New"/>
-          <w:sz w:val="26"/>
-          <w:szCs w:val="26"/>
-          <w:lang w:val="en-US"/>
-        </w:rPr>
-        <w:t>//</w:t>
-      </w:r>
-      <w:proofErr w:type="spellStart"/>
-      <w:r>
-        <w:rPr>
-          <w:rFonts w:ascii="Courier New" w:hAnsi="Courier New" w:cs="Courier New"/>
-          <w:sz w:val="26"/>
-          <w:szCs w:val="26"/>
-          <w:lang w:val="en-US"/>
-        </w:rPr>
-        <w:t>занос</w:t>
-      </w:r>
-      <w:proofErr w:type="spellEnd"/>
-      <w:r>
-        <w:rPr>
-          <w:rFonts w:ascii="Courier New" w:hAnsi="Courier New" w:cs="Courier New"/>
-          <w:sz w:val="26"/>
-          <w:szCs w:val="26"/>
-          <w:lang w:val="en-US"/>
-        </w:rPr>
-        <w:t xml:space="preserve"> в </w:t>
-      </w:r>
-      <w:proofErr w:type="spellStart"/>
-      <w:r>
-        <w:rPr>
-          <w:rFonts w:ascii="Courier New" w:hAnsi="Courier New" w:cs="Courier New"/>
-          <w:sz w:val="26"/>
-          <w:szCs w:val="26"/>
-          <w:lang w:val="en-US"/>
-        </w:rPr>
-        <w:t>архив</w:t>
-      </w:r>
-      <w:proofErr w:type="spellEnd"/>
-      <w:r>
-        <w:rPr>
-          <w:rFonts w:ascii="Courier New" w:hAnsi="Courier New" w:cs="Courier New"/>
-          <w:sz w:val="26"/>
-          <w:szCs w:val="26"/>
-          <w:lang w:val="en-US"/>
-        </w:rPr>
-        <w:t xml:space="preserve"> </w:t>
-      </w:r>
-    </w:p>
-    <w:p>
-      <w:pPr>
-        <w:rPr>
-          <w:rFonts w:ascii="Courier New" w:hAnsi="Courier New" w:cs="Courier New"/>
-          <w:sz w:val="26"/>
-          <w:szCs w:val="26"/>
-          <w:lang w:val="en-US"/>
-        </w:rPr>
-      </w:pPr>
-      <w:r>
-        <w:rPr>
-          <w:rFonts w:ascii="Courier New" w:hAnsi="Courier New" w:cs="Courier New"/>
-          <w:sz w:val="26"/>
-          <w:szCs w:val="26"/>
-          <w:lang w:val="en-US"/>
-        </w:rPr>
-        <w:t>{</w:t>
-      </w:r>
-    </w:p>
-    <w:p>
-      <w:pPr>
-        <w:rPr>
-          <w:rFonts w:ascii="Courier New" w:hAnsi="Courier New" w:cs="Courier New"/>
-          <w:sz w:val="26"/>
-          <w:szCs w:val="26"/>
-          <w:lang w:val="en-US"/>
-        </w:rPr>
-      </w:pPr>
-      <w:r>
-        <w:rPr>
-          <w:rFonts w:ascii="Courier New" w:hAnsi="Courier New" w:cs="Courier New"/>
-          <w:sz w:val="26"/>
-          <w:szCs w:val="26"/>
-          <w:lang w:val="en-US"/>
-        </w:rPr>
-        <w:t xml:space="preserve">    "</w:t>
-      </w:r>
-      <w:proofErr w:type="spellStart"/>
-      <w:proofErr w:type="gramStart"/>
-      <w:r>
-        <w:rPr>
-          <w:rFonts w:ascii="Courier New" w:hAnsi="Courier New" w:cs="Courier New"/>
-          <w:sz w:val="26"/>
-          <w:szCs w:val="26"/>
-          <w:lang w:val="en-US"/>
-        </w:rPr>
-        <w:t>cmd</w:t>
-      </w:r>
-      <w:proofErr w:type="spellEnd"/>
-      <w:proofErr w:type="gramEnd"/>
-      <w:r>
-        <w:rPr>
-          <w:rFonts w:ascii="Courier New" w:hAnsi="Courier New" w:cs="Courier New"/>
-          <w:sz w:val="26"/>
-          <w:szCs w:val="26"/>
-          <w:lang w:val="en-US"/>
-        </w:rPr>
-        <w:t>": "</w:t>
-      </w:r>
-      <w:proofErr w:type="spellStart"/>
-      <w:r>
-        <w:rPr>
-          <w:rFonts w:ascii="Courier New" w:hAnsi="Courier New" w:cs="Courier New"/>
-          <w:sz w:val="26"/>
-          <w:szCs w:val="26"/>
-          <w:lang w:val="en-US"/>
-        </w:rPr>
-        <w:t>ArchiveCert</w:t>
-      </w:r>
-      <w:proofErr w:type="spellEnd"/>
-      <w:r>
-        <w:rPr>
-          <w:rFonts w:ascii="Courier New" w:hAnsi="Courier New" w:cs="Courier New"/>
-          <w:sz w:val="26"/>
-          <w:szCs w:val="26"/>
-          <w:lang w:val="en-US"/>
-        </w:rPr>
-        <w:t>",</w:t>
-      </w:r>
-    </w:p>
-    <w:p>
-      <w:pPr>
-        <w:rPr>
-          <w:rFonts w:ascii="Courier New" w:hAnsi="Courier New" w:cs="Courier New"/>
-          <w:sz w:val="26"/>
-          <w:szCs w:val="26"/>
-          <w:lang w:val="en-US"/>
-        </w:rPr>
-      </w:pPr>
-      <w:r>
-        <w:rPr>
-          <w:rFonts w:ascii="Courier New" w:hAnsi="Courier New" w:cs="Courier New"/>
-          <w:sz w:val="26"/>
-          <w:szCs w:val="26"/>
-          <w:lang w:val="en-US"/>
-        </w:rPr>
-        <w:t xml:space="preserve">    "</w:t>
-      </w:r>
-      <w:proofErr w:type="spellStart"/>
-      <w:proofErr w:type="gramStart"/>
-      <w:r>
-        <w:rPr>
-          <w:rFonts w:ascii="Courier New" w:hAnsi="Courier New" w:cs="Courier New"/>
-          <w:sz w:val="26"/>
-          <w:szCs w:val="26"/>
-          <w:lang w:val="en-US"/>
-        </w:rPr>
-        <w:t>args</w:t>
-      </w:r>
-      <w:proofErr w:type="spellEnd"/>
-      <w:proofErr w:type="gramEnd"/>
-      <w:r>
-        <w:rPr>
-          <w:rFonts w:ascii="Courier New" w:hAnsi="Courier New" w:cs="Courier New"/>
-          <w:sz w:val="26"/>
-          <w:szCs w:val="26"/>
-          <w:lang w:val="en-US"/>
-        </w:rPr>
-        <w:t>": {"id":2, "user_id":2 }</w:t>
-      </w:r>
-    </w:p>
-    <w:p>
-      <w:pPr>
-        <w:rPr>
-          <w:rFonts w:ascii="Courier New" w:hAnsi="Courier New" w:cs="Courier New"/>
-          <w:sz w:val="26"/>
-          <w:szCs w:val="26"/>
-          <w:lang w:val="en-US"/>
-        </w:rPr>
-      </w:pPr>
-      <w:r>
-        <w:rPr>
-          <w:rFonts w:ascii="Courier New" w:hAnsi="Courier New" w:cs="Courier New"/>
-          <w:sz w:val="26"/>
-          <w:szCs w:val="26"/>
-          <w:lang w:val="en-US"/>
-        </w:rPr>
-        <w:t>}</w:t>
-      </w:r>
-    </w:p>
-    <w:p>
-      <w:pPr>
-        <w:rPr>
-          <w:rFonts w:ascii="Courier New" w:hAnsi="Courier New" w:cs="Courier New"/>
-          <w:sz w:val="26"/>
-          <w:szCs w:val="26"/>
-          <w:lang w:val="en-US"/>
-        </w:rPr>
-      </w:pPr>
-    </w:p>
-    <w:p>
-      <w:pPr>
-        <w:rPr>
-          <w:rFonts w:ascii="Courier New" w:hAnsi="Courier New" w:cs="Courier New"/>
-          <w:sz w:val="26"/>
-          <w:szCs w:val="26"/>
-          <w:lang w:val="en-US"/>
-        </w:rPr>
-      </w:pPr>
-      <w:r>
-        <w:rPr>
-          <w:rFonts w:ascii="Courier New" w:hAnsi="Courier New" w:cs="Courier New"/>
-          <w:sz w:val="26"/>
-          <w:szCs w:val="26"/>
-          <w:lang w:val="en-US"/>
-        </w:rPr>
-        <w:t>//</w:t>
-      </w:r>
-      <w:proofErr w:type="spellStart"/>
-      <w:r>
-        <w:rPr>
-          <w:rFonts w:ascii="Courier New" w:hAnsi="Courier New" w:cs="Courier New"/>
-          <w:sz w:val="26"/>
-          <w:szCs w:val="26"/>
-          <w:lang w:val="en-US"/>
-        </w:rPr>
-        <w:t>Все</w:t>
-      </w:r>
-      <w:proofErr w:type="spellEnd"/>
-      <w:r>
-        <w:rPr>
-          <w:rFonts w:ascii="Courier New" w:hAnsi="Courier New" w:cs="Courier New"/>
-          <w:sz w:val="26"/>
-          <w:szCs w:val="26"/>
-          <w:lang w:val="en-US"/>
-        </w:rPr>
-        <w:t xml:space="preserve"> </w:t>
-      </w:r>
-      <w:proofErr w:type="spellStart"/>
-      <w:r>
-        <w:rPr>
-          <w:rFonts w:ascii="Courier New" w:hAnsi="Courier New" w:cs="Courier New"/>
-          <w:sz w:val="26"/>
-          <w:szCs w:val="26"/>
-          <w:lang w:val="en-US"/>
-        </w:rPr>
-        <w:t>сертификаты</w:t>
-      </w:r>
-      <w:proofErr w:type="spellEnd"/>
-      <w:r>
-        <w:rPr>
-          <w:rFonts w:ascii="Courier New" w:hAnsi="Courier New" w:cs="Courier New"/>
-          <w:sz w:val="26"/>
-          <w:szCs w:val="26"/>
-          <w:lang w:val="en-US"/>
-        </w:rPr>
-        <w:t xml:space="preserve"> </w:t>
-      </w:r>
-    </w:p>
-    <w:p>
-      <w:pPr>
-        <w:rPr>
-          <w:rFonts w:ascii="Courier New" w:hAnsi="Courier New" w:cs="Courier New"/>
-          <w:sz w:val="26"/>
-          <w:szCs w:val="26"/>
-        </w:rPr>
-      </w:pPr>
-      <w:r>
-        <w:rPr>
-          <w:rFonts w:ascii="Courier New" w:hAnsi="Courier New" w:cs="Courier New"/>
-          <w:sz w:val="26"/>
-          <w:szCs w:val="26"/>
-        </w:rPr>
-        <w:t>{</w:t>
-      </w:r>
-    </w:p>
-    <w:p>
-      <w:pPr>
-        <w:rPr>
-          <w:rFonts w:ascii="Courier New" w:hAnsi="Courier New" w:cs="Courier New"/>
-          <w:sz w:val="26"/>
-          <w:szCs w:val="26"/>
-        </w:rPr>
-      </w:pPr>
-      <w:r>
-        <w:rPr>
-          <w:rFonts w:ascii="Courier New" w:hAnsi="Courier New" w:cs="Courier New"/>
-          <w:sz w:val="26"/>
-          <w:szCs w:val="26"/>
-        </w:rPr>
-        <w:t xml:space="preserve">    "</w:t>
-      </w:r>
-      <w:proofErr w:type="spellStart"/>
-      <w:r>
-        <w:rPr>
-          <w:rFonts w:ascii="Courier New" w:hAnsi="Courier New" w:cs="Courier New"/>
-          <w:sz w:val="26"/>
-          <w:szCs w:val="26"/>
-          <w:lang w:val="en-US"/>
-        </w:rPr>
-        <w:t>cmd</w:t>
-      </w:r>
-      <w:proofErr w:type="spellEnd"/>
-      <w:r>
-        <w:rPr>
-          <w:rFonts w:ascii="Courier New" w:hAnsi="Courier New" w:cs="Courier New"/>
-          <w:sz w:val="26"/>
-          <w:szCs w:val="26"/>
-        </w:rPr>
-        <w:t>": "</w:t>
-      </w:r>
-      <w:proofErr w:type="spellStart"/>
-      <w:r>
-        <w:rPr>
-          <w:rFonts w:ascii="Courier New" w:hAnsi="Courier New" w:cs="Courier New"/>
-          <w:sz w:val="26"/>
-          <w:szCs w:val="26"/>
-          <w:lang w:val="en-US"/>
-        </w:rPr>
-        <w:t>AllCert</w:t>
-      </w:r>
-      <w:proofErr w:type="spellEnd"/>
-      <w:r>
-        <w:rPr>
-          <w:rFonts w:ascii="Courier New" w:hAnsi="Courier New" w:cs="Courier New"/>
-          <w:sz w:val="26"/>
-          <w:szCs w:val="26"/>
-        </w:rPr>
-        <w:t>",</w:t>
-      </w:r>
-    </w:p>
-    <w:p>
-      <w:pPr>
-        <w:rPr>
-          <w:rFonts w:ascii="Courier New" w:hAnsi="Courier New" w:cs="Courier New"/>
-          <w:sz w:val="26"/>
-          <w:szCs w:val="26"/>
-        </w:rPr>
-      </w:pPr>
-      <w:r>
-        <w:rPr>
-          <w:rFonts w:ascii="Courier New" w:hAnsi="Courier New" w:cs="Courier New"/>
-          <w:sz w:val="26"/>
-          <w:szCs w:val="26"/>
-        </w:rPr>
-        <w:t xml:space="preserve">    "</w:t>
-      </w:r>
-      <w:proofErr w:type="spellStart"/>
-      <w:r>
-        <w:rPr>
-          <w:rFonts w:ascii="Courier New" w:hAnsi="Courier New" w:cs="Courier New"/>
-          <w:sz w:val="26"/>
-          <w:szCs w:val="26"/>
-          <w:lang w:val="en-US"/>
-        </w:rPr>
-        <w:t>args</w:t>
-      </w:r>
-      <w:proofErr w:type="spellEnd"/>
-      <w:proofErr w:type="gramStart"/>
-      <w:r>
-        <w:rPr>
-          <w:rFonts w:ascii="Courier New" w:hAnsi="Courier New" w:cs="Courier New"/>
-          <w:sz w:val="26"/>
-          <w:szCs w:val="26"/>
-        </w:rPr>
-        <w:t>" :</w:t>
-      </w:r>
-      <w:proofErr w:type="gramEnd"/>
-      <w:r>
-        <w:rPr>
-          <w:rFonts w:ascii="Courier New" w:hAnsi="Courier New" w:cs="Courier New"/>
-          <w:sz w:val="26"/>
-          <w:szCs w:val="26"/>
-        </w:rPr>
-        <w:t xml:space="preserve"> {}</w:t>
-      </w:r>
-    </w:p>
-    <w:p>
-      <w:pPr>
-        <w:rPr>
-          <w:rFonts w:ascii="Courier New" w:hAnsi="Courier New" w:cs="Courier New"/>
-          <w:sz w:val="26"/>
-          <w:szCs w:val="26"/>
-        </w:rPr>
-      </w:pPr>
-      <w:r>
-        <w:rPr>
-          <w:rFonts w:ascii="Courier New" w:hAnsi="Courier New" w:cs="Courier New"/>
-          <w:sz w:val="26"/>
-          <w:szCs w:val="26"/>
-        </w:rPr>
-        <w:t>}</w:t>
-      </w:r>
-    </w:p>
-    <w:p>
-      <w:pPr>
-        <w:rPr>
-          <w:rFonts w:ascii="Courier New" w:hAnsi="Courier New" w:cs="Courier New"/>
-          <w:sz w:val="26"/>
-          <w:szCs w:val="26"/>
         </w:rPr>
       </w:pPr>
     </w:p>
@@ -8088,6 +7732,84 @@
         <w:t xml:space="preserve">    "</w:t>
       </w:r>
       <w:proofErr w:type="spellStart"/>
+      <w:r>
+        <w:rPr>
+          <w:rFonts w:ascii="Courier New" w:hAnsi="Courier New" w:cs="Courier New"/>
+          <w:sz w:val="26"/>
+          <w:szCs w:val="26"/>
+          <w:lang w:val="en-US"/>
+        </w:rPr>
+        <w:t>cmd</w:t>
+      </w:r>
+      <w:proofErr w:type="spellEnd"/>
+      <w:r>
+        <w:rPr>
+          <w:rFonts w:ascii="Courier New" w:hAnsi="Courier New" w:cs="Courier New"/>
+          <w:sz w:val="26"/>
+          <w:szCs w:val="26"/>
+          <w:lang w:val="en-US"/>
+        </w:rPr>
+        <w:t>": "</w:t>
+      </w:r>
+      <w:proofErr w:type="spellStart"/>
+      <w:r>
+        <w:rPr>
+          <w:rFonts w:ascii="Courier New" w:hAnsi="Courier New" w:cs="Courier New"/>
+          <w:sz w:val="26"/>
+          <w:szCs w:val="26"/>
+          <w:lang w:val="en-US"/>
+        </w:rPr>
+        <w:t>ArchiveCert</w:t>
+      </w:r>
+      <w:proofErr w:type="spellEnd"/>
+      <w:r>
+        <w:rPr>
+          <w:rFonts w:ascii="Courier New" w:hAnsi="Courier New" w:cs="Courier New"/>
+          <w:sz w:val="26"/>
+          <w:szCs w:val="26"/>
+          <w:lang w:val="en-US"/>
+        </w:rPr>
+        <w:t>",</w:t>
+      </w:r>
+    </w:p>
+    <w:p>
+      <w:pPr>
+        <w:rPr>
+          <w:rFonts w:ascii="Courier New" w:hAnsi="Courier New" w:cs="Courier New"/>
+          <w:sz w:val="26"/>
+          <w:szCs w:val="26"/>
+          <w:lang w:val="en-US"/>
+        </w:rPr>
+      </w:pPr>
+      <w:r>
+        <w:rPr>
+          <w:rFonts w:ascii="Courier New" w:hAnsi="Courier New" w:cs="Courier New"/>
+          <w:sz w:val="26"/>
+          <w:szCs w:val="26"/>
+          <w:lang w:val="en-US"/>
+        </w:rPr>
+        <w:t xml:space="preserve">    "</w:t>
+      </w:r>
+      <w:proofErr w:type="spellStart"/>
+      <w:r>
+        <w:rPr>
+          <w:rFonts w:ascii="Courier New" w:hAnsi="Courier New" w:cs="Courier New"/>
+          <w:sz w:val="26"/>
+          <w:szCs w:val="26"/>
+          <w:lang w:val="en-US"/>
+        </w:rPr>
+        <w:t>args</w:t>
+      </w:r>
+      <w:proofErr w:type="spellEnd"/>
+      <w:r>
+        <w:rPr>
+          <w:rFonts w:ascii="Courier New" w:hAnsi="Courier New" w:cs="Courier New"/>
+          <w:sz w:val="26"/>
+          <w:szCs w:val="26"/>
+          <w:lang w:val="en-US"/>
+        </w:rPr>
+        <w:t>": {"id":1, "user_id":</w:t>
+      </w:r>
       <w:proofErr w:type="gramStart"/>
       <w:r>
         <w:rPr>
@@ -8096,9 +7818,229 @@
           <w:szCs w:val="26"/>
           <w:lang w:val="en-US"/>
         </w:rPr>
+        <w:t>2 }</w:t>
+      </w:r>
+      <w:proofErr w:type="gramEnd"/>
+    </w:p>
+    <w:p>
+      <w:pPr>
+        <w:rPr>
+          <w:rFonts w:ascii="Courier New" w:hAnsi="Courier New" w:cs="Courier New"/>
+          <w:sz w:val="26"/>
+          <w:szCs w:val="26"/>
+          <w:lang w:val="en-US"/>
+        </w:rPr>
+      </w:pPr>
+      <w:r>
+        <w:rPr>
+          <w:rFonts w:ascii="Courier New" w:hAnsi="Courier New" w:cs="Courier New"/>
+          <w:sz w:val="26"/>
+          <w:szCs w:val="26"/>
+          <w:lang w:val="en-US"/>
+        </w:rPr>
+        <w:t>}</w:t>
+      </w:r>
+    </w:p>
+    <w:p>
+      <w:pPr>
+        <w:rPr>
+          <w:rFonts w:ascii="Courier New" w:hAnsi="Courier New" w:cs="Courier New"/>
+          <w:sz w:val="26"/>
+          <w:szCs w:val="26"/>
+          <w:lang w:val="en-US"/>
+        </w:rPr>
+      </w:pPr>
+    </w:p>
+    <w:p>
+      <w:pPr>
+        <w:rPr>
+          <w:rFonts w:ascii="Courier New" w:hAnsi="Courier New" w:cs="Courier New"/>
+          <w:sz w:val="26"/>
+          <w:szCs w:val="26"/>
+          <w:lang w:val="en-US"/>
+        </w:rPr>
+      </w:pPr>
+    </w:p>
+    <w:p>
+      <w:pPr>
+        <w:rPr>
+          <w:rFonts w:ascii="Courier New" w:hAnsi="Courier New" w:cs="Courier New"/>
+          <w:sz w:val="26"/>
+          <w:szCs w:val="26"/>
+          <w:lang w:val="en-US"/>
+        </w:rPr>
+      </w:pPr>
+      <w:r>
+        <w:rPr>
+          <w:rFonts w:ascii="Courier New" w:hAnsi="Courier New" w:cs="Courier New"/>
+          <w:sz w:val="26"/>
+          <w:szCs w:val="26"/>
+          <w:lang w:val="en-US"/>
+        </w:rPr>
+        <w:t>//</w:t>
+      </w:r>
+      <w:r>
+        <w:rPr>
+          <w:rFonts w:ascii="Courier New" w:hAnsi="Courier New" w:cs="Courier New"/>
+          <w:sz w:val="26"/>
+          <w:szCs w:val="26"/>
+        </w:rPr>
+        <w:t>Получение</w:t>
+      </w:r>
+      <w:r>
+        <w:rPr>
+          <w:rFonts w:ascii="Courier New" w:hAnsi="Courier New" w:cs="Courier New"/>
+          <w:sz w:val="26"/>
+          <w:szCs w:val="26"/>
+          <w:lang w:val="en-US"/>
+        </w:rPr>
+        <w:t xml:space="preserve"> </w:t>
+      </w:r>
+      <w:r>
+        <w:rPr>
+          <w:rFonts w:ascii="Courier New" w:hAnsi="Courier New" w:cs="Courier New"/>
+          <w:sz w:val="26"/>
+          <w:szCs w:val="26"/>
+        </w:rPr>
+        <w:t>уведомлений</w:t>
+      </w:r>
+      <w:r>
+        <w:rPr>
+          <w:rFonts w:ascii="Courier New" w:hAnsi="Courier New" w:cs="Courier New"/>
+          <w:sz w:val="26"/>
+          <w:szCs w:val="26"/>
+          <w:lang w:val="en-US"/>
+        </w:rPr>
+        <w:t xml:space="preserve"> </w:t>
+      </w:r>
+    </w:p>
+    <w:p>
+      <w:pPr>
+        <w:rPr>
+          <w:rFonts w:ascii="Courier New" w:hAnsi="Courier New" w:cs="Courier New"/>
+          <w:sz w:val="26"/>
+          <w:szCs w:val="26"/>
+          <w:lang w:val="en-US"/>
+        </w:rPr>
+      </w:pPr>
+      <w:r>
+        <w:rPr>
+          <w:rFonts w:ascii="Courier New" w:hAnsi="Courier New" w:cs="Courier New"/>
+          <w:sz w:val="26"/>
+          <w:szCs w:val="26"/>
+          <w:lang w:val="en-US"/>
+        </w:rPr>
+        <w:t>{</w:t>
+      </w:r>
+    </w:p>
+    <w:p>
+      <w:pPr>
+        <w:rPr>
+          <w:rFonts w:ascii="Courier New" w:hAnsi="Courier New" w:cs="Courier New"/>
+          <w:sz w:val="26"/>
+          <w:szCs w:val="26"/>
+          <w:lang w:val="en-US"/>
+        </w:rPr>
+      </w:pPr>
+      <w:r>
+        <w:rPr>
+          <w:rFonts w:ascii="Courier New" w:hAnsi="Courier New" w:cs="Courier New"/>
+          <w:sz w:val="26"/>
+          <w:szCs w:val="26"/>
+          <w:lang w:val="en-US"/>
+        </w:rPr>
+        <w:t xml:space="preserve">    "</w:t>
+      </w:r>
+      <w:proofErr w:type="spellStart"/>
+      <w:r>
+        <w:rPr>
+          <w:rFonts w:ascii="Courier New" w:hAnsi="Courier New" w:cs="Courier New"/>
+          <w:sz w:val="26"/>
+          <w:szCs w:val="26"/>
+          <w:lang w:val="en-US"/>
+        </w:rPr>
         <w:t>cmd</w:t>
       </w:r>
       <w:proofErr w:type="spellEnd"/>
+      <w:r>
+        <w:rPr>
+          <w:rFonts w:ascii="Courier New" w:hAnsi="Courier New" w:cs="Courier New"/>
+          <w:sz w:val="26"/>
+          <w:szCs w:val="26"/>
+          <w:lang w:val="en-US"/>
+        </w:rPr>
+        <w:t>": "</w:t>
+      </w:r>
+      <w:proofErr w:type="spellStart"/>
+      <w:r>
+        <w:rPr>
+          <w:rFonts w:ascii="Courier New" w:hAnsi="Courier New" w:cs="Courier New"/>
+          <w:sz w:val="26"/>
+          <w:szCs w:val="26"/>
+          <w:lang w:val="en-US"/>
+        </w:rPr>
+        <w:t>AllNotif</w:t>
+      </w:r>
+      <w:proofErr w:type="spellEnd"/>
+      <w:r>
+        <w:rPr>
+          <w:rFonts w:ascii="Courier New" w:hAnsi="Courier New" w:cs="Courier New"/>
+          <w:sz w:val="26"/>
+          <w:szCs w:val="26"/>
+          <w:lang w:val="en-US"/>
+        </w:rPr>
+        <w:t>",</w:t>
+      </w:r>
+    </w:p>
+    <w:p>
+      <w:pPr>
+        <w:rPr>
+          <w:rFonts w:ascii="Courier New" w:hAnsi="Courier New" w:cs="Courier New"/>
+          <w:sz w:val="26"/>
+          <w:szCs w:val="26"/>
+          <w:lang w:val="en-US"/>
+        </w:rPr>
+      </w:pPr>
+      <w:r>
+        <w:rPr>
+          <w:rFonts w:ascii="Courier New" w:hAnsi="Courier New" w:cs="Courier New"/>
+          <w:sz w:val="26"/>
+          <w:szCs w:val="26"/>
+          <w:lang w:val="en-US"/>
+        </w:rPr>
+        <w:t xml:space="preserve">    "</w:t>
+      </w:r>
+      <w:proofErr w:type="spellStart"/>
+      <w:r>
+        <w:rPr>
+          <w:rFonts w:ascii="Courier New" w:hAnsi="Courier New" w:cs="Courier New"/>
+          <w:sz w:val="26"/>
+          <w:szCs w:val="26"/>
+          <w:lang w:val="en-US"/>
+        </w:rPr>
+        <w:t>args</w:t>
+      </w:r>
+      <w:proofErr w:type="spellEnd"/>
+      <w:r>
+        <w:rPr>
+          <w:rFonts w:ascii="Courier New" w:hAnsi="Courier New" w:cs="Courier New"/>
+          <w:sz w:val="26"/>
+          <w:szCs w:val="26"/>
+          <w:lang w:val="en-US"/>
+        </w:rPr>
+        <w:t xml:space="preserve">": </w:t>
+      </w:r>
+      <w:proofErr w:type="gramStart"/>
+      <w:r>
+        <w:rPr>
+          <w:rFonts w:ascii="Courier New" w:hAnsi="Courier New" w:cs="Courier New"/>
+          <w:sz w:val="26"/>
+          <w:szCs w:val="26"/>
+          <w:lang w:val="en-US"/>
+        </w:rPr>
+        <w:t>{ "</w:t>
+      </w:r>
+      <w:proofErr w:type="spellStart"/>
       <w:proofErr w:type="gramEnd"/>
       <w:r>
         <w:rPr>
@@ -8107,6 +8049,156 @@
           <w:szCs w:val="26"/>
           <w:lang w:val="en-US"/>
         </w:rPr>
+        <w:t>user_id</w:t>
+      </w:r>
+      <w:proofErr w:type="spellEnd"/>
+      <w:r>
+        <w:rPr>
+          <w:rFonts w:ascii="Courier New" w:hAnsi="Courier New" w:cs="Courier New"/>
+          <w:sz w:val="26"/>
+          <w:szCs w:val="26"/>
+          <w:lang w:val="en-US"/>
+        </w:rPr>
+        <w:t>": 1}</w:t>
+      </w:r>
+    </w:p>
+    <w:p>
+      <w:pPr>
+        <w:rPr>
+          <w:rFonts w:ascii="Courier New" w:hAnsi="Courier New" w:cs="Courier New"/>
+          <w:sz w:val="26"/>
+          <w:szCs w:val="26"/>
+          <w:lang w:val="en-US"/>
+        </w:rPr>
+      </w:pPr>
+      <w:r>
+        <w:rPr>
+          <w:rFonts w:ascii="Courier New" w:hAnsi="Courier New" w:cs="Courier New"/>
+          <w:sz w:val="26"/>
+          <w:szCs w:val="26"/>
+          <w:lang w:val="en-US"/>
+        </w:rPr>
+        <w:t>}</w:t>
+      </w:r>
+    </w:p>
+    <w:p>
+      <w:pPr>
+        <w:rPr>
+          <w:rFonts w:ascii="Courier New" w:hAnsi="Courier New" w:cs="Courier New"/>
+          <w:sz w:val="26"/>
+          <w:szCs w:val="26"/>
+          <w:lang w:val="en-US"/>
+        </w:rPr>
+      </w:pPr>
+    </w:p>
+    <w:p>
+      <w:pPr>
+        <w:rPr>
+          <w:rFonts w:ascii="Courier New" w:hAnsi="Courier New" w:cs="Courier New"/>
+          <w:sz w:val="26"/>
+          <w:szCs w:val="26"/>
+          <w:lang w:val="en-US"/>
+        </w:rPr>
+      </w:pPr>
+      <w:r>
+        <w:rPr>
+          <w:rFonts w:ascii="Courier New" w:hAnsi="Courier New" w:cs="Courier New"/>
+          <w:sz w:val="26"/>
+          <w:szCs w:val="26"/>
+          <w:lang w:val="en-US"/>
+        </w:rPr>
+        <w:t>//</w:t>
+      </w:r>
+      <w:r>
+        <w:rPr>
+          <w:rFonts w:ascii="Courier New" w:hAnsi="Courier New" w:cs="Courier New"/>
+          <w:sz w:val="26"/>
+          <w:szCs w:val="26"/>
+        </w:rPr>
+        <w:t>Чтение</w:t>
+      </w:r>
+      <w:r>
+        <w:rPr>
+          <w:rFonts w:ascii="Courier New" w:hAnsi="Courier New" w:cs="Courier New"/>
+          <w:sz w:val="26"/>
+          <w:szCs w:val="26"/>
+          <w:lang w:val="en-US"/>
+        </w:rPr>
+        <w:t xml:space="preserve"> </w:t>
+      </w:r>
+      <w:r>
+        <w:rPr>
+          <w:rFonts w:ascii="Courier New" w:hAnsi="Courier New" w:cs="Courier New"/>
+          <w:sz w:val="26"/>
+          <w:szCs w:val="26"/>
+        </w:rPr>
+        <w:t>уведомления</w:t>
+      </w:r>
+      <w:r>
+        <w:rPr>
+          <w:rFonts w:ascii="Courier New" w:hAnsi="Courier New" w:cs="Courier New"/>
+          <w:sz w:val="26"/>
+          <w:szCs w:val="26"/>
+          <w:lang w:val="en-US"/>
+        </w:rPr>
+        <w:t xml:space="preserve"> </w:t>
+      </w:r>
+    </w:p>
+    <w:p>
+      <w:pPr>
+        <w:rPr>
+          <w:rFonts w:ascii="Courier New" w:hAnsi="Courier New" w:cs="Courier New"/>
+          <w:sz w:val="26"/>
+          <w:szCs w:val="26"/>
+          <w:lang w:val="en-US"/>
+        </w:rPr>
+      </w:pPr>
+      <w:r>
+        <w:rPr>
+          <w:rFonts w:ascii="Courier New" w:hAnsi="Courier New" w:cs="Courier New"/>
+          <w:sz w:val="26"/>
+          <w:szCs w:val="26"/>
+          <w:lang w:val="en-US"/>
+        </w:rPr>
+        <w:t>{</w:t>
+      </w:r>
+    </w:p>
+    <w:p>
+      <w:pPr>
+        <w:rPr>
+          <w:rFonts w:ascii="Courier New" w:hAnsi="Courier New" w:cs="Courier New"/>
+          <w:sz w:val="26"/>
+          <w:szCs w:val="26"/>
+          <w:lang w:val="en-US"/>
+        </w:rPr>
+      </w:pPr>
+      <w:r>
+        <w:rPr>
+          <w:rFonts w:ascii="Courier New" w:hAnsi="Courier New" w:cs="Courier New"/>
+          <w:sz w:val="26"/>
+          <w:szCs w:val="26"/>
+          <w:lang w:val="en-US"/>
+        </w:rPr>
+        <w:t xml:space="preserve">    "</w:t>
+      </w:r>
+      <w:proofErr w:type="spellStart"/>
+      <w:r>
+        <w:rPr>
+          <w:rFonts w:ascii="Courier New" w:hAnsi="Courier New" w:cs="Courier New"/>
+          <w:sz w:val="26"/>
+          <w:szCs w:val="26"/>
+          <w:lang w:val="en-US"/>
+        </w:rPr>
+        <w:t>cmd</w:t>
+      </w:r>
+      <w:proofErr w:type="spellEnd"/>
+      <w:r>
+        <w:rPr>
+          <w:rFonts w:ascii="Courier New" w:hAnsi="Courier New" w:cs="Courier New"/>
+          <w:sz w:val="26"/>
+          <w:szCs w:val="26"/>
+          <w:lang w:val="en-US"/>
+        </w:rPr>
         <w:t>": "</w:t>
       </w:r>
       <w:proofErr w:type="spellStart"/>
@@ -8117,7 +8209,7 @@
           <w:szCs w:val="26"/>
           <w:lang w:val="en-US"/>
         </w:rPr>
-        <w:t>ArchiveCert</w:t>
+        <w:t>NotifRead</w:t>
       </w:r>
       <w:proofErr w:type="spellEnd"/>
       <w:r>
@@ -8149,6 +8241,25 @@
         <w:t xml:space="preserve">    "</w:t>
       </w:r>
       <w:proofErr w:type="spellStart"/>
+      <w:r>
+        <w:rPr>
+          <w:rFonts w:ascii="Courier New" w:hAnsi="Courier New" w:cs="Courier New"/>
+          <w:sz w:val="26"/>
+          <w:szCs w:val="26"/>
+          <w:lang w:val="en-US"/>
+        </w:rPr>
+        <w:t>args</w:t>
+      </w:r>
+      <w:proofErr w:type="spellEnd"/>
+      <w:r>
+        <w:rPr>
+          <w:rFonts w:ascii="Courier New" w:hAnsi="Courier New" w:cs="Courier New"/>
+          <w:sz w:val="26"/>
+          <w:szCs w:val="26"/>
+          <w:lang w:val="en-US"/>
+        </w:rPr>
+        <w:t>": {"notification_id":6, "user_id":</w:t>
+      </w:r>
       <w:proofErr w:type="gramStart"/>
       <w:r>
         <w:rPr>
@@ -8157,455 +8268,9 @@
           <w:szCs w:val="26"/>
           <w:lang w:val="en-US"/>
         </w:rPr>
-        <w:t>args</w:t>
-      </w:r>
-      <w:proofErr w:type="spellEnd"/>
+        <w:t>1 }</w:t>
+      </w:r>
       <w:proofErr w:type="gramEnd"/>
-      <w:r>
-        <w:rPr>
-          <w:rFonts w:ascii="Courier New" w:hAnsi="Courier New" w:cs="Courier New"/>
-          <w:sz w:val="26"/>
-          <w:szCs w:val="26"/>
-          <w:lang w:val="en-US"/>
-        </w:rPr>
-        <w:t>": {"id":1, "user_id":2 }</w:t>
-      </w:r>
-    </w:p>
-    <w:p>
-      <w:pPr>
-        <w:rPr>
-          <w:rFonts w:ascii="Courier New" w:hAnsi="Courier New" w:cs="Courier New"/>
-          <w:sz w:val="26"/>
-          <w:szCs w:val="26"/>
-          <w:lang w:val="en-US"/>
-        </w:rPr>
-      </w:pPr>
-      <w:r>
-        <w:rPr>
-          <w:rFonts w:ascii="Courier New" w:hAnsi="Courier New" w:cs="Courier New"/>
-          <w:sz w:val="26"/>
-          <w:szCs w:val="26"/>
-          <w:lang w:val="en-US"/>
-        </w:rPr>
-        <w:t>}</w:t>
-      </w:r>
-    </w:p>
-    <w:p>
-      <w:pPr>
-        <w:rPr>
-          <w:rFonts w:ascii="Courier New" w:hAnsi="Courier New" w:cs="Courier New"/>
-          <w:sz w:val="26"/>
-          <w:szCs w:val="26"/>
-          <w:lang w:val="en-US"/>
-        </w:rPr>
-      </w:pPr>
-    </w:p>
-    <w:p>
-      <w:pPr>
-        <w:rPr>
-          <w:rFonts w:ascii="Courier New" w:hAnsi="Courier New" w:cs="Courier New"/>
-          <w:sz w:val="26"/>
-          <w:szCs w:val="26"/>
-          <w:lang w:val="en-US"/>
-        </w:rPr>
-      </w:pPr>
-    </w:p>
-    <w:p>
-      <w:pPr>
-        <w:rPr>
-          <w:rFonts w:ascii="Courier New" w:hAnsi="Courier New" w:cs="Courier New"/>
-          <w:sz w:val="26"/>
-          <w:szCs w:val="26"/>
-          <w:lang w:val="en-US"/>
-        </w:rPr>
-      </w:pPr>
-      <w:r>
-        <w:rPr>
-          <w:rFonts w:ascii="Courier New" w:hAnsi="Courier New" w:cs="Courier New"/>
-          <w:sz w:val="26"/>
-          <w:szCs w:val="26"/>
-          <w:lang w:val="en-US"/>
-        </w:rPr>
-        <w:t>//</w:t>
-      </w:r>
-      <w:r>
-        <w:rPr>
-          <w:rFonts w:ascii="Courier New" w:hAnsi="Courier New" w:cs="Courier New"/>
-          <w:sz w:val="26"/>
-          <w:szCs w:val="26"/>
-        </w:rPr>
-        <w:t>Получение</w:t>
-      </w:r>
-      <w:r>
-        <w:rPr>
-          <w:rFonts w:ascii="Courier New" w:hAnsi="Courier New" w:cs="Courier New"/>
-          <w:sz w:val="26"/>
-          <w:szCs w:val="26"/>
-          <w:lang w:val="en-US"/>
-        </w:rPr>
-        <w:t xml:space="preserve"> </w:t>
-      </w:r>
-      <w:r>
-        <w:rPr>
-          <w:rFonts w:ascii="Courier New" w:hAnsi="Courier New" w:cs="Courier New"/>
-          <w:sz w:val="26"/>
-          <w:szCs w:val="26"/>
-        </w:rPr>
-        <w:t>уведомлений</w:t>
-      </w:r>
-      <w:r>
-        <w:rPr>
-          <w:rFonts w:ascii="Courier New" w:hAnsi="Courier New" w:cs="Courier New"/>
-          <w:sz w:val="26"/>
-          <w:szCs w:val="26"/>
-          <w:lang w:val="en-US"/>
-        </w:rPr>
-        <w:t xml:space="preserve"> </w:t>
-      </w:r>
-    </w:p>
-    <w:p>
-      <w:pPr>
-        <w:rPr>
-          <w:rFonts w:ascii="Courier New" w:hAnsi="Courier New" w:cs="Courier New"/>
-          <w:sz w:val="26"/>
-          <w:szCs w:val="26"/>
-          <w:lang w:val="en-US"/>
-        </w:rPr>
-      </w:pPr>
-      <w:r>
-        <w:rPr>
-          <w:rFonts w:ascii="Courier New" w:hAnsi="Courier New" w:cs="Courier New"/>
-          <w:sz w:val="26"/>
-          <w:szCs w:val="26"/>
-          <w:lang w:val="en-US"/>
-        </w:rPr>
-        <w:t>{</w:t>
-      </w:r>
-    </w:p>
-    <w:p>
-      <w:pPr>
-        <w:rPr>
-          <w:rFonts w:ascii="Courier New" w:hAnsi="Courier New" w:cs="Courier New"/>
-          <w:sz w:val="26"/>
-          <w:szCs w:val="26"/>
-          <w:lang w:val="en-US"/>
-        </w:rPr>
-      </w:pPr>
-      <w:r>
-        <w:rPr>
-          <w:rFonts w:ascii="Courier New" w:hAnsi="Courier New" w:cs="Courier New"/>
-          <w:sz w:val="26"/>
-          <w:szCs w:val="26"/>
-          <w:lang w:val="en-US"/>
-        </w:rPr>
-        <w:t xml:space="preserve">    "</w:t>
-      </w:r>
-      <w:proofErr w:type="spellStart"/>
-      <w:proofErr w:type="gramStart"/>
-      <w:r>
-        <w:rPr>
-          <w:rFonts w:ascii="Courier New" w:hAnsi="Courier New" w:cs="Courier New"/>
-          <w:sz w:val="26"/>
-          <w:szCs w:val="26"/>
-          <w:lang w:val="en-US"/>
-        </w:rPr>
-        <w:t>cmd</w:t>
-      </w:r>
-      <w:proofErr w:type="spellEnd"/>
-      <w:proofErr w:type="gramEnd"/>
-      <w:r>
-        <w:rPr>
-          <w:rFonts w:ascii="Courier New" w:hAnsi="Courier New" w:cs="Courier New"/>
-          <w:sz w:val="26"/>
-          <w:szCs w:val="26"/>
-          <w:lang w:val="en-US"/>
-        </w:rPr>
-        <w:t>": "</w:t>
-      </w:r>
-      <w:proofErr w:type="spellStart"/>
-      <w:r>
-        <w:rPr>
-          <w:rFonts w:ascii="Courier New" w:hAnsi="Courier New" w:cs="Courier New"/>
-          <w:sz w:val="26"/>
-          <w:szCs w:val="26"/>
-          <w:lang w:val="en-US"/>
-        </w:rPr>
-        <w:t>AllNotif</w:t>
-      </w:r>
-      <w:proofErr w:type="spellEnd"/>
-      <w:r>
-        <w:rPr>
-          <w:rFonts w:ascii="Courier New" w:hAnsi="Courier New" w:cs="Courier New"/>
-          <w:sz w:val="26"/>
-          <w:szCs w:val="26"/>
-          <w:lang w:val="en-US"/>
-        </w:rPr>
-        <w:t>",</w:t>
-      </w:r>
-    </w:p>
-    <w:p>
-      <w:pPr>
-        <w:rPr>
-          <w:rFonts w:ascii="Courier New" w:hAnsi="Courier New" w:cs="Courier New"/>
-          <w:sz w:val="26"/>
-          <w:szCs w:val="26"/>
-          <w:lang w:val="en-US"/>
-        </w:rPr>
-      </w:pPr>
-      <w:r>
-        <w:rPr>
-          <w:rFonts w:ascii="Courier New" w:hAnsi="Courier New" w:cs="Courier New"/>
-          <w:sz w:val="26"/>
-          <w:szCs w:val="26"/>
-          <w:lang w:val="en-US"/>
-        </w:rPr>
-        <w:t xml:space="preserve">    "</w:t>
-      </w:r>
-      <w:proofErr w:type="spellStart"/>
-      <w:proofErr w:type="gramStart"/>
-      <w:r>
-        <w:rPr>
-          <w:rFonts w:ascii="Courier New" w:hAnsi="Courier New" w:cs="Courier New"/>
-          <w:sz w:val="26"/>
-          <w:szCs w:val="26"/>
-          <w:lang w:val="en-US"/>
-        </w:rPr>
-        <w:t>args</w:t>
-      </w:r>
-      <w:proofErr w:type="spellEnd"/>
-      <w:proofErr w:type="gramEnd"/>
-      <w:r>
-        <w:rPr>
-          <w:rFonts w:ascii="Courier New" w:hAnsi="Courier New" w:cs="Courier New"/>
-          <w:sz w:val="26"/>
-          <w:szCs w:val="26"/>
-          <w:lang w:val="en-US"/>
-        </w:rPr>
-        <w:t>": { "</w:t>
-      </w:r>
-      <w:proofErr w:type="spellStart"/>
-      <w:r>
-        <w:rPr>
-          <w:rFonts w:ascii="Courier New" w:hAnsi="Courier New" w:cs="Courier New"/>
-          <w:sz w:val="26"/>
-          <w:szCs w:val="26"/>
-          <w:lang w:val="en-US"/>
-        </w:rPr>
-        <w:t>user_id</w:t>
-      </w:r>
-      <w:proofErr w:type="spellEnd"/>
-      <w:r>
-        <w:rPr>
-          <w:rFonts w:ascii="Courier New" w:hAnsi="Courier New" w:cs="Courier New"/>
-          <w:sz w:val="26"/>
-          <w:szCs w:val="26"/>
-          <w:lang w:val="en-US"/>
-        </w:rPr>
-        <w:t>": 1}</w:t>
-      </w:r>
-    </w:p>
-    <w:p>
-      <w:pPr>
-        <w:rPr>
-          <w:rFonts w:ascii="Courier New" w:hAnsi="Courier New" w:cs="Courier New"/>
-          <w:sz w:val="26"/>
-          <w:szCs w:val="26"/>
-          <w:lang w:val="en-US"/>
-        </w:rPr>
-      </w:pPr>
-      <w:r>
-        <w:rPr>
-          <w:rFonts w:ascii="Courier New" w:hAnsi="Courier New" w:cs="Courier New"/>
-          <w:sz w:val="26"/>
-          <w:szCs w:val="26"/>
-          <w:lang w:val="en-US"/>
-        </w:rPr>
-        <w:t>}</w:t>
-      </w:r>
-    </w:p>
-    <w:p>
-      <w:pPr>
-        <w:rPr>
-          <w:rFonts w:ascii="Courier New" w:hAnsi="Courier New" w:cs="Courier New"/>
-          <w:sz w:val="26"/>
-          <w:szCs w:val="26"/>
-          <w:lang w:val="en-US"/>
-        </w:rPr>
-      </w:pPr>
-    </w:p>
-    <w:p>
-      <w:pPr>
-        <w:rPr>
-          <w:rFonts w:ascii="Courier New" w:hAnsi="Courier New" w:cs="Courier New"/>
-          <w:sz w:val="26"/>
-          <w:szCs w:val="26"/>
-          <w:lang w:val="en-US"/>
-        </w:rPr>
-      </w:pPr>
-      <w:r>
-        <w:rPr>
-          <w:rFonts w:ascii="Courier New" w:hAnsi="Courier New" w:cs="Courier New"/>
-          <w:sz w:val="26"/>
-          <w:szCs w:val="26"/>
-          <w:lang w:val="en-US"/>
-        </w:rPr>
-        <w:t>//</w:t>
-      </w:r>
-      <w:r>
-        <w:rPr>
-          <w:rFonts w:ascii="Courier New" w:hAnsi="Courier New" w:cs="Courier New"/>
-          <w:sz w:val="26"/>
-          <w:szCs w:val="26"/>
-        </w:rPr>
-        <w:t>Чтение</w:t>
-      </w:r>
-      <w:r>
-        <w:rPr>
-          <w:rFonts w:ascii="Courier New" w:hAnsi="Courier New" w:cs="Courier New"/>
-          <w:sz w:val="26"/>
-          <w:szCs w:val="26"/>
-          <w:lang w:val="en-US"/>
-        </w:rPr>
-        <w:t xml:space="preserve"> </w:t>
-      </w:r>
-      <w:r>
-        <w:rPr>
-          <w:rFonts w:ascii="Courier New" w:hAnsi="Courier New" w:cs="Courier New"/>
-          <w:sz w:val="26"/>
-          <w:szCs w:val="26"/>
-        </w:rPr>
-        <w:t>уведомления</w:t>
-      </w:r>
-      <w:r>
-        <w:rPr>
-          <w:rFonts w:ascii="Courier New" w:hAnsi="Courier New" w:cs="Courier New"/>
-          <w:sz w:val="26"/>
-          <w:szCs w:val="26"/>
-          <w:lang w:val="en-US"/>
-        </w:rPr>
-        <w:t xml:space="preserve"> </w:t>
-      </w:r>
-    </w:p>
-    <w:p>
-      <w:pPr>
-        <w:rPr>
-          <w:rFonts w:ascii="Courier New" w:hAnsi="Courier New" w:cs="Courier New"/>
-          <w:sz w:val="26"/>
-          <w:szCs w:val="26"/>
-          <w:lang w:val="en-US"/>
-        </w:rPr>
-      </w:pPr>
-      <w:r>
-        <w:rPr>
-          <w:rFonts w:ascii="Courier New" w:hAnsi="Courier New" w:cs="Courier New"/>
-          <w:sz w:val="26"/>
-          <w:szCs w:val="26"/>
-          <w:lang w:val="en-US"/>
-        </w:rPr>
-        <w:t>{</w:t>
-      </w:r>
-    </w:p>
-    <w:p>
-      <w:pPr>
-        <w:rPr>
-          <w:rFonts w:ascii="Courier New" w:hAnsi="Courier New" w:cs="Courier New"/>
-          <w:sz w:val="26"/>
-          <w:szCs w:val="26"/>
-          <w:lang w:val="en-US"/>
-        </w:rPr>
-      </w:pPr>
-      <w:r>
-        <w:rPr>
-          <w:rFonts w:ascii="Courier New" w:hAnsi="Courier New" w:cs="Courier New"/>
-          <w:sz w:val="26"/>
-          <w:szCs w:val="26"/>
-          <w:lang w:val="en-US"/>
-        </w:rPr>
-        <w:t xml:space="preserve">    "</w:t>
-      </w:r>
-      <w:proofErr w:type="spellStart"/>
-      <w:proofErr w:type="gramStart"/>
-      <w:r>
-        <w:rPr>
-          <w:rFonts w:ascii="Courier New" w:hAnsi="Courier New" w:cs="Courier New"/>
-          <w:sz w:val="26"/>
-          <w:szCs w:val="26"/>
-          <w:lang w:val="en-US"/>
-        </w:rPr>
-        <w:t>cmd</w:t>
-      </w:r>
-      <w:proofErr w:type="spellEnd"/>
-      <w:proofErr w:type="gramEnd"/>
-      <w:r>
-        <w:rPr>
-          <w:rFonts w:ascii="Courier New" w:hAnsi="Courier New" w:cs="Courier New"/>
-          <w:sz w:val="26"/>
-          <w:szCs w:val="26"/>
-          <w:lang w:val="en-US"/>
-        </w:rPr>
-        <w:t>": "</w:t>
-      </w:r>
-      <w:proofErr w:type="spellStart"/>
-      <w:r>
-        <w:rPr>
-          <w:rFonts w:ascii="Courier New" w:hAnsi="Courier New" w:cs="Courier New"/>
-          <w:sz w:val="26"/>
-          <w:szCs w:val="26"/>
-          <w:lang w:val="en-US"/>
-        </w:rPr>
-        <w:t>NotifRead</w:t>
-      </w:r>
-      <w:proofErr w:type="spellEnd"/>
-      <w:r>
-        <w:rPr>
-          <w:rFonts w:ascii="Courier New" w:hAnsi="Courier New" w:cs="Courier New"/>
-          <w:sz w:val="26"/>
-          <w:szCs w:val="26"/>
-          <w:lang w:val="en-US"/>
-        </w:rPr>
-        <w:t>",</w:t>
-      </w:r>
-    </w:p>
-    <w:p>
-      <w:pPr>
-        <w:rPr>
-          <w:rFonts w:ascii="Courier New" w:hAnsi="Courier New" w:cs="Courier New"/>
-          <w:sz w:val="26"/>
-          <w:szCs w:val="26"/>
-          <w:lang w:val="en-US"/>
-        </w:rPr>
-      </w:pPr>
-      <w:r>
-        <w:rPr>
-          <w:rFonts w:ascii="Courier New" w:hAnsi="Courier New" w:cs="Courier New"/>
-          <w:sz w:val="26"/>
-          <w:szCs w:val="26"/>
-          <w:lang w:val="en-US"/>
-        </w:rPr>
-        <w:t xml:space="preserve">    "</w:t>
-      </w:r>
-      <w:proofErr w:type="spellStart"/>
-      <w:proofErr w:type="gramStart"/>
-      <w:r>
-        <w:rPr>
-          <w:rFonts w:ascii="Courier New" w:hAnsi="Courier New" w:cs="Courier New"/>
-          <w:sz w:val="26"/>
-          <w:szCs w:val="26"/>
-          <w:lang w:val="en-US"/>
-        </w:rPr>
-        <w:t>args</w:t>
-      </w:r>
-      <w:proofErr w:type="spellEnd"/>
-      <w:proofErr w:type="gramEnd"/>
-      <w:r>
-        <w:rPr>
-          <w:rFonts w:ascii="Courier New" w:hAnsi="Courier New" w:cs="Courier New"/>
-          <w:sz w:val="26"/>
-          <w:szCs w:val="26"/>
-          <w:lang w:val="en-US"/>
-        </w:rPr>
-        <w:t>": {"notification_id":6, "user_id":1 }</w:t>
-      </w:r>
     </w:p>
     <w:p>
       <w:pPr>
@@ -8635,7 +8300,7 @@
 </file>
 
 <file path=word/styles.xml><?xml version="1.0" encoding="utf-8"?>
-<w:styles xmlns:mc="http://schemas.openxmlformats.org/markup-compatibility/2006" xmlns:r="http://schemas.openxmlformats.org/officeDocument/2006/relationships" xmlns:w="http://schemas.openxmlformats.org/wordprocessingml/2006/main" xmlns:w14="http://schemas.microsoft.com/office/word/2010/wordml" xmlns:w15="http://schemas.microsoft.com/office/word/2012/wordml" mc:Ignorable="w14 w15">
+<w:styles xmlns:mc="http://schemas.openxmlformats.org/markup-compatibility/2006" xmlns:r="http://schemas.openxmlformats.org/officeDocument/2006/relationships" xmlns:w="http://schemas.openxmlformats.org/wordprocessingml/2006/main" xmlns:w14="http://schemas.microsoft.com/office/word/2010/wordml" xmlns:w15="http://schemas.microsoft.com/office/word/2012/wordml" xmlns:w16se="http://schemas.microsoft.com/office/word/2015/wordml/symex" mc:Ignorable="w14 w15 w16se">
   <w:docDefaults>
     <w:rPrDefault>
       <w:rPr>
